--- a/docs/NCT-NEO-HandNav.docx
+++ b/docs/NCT-NEO-HandNav.docx
@@ -4,15 +4,10 @@
   <w:body>
     <w:p>
       <w:pPr>
-        <w:pStyle w:val="Normal"/>
-        <w:suppressLineNumbers w:val="0"/>
-        <w:bidi w:val="0"/>
-        <w:spacing w:before="0" w:beforeAutospacing="off" w:after="160" w:afterAutospacing="off" w:line="279" w:lineRule="auto"/>
-        <w:ind w:left="0" w:right="0"/>
         <w:jc w:val="center"/>
         <w:rPr>
-          <w:b w:val="1"/>
-          <w:bCs w:val="1"/>
+          <w:b/>
+          <w:bCs/>
           <w:color w:val="FF0000"/>
           <w:sz w:val="40"/>
           <w:szCs w:val="40"/>
@@ -20,8 +15,8 @@
       </w:pPr>
       <w:r>
         <w:rPr>
-          <w:b w:val="1"/>
-          <w:bCs w:val="1"/>
+          <w:b/>
+          <w:bCs/>
           <w:color w:val="FF0000"/>
           <w:sz w:val="40"/>
           <w:szCs w:val="40"/>
@@ -30,8 +25,8 @@
       </w:r>
       <w:r>
         <w:rPr>
-          <w:b w:val="1"/>
-          <w:bCs w:val="1"/>
+          <w:b/>
+          <w:bCs/>
           <w:color w:val="FF0000"/>
           <w:sz w:val="40"/>
           <w:szCs w:val="40"/>
@@ -40,8 +35,8 @@
       </w:r>
       <w:r>
         <w:rPr>
-          <w:b w:val="1"/>
-          <w:bCs w:val="1"/>
+          <w:b/>
+          <w:bCs/>
           <w:color w:val="FF0000"/>
           <w:sz w:val="40"/>
           <w:szCs w:val="40"/>
@@ -55,160 +50,59 @@
         <w:spacing w:line="240" w:lineRule="auto"/>
       </w:pPr>
       <w:r>
-        <w:rPr/>
         <w:t>Description</w:t>
       </w:r>
     </w:p>
     <w:p>
       <w:pPr>
-        <w:spacing w:before="0" w:beforeAutospacing="off" w:after="200" w:afterAutospacing="off"/>
-        <w:rPr>
-          <w:rFonts w:ascii="Times New Roman" w:hAnsi="Times New Roman" w:eastAsia="Times New Roman" w:cs="Times New Roman"/>
-          <w:b w:val="0"/>
-          <w:bCs w:val="0"/>
-          <w:i w:val="0"/>
-          <w:iCs w:val="0"/>
-          <w:strike w:val="0"/>
-          <w:dstrike w:val="0"/>
-          <w:noProof w:val="0"/>
-          <w:color w:val="000000" w:themeColor="text1" w:themeTint="FF" w:themeShade="FF"/>
-          <w:sz w:val="24"/>
-          <w:szCs w:val="24"/>
-          <w:u w:val="none"/>
-          <w:lang w:val="en-US"/>
-        </w:rPr>
-      </w:pPr>
-      <w:r>
-        <w:rPr>
-          <w:rFonts w:ascii="Times New Roman" w:hAnsi="Times New Roman" w:eastAsia="Times New Roman" w:cs="Times New Roman"/>
-          <w:b w:val="0"/>
-          <w:bCs w:val="0"/>
-          <w:i w:val="0"/>
-          <w:iCs w:val="0"/>
-          <w:strike w:val="0"/>
-          <w:dstrike w:val="0"/>
-          <w:noProof w:val="0"/>
-          <w:color w:val="000000" w:themeColor="text1" w:themeTint="FF" w:themeShade="FF"/>
-          <w:sz w:val="24"/>
-          <w:szCs w:val="24"/>
-          <w:u w:val="none"/>
-          <w:lang w:val="en-US"/>
+        <w:spacing w:after="200"/>
+        <w:rPr>
+          <w:rFonts w:ascii="Times New Roman" w:eastAsia="Times New Roman" w:hAnsi="Times New Roman" w:cs="Times New Roman"/>
+          <w:color w:val="000000" w:themeColor="text1"/>
+        </w:rPr>
+      </w:pPr>
+      <w:r>
+        <w:rPr>
+          <w:rFonts w:ascii="Times New Roman" w:eastAsia="Times New Roman" w:hAnsi="Times New Roman" w:cs="Times New Roman"/>
+          <w:color w:val="000000" w:themeColor="text1"/>
         </w:rPr>
         <w:t>HandNav is a Python-based hand-gesture recognition system that lets users navigate web content — documentation, tutorials, slide-based lessons, and coding-along videos — using hand movements captured through a webcam, without touching the mouse or keyboard. The motivation is to give people learning to code (or studying any long-form web content) a hands-free way to move through material, especially when their hands are already occupied typing in another window.</w:t>
       </w:r>
     </w:p>
     <w:p>
       <w:pPr>
-        <w:spacing w:before="0" w:beforeAutospacing="off" w:after="200" w:afterAutospacing="off"/>
-      </w:pPr>
-      <w:r>
-        <w:rPr>
-          <w:rFonts w:ascii="Times New Roman" w:hAnsi="Times New Roman" w:eastAsia="Times New Roman" w:cs="Times New Roman"/>
-          <w:b w:val="0"/>
-          <w:bCs w:val="0"/>
-          <w:i w:val="0"/>
-          <w:iCs w:val="0"/>
-          <w:strike w:val="0"/>
-          <w:dstrike w:val="0"/>
-          <w:noProof w:val="0"/>
-          <w:color w:val="000000" w:themeColor="text1" w:themeTint="FF" w:themeShade="FF"/>
-          <w:sz w:val="24"/>
-          <w:szCs w:val="24"/>
-          <w:u w:val="none"/>
-          <w:lang w:val="en-US"/>
-        </w:rPr>
-        <w:t>The system processes a real-time webcam feed, detects hand landmarks, classifies gestures (swipe, pinch, palm-open, fist, point), and maps each recognized gesture to a browser action such as next/</w:t>
-      </w:r>
-      <w:r>
-        <w:rPr>
-          <w:rFonts w:ascii="Times New Roman" w:hAnsi="Times New Roman" w:eastAsia="Times New Roman" w:cs="Times New Roman"/>
-          <w:b w:val="0"/>
-          <w:bCs w:val="0"/>
-          <w:i w:val="0"/>
-          <w:iCs w:val="0"/>
-          <w:strike w:val="0"/>
-          <w:dstrike w:val="0"/>
-          <w:noProof w:val="0"/>
-          <w:color w:val="000000" w:themeColor="text1" w:themeTint="FF" w:themeShade="FF"/>
-          <w:sz w:val="24"/>
-          <w:szCs w:val="24"/>
-          <w:u w:val="none"/>
-          <w:lang w:val="en-US"/>
-        </w:rPr>
-        <w:t>previous</w:t>
-      </w:r>
-      <w:r>
-        <w:rPr>
-          <w:rFonts w:ascii="Times New Roman" w:hAnsi="Times New Roman" w:eastAsia="Times New Roman" w:cs="Times New Roman"/>
-          <w:b w:val="0"/>
-          <w:bCs w:val="0"/>
-          <w:i w:val="0"/>
-          <w:iCs w:val="0"/>
-          <w:strike w:val="0"/>
-          <w:dstrike w:val="0"/>
-          <w:noProof w:val="0"/>
-          <w:color w:val="000000" w:themeColor="text1" w:themeTint="FF" w:themeShade="FF"/>
-          <w:sz w:val="24"/>
-          <w:szCs w:val="24"/>
-          <w:u w:val="none"/>
-          <w:lang w:val="en-US"/>
-        </w:rPr>
-        <w:t xml:space="preserve"> page, scroll, zoom, or play/pause. The project starts with a lightweight keystroke-simulation layer that works instantly on any </w:t>
-      </w:r>
-      <w:r>
-        <w:rPr>
-          <w:rFonts w:ascii="Times New Roman" w:hAnsi="Times New Roman" w:eastAsia="Times New Roman" w:cs="Times New Roman"/>
-          <w:b w:val="0"/>
-          <w:bCs w:val="0"/>
-          <w:i w:val="0"/>
-          <w:iCs w:val="0"/>
-          <w:strike w:val="0"/>
-          <w:dstrike w:val="0"/>
-          <w:noProof w:val="0"/>
-          <w:color w:val="000000" w:themeColor="text1" w:themeTint="FF" w:themeShade="FF"/>
-          <w:sz w:val="24"/>
-          <w:szCs w:val="24"/>
-          <w:u w:val="none"/>
-          <w:lang w:val="en-US"/>
+        <w:spacing w:after="200"/>
+      </w:pPr>
+      <w:r>
+        <w:rPr>
+          <w:rFonts w:ascii="Times New Roman" w:eastAsia="Times New Roman" w:hAnsi="Times New Roman" w:cs="Times New Roman"/>
+          <w:color w:val="000000" w:themeColor="text1"/>
+        </w:rPr>
+        <w:t xml:space="preserve">The system processes a real-time webcam feed, detects hand landmarks, classifies gestures (swipe, pinch, palm-open, fist, point), and maps each recognized gesture to a browser action such as next/previous page, scroll, zoom, or play/pause. The project starts with a lightweight keystroke-simulation layer that works instantly on any </w:t>
+      </w:r>
+      <w:proofErr w:type="gramStart"/>
+      <w:r>
+        <w:rPr>
+          <w:rFonts w:ascii="Times New Roman" w:eastAsia="Times New Roman" w:hAnsi="Times New Roman" w:cs="Times New Roman"/>
+          <w:color w:val="000000" w:themeColor="text1"/>
         </w:rPr>
         <w:t>website, and</w:t>
       </w:r>
-      <w:r>
-        <w:rPr>
-          <w:rFonts w:ascii="Times New Roman" w:hAnsi="Times New Roman" w:eastAsia="Times New Roman" w:cs="Times New Roman"/>
-          <w:b w:val="0"/>
-          <w:bCs w:val="0"/>
-          <w:i w:val="0"/>
-          <w:iCs w:val="0"/>
-          <w:strike w:val="0"/>
-          <w:dstrike w:val="0"/>
-          <w:noProof w:val="0"/>
-          <w:color w:val="000000" w:themeColor="text1" w:themeTint="FF" w:themeShade="FF"/>
-          <w:sz w:val="24"/>
-          <w:szCs w:val="24"/>
-          <w:u w:val="none"/>
-          <w:lang w:val="en-US"/>
+      <w:proofErr w:type="gramEnd"/>
+      <w:r>
+        <w:rPr>
+          <w:rFonts w:ascii="Times New Roman" w:eastAsia="Times New Roman" w:hAnsi="Times New Roman" w:cs="Times New Roman"/>
+          <w:color w:val="000000" w:themeColor="text1"/>
         </w:rPr>
         <w:t xml:space="preserve"> can grow into a full browser extension for finer, page-level control.</w:t>
       </w:r>
     </w:p>
     <w:p>
       <w:pPr>
-        <w:spacing w:before="0" w:beforeAutospacing="off" w:after="200" w:afterAutospacing="off"/>
-        <w:rPr>
-          <w:rFonts w:ascii="Times New Roman" w:hAnsi="Times New Roman" w:eastAsia="Times New Roman" w:cs="Times New Roman"/>
-          <w:b w:val="0"/>
-          <w:bCs w:val="0"/>
-          <w:i w:val="0"/>
-          <w:iCs w:val="0"/>
-          <w:strike w:val="0"/>
-          <w:dstrike w:val="0"/>
-          <w:noProof w:val="0"/>
-          <w:color w:val="000000" w:themeColor="text1" w:themeTint="FF" w:themeShade="FF"/>
-          <w:sz w:val="24"/>
-          <w:szCs w:val="24"/>
-          <w:u w:val="none"/>
-          <w:lang w:val="en-US"/>
+        <w:spacing w:after="200"/>
+        <w:rPr>
+          <w:rFonts w:ascii="Times New Roman" w:eastAsia="Times New Roman" w:hAnsi="Times New Roman" w:cs="Times New Roman"/>
+          <w:color w:val="000000" w:themeColor="text1"/>
         </w:rPr>
       </w:pPr>
     </w:p>
@@ -218,7 +112,6 @@
         <w:spacing w:line="240" w:lineRule="auto"/>
       </w:pPr>
       <w:r>
-        <w:rPr/>
         <w:t>Requirements</w:t>
       </w:r>
     </w:p>
@@ -227,10 +120,6 @@
         <w:pStyle w:val="Heading2"/>
       </w:pPr>
       <w:r>
-        <w:rPr>
-          <w:noProof w:val="0"/>
-          <w:lang w:val="en-US"/>
-        </w:rPr>
         <w:t>Class / Module Construction</w:t>
       </w:r>
     </w:p>
@@ -239,41 +128,19 @@
         <w:pStyle w:val="ListParagraph"/>
         <w:numPr>
           <w:ilvl w:val="0"/>
-          <w:numId w:val="39"/>
+          <w:numId w:val="9"/>
         </w:numPr>
-        <w:spacing w:before="0" w:beforeAutospacing="off" w:after="120" w:afterAutospacing="off"/>
-        <w:ind w:left="576" w:right="0"/>
-        <w:rPr>
-          <w:rFonts w:ascii="Times New Roman" w:hAnsi="Times New Roman" w:eastAsia="Times New Roman" w:cs="Times New Roman"/>
-          <w:b w:val="0"/>
-          <w:bCs w:val="0"/>
-          <w:i w:val="0"/>
-          <w:iCs w:val="0"/>
-          <w:strike w:val="0"/>
-          <w:dstrike w:val="0"/>
-          <w:noProof w:val="0"/>
-          <w:color w:val="000000" w:themeColor="text1" w:themeTint="FF" w:themeShade="FF"/>
-          <w:sz w:val="24"/>
-          <w:szCs w:val="24"/>
-          <w:u w:val="none"/>
-          <w:lang w:val="en-US"/>
-        </w:rPr>
-      </w:pPr>
-      <w:r>
-        <w:rPr>
-          <w:rFonts w:ascii="Times New Roman" w:hAnsi="Times New Roman" w:eastAsia="Times New Roman" w:cs="Times New Roman"/>
-          <w:b w:val="0"/>
-          <w:bCs w:val="0"/>
-          <w:i w:val="0"/>
-          <w:iCs w:val="0"/>
-          <w:strike w:val="0"/>
-          <w:dstrike w:val="0"/>
-          <w:noProof w:val="0"/>
-          <w:color w:val="000000" w:themeColor="text1" w:themeTint="FF" w:themeShade="FF"/>
-          <w:sz w:val="24"/>
-          <w:szCs w:val="24"/>
-          <w:u w:val="none"/>
-          <w:lang w:val="en-US"/>
+        <w:spacing w:after="120"/>
+        <w:ind w:left="576"/>
+        <w:rPr>
+          <w:rFonts w:ascii="Times New Roman" w:eastAsia="Times New Roman" w:hAnsi="Times New Roman" w:cs="Times New Roman"/>
+          <w:color w:val="000000" w:themeColor="text1"/>
+        </w:rPr>
+      </w:pPr>
+      <w:r>
+        <w:rPr>
+          <w:rFonts w:ascii="Times New Roman" w:eastAsia="Times New Roman" w:hAnsi="Times New Roman" w:cs="Times New Roman"/>
+          <w:color w:val="000000" w:themeColor="text1"/>
         </w:rPr>
         <w:t>HandTracker — wraps MediaPipe Hands, returns landmark coordinates per frame.</w:t>
       </w:r>
@@ -283,41 +150,19 @@
         <w:pStyle w:val="ListParagraph"/>
         <w:numPr>
           <w:ilvl w:val="0"/>
-          <w:numId w:val="39"/>
+          <w:numId w:val="9"/>
         </w:numPr>
-        <w:spacing w:before="0" w:beforeAutospacing="off" w:after="120" w:afterAutospacing="off"/>
-        <w:ind w:left="576" w:right="0"/>
-        <w:rPr>
-          <w:rFonts w:ascii="Times New Roman" w:hAnsi="Times New Roman" w:eastAsia="Times New Roman" w:cs="Times New Roman"/>
-          <w:b w:val="0"/>
-          <w:bCs w:val="0"/>
-          <w:i w:val="0"/>
-          <w:iCs w:val="0"/>
-          <w:strike w:val="0"/>
-          <w:dstrike w:val="0"/>
-          <w:noProof w:val="0"/>
-          <w:color w:val="000000" w:themeColor="text1" w:themeTint="FF" w:themeShade="FF"/>
-          <w:sz w:val="24"/>
-          <w:szCs w:val="24"/>
-          <w:u w:val="none"/>
-          <w:lang w:val="en-US"/>
-        </w:rPr>
-      </w:pPr>
-      <w:r>
-        <w:rPr>
-          <w:rFonts w:ascii="Times New Roman" w:hAnsi="Times New Roman" w:eastAsia="Times New Roman" w:cs="Times New Roman"/>
-          <w:b w:val="0"/>
-          <w:bCs w:val="0"/>
-          <w:i w:val="0"/>
-          <w:iCs w:val="0"/>
-          <w:strike w:val="0"/>
-          <w:dstrike w:val="0"/>
-          <w:noProof w:val="0"/>
-          <w:color w:val="000000" w:themeColor="text1" w:themeTint="FF" w:themeShade="FF"/>
-          <w:sz w:val="24"/>
-          <w:szCs w:val="24"/>
-          <w:u w:val="none"/>
-          <w:lang w:val="en-US"/>
+        <w:spacing w:after="120"/>
+        <w:ind w:left="576"/>
+        <w:rPr>
+          <w:rFonts w:ascii="Times New Roman" w:eastAsia="Times New Roman" w:hAnsi="Times New Roman" w:cs="Times New Roman"/>
+          <w:color w:val="000000" w:themeColor="text1"/>
+        </w:rPr>
+      </w:pPr>
+      <w:r>
+        <w:rPr>
+          <w:rFonts w:ascii="Times New Roman" w:eastAsia="Times New Roman" w:hAnsi="Times New Roman" w:cs="Times New Roman"/>
+          <w:color w:val="000000" w:themeColor="text1"/>
         </w:rPr>
         <w:t>GestureClassifier — converts landmark geometry into a gesture label (swipe, pinch, fist, palm-open, point).</w:t>
       </w:r>
@@ -327,41 +172,19 @@
         <w:pStyle w:val="ListParagraph"/>
         <w:numPr>
           <w:ilvl w:val="0"/>
-          <w:numId w:val="39"/>
+          <w:numId w:val="9"/>
         </w:numPr>
-        <w:spacing w:before="0" w:beforeAutospacing="off" w:after="120" w:afterAutospacing="off"/>
-        <w:ind w:left="576" w:right="0"/>
-        <w:rPr>
-          <w:rFonts w:ascii="Times New Roman" w:hAnsi="Times New Roman" w:eastAsia="Times New Roman" w:cs="Times New Roman"/>
-          <w:b w:val="0"/>
-          <w:bCs w:val="0"/>
-          <w:i w:val="0"/>
-          <w:iCs w:val="0"/>
-          <w:strike w:val="0"/>
-          <w:dstrike w:val="0"/>
-          <w:noProof w:val="0"/>
-          <w:color w:val="000000" w:themeColor="text1" w:themeTint="FF" w:themeShade="FF"/>
-          <w:sz w:val="24"/>
-          <w:szCs w:val="24"/>
-          <w:u w:val="none"/>
-          <w:lang w:val="en-US"/>
-        </w:rPr>
-      </w:pPr>
-      <w:r>
-        <w:rPr>
-          <w:rFonts w:ascii="Times New Roman" w:hAnsi="Times New Roman" w:eastAsia="Times New Roman" w:cs="Times New Roman"/>
-          <w:b w:val="0"/>
-          <w:bCs w:val="0"/>
-          <w:i w:val="0"/>
-          <w:iCs w:val="0"/>
-          <w:strike w:val="0"/>
-          <w:dstrike w:val="0"/>
-          <w:noProof w:val="0"/>
-          <w:color w:val="000000" w:themeColor="text1" w:themeTint="FF" w:themeShade="FF"/>
-          <w:sz w:val="24"/>
-          <w:szCs w:val="24"/>
-          <w:u w:val="none"/>
-          <w:lang w:val="en-US"/>
+        <w:spacing w:after="120"/>
+        <w:ind w:left="576"/>
+        <w:rPr>
+          <w:rFonts w:ascii="Times New Roman" w:eastAsia="Times New Roman" w:hAnsi="Times New Roman" w:cs="Times New Roman"/>
+          <w:color w:val="000000" w:themeColor="text1"/>
+        </w:rPr>
+      </w:pPr>
+      <w:r>
+        <w:rPr>
+          <w:rFonts w:ascii="Times New Roman" w:eastAsia="Times New Roman" w:hAnsi="Times New Roman" w:cs="Times New Roman"/>
+          <w:color w:val="000000" w:themeColor="text1"/>
         </w:rPr>
         <w:t>ActionMapper — maps a recognized gesture to a browser action (keystroke, scroll, or WebSocket event).</w:t>
       </w:r>
@@ -371,41 +194,19 @@
         <w:pStyle w:val="ListParagraph"/>
         <w:numPr>
           <w:ilvl w:val="0"/>
-          <w:numId w:val="39"/>
+          <w:numId w:val="9"/>
         </w:numPr>
-        <w:spacing w:before="0" w:beforeAutospacing="off" w:after="120" w:afterAutospacing="off"/>
-        <w:ind w:left="576" w:right="0"/>
-        <w:rPr>
-          <w:rFonts w:ascii="Times New Roman" w:hAnsi="Times New Roman" w:eastAsia="Times New Roman" w:cs="Times New Roman"/>
-          <w:b w:val="0"/>
-          <w:bCs w:val="0"/>
-          <w:i w:val="0"/>
-          <w:iCs w:val="0"/>
-          <w:strike w:val="0"/>
-          <w:dstrike w:val="0"/>
-          <w:noProof w:val="0"/>
-          <w:color w:val="000000" w:themeColor="text1" w:themeTint="FF" w:themeShade="FF"/>
-          <w:sz w:val="24"/>
-          <w:szCs w:val="24"/>
-          <w:u w:val="none"/>
-          <w:lang w:val="en-US"/>
-        </w:rPr>
-      </w:pPr>
-      <w:r>
-        <w:rPr>
-          <w:rFonts w:ascii="Times New Roman" w:hAnsi="Times New Roman" w:eastAsia="Times New Roman" w:cs="Times New Roman"/>
-          <w:b w:val="0"/>
-          <w:bCs w:val="0"/>
-          <w:i w:val="0"/>
-          <w:iCs w:val="0"/>
-          <w:strike w:val="0"/>
-          <w:dstrike w:val="0"/>
-          <w:noProof w:val="0"/>
-          <w:color w:val="000000" w:themeColor="text1" w:themeTint="FF" w:themeShade="FF"/>
-          <w:sz w:val="24"/>
-          <w:szCs w:val="24"/>
-          <w:u w:val="none"/>
-          <w:lang w:val="en-US"/>
+        <w:spacing w:after="120"/>
+        <w:ind w:left="576"/>
+        <w:rPr>
+          <w:rFonts w:ascii="Times New Roman" w:eastAsia="Times New Roman" w:hAnsi="Times New Roman" w:cs="Times New Roman"/>
+          <w:color w:val="000000" w:themeColor="text1"/>
+        </w:rPr>
+      </w:pPr>
+      <w:r>
+        <w:rPr>
+          <w:rFonts w:ascii="Times New Roman" w:eastAsia="Times New Roman" w:hAnsi="Times New Roman" w:cs="Times New Roman"/>
+          <w:color w:val="000000" w:themeColor="text1"/>
         </w:rPr>
         <w:t>FeedbackOverlay — displays the live camera feed and the currently detected gesture for user confidence.</w:t>
       </w:r>
@@ -415,10 +216,6 @@
         <w:pStyle w:val="Heading2"/>
       </w:pPr>
       <w:r>
-        <w:rPr>
-          <w:noProof w:val="0"/>
-          <w:lang w:val="en-US"/>
-        </w:rPr>
         <w:t>Feature</w:t>
       </w:r>
     </w:p>
@@ -427,41 +224,23 @@
         <w:pStyle w:val="ListParagraph"/>
         <w:numPr>
           <w:ilvl w:val="0"/>
-          <w:numId w:val="40"/>
+          <w:numId w:val="8"/>
         </w:numPr>
-        <w:spacing w:before="0" w:beforeAutospacing="off" w:after="120" w:afterAutospacing="off"/>
-        <w:ind w:left="504" w:right="0"/>
-        <w:rPr>
-          <w:rFonts w:ascii="Times New Roman" w:hAnsi="Times New Roman" w:eastAsia="Times New Roman" w:cs="Times New Roman"/>
-          <w:b w:val="1"/>
-          <w:bCs w:val="1"/>
-          <w:i w:val="0"/>
-          <w:iCs w:val="0"/>
-          <w:strike w:val="0"/>
-          <w:dstrike w:val="0"/>
-          <w:noProof w:val="0"/>
-          <w:color w:val="000000" w:themeColor="text1" w:themeTint="FF" w:themeShade="FF"/>
-          <w:sz w:val="24"/>
-          <w:szCs w:val="24"/>
-          <w:u w:val="none"/>
-          <w:lang w:val="en-US"/>
-        </w:rPr>
-      </w:pPr>
-      <w:r>
-        <w:rPr>
-          <w:rFonts w:ascii="Times New Roman" w:hAnsi="Times New Roman" w:eastAsia="Times New Roman" w:cs="Times New Roman"/>
-          <w:b w:val="1"/>
-          <w:bCs w:val="1"/>
-          <w:i w:val="0"/>
-          <w:iCs w:val="0"/>
-          <w:strike w:val="0"/>
-          <w:dstrike w:val="0"/>
-          <w:noProof w:val="0"/>
-          <w:color w:val="000000" w:themeColor="text1" w:themeTint="FF" w:themeShade="FF"/>
-          <w:sz w:val="24"/>
-          <w:szCs w:val="24"/>
-          <w:u w:val="none"/>
-          <w:lang w:val="en-US"/>
+        <w:spacing w:after="120"/>
+        <w:ind w:left="504"/>
+        <w:rPr>
+          <w:rFonts w:ascii="Times New Roman" w:eastAsia="Times New Roman" w:hAnsi="Times New Roman" w:cs="Times New Roman"/>
+          <w:b/>
+          <w:bCs/>
+          <w:color w:val="000000" w:themeColor="text1"/>
+        </w:rPr>
+      </w:pPr>
+      <w:r>
+        <w:rPr>
+          <w:rFonts w:ascii="Times New Roman" w:eastAsia="Times New Roman" w:hAnsi="Times New Roman" w:cs="Times New Roman"/>
+          <w:b/>
+          <w:bCs/>
+          <w:color w:val="000000" w:themeColor="text1"/>
         </w:rPr>
         <w:t>Core Gesture Engine</w:t>
       </w:r>
@@ -471,41 +250,19 @@
         <w:pStyle w:val="ListParagraph"/>
         <w:numPr>
           <w:ilvl w:val="0"/>
-          <w:numId w:val="41"/>
+          <w:numId w:val="7"/>
         </w:numPr>
-        <w:spacing w:before="0" w:beforeAutospacing="off" w:after="120" w:afterAutospacing="off"/>
-        <w:ind w:left="1080" w:right="0"/>
-        <w:rPr>
-          <w:rFonts w:ascii="Times New Roman" w:hAnsi="Times New Roman" w:eastAsia="Times New Roman" w:cs="Times New Roman"/>
-          <w:b w:val="0"/>
-          <w:bCs w:val="0"/>
-          <w:i w:val="0"/>
-          <w:iCs w:val="0"/>
-          <w:strike w:val="0"/>
-          <w:dstrike w:val="0"/>
-          <w:noProof w:val="0"/>
-          <w:color w:val="000000" w:themeColor="text1" w:themeTint="FF" w:themeShade="FF"/>
-          <w:sz w:val="24"/>
-          <w:szCs w:val="24"/>
-          <w:u w:val="none"/>
-          <w:lang w:val="en-US"/>
-        </w:rPr>
-      </w:pPr>
-      <w:r>
-        <w:rPr>
-          <w:rFonts w:ascii="Times New Roman" w:hAnsi="Times New Roman" w:eastAsia="Times New Roman" w:cs="Times New Roman"/>
-          <w:b w:val="0"/>
-          <w:bCs w:val="0"/>
-          <w:i w:val="0"/>
-          <w:iCs w:val="0"/>
-          <w:strike w:val="0"/>
-          <w:dstrike w:val="0"/>
-          <w:noProof w:val="0"/>
-          <w:color w:val="000000" w:themeColor="text1" w:themeTint="FF" w:themeShade="FF"/>
-          <w:sz w:val="24"/>
-          <w:szCs w:val="24"/>
-          <w:u w:val="none"/>
-          <w:lang w:val="en-US"/>
+        <w:spacing w:after="120"/>
+        <w:ind w:left="1080"/>
+        <w:rPr>
+          <w:rFonts w:ascii="Times New Roman" w:eastAsia="Times New Roman" w:hAnsi="Times New Roman" w:cs="Times New Roman"/>
+          <w:color w:val="000000" w:themeColor="text1"/>
+        </w:rPr>
+      </w:pPr>
+      <w:r>
+        <w:rPr>
+          <w:rFonts w:ascii="Times New Roman" w:eastAsia="Times New Roman" w:hAnsi="Times New Roman" w:cs="Times New Roman"/>
+          <w:color w:val="000000" w:themeColor="text1"/>
         </w:rPr>
         <w:t>Real-time hand landmark detection via webcam (MediaPipe + OpenCV).</w:t>
       </w:r>
@@ -515,41 +272,19 @@
         <w:pStyle w:val="ListParagraph"/>
         <w:numPr>
           <w:ilvl w:val="0"/>
-          <w:numId w:val="41"/>
+          <w:numId w:val="7"/>
         </w:numPr>
-        <w:spacing w:before="0" w:beforeAutospacing="off" w:after="120" w:afterAutospacing="off"/>
-        <w:ind w:left="1080" w:right="0"/>
-        <w:rPr>
-          <w:rFonts w:ascii="Times New Roman" w:hAnsi="Times New Roman" w:eastAsia="Times New Roman" w:cs="Times New Roman"/>
-          <w:b w:val="0"/>
-          <w:bCs w:val="0"/>
-          <w:i w:val="0"/>
-          <w:iCs w:val="0"/>
-          <w:strike w:val="0"/>
-          <w:dstrike w:val="0"/>
-          <w:noProof w:val="0"/>
-          <w:color w:val="000000" w:themeColor="text1" w:themeTint="FF" w:themeShade="FF"/>
-          <w:sz w:val="24"/>
-          <w:szCs w:val="24"/>
-          <w:u w:val="none"/>
-          <w:lang w:val="en-US"/>
-        </w:rPr>
-      </w:pPr>
-      <w:r>
-        <w:rPr>
-          <w:rFonts w:ascii="Times New Roman" w:hAnsi="Times New Roman" w:eastAsia="Times New Roman" w:cs="Times New Roman"/>
-          <w:b w:val="0"/>
-          <w:bCs w:val="0"/>
-          <w:i w:val="0"/>
-          <w:iCs w:val="0"/>
-          <w:strike w:val="0"/>
-          <w:dstrike w:val="0"/>
-          <w:noProof w:val="0"/>
-          <w:color w:val="000000" w:themeColor="text1" w:themeTint="FF" w:themeShade="FF"/>
-          <w:sz w:val="24"/>
-          <w:szCs w:val="24"/>
-          <w:u w:val="none"/>
-          <w:lang w:val="en-US"/>
+        <w:spacing w:after="120"/>
+        <w:ind w:left="1080"/>
+        <w:rPr>
+          <w:rFonts w:ascii="Times New Roman" w:eastAsia="Times New Roman" w:hAnsi="Times New Roman" w:cs="Times New Roman"/>
+          <w:color w:val="000000" w:themeColor="text1"/>
+        </w:rPr>
+      </w:pPr>
+      <w:r>
+        <w:rPr>
+          <w:rFonts w:ascii="Times New Roman" w:eastAsia="Times New Roman" w:hAnsi="Times New Roman" w:cs="Times New Roman"/>
+          <w:color w:val="000000" w:themeColor="text1"/>
         </w:rPr>
         <w:t>Rule-based gesture classification: swipe left/right, palm-open, fist, pinch, point.</w:t>
       </w:r>
@@ -559,41 +294,19 @@
         <w:pStyle w:val="ListParagraph"/>
         <w:numPr>
           <w:ilvl w:val="0"/>
-          <w:numId w:val="41"/>
+          <w:numId w:val="7"/>
         </w:numPr>
-        <w:spacing w:before="0" w:beforeAutospacing="off" w:after="120" w:afterAutospacing="off"/>
-        <w:ind w:left="1080" w:right="0"/>
-        <w:rPr>
-          <w:rFonts w:ascii="Times New Roman" w:hAnsi="Times New Roman" w:eastAsia="Times New Roman" w:cs="Times New Roman"/>
-          <w:b w:val="0"/>
-          <w:bCs w:val="0"/>
-          <w:i w:val="0"/>
-          <w:iCs w:val="0"/>
-          <w:strike w:val="0"/>
-          <w:dstrike w:val="0"/>
-          <w:noProof w:val="0"/>
-          <w:color w:val="000000" w:themeColor="text1" w:themeTint="FF" w:themeShade="FF"/>
-          <w:sz w:val="24"/>
-          <w:szCs w:val="24"/>
-          <w:u w:val="none"/>
-          <w:lang w:val="en-US"/>
-        </w:rPr>
-      </w:pPr>
-      <w:r>
-        <w:rPr>
-          <w:rFonts w:ascii="Times New Roman" w:hAnsi="Times New Roman" w:eastAsia="Times New Roman" w:cs="Times New Roman"/>
-          <w:b w:val="0"/>
-          <w:bCs w:val="0"/>
-          <w:i w:val="0"/>
-          <w:iCs w:val="0"/>
-          <w:strike w:val="0"/>
-          <w:dstrike w:val="0"/>
-          <w:noProof w:val="0"/>
-          <w:color w:val="000000" w:themeColor="text1" w:themeTint="FF" w:themeShade="FF"/>
-          <w:sz w:val="24"/>
-          <w:szCs w:val="24"/>
-          <w:u w:val="none"/>
-          <w:lang w:val="en-US"/>
+        <w:spacing w:after="120"/>
+        <w:ind w:left="1080"/>
+        <w:rPr>
+          <w:rFonts w:ascii="Times New Roman" w:eastAsia="Times New Roman" w:hAnsi="Times New Roman" w:cs="Times New Roman"/>
+          <w:color w:val="000000" w:themeColor="text1"/>
+        </w:rPr>
+      </w:pPr>
+      <w:r>
+        <w:rPr>
+          <w:rFonts w:ascii="Times New Roman" w:eastAsia="Times New Roman" w:hAnsi="Times New Roman" w:cs="Times New Roman"/>
+          <w:color w:val="000000" w:themeColor="text1"/>
         </w:rPr>
         <w:t>Debounce logic to prevent double-triggering the same gesture.</w:t>
       </w:r>
@@ -603,41 +316,23 @@
         <w:pStyle w:val="ListParagraph"/>
         <w:numPr>
           <w:ilvl w:val="0"/>
-          <w:numId w:val="42"/>
+          <w:numId w:val="6"/>
         </w:numPr>
-        <w:spacing w:before="0" w:beforeAutospacing="off" w:after="120" w:afterAutospacing="off"/>
-        <w:ind w:left="504" w:right="0"/>
-        <w:rPr>
-          <w:rFonts w:ascii="Times New Roman" w:hAnsi="Times New Roman" w:eastAsia="Times New Roman" w:cs="Times New Roman"/>
-          <w:b w:val="1"/>
-          <w:bCs w:val="1"/>
-          <w:i w:val="0"/>
-          <w:iCs w:val="0"/>
-          <w:strike w:val="0"/>
-          <w:dstrike w:val="0"/>
-          <w:noProof w:val="0"/>
-          <w:color w:val="000000" w:themeColor="text1" w:themeTint="FF" w:themeShade="FF"/>
-          <w:sz w:val="24"/>
-          <w:szCs w:val="24"/>
-          <w:u w:val="none"/>
-          <w:lang w:val="en-US"/>
-        </w:rPr>
-      </w:pPr>
-      <w:r>
-        <w:rPr>
-          <w:rFonts w:ascii="Times New Roman" w:hAnsi="Times New Roman" w:eastAsia="Times New Roman" w:cs="Times New Roman"/>
-          <w:b w:val="1"/>
-          <w:bCs w:val="1"/>
-          <w:i w:val="0"/>
-          <w:iCs w:val="0"/>
-          <w:strike w:val="0"/>
-          <w:dstrike w:val="0"/>
-          <w:noProof w:val="0"/>
-          <w:color w:val="000000" w:themeColor="text1" w:themeTint="FF" w:themeShade="FF"/>
-          <w:sz w:val="24"/>
-          <w:szCs w:val="24"/>
-          <w:u w:val="none"/>
-          <w:lang w:val="en-US"/>
+        <w:spacing w:after="120"/>
+        <w:ind w:left="504"/>
+        <w:rPr>
+          <w:rFonts w:ascii="Times New Roman" w:eastAsia="Times New Roman" w:hAnsi="Times New Roman" w:cs="Times New Roman"/>
+          <w:b/>
+          <w:bCs/>
+          <w:color w:val="000000" w:themeColor="text1"/>
+        </w:rPr>
+      </w:pPr>
+      <w:r>
+        <w:rPr>
+          <w:rFonts w:ascii="Times New Roman" w:eastAsia="Times New Roman" w:hAnsi="Times New Roman" w:cs="Times New Roman"/>
+          <w:b/>
+          <w:bCs/>
+          <w:color w:val="000000" w:themeColor="text1"/>
         </w:rPr>
         <w:t>Browser Automation</w:t>
       </w:r>
@@ -647,41 +342,19 @@
         <w:pStyle w:val="ListParagraph"/>
         <w:numPr>
           <w:ilvl w:val="0"/>
-          <w:numId w:val="43"/>
+          <w:numId w:val="5"/>
         </w:numPr>
-        <w:spacing w:before="0" w:beforeAutospacing="off" w:after="120" w:afterAutospacing="off"/>
-        <w:ind w:left="1080" w:right="0"/>
-        <w:rPr>
-          <w:rFonts w:ascii="Times New Roman" w:hAnsi="Times New Roman" w:eastAsia="Times New Roman" w:cs="Times New Roman"/>
-          <w:b w:val="0"/>
-          <w:bCs w:val="0"/>
-          <w:i w:val="0"/>
-          <w:iCs w:val="0"/>
-          <w:strike w:val="0"/>
-          <w:dstrike w:val="0"/>
-          <w:noProof w:val="0"/>
-          <w:color w:val="000000" w:themeColor="text1" w:themeTint="FF" w:themeShade="FF"/>
-          <w:sz w:val="24"/>
-          <w:szCs w:val="24"/>
-          <w:u w:val="none"/>
-          <w:lang w:val="en-US"/>
-        </w:rPr>
-      </w:pPr>
-      <w:r>
-        <w:rPr>
-          <w:rFonts w:ascii="Times New Roman" w:hAnsi="Times New Roman" w:eastAsia="Times New Roman" w:cs="Times New Roman"/>
-          <w:b w:val="0"/>
-          <w:bCs w:val="0"/>
-          <w:i w:val="0"/>
-          <w:iCs w:val="0"/>
-          <w:strike w:val="0"/>
-          <w:dstrike w:val="0"/>
-          <w:noProof w:val="0"/>
-          <w:color w:val="000000" w:themeColor="text1" w:themeTint="FF" w:themeShade="FF"/>
-          <w:sz w:val="24"/>
-          <w:szCs w:val="24"/>
-          <w:u w:val="none"/>
-          <w:lang w:val="en-US"/>
+        <w:spacing w:after="120"/>
+        <w:ind w:left="1080"/>
+        <w:rPr>
+          <w:rFonts w:ascii="Times New Roman" w:eastAsia="Times New Roman" w:hAnsi="Times New Roman" w:cs="Times New Roman"/>
+          <w:color w:val="000000" w:themeColor="text1"/>
+        </w:rPr>
+      </w:pPr>
+      <w:r>
+        <w:rPr>
+          <w:rFonts w:ascii="Times New Roman" w:eastAsia="Times New Roman" w:hAnsi="Times New Roman" w:cs="Times New Roman"/>
+          <w:color w:val="000000" w:themeColor="text1"/>
         </w:rPr>
         <w:t>Swipe left/right → previous/next page (arrow keys).</w:t>
       </w:r>
@@ -691,41 +364,19 @@
         <w:pStyle w:val="ListParagraph"/>
         <w:numPr>
           <w:ilvl w:val="0"/>
-          <w:numId w:val="43"/>
+          <w:numId w:val="5"/>
         </w:numPr>
-        <w:spacing w:before="0" w:beforeAutospacing="off" w:after="120" w:afterAutospacing="off"/>
-        <w:ind w:left="1080" w:right="0"/>
-        <w:rPr>
-          <w:rFonts w:ascii="Times New Roman" w:hAnsi="Times New Roman" w:eastAsia="Times New Roman" w:cs="Times New Roman"/>
-          <w:b w:val="0"/>
-          <w:bCs w:val="0"/>
-          <w:i w:val="0"/>
-          <w:iCs w:val="0"/>
-          <w:strike w:val="0"/>
-          <w:dstrike w:val="0"/>
-          <w:noProof w:val="0"/>
-          <w:color w:val="000000" w:themeColor="text1" w:themeTint="FF" w:themeShade="FF"/>
-          <w:sz w:val="24"/>
-          <w:szCs w:val="24"/>
-          <w:u w:val="none"/>
-          <w:lang w:val="en-US"/>
-        </w:rPr>
-      </w:pPr>
-      <w:r>
-        <w:rPr>
-          <w:rFonts w:ascii="Times New Roman" w:hAnsi="Times New Roman" w:eastAsia="Times New Roman" w:cs="Times New Roman"/>
-          <w:b w:val="0"/>
-          <w:bCs w:val="0"/>
-          <w:i w:val="0"/>
-          <w:iCs w:val="0"/>
-          <w:strike w:val="0"/>
-          <w:dstrike w:val="0"/>
-          <w:noProof w:val="0"/>
-          <w:color w:val="000000" w:themeColor="text1" w:themeTint="FF" w:themeShade="FF"/>
-          <w:sz w:val="24"/>
-          <w:szCs w:val="24"/>
-          <w:u w:val="none"/>
-          <w:lang w:val="en-US"/>
+        <w:spacing w:after="120"/>
+        <w:ind w:left="1080"/>
+        <w:rPr>
+          <w:rFonts w:ascii="Times New Roman" w:eastAsia="Times New Roman" w:hAnsi="Times New Roman" w:cs="Times New Roman"/>
+          <w:color w:val="000000" w:themeColor="text1"/>
+        </w:rPr>
+      </w:pPr>
+      <w:r>
+        <w:rPr>
+          <w:rFonts w:ascii="Times New Roman" w:eastAsia="Times New Roman" w:hAnsi="Times New Roman" w:cs="Times New Roman"/>
+          <w:color w:val="000000" w:themeColor="text1"/>
         </w:rPr>
         <w:t>Palm-open, move up/down → scroll.</w:t>
       </w:r>
@@ -735,41 +386,19 @@
         <w:pStyle w:val="ListParagraph"/>
         <w:numPr>
           <w:ilvl w:val="0"/>
-          <w:numId w:val="43"/>
+          <w:numId w:val="5"/>
         </w:numPr>
-        <w:spacing w:before="0" w:beforeAutospacing="off" w:after="120" w:afterAutospacing="off"/>
-        <w:ind w:left="1080" w:right="0"/>
-        <w:rPr>
-          <w:rFonts w:ascii="Times New Roman" w:hAnsi="Times New Roman" w:eastAsia="Times New Roman" w:cs="Times New Roman"/>
-          <w:b w:val="0"/>
-          <w:bCs w:val="0"/>
-          <w:i w:val="0"/>
-          <w:iCs w:val="0"/>
-          <w:strike w:val="0"/>
-          <w:dstrike w:val="0"/>
-          <w:noProof w:val="0"/>
-          <w:color w:val="000000" w:themeColor="text1" w:themeTint="FF" w:themeShade="FF"/>
-          <w:sz w:val="24"/>
-          <w:szCs w:val="24"/>
-          <w:u w:val="none"/>
-          <w:lang w:val="en-US"/>
-        </w:rPr>
-      </w:pPr>
-      <w:r>
-        <w:rPr>
-          <w:rFonts w:ascii="Times New Roman" w:hAnsi="Times New Roman" w:eastAsia="Times New Roman" w:cs="Times New Roman"/>
-          <w:b w:val="0"/>
-          <w:bCs w:val="0"/>
-          <w:i w:val="0"/>
-          <w:iCs w:val="0"/>
-          <w:strike w:val="0"/>
-          <w:dstrike w:val="0"/>
-          <w:noProof w:val="0"/>
-          <w:color w:val="000000" w:themeColor="text1" w:themeTint="FF" w:themeShade="FF"/>
-          <w:sz w:val="24"/>
-          <w:szCs w:val="24"/>
-          <w:u w:val="none"/>
-          <w:lang w:val="en-US"/>
+        <w:spacing w:after="120"/>
+        <w:ind w:left="1080"/>
+        <w:rPr>
+          <w:rFonts w:ascii="Times New Roman" w:eastAsia="Times New Roman" w:hAnsi="Times New Roman" w:cs="Times New Roman"/>
+          <w:color w:val="000000" w:themeColor="text1"/>
+        </w:rPr>
+      </w:pPr>
+      <w:r>
+        <w:rPr>
+          <w:rFonts w:ascii="Times New Roman" w:eastAsia="Times New Roman" w:hAnsi="Times New Roman" w:cs="Times New Roman"/>
+          <w:color w:val="000000" w:themeColor="text1"/>
         </w:rPr>
         <w:t>Pinch → zoom in/out.</w:t>
       </w:r>
@@ -779,43 +408,31 @@
         <w:pStyle w:val="ListParagraph"/>
         <w:numPr>
           <w:ilvl w:val="0"/>
-          <w:numId w:val="43"/>
+          <w:numId w:val="5"/>
         </w:numPr>
-        <w:spacing w:before="0" w:beforeAutospacing="off" w:after="120" w:afterAutospacing="off"/>
-        <w:ind w:left="1080" w:right="0"/>
-        <w:rPr>
-          <w:rFonts w:ascii="Times New Roman" w:hAnsi="Times New Roman" w:eastAsia="Times New Roman" w:cs="Times New Roman"/>
-          <w:b w:val="0"/>
-          <w:bCs w:val="0"/>
-          <w:i w:val="0"/>
-          <w:iCs w:val="0"/>
-          <w:strike w:val="0"/>
-          <w:dstrike w:val="0"/>
-          <w:noProof w:val="0"/>
-          <w:color w:val="000000" w:themeColor="text1" w:themeTint="FF" w:themeShade="FF"/>
-          <w:sz w:val="24"/>
-          <w:szCs w:val="24"/>
-          <w:u w:val="none"/>
-          <w:lang w:val="en-US"/>
-        </w:rPr>
-      </w:pPr>
-      <w:r>
-        <w:rPr>
-          <w:rFonts w:ascii="Times New Roman" w:hAnsi="Times New Roman" w:eastAsia="Times New Roman" w:cs="Times New Roman"/>
-          <w:b w:val="0"/>
-          <w:bCs w:val="0"/>
-          <w:i w:val="0"/>
-          <w:iCs w:val="0"/>
-          <w:strike w:val="0"/>
-          <w:dstrike w:val="0"/>
-          <w:noProof w:val="0"/>
-          <w:color w:val="000000" w:themeColor="text1" w:themeTint="FF" w:themeShade="FF"/>
-          <w:sz w:val="24"/>
-          <w:szCs w:val="24"/>
-          <w:u w:val="none"/>
-          <w:lang w:val="en-US"/>
-        </w:rPr>
-        <w:t>Fist → play/pause an embedded video.</w:t>
+        <w:spacing w:after="120"/>
+        <w:ind w:left="1080"/>
+        <w:rPr>
+          <w:rFonts w:ascii="Times New Roman" w:eastAsia="Times New Roman" w:hAnsi="Times New Roman" w:cs="Times New Roman"/>
+          <w:color w:val="000000" w:themeColor="text1"/>
+        </w:rPr>
+      </w:pPr>
+      <w:proofErr w:type="gramStart"/>
+      <w:r>
+        <w:rPr>
+          <w:rFonts w:ascii="Times New Roman" w:eastAsia="Times New Roman" w:hAnsi="Times New Roman" w:cs="Times New Roman"/>
+          <w:color w:val="000000" w:themeColor="text1"/>
+        </w:rPr>
+        <w:lastRenderedPageBreak/>
+        <w:t>Fist →</w:t>
+      </w:r>
+      <w:proofErr w:type="gramEnd"/>
+      <w:r>
+        <w:rPr>
+          <w:rFonts w:ascii="Times New Roman" w:eastAsia="Times New Roman" w:hAnsi="Times New Roman" w:cs="Times New Roman"/>
+          <w:color w:val="000000" w:themeColor="text1"/>
+        </w:rPr>
+        <w:t xml:space="preserve"> play/pause an embedded video.</w:t>
       </w:r>
     </w:p>
     <w:p>
@@ -823,710 +440,25 @@
         <w:pStyle w:val="ListParagraph"/>
         <w:numPr>
           <w:ilvl w:val="0"/>
-          <w:numId w:val="44"/>
+          <w:numId w:val="4"/>
         </w:numPr>
-        <w:spacing w:before="0" w:beforeAutospacing="off" w:after="120" w:afterAutospacing="off"/>
-        <w:ind w:left="504" w:right="0"/>
-        <w:rPr>
-          <w:rFonts w:ascii="Times New Roman" w:hAnsi="Times New Roman" w:eastAsia="Times New Roman" w:cs="Times New Roman"/>
-          <w:b w:val="1"/>
-          <w:bCs w:val="1"/>
-          <w:i w:val="0"/>
-          <w:iCs w:val="0"/>
-          <w:strike w:val="0"/>
-          <w:dstrike w:val="0"/>
-          <w:noProof w:val="0"/>
-          <w:color w:val="000000" w:themeColor="text1" w:themeTint="FF" w:themeShade="FF"/>
-          <w:sz w:val="24"/>
-          <w:szCs w:val="24"/>
-          <w:u w:val="none"/>
-          <w:lang w:val="en-US"/>
-        </w:rPr>
-      </w:pPr>
-      <w:r>
-        <w:rPr>
-          <w:rFonts w:ascii="Times New Roman" w:hAnsi="Times New Roman" w:eastAsia="Times New Roman" w:cs="Times New Roman"/>
-          <w:b w:val="1"/>
-          <w:bCs w:val="1"/>
-          <w:i w:val="0"/>
-          <w:iCs w:val="0"/>
-          <w:strike w:val="0"/>
-          <w:dstrike w:val="0"/>
-          <w:noProof w:val="0"/>
-          <w:color w:val="000000" w:themeColor="text1" w:themeTint="FF" w:themeShade="FF"/>
-          <w:sz w:val="24"/>
-          <w:szCs w:val="24"/>
-          <w:u w:val="none"/>
-          <w:lang w:val="en-US"/>
+        <w:spacing w:after="120"/>
+        <w:ind w:left="504"/>
+        <w:rPr>
+          <w:rFonts w:ascii="Times New Roman" w:eastAsia="Times New Roman" w:hAnsi="Times New Roman" w:cs="Times New Roman"/>
+          <w:b/>
+          <w:bCs/>
+          <w:color w:val="000000" w:themeColor="text1"/>
+        </w:rPr>
+      </w:pPr>
+      <w:r>
+        <w:rPr>
+          <w:rFonts w:ascii="Times New Roman" w:eastAsia="Times New Roman" w:hAnsi="Times New Roman" w:cs="Times New Roman"/>
+          <w:b/>
+          <w:bCs/>
+          <w:color w:val="000000" w:themeColor="text1"/>
         </w:rPr>
         <w:t>Visual Feedback</w:t>
-      </w:r>
-    </w:p>
-    <w:p>
-      <w:pPr>
-        <w:pStyle w:val="ListParagraph"/>
-        <w:numPr>
-          <w:ilvl w:val="0"/>
-          <w:numId w:val="45"/>
-        </w:numPr>
-        <w:spacing w:before="0" w:beforeAutospacing="off" w:after="120" w:afterAutospacing="off"/>
-        <w:ind w:left="1080" w:right="0"/>
-        <w:rPr>
-          <w:rFonts w:ascii="Times New Roman" w:hAnsi="Times New Roman" w:eastAsia="Times New Roman" w:cs="Times New Roman"/>
-          <w:b w:val="0"/>
-          <w:bCs w:val="0"/>
-          <w:i w:val="0"/>
-          <w:iCs w:val="0"/>
-          <w:strike w:val="0"/>
-          <w:dstrike w:val="0"/>
-          <w:noProof w:val="0"/>
-          <w:color w:val="000000" w:themeColor="text1" w:themeTint="FF" w:themeShade="FF"/>
-          <w:sz w:val="24"/>
-          <w:szCs w:val="24"/>
-          <w:u w:val="none"/>
-          <w:lang w:val="en-US"/>
-        </w:rPr>
-      </w:pPr>
-      <w:r>
-        <w:rPr>
-          <w:rFonts w:ascii="Times New Roman" w:hAnsi="Times New Roman" w:eastAsia="Times New Roman" w:cs="Times New Roman"/>
-          <w:b w:val="0"/>
-          <w:bCs w:val="0"/>
-          <w:i w:val="0"/>
-          <w:iCs w:val="0"/>
-          <w:strike w:val="0"/>
-          <w:dstrike w:val="0"/>
-          <w:noProof w:val="0"/>
-          <w:color w:val="000000" w:themeColor="text1" w:themeTint="FF" w:themeShade="FF"/>
-          <w:sz w:val="24"/>
-          <w:szCs w:val="24"/>
-          <w:u w:val="none"/>
-          <w:lang w:val="en-US"/>
-        </w:rPr>
-        <w:t>On-screen overlay (OpenCV window or Tkinter) showing the live feed and the currently detected gesture with a confidence indicator.</w:t>
-      </w:r>
-    </w:p>
-    <w:p>
-      <w:pPr>
-        <w:pStyle w:val="ListParagraph"/>
-        <w:numPr>
-          <w:ilvl w:val="0"/>
-          <w:numId w:val="46"/>
-        </w:numPr>
-        <w:spacing w:before="0" w:beforeAutospacing="off" w:after="120" w:afterAutospacing="off"/>
-        <w:ind w:left="504" w:right="0"/>
-        <w:rPr>
-          <w:rFonts w:ascii="Times New Roman" w:hAnsi="Times New Roman" w:eastAsia="Times New Roman" w:cs="Times New Roman"/>
-          <w:b w:val="1"/>
-          <w:bCs w:val="1"/>
-          <w:i w:val="0"/>
-          <w:iCs w:val="0"/>
-          <w:strike w:val="0"/>
-          <w:dstrike w:val="0"/>
-          <w:noProof w:val="0"/>
-          <w:color w:val="000000" w:themeColor="text1" w:themeTint="FF" w:themeShade="FF"/>
-          <w:sz w:val="24"/>
-          <w:szCs w:val="24"/>
-          <w:u w:val="none"/>
-          <w:lang w:val="en-US"/>
-        </w:rPr>
-      </w:pPr>
-      <w:r>
-        <w:rPr>
-          <w:rFonts w:ascii="Times New Roman" w:hAnsi="Times New Roman" w:eastAsia="Times New Roman" w:cs="Times New Roman"/>
-          <w:b w:val="1"/>
-          <w:bCs w:val="1"/>
-          <w:i w:val="0"/>
-          <w:iCs w:val="0"/>
-          <w:strike w:val="0"/>
-          <w:dstrike w:val="0"/>
-          <w:noProof w:val="0"/>
-          <w:color w:val="000000" w:themeColor="text1" w:themeTint="FF" w:themeShade="FF"/>
-          <w:sz w:val="24"/>
-          <w:szCs w:val="24"/>
-          <w:u w:val="none"/>
-          <w:lang w:val="en-US"/>
-        </w:rPr>
-        <w:t xml:space="preserve">Web-Level Control </w:t>
-      </w:r>
-      <w:r>
-        <w:rPr>
-          <w:rFonts w:ascii="Times New Roman" w:hAnsi="Times New Roman" w:eastAsia="Times New Roman" w:cs="Times New Roman"/>
-          <w:b w:val="1"/>
-          <w:bCs w:val="1"/>
-          <w:i w:val="0"/>
-          <w:iCs w:val="0"/>
-          <w:strike w:val="0"/>
-          <w:dstrike w:val="0"/>
-          <w:noProof w:val="0"/>
-          <w:color w:val="000000" w:themeColor="text1" w:themeTint="FF" w:themeShade="FF"/>
-          <w:sz w:val="24"/>
-          <w:szCs w:val="24"/>
-          <w:u w:val="none"/>
-          <w:lang w:val="en-US"/>
-        </w:rPr>
-        <w:t xml:space="preserve">( Option </w:t>
-      </w:r>
-      <w:r>
-        <w:rPr>
-          <w:rFonts w:ascii="Times New Roman" w:hAnsi="Times New Roman" w:eastAsia="Times New Roman" w:cs="Times New Roman"/>
-          <w:b w:val="1"/>
-          <w:bCs w:val="1"/>
-          <w:i w:val="0"/>
-          <w:iCs w:val="0"/>
-          <w:strike w:val="0"/>
-          <w:dstrike w:val="0"/>
-          <w:noProof w:val="0"/>
-          <w:color w:val="000000" w:themeColor="text1" w:themeTint="FF" w:themeShade="FF"/>
-          <w:sz w:val="24"/>
-          <w:szCs w:val="24"/>
-          <w:u w:val="none"/>
-          <w:lang w:val="en-US"/>
-        </w:rPr>
-        <w:t>)</w:t>
-      </w:r>
-    </w:p>
-    <w:p>
-      <w:pPr>
-        <w:pStyle w:val="ListParagraph"/>
-        <w:numPr>
-          <w:ilvl w:val="0"/>
-          <w:numId w:val="47"/>
-        </w:numPr>
-        <w:spacing w:before="0" w:beforeAutospacing="off" w:after="120" w:afterAutospacing="off"/>
-        <w:ind w:left="1080" w:right="0"/>
-        <w:rPr>
-          <w:rFonts w:ascii="Times New Roman" w:hAnsi="Times New Roman" w:eastAsia="Times New Roman" w:cs="Times New Roman"/>
-          <w:b w:val="0"/>
-          <w:bCs w:val="0"/>
-          <w:i w:val="0"/>
-          <w:iCs w:val="0"/>
-          <w:strike w:val="0"/>
-          <w:dstrike w:val="0"/>
-          <w:noProof w:val="0"/>
-          <w:color w:val="000000" w:themeColor="text1" w:themeTint="FF" w:themeShade="FF"/>
-          <w:sz w:val="24"/>
-          <w:szCs w:val="24"/>
-          <w:u w:val="none"/>
-          <w:lang w:val="en-US"/>
-        </w:rPr>
-      </w:pPr>
-      <w:r>
-        <w:rPr>
-          <w:rFonts w:ascii="Times New Roman" w:hAnsi="Times New Roman" w:eastAsia="Times New Roman" w:cs="Times New Roman"/>
-          <w:b w:val="0"/>
-          <w:bCs w:val="0"/>
-          <w:i w:val="0"/>
-          <w:iCs w:val="0"/>
-          <w:strike w:val="0"/>
-          <w:dstrike w:val="0"/>
-          <w:noProof w:val="0"/>
-          <w:color w:val="000000" w:themeColor="text1" w:themeTint="FF" w:themeShade="FF"/>
-          <w:sz w:val="24"/>
-          <w:szCs w:val="24"/>
-          <w:u w:val="none"/>
-          <w:lang w:val="en-US"/>
-        </w:rPr>
-        <w:t>A minimal browser extension connected to the Python backend via WebSocket.</w:t>
-      </w:r>
-    </w:p>
-    <w:p>
-      <w:pPr>
-        <w:pStyle w:val="ListParagraph"/>
-        <w:numPr>
-          <w:ilvl w:val="0"/>
-          <w:numId w:val="47"/>
-        </w:numPr>
-        <w:spacing w:before="0" w:beforeAutospacing="off" w:after="120" w:afterAutospacing="off"/>
-        <w:ind w:left="1080" w:right="0"/>
-        <w:rPr>
-          <w:rFonts w:ascii="Times New Roman" w:hAnsi="Times New Roman" w:eastAsia="Times New Roman" w:cs="Times New Roman"/>
-          <w:b w:val="0"/>
-          <w:bCs w:val="0"/>
-          <w:i w:val="0"/>
-          <w:iCs w:val="0"/>
-          <w:strike w:val="0"/>
-          <w:dstrike w:val="0"/>
-          <w:noProof w:val="0"/>
-          <w:color w:val="000000" w:themeColor="text1" w:themeTint="FF" w:themeShade="FF"/>
-          <w:sz w:val="24"/>
-          <w:szCs w:val="24"/>
-          <w:u w:val="none"/>
-          <w:lang w:val="en-US"/>
-        </w:rPr>
-      </w:pPr>
-      <w:r>
-        <w:rPr>
-          <w:rFonts w:ascii="Times New Roman" w:hAnsi="Times New Roman" w:eastAsia="Times New Roman" w:cs="Times New Roman"/>
-          <w:b w:val="0"/>
-          <w:bCs w:val="0"/>
-          <w:i w:val="0"/>
-          <w:iCs w:val="0"/>
-          <w:strike w:val="0"/>
-          <w:dstrike w:val="0"/>
-          <w:noProof w:val="0"/>
-          <w:color w:val="000000" w:themeColor="text1" w:themeTint="FF" w:themeShade="FF"/>
-          <w:sz w:val="24"/>
-          <w:szCs w:val="24"/>
-          <w:u w:val="none"/>
-          <w:lang w:val="en-US"/>
-        </w:rPr>
-        <w:t>Enables finer control: highlighting text, triggering custom buttons on a page, or controlling a purpose-built learning dashboard.</w:t>
-      </w:r>
-    </w:p>
-    <w:p>
-      <w:pPr>
-        <w:pStyle w:val="Normal"/>
-      </w:pPr>
-    </w:p>
-    <w:p>
-      <w:pPr>
-        <w:pStyle w:val="Heading1"/>
-        <w:spacing w:line="240" w:lineRule="auto"/>
-      </w:pPr>
-      <w:r>
-        <w:rPr/>
-        <w:t xml:space="preserve">Supporting </w:t>
-      </w:r>
-      <w:r>
-        <w:rPr/>
-        <w:t>Material</w:t>
-      </w:r>
-    </w:p>
-    <w:p>
-      <w:pPr>
-        <w:pStyle w:val="ListParagraph"/>
-        <w:numPr>
-          <w:ilvl w:val="0"/>
-          <w:numId w:val="37"/>
-        </w:numPr>
-        <w:spacing w:before="0" w:beforeAutospacing="off" w:after="200" w:afterAutospacing="off"/>
-        <w:rPr>
-          <w:rFonts w:ascii="Times New Roman" w:hAnsi="Times New Roman" w:eastAsia="Times New Roman" w:cs="Times New Roman"/>
-          <w:b w:val="0"/>
-          <w:bCs w:val="0"/>
-          <w:i w:val="0"/>
-          <w:iCs w:val="0"/>
-          <w:strike w:val="0"/>
-          <w:dstrike w:val="0"/>
-          <w:noProof w:val="0"/>
-          <w:color w:val="000000" w:themeColor="text1" w:themeTint="FF" w:themeShade="FF"/>
-          <w:sz w:val="24"/>
-          <w:szCs w:val="24"/>
-          <w:u w:val="none"/>
-          <w:lang w:val="en-US"/>
-        </w:rPr>
-      </w:pPr>
-      <w:r>
-        <w:rPr>
-          <w:rFonts w:ascii="Times New Roman" w:hAnsi="Times New Roman" w:eastAsia="Times New Roman" w:cs="Times New Roman"/>
-          <w:b w:val="0"/>
-          <w:bCs w:val="0"/>
-          <w:i w:val="0"/>
-          <w:iCs w:val="0"/>
-          <w:strike w:val="0"/>
-          <w:dstrike w:val="0"/>
-          <w:noProof w:val="0"/>
-          <w:color w:val="000000" w:themeColor="text1" w:themeTint="FF" w:themeShade="FF"/>
-          <w:sz w:val="24"/>
-          <w:szCs w:val="24"/>
-          <w:u w:val="none"/>
-          <w:lang w:val="en-US"/>
-        </w:rPr>
-        <w:t xml:space="preserve">MediaPipe Hands documentation [ </w:t>
-      </w:r>
-      <w:hyperlink r:id="R9aba2403aa754b08">
-        <w:r>
-          <w:rPr>
-            <w:rStyle w:val="Hyperlink"/>
-            <w:b w:val="0"/>
-            <w:bCs w:val="0"/>
-            <w:i w:val="0"/>
-            <w:iCs w:val="0"/>
-            <w:strike w:val="0"/>
-            <w:dstrike w:val="0"/>
-            <w:noProof w:val="0"/>
-            <w:sz w:val="24"/>
-            <w:szCs w:val="24"/>
-            <w:lang w:val="en-US"/>
-          </w:rPr>
-          <w:t>https://developers.google.com/mediapipe/solutions/vision/hand_landmarker</w:t>
-        </w:r>
-      </w:hyperlink>
-      <w:r>
-        <w:rPr>
-          <w:rFonts w:ascii="Times New Roman" w:hAnsi="Times New Roman" w:eastAsia="Times New Roman" w:cs="Times New Roman"/>
-          <w:b w:val="0"/>
-          <w:bCs w:val="0"/>
-          <w:i w:val="0"/>
-          <w:iCs w:val="0"/>
-          <w:strike w:val="0"/>
-          <w:dstrike w:val="0"/>
-          <w:noProof w:val="0"/>
-          <w:color w:val="000000" w:themeColor="text1" w:themeTint="FF" w:themeShade="FF"/>
-          <w:sz w:val="24"/>
-          <w:szCs w:val="24"/>
-          <w:u w:val="none"/>
-          <w:lang w:val="en-US"/>
-        </w:rPr>
-        <w:t xml:space="preserve"> ]</w:t>
-      </w:r>
-    </w:p>
-    <w:p>
-      <w:pPr>
-        <w:pStyle w:val="ListParagraph"/>
-        <w:numPr>
-          <w:ilvl w:val="0"/>
-          <w:numId w:val="37"/>
-        </w:numPr>
-        <w:spacing w:before="0" w:beforeAutospacing="off" w:after="200" w:afterAutospacing="off"/>
-        <w:rPr>
-          <w:rFonts w:ascii="Times New Roman" w:hAnsi="Times New Roman" w:eastAsia="Times New Roman" w:cs="Times New Roman"/>
-          <w:b w:val="0"/>
-          <w:bCs w:val="0"/>
-          <w:i w:val="0"/>
-          <w:iCs w:val="0"/>
-          <w:strike w:val="0"/>
-          <w:dstrike w:val="0"/>
-          <w:noProof w:val="0"/>
-          <w:color w:val="000000" w:themeColor="text1" w:themeTint="FF" w:themeShade="FF"/>
-          <w:sz w:val="24"/>
-          <w:szCs w:val="24"/>
-          <w:u w:val="none"/>
-          <w:lang w:val="en-US"/>
-        </w:rPr>
-      </w:pPr>
-      <w:r>
-        <w:rPr>
-          <w:rFonts w:ascii="Times New Roman" w:hAnsi="Times New Roman" w:eastAsia="Times New Roman" w:cs="Times New Roman"/>
-          <w:b w:val="0"/>
-          <w:bCs w:val="0"/>
-          <w:i w:val="0"/>
-          <w:iCs w:val="0"/>
-          <w:strike w:val="0"/>
-          <w:dstrike w:val="0"/>
-          <w:noProof w:val="0"/>
-          <w:color w:val="000000" w:themeColor="text1" w:themeTint="FF" w:themeShade="FF"/>
-          <w:sz w:val="24"/>
-          <w:szCs w:val="24"/>
-          <w:u w:val="none"/>
-          <w:lang w:val="en-US"/>
-        </w:rPr>
-        <w:t xml:space="preserve">OpenCV Python documentation [ </w:t>
-      </w:r>
-      <w:hyperlink r:id="R39c78028d2b24dc5">
-        <w:r>
-          <w:rPr>
-            <w:rStyle w:val="Hyperlink"/>
-            <w:b w:val="0"/>
-            <w:bCs w:val="0"/>
-            <w:i w:val="0"/>
-            <w:iCs w:val="0"/>
-            <w:strike w:val="0"/>
-            <w:dstrike w:val="0"/>
-            <w:noProof w:val="0"/>
-            <w:sz w:val="24"/>
-            <w:szCs w:val="24"/>
-            <w:lang w:val="en-US"/>
-          </w:rPr>
-          <w:t>https://docs.opencv.org/4.x/d6/d00/tutorial_py_root.html</w:t>
-        </w:r>
-      </w:hyperlink>
-      <w:r>
-        <w:rPr>
-          <w:rFonts w:ascii="Times New Roman" w:hAnsi="Times New Roman" w:eastAsia="Times New Roman" w:cs="Times New Roman"/>
-          <w:b w:val="0"/>
-          <w:bCs w:val="0"/>
-          <w:i w:val="0"/>
-          <w:iCs w:val="0"/>
-          <w:strike w:val="0"/>
-          <w:dstrike w:val="0"/>
-          <w:noProof w:val="0"/>
-          <w:color w:val="000000" w:themeColor="text1" w:themeTint="FF" w:themeShade="FF"/>
-          <w:sz w:val="24"/>
-          <w:szCs w:val="24"/>
-          <w:u w:val="none"/>
-          <w:lang w:val="en-US"/>
-        </w:rPr>
-        <w:t xml:space="preserve"> ]</w:t>
-      </w:r>
-    </w:p>
-    <w:p>
-      <w:pPr>
-        <w:pStyle w:val="ListParagraph"/>
-        <w:numPr>
-          <w:ilvl w:val="0"/>
-          <w:numId w:val="37"/>
-        </w:numPr>
-        <w:spacing w:before="0" w:beforeAutospacing="off" w:after="200" w:afterAutospacing="off"/>
-        <w:rPr>
-          <w:rFonts w:ascii="Times New Roman" w:hAnsi="Times New Roman" w:eastAsia="Times New Roman" w:cs="Times New Roman"/>
-          <w:b w:val="0"/>
-          <w:bCs w:val="0"/>
-          <w:i w:val="0"/>
-          <w:iCs w:val="0"/>
-          <w:strike w:val="0"/>
-          <w:dstrike w:val="0"/>
-          <w:noProof w:val="0"/>
-          <w:color w:val="000000" w:themeColor="text1" w:themeTint="FF" w:themeShade="FF"/>
-          <w:sz w:val="24"/>
-          <w:szCs w:val="24"/>
-          <w:u w:val="none"/>
-          <w:lang w:val="en-US"/>
-        </w:rPr>
-      </w:pPr>
-      <w:r>
-        <w:rPr>
-          <w:rFonts w:ascii="Times New Roman" w:hAnsi="Times New Roman" w:eastAsia="Times New Roman" w:cs="Times New Roman"/>
-          <w:b w:val="0"/>
-          <w:bCs w:val="0"/>
-          <w:i w:val="0"/>
-          <w:iCs w:val="0"/>
-          <w:strike w:val="0"/>
-          <w:dstrike w:val="0"/>
-          <w:noProof w:val="0"/>
-          <w:color w:val="000000" w:themeColor="text1" w:themeTint="FF" w:themeShade="FF"/>
-          <w:sz w:val="24"/>
-          <w:szCs w:val="24"/>
-          <w:u w:val="none"/>
-          <w:lang w:val="en-US"/>
-        </w:rPr>
-        <w:t>PyAutoGUI</w:t>
-      </w:r>
-      <w:r>
-        <w:rPr>
-          <w:rFonts w:ascii="Times New Roman" w:hAnsi="Times New Roman" w:eastAsia="Times New Roman" w:cs="Times New Roman"/>
-          <w:b w:val="0"/>
-          <w:bCs w:val="0"/>
-          <w:i w:val="0"/>
-          <w:iCs w:val="0"/>
-          <w:strike w:val="0"/>
-          <w:dstrike w:val="0"/>
-          <w:noProof w:val="0"/>
-          <w:color w:val="000000" w:themeColor="text1" w:themeTint="FF" w:themeShade="FF"/>
-          <w:sz w:val="24"/>
-          <w:szCs w:val="24"/>
-          <w:u w:val="none"/>
-          <w:lang w:val="en-US"/>
-        </w:rPr>
-        <w:t xml:space="preserve"> documentation [ </w:t>
-      </w:r>
-      <w:hyperlink r:id="R7eb3b6b49e9647f2">
-        <w:r>
-          <w:rPr>
-            <w:rStyle w:val="Hyperlink"/>
-            <w:b w:val="0"/>
-            <w:bCs w:val="0"/>
-            <w:i w:val="0"/>
-            <w:iCs w:val="0"/>
-            <w:strike w:val="0"/>
-            <w:dstrike w:val="0"/>
-            <w:noProof w:val="0"/>
-            <w:sz w:val="24"/>
-            <w:szCs w:val="24"/>
-            <w:lang w:val="en-US"/>
-          </w:rPr>
-          <w:t>https://pyautogui.readthedocs.io</w:t>
-        </w:r>
-      </w:hyperlink>
-      <w:r>
-        <w:rPr>
-          <w:rFonts w:ascii="Times New Roman" w:hAnsi="Times New Roman" w:eastAsia="Times New Roman" w:cs="Times New Roman"/>
-          <w:b w:val="0"/>
-          <w:bCs w:val="0"/>
-          <w:i w:val="0"/>
-          <w:iCs w:val="0"/>
-          <w:strike w:val="0"/>
-          <w:dstrike w:val="0"/>
-          <w:noProof w:val="0"/>
-          <w:color w:val="000000" w:themeColor="text1" w:themeTint="FF" w:themeShade="FF"/>
-          <w:sz w:val="24"/>
-          <w:szCs w:val="24"/>
-          <w:u w:val="none"/>
-          <w:lang w:val="en-US"/>
-        </w:rPr>
-        <w:t xml:space="preserve"> ]</w:t>
-      </w:r>
-    </w:p>
-    <w:p>
-      <w:pPr>
-        <w:rPr>
-          <w:sz w:val="24"/>
-          <w:szCs w:val="24"/>
-        </w:rPr>
-      </w:pPr>
-    </w:p>
-    <w:p>
-      <w:pPr>
-        <w:tabs>
-          <w:tab w:val="left" w:leader="none" w:pos="7140"/>
-        </w:tabs>
-      </w:pPr>
-    </w:p>
-    <w:p>
-      <w:pPr>
-        <w:pStyle w:val="Heading1"/>
-        <w:spacing w:line="240" w:lineRule="auto"/>
-      </w:pPr>
-      <w:r>
-        <w:rPr/>
-        <w:t>Deliverables</w:t>
-      </w:r>
-    </w:p>
-    <w:p>
-      <w:pPr>
-        <w:pStyle w:val="ListParagraph"/>
-        <w:numPr>
-          <w:ilvl w:val="0"/>
-          <w:numId w:val="38"/>
-        </w:numPr>
-        <w:spacing w:before="0" w:beforeAutospacing="off" w:after="120" w:afterAutospacing="off"/>
-        <w:ind w:left="576" w:right="0"/>
-        <w:rPr>
-          <w:rFonts w:ascii="Times New Roman" w:hAnsi="Times New Roman" w:eastAsia="Times New Roman" w:cs="Times New Roman"/>
-          <w:b w:val="0"/>
-          <w:bCs w:val="0"/>
-          <w:i w:val="0"/>
-          <w:iCs w:val="0"/>
-          <w:strike w:val="0"/>
-          <w:dstrike w:val="0"/>
-          <w:noProof w:val="0"/>
-          <w:color w:val="000000" w:themeColor="text1" w:themeTint="FF" w:themeShade="FF"/>
-          <w:sz w:val="24"/>
-          <w:szCs w:val="24"/>
-          <w:u w:val="none"/>
-          <w:lang w:val="en-US"/>
-        </w:rPr>
-      </w:pPr>
-      <w:r>
-        <w:rPr>
-          <w:rFonts w:ascii="Times New Roman" w:hAnsi="Times New Roman" w:eastAsia="Times New Roman" w:cs="Times New Roman"/>
-          <w:b w:val="0"/>
-          <w:bCs w:val="0"/>
-          <w:i w:val="0"/>
-          <w:iCs w:val="0"/>
-          <w:strike w:val="0"/>
-          <w:dstrike w:val="0"/>
-          <w:noProof w:val="0"/>
-          <w:color w:val="000000" w:themeColor="text1" w:themeTint="FF" w:themeShade="FF"/>
-          <w:sz w:val="24"/>
-          <w:szCs w:val="24"/>
-          <w:u w:val="none"/>
-          <w:lang w:val="en-US"/>
-        </w:rPr>
-        <w:t>A working Python application demonstrating real-time gesture detection and browser navigation control.</w:t>
-      </w:r>
-    </w:p>
-    <w:p>
-      <w:pPr>
-        <w:pStyle w:val="ListParagraph"/>
-        <w:numPr>
-          <w:ilvl w:val="0"/>
-          <w:numId w:val="38"/>
-        </w:numPr>
-        <w:spacing w:before="0" w:beforeAutospacing="off" w:after="120" w:afterAutospacing="off"/>
-        <w:ind w:left="576" w:right="0"/>
-        <w:rPr>
-          <w:rFonts w:ascii="Times New Roman" w:hAnsi="Times New Roman" w:eastAsia="Times New Roman" w:cs="Times New Roman"/>
-          <w:b w:val="0"/>
-          <w:bCs w:val="0"/>
-          <w:i w:val="0"/>
-          <w:iCs w:val="0"/>
-          <w:strike w:val="0"/>
-          <w:dstrike w:val="0"/>
-          <w:noProof w:val="0"/>
-          <w:color w:val="000000" w:themeColor="text1" w:themeTint="FF" w:themeShade="FF"/>
-          <w:sz w:val="24"/>
-          <w:szCs w:val="24"/>
-          <w:u w:val="none"/>
-          <w:lang w:val="en-US"/>
-        </w:rPr>
-      </w:pPr>
-      <w:r>
-        <w:rPr>
-          <w:rFonts w:ascii="Times New Roman" w:hAnsi="Times New Roman" w:eastAsia="Times New Roman" w:cs="Times New Roman"/>
-          <w:b w:val="0"/>
-          <w:bCs w:val="0"/>
-          <w:i w:val="0"/>
-          <w:iCs w:val="0"/>
-          <w:strike w:val="0"/>
-          <w:dstrike w:val="0"/>
-          <w:noProof w:val="0"/>
-          <w:color w:val="000000" w:themeColor="text1" w:themeTint="FF" w:themeShade="FF"/>
-          <w:sz w:val="24"/>
-          <w:szCs w:val="24"/>
-          <w:u w:val="none"/>
-          <w:lang w:val="en-US"/>
-        </w:rPr>
-        <w:t>A short demo video/GIF showing each supported gesture in action, for inclusion in the GitHub repository and portfolio.</w:t>
-      </w:r>
-    </w:p>
-    <w:p>
-      <w:pPr>
-        <w:pStyle w:val="ListParagraph"/>
-        <w:numPr>
-          <w:ilvl w:val="0"/>
-          <w:numId w:val="38"/>
-        </w:numPr>
-        <w:spacing w:before="0" w:beforeAutospacing="off" w:after="120" w:afterAutospacing="off"/>
-        <w:ind w:left="576" w:right="0"/>
-        <w:rPr>
-          <w:rFonts w:ascii="Times New Roman" w:hAnsi="Times New Roman" w:eastAsia="Times New Roman" w:cs="Times New Roman"/>
-          <w:b w:val="0"/>
-          <w:bCs w:val="0"/>
-          <w:i w:val="0"/>
-          <w:iCs w:val="0"/>
-          <w:strike w:val="0"/>
-          <w:dstrike w:val="0"/>
-          <w:noProof w:val="0"/>
-          <w:color w:val="000000" w:themeColor="text1" w:themeTint="FF" w:themeShade="FF"/>
-          <w:sz w:val="24"/>
-          <w:szCs w:val="24"/>
-          <w:u w:val="none"/>
-          <w:lang w:val="en-US"/>
-        </w:rPr>
-      </w:pPr>
-      <w:r>
-        <w:rPr>
-          <w:rFonts w:ascii="Times New Roman" w:hAnsi="Times New Roman" w:eastAsia="Times New Roman" w:cs="Times New Roman"/>
-          <w:b w:val="0"/>
-          <w:bCs w:val="0"/>
-          <w:i w:val="0"/>
-          <w:iCs w:val="0"/>
-          <w:strike w:val="0"/>
-          <w:dstrike w:val="0"/>
-          <w:noProof w:val="0"/>
-          <w:color w:val="000000" w:themeColor="text1" w:themeTint="FF" w:themeShade="FF"/>
-          <w:sz w:val="24"/>
-          <w:szCs w:val="24"/>
-          <w:u w:val="none"/>
-          <w:lang w:val="en-US"/>
-        </w:rPr>
-        <w:t>A screenshot or recording of the feedback overlay showing live gesture detection.</w:t>
-      </w:r>
-    </w:p>
-    <w:p>
-      <w:pPr>
-        <w:pStyle w:val="Heading1"/>
-        <w:spacing w:line="240" w:lineRule="auto"/>
-      </w:pPr>
-      <w:r>
-        <w:t>Code Repository and Documentation</w:t>
-      </w:r>
-    </w:p>
-    <w:p>
-      <w:pPr>
-        <w:rPr>
-          <w:rFonts w:ascii="Aptos" w:hAnsi="Aptos" w:eastAsia="Aptos" w:cs="Aptos"/>
-          <w:color w:val="000000" w:themeColor="text1"/>
-        </w:rPr>
-      </w:pPr>
-      <w:r>
-        <w:rPr>
-          <w:rFonts w:ascii="Aptos" w:hAnsi="Aptos" w:eastAsia="Aptos" w:cs="Aptos"/>
-          <w:color w:val="000000" w:themeColor="text1"/>
-        </w:rPr>
-        <w:t>All source code related to the project must be pushed to the club's official GitHub repository.</w:t>
       </w:r>
     </w:p>
     <w:p>
@@ -1536,118 +468,19 @@
           <w:ilvl w:val="0"/>
           <w:numId w:val="3"/>
         </w:numPr>
-        <w:ind w:left="567" w:hanging="283"/>
-        <w:rPr>
-          <w:rFonts w:ascii="Aptos" w:hAnsi="Aptos" w:eastAsia="Aptos" w:cs="Aptos"/>
-          <w:color w:val="000000" w:themeColor="text1"/>
-        </w:rPr>
-      </w:pPr>
-      <w:r>
-        <w:rPr>
-          <w:rFonts w:ascii="Aptos" w:hAnsi="Aptos" w:eastAsia="Aptos" w:cs="Aptos"/>
-          <w:color w:val="000000" w:themeColor="text1"/>
-        </w:rPr>
-        <w:t>Each team is responsible for maintaining a clear and organized code structure.</w:t>
-      </w:r>
-    </w:p>
-    <w:p>
-      <w:pPr>
-        <w:pStyle w:val="ListParagraph"/>
-        <w:numPr>
-          <w:ilvl w:val="0"/>
-          <w:numId w:val="3"/>
-        </w:numPr>
-        <w:ind w:left="567" w:hanging="283"/>
-        <w:rPr>
-          <w:rFonts w:ascii="Aptos" w:hAnsi="Aptos" w:eastAsia="Aptos" w:cs="Aptos"/>
-          <w:color w:val="000000" w:themeColor="text1"/>
-        </w:rPr>
-      </w:pPr>
-      <w:r>
-        <w:rPr>
-          <w:rFonts w:ascii="Aptos" w:hAnsi="Aptos" w:eastAsia="Aptos" w:cs="Aptos"/>
-          <w:color w:val="000000" w:themeColor="text1"/>
-        </w:rPr>
-        <w:t>Proper file organization, meaningful commit messages, and modular code are expected.</w:t>
-      </w:r>
-    </w:p>
-    <w:p>
-      <w:pPr>
-        <w:pStyle w:val="ListParagraph"/>
-        <w:numPr>
-          <w:ilvl w:val="0"/>
-          <w:numId w:val="3"/>
-        </w:numPr>
-        <w:ind w:left="567" w:hanging="283"/>
-        <w:rPr>
-          <w:rFonts w:ascii="Aptos" w:hAnsi="Aptos" w:eastAsia="Aptos" w:cs="Aptos"/>
-          <w:color w:val="000000" w:themeColor="text1"/>
-        </w:rPr>
-      </w:pPr>
-      <w:r>
-        <w:rPr>
-          <w:rFonts w:ascii="Aptos" w:hAnsi="Aptos" w:eastAsia="Aptos" w:cs="Aptos"/>
-          <w:color w:val="000000" w:themeColor="text1"/>
-        </w:rPr>
-        <w:t>Link to OneDrive weekly reports.</w:t>
-      </w:r>
-    </w:p>
-    <w:p>
-      <w:pPr>
-        <w:pStyle w:val="ListParagraph"/>
-        <w:numPr>
-          <w:ilvl w:val="0"/>
-          <w:numId w:val="3"/>
-        </w:numPr>
-        <w:ind w:left="567" w:hanging="283"/>
-        <w:rPr>
-          <w:rFonts w:ascii="Aptos" w:hAnsi="Aptos" w:eastAsia="Aptos" w:cs="Aptos"/>
-          <w:color w:val="000000" w:themeColor="text1"/>
-        </w:rPr>
-      </w:pPr>
-      <w:r>
-        <w:rPr>
-          <w:rFonts w:ascii="Aptos" w:hAnsi="Aptos" w:eastAsia="Aptos" w:cs="Aptos"/>
-          <w:color w:val="000000" w:themeColor="text1"/>
-        </w:rPr>
-        <w:t>A demonstration video of your products</w:t>
-      </w:r>
-    </w:p>
-    <w:p>
-      <w:pPr>
-        <w:pStyle w:val="ListParagraph"/>
-        <w:numPr>
-          <w:ilvl w:val="0"/>
-          <w:numId w:val="3"/>
-        </w:numPr>
-        <w:ind w:left="567" w:hanging="283"/>
-        <w:rPr>
-          <w:rFonts w:ascii="Aptos" w:hAnsi="Aptos" w:eastAsia="Aptos" w:cs="Aptos"/>
-          <w:color w:val="000000" w:themeColor="text1"/>
-        </w:rPr>
-      </w:pPr>
-      <w:r>
-        <w:rPr>
-          <w:rFonts w:ascii="Aptos" w:hAnsi="Aptos" w:eastAsia="Aptos" w:cs="Aptos"/>
-          <w:color w:val="000000" w:themeColor="text1"/>
-        </w:rPr>
-        <w:t xml:space="preserve">A </w:t>
-      </w:r>
-      <w:r>
-        <w:rPr>
-          <w:rFonts w:ascii="Aptos" w:hAnsi="Aptos" w:eastAsia="Aptos" w:cs="Aptos"/>
-          <w:b/>
-          <w:bCs/>
-          <w:color w:val="000000" w:themeColor="text1"/>
-        </w:rPr>
-        <w:t>README.md</w:t>
-      </w:r>
-      <w:r>
-        <w:rPr>
-          <w:rFonts w:ascii="Aptos" w:hAnsi="Aptos" w:eastAsia="Aptos" w:cs="Aptos"/>
-          <w:color w:val="000000" w:themeColor="text1"/>
-        </w:rPr>
-        <w:t xml:space="preserve"> file must be included in the repository, clearly explaining:</w:t>
+        <w:spacing w:after="120"/>
+        <w:ind w:left="1080"/>
+        <w:rPr>
+          <w:rFonts w:ascii="Times New Roman" w:eastAsia="Times New Roman" w:hAnsi="Times New Roman" w:cs="Times New Roman"/>
+          <w:color w:val="000000" w:themeColor="text1"/>
+        </w:rPr>
+      </w:pPr>
+      <w:r>
+        <w:rPr>
+          <w:rFonts w:ascii="Times New Roman" w:eastAsia="Times New Roman" w:hAnsi="Times New Roman" w:cs="Times New Roman"/>
+          <w:color w:val="000000" w:themeColor="text1"/>
+        </w:rPr>
+        <w:t>On-screen overlay (OpenCV window or Tkinter) showing the live feed and the currently detected gesture with a confidence indicator.</w:t>
       </w:r>
     </w:p>
     <w:p>
@@ -1657,18 +490,43 @@
           <w:ilvl w:val="0"/>
           <w:numId w:val="2"/>
         </w:numPr>
-        <w:ind w:left="1134" w:hanging="283"/>
-        <w:rPr>
-          <w:rFonts w:ascii="Aptos" w:hAnsi="Aptos" w:eastAsia="Aptos" w:cs="Aptos"/>
-          <w:color w:val="000000" w:themeColor="text1"/>
-        </w:rPr>
-      </w:pPr>
-      <w:r>
-        <w:rPr>
-          <w:rFonts w:ascii="Aptos" w:hAnsi="Aptos" w:eastAsia="Aptos" w:cs="Aptos"/>
-          <w:color w:val="000000" w:themeColor="text1"/>
-        </w:rPr>
-        <w:t>The purpose of the project</w:t>
+        <w:spacing w:after="120"/>
+        <w:ind w:left="504"/>
+        <w:rPr>
+          <w:rFonts w:ascii="Times New Roman" w:eastAsia="Times New Roman" w:hAnsi="Times New Roman" w:cs="Times New Roman"/>
+          <w:b/>
+          <w:bCs/>
+          <w:color w:val="000000" w:themeColor="text1"/>
+        </w:rPr>
+      </w:pPr>
+      <w:r>
+        <w:rPr>
+          <w:rFonts w:ascii="Times New Roman" w:eastAsia="Times New Roman" w:hAnsi="Times New Roman" w:cs="Times New Roman"/>
+          <w:b/>
+          <w:bCs/>
+          <w:color w:val="000000" w:themeColor="text1"/>
+        </w:rPr>
+        <w:t xml:space="preserve">Web-Level Control </w:t>
+      </w:r>
+      <w:proofErr w:type="gramStart"/>
+      <w:r>
+        <w:rPr>
+          <w:rFonts w:ascii="Times New Roman" w:eastAsia="Times New Roman" w:hAnsi="Times New Roman" w:cs="Times New Roman"/>
+          <w:b/>
+          <w:bCs/>
+          <w:color w:val="000000" w:themeColor="text1"/>
+        </w:rPr>
+        <w:t>( Option</w:t>
+      </w:r>
+      <w:proofErr w:type="gramEnd"/>
+      <w:r>
+        <w:rPr>
+          <w:rFonts w:ascii="Times New Roman" w:eastAsia="Times New Roman" w:hAnsi="Times New Roman" w:cs="Times New Roman"/>
+          <w:b/>
+          <w:bCs/>
+          <w:color w:val="000000" w:themeColor="text1"/>
+        </w:rPr>
+        <w:t xml:space="preserve"> )</w:t>
       </w:r>
     </w:p>
     <w:p>
@@ -1676,20 +534,21 @@
         <w:pStyle w:val="ListParagraph"/>
         <w:numPr>
           <w:ilvl w:val="0"/>
-          <w:numId w:val="2"/>
+          <w:numId w:val="1"/>
         </w:numPr>
-        <w:ind w:left="1134" w:hanging="283"/>
-        <w:rPr>
-          <w:rFonts w:ascii="Aptos" w:hAnsi="Aptos" w:eastAsia="Aptos" w:cs="Aptos"/>
-          <w:color w:val="000000" w:themeColor="text1"/>
-        </w:rPr>
-      </w:pPr>
-      <w:r>
-        <w:rPr>
-          <w:rFonts w:ascii="Aptos" w:hAnsi="Aptos" w:eastAsia="Aptos" w:cs="Aptos"/>
-          <w:color w:val="000000" w:themeColor="text1"/>
-        </w:rPr>
-        <w:t>Setup instructions</w:t>
+        <w:spacing w:after="120"/>
+        <w:ind w:left="1080"/>
+        <w:rPr>
+          <w:rFonts w:ascii="Times New Roman" w:eastAsia="Times New Roman" w:hAnsi="Times New Roman" w:cs="Times New Roman"/>
+          <w:color w:val="000000" w:themeColor="text1"/>
+        </w:rPr>
+      </w:pPr>
+      <w:r>
+        <w:rPr>
+          <w:rFonts w:ascii="Times New Roman" w:eastAsia="Times New Roman" w:hAnsi="Times New Roman" w:cs="Times New Roman"/>
+          <w:color w:val="000000" w:themeColor="text1"/>
+        </w:rPr>
+        <w:t>A minimal browser extension connected to the Python backend via WebSocket.</w:t>
       </w:r>
     </w:p>
     <w:p>
@@ -1697,20 +556,34 @@
         <w:pStyle w:val="ListParagraph"/>
         <w:numPr>
           <w:ilvl w:val="0"/>
-          <w:numId w:val="2"/>
+          <w:numId w:val="1"/>
         </w:numPr>
-        <w:ind w:left="1134" w:hanging="283"/>
-        <w:rPr>
-          <w:rFonts w:ascii="Aptos" w:hAnsi="Aptos" w:eastAsia="Aptos" w:cs="Aptos"/>
-          <w:color w:val="000000" w:themeColor="text1"/>
-        </w:rPr>
-      </w:pPr>
-      <w:r>
-        <w:rPr>
-          <w:rFonts w:ascii="Aptos" w:hAnsi="Aptos" w:eastAsia="Aptos" w:cs="Aptos"/>
-          <w:color w:val="000000" w:themeColor="text1" w:themeTint="FF" w:themeShade="FF"/>
-        </w:rPr>
-        <w:t>Library dependencies</w:t>
+        <w:spacing w:after="120"/>
+        <w:ind w:left="1080"/>
+        <w:rPr>
+          <w:rFonts w:ascii="Times New Roman" w:eastAsia="Times New Roman" w:hAnsi="Times New Roman" w:cs="Times New Roman"/>
+          <w:color w:val="000000" w:themeColor="text1"/>
+        </w:rPr>
+      </w:pPr>
+      <w:r>
+        <w:rPr>
+          <w:rFonts w:ascii="Times New Roman" w:eastAsia="Times New Roman" w:hAnsi="Times New Roman" w:cs="Times New Roman"/>
+          <w:color w:val="000000" w:themeColor="text1"/>
+        </w:rPr>
+        <w:t>Enables finer control: highlighting text, triggering custom buttons on a page, or controlling a purpose-built learning dashboard.</w:t>
+      </w:r>
+    </w:p>
+    <w:p/>
+    <w:p>
+      <w:pPr>
+        <w:pStyle w:val="Heading1"/>
+        <w:spacing w:line="240" w:lineRule="auto"/>
+      </w:pPr>
+      <w:r>
+        <w:t xml:space="preserve">Supporting </w:t>
+      </w:r>
+      <w:r>
+        <w:t>Material</w:t>
       </w:r>
     </w:p>
     <w:p>
@@ -1718,20 +591,35 @@
         <w:pStyle w:val="ListParagraph"/>
         <w:numPr>
           <w:ilvl w:val="0"/>
-          <w:numId w:val="2"/>
+          <w:numId w:val="11"/>
         </w:numPr>
-        <w:ind w:left="1134" w:hanging="283"/>
-        <w:rPr>
-          <w:rFonts w:ascii="Aptos" w:hAnsi="Aptos" w:eastAsia="Aptos" w:cs="Aptos"/>
-          <w:color w:val="000000" w:themeColor="text1" w:themeTint="FF" w:themeShade="FF"/>
-        </w:rPr>
-      </w:pPr>
-      <w:r>
-        <w:rPr>
-          <w:rFonts w:ascii="Aptos" w:hAnsi="Aptos" w:eastAsia="Aptos" w:cs="Aptos"/>
-          <w:color w:val="000000" w:themeColor="text1" w:themeTint="FF" w:themeShade="FF"/>
-        </w:rPr>
-        <w:t>A demonstration video of your products</w:t>
+        <w:spacing w:after="200"/>
+        <w:rPr>
+          <w:rFonts w:ascii="Times New Roman" w:eastAsia="Times New Roman" w:hAnsi="Times New Roman" w:cs="Times New Roman"/>
+          <w:color w:val="000000" w:themeColor="text1"/>
+        </w:rPr>
+      </w:pPr>
+      <w:r>
+        <w:rPr>
+          <w:rFonts w:ascii="Times New Roman" w:eastAsia="Times New Roman" w:hAnsi="Times New Roman" w:cs="Times New Roman"/>
+          <w:color w:val="000000" w:themeColor="text1"/>
+        </w:rPr>
+        <w:t xml:space="preserve">MediaPipe Hands documentation [ </w:t>
+      </w:r>
+      <w:hyperlink r:id="rId10">
+        <w:r>
+          <w:rPr>
+            <w:rStyle w:val="Hyperlink"/>
+          </w:rPr>
+          <w:t>https://developers.google.com/mediapipe/solutions/vision/hand_landmarker</w:t>
+        </w:r>
+      </w:hyperlink>
+      <w:r>
+        <w:rPr>
+          <w:rFonts w:ascii="Times New Roman" w:eastAsia="Times New Roman" w:hAnsi="Times New Roman" w:cs="Times New Roman"/>
+          <w:color w:val="000000" w:themeColor="text1"/>
+        </w:rPr>
+        <w:t xml:space="preserve"> ]</w:t>
       </w:r>
     </w:p>
     <w:p>
@@ -1739,20 +627,35 @@
         <w:pStyle w:val="ListParagraph"/>
         <w:numPr>
           <w:ilvl w:val="0"/>
-          <w:numId w:val="2"/>
+          <w:numId w:val="11"/>
         </w:numPr>
-        <w:ind w:left="1134" w:hanging="283"/>
-        <w:rPr>
-          <w:rFonts w:ascii="Aptos" w:hAnsi="Aptos" w:eastAsia="Aptos" w:cs="Aptos"/>
-          <w:color w:val="000000" w:themeColor="text1"/>
-        </w:rPr>
-      </w:pPr>
-      <w:r>
-        <w:rPr>
-          <w:rFonts w:ascii="Aptos" w:hAnsi="Aptos" w:eastAsia="Aptos" w:cs="Aptos"/>
-          <w:color w:val="000000" w:themeColor="text1"/>
-        </w:rPr>
-        <w:t>Team contribution table (This table must include name, GitHub account, and role in the project)</w:t>
+        <w:spacing w:after="200"/>
+        <w:rPr>
+          <w:rFonts w:ascii="Times New Roman" w:eastAsia="Times New Roman" w:hAnsi="Times New Roman" w:cs="Times New Roman"/>
+          <w:color w:val="000000" w:themeColor="text1"/>
+        </w:rPr>
+      </w:pPr>
+      <w:r>
+        <w:rPr>
+          <w:rFonts w:ascii="Times New Roman" w:eastAsia="Times New Roman" w:hAnsi="Times New Roman" w:cs="Times New Roman"/>
+          <w:color w:val="000000" w:themeColor="text1"/>
+        </w:rPr>
+        <w:t xml:space="preserve">OpenCV Python documentation [ </w:t>
+      </w:r>
+      <w:hyperlink r:id="rId11">
+        <w:r>
+          <w:rPr>
+            <w:rStyle w:val="Hyperlink"/>
+          </w:rPr>
+          <w:t>https://docs.opencv.org/4.x/d6/d00/tutorial_py_root.html</w:t>
+        </w:r>
+      </w:hyperlink>
+      <w:r>
+        <w:rPr>
+          <w:rFonts w:ascii="Times New Roman" w:eastAsia="Times New Roman" w:hAnsi="Times New Roman" w:cs="Times New Roman"/>
+          <w:color w:val="000000" w:themeColor="text1"/>
+        </w:rPr>
+        <w:t xml:space="preserve"> ]</w:t>
       </w:r>
     </w:p>
     <w:p>
@@ -1760,20 +663,52 @@
         <w:pStyle w:val="ListParagraph"/>
         <w:numPr>
           <w:ilvl w:val="0"/>
-          <w:numId w:val="2"/>
+          <w:numId w:val="11"/>
         </w:numPr>
-        <w:ind w:left="1134" w:hanging="283"/>
-        <w:rPr>
-          <w:rFonts w:ascii="Aptos" w:hAnsi="Aptos" w:eastAsia="Aptos" w:cs="Aptos"/>
-          <w:color w:val="000000" w:themeColor="text1"/>
-        </w:rPr>
-      </w:pPr>
-      <w:r>
-        <w:rPr>
-          <w:rFonts w:ascii="Aptos" w:hAnsi="Aptos" w:eastAsia="Aptos" w:cs="Aptos"/>
-          <w:color w:val="000000" w:themeColor="text1"/>
-        </w:rPr>
-        <w:t>.env format and what needs to be input</w:t>
+        <w:spacing w:after="200"/>
+        <w:rPr>
+          <w:rFonts w:ascii="Times New Roman" w:eastAsia="Times New Roman" w:hAnsi="Times New Roman" w:cs="Times New Roman"/>
+          <w:color w:val="000000" w:themeColor="text1"/>
+        </w:rPr>
+      </w:pPr>
+      <w:r>
+        <w:rPr>
+          <w:rFonts w:ascii="Times New Roman" w:eastAsia="Times New Roman" w:hAnsi="Times New Roman" w:cs="Times New Roman"/>
+          <w:color w:val="000000" w:themeColor="text1"/>
+        </w:rPr>
+        <w:t xml:space="preserve">PyAutoGUI documentation [ </w:t>
+      </w:r>
+      <w:hyperlink r:id="rId12">
+        <w:r>
+          <w:rPr>
+            <w:rStyle w:val="Hyperlink"/>
+          </w:rPr>
+          <w:t>https://pyautogui.readthedocs.io</w:t>
+        </w:r>
+      </w:hyperlink>
+      <w:r>
+        <w:rPr>
+          <w:rFonts w:ascii="Times New Roman" w:eastAsia="Times New Roman" w:hAnsi="Times New Roman" w:cs="Times New Roman"/>
+          <w:color w:val="000000" w:themeColor="text1"/>
+        </w:rPr>
+        <w:t xml:space="preserve"> ]</w:t>
+      </w:r>
+    </w:p>
+    <w:p/>
+    <w:p>
+      <w:pPr>
+        <w:tabs>
+          <w:tab w:val="left" w:pos="7140"/>
+        </w:tabs>
+      </w:pPr>
+    </w:p>
+    <w:p>
+      <w:pPr>
+        <w:pStyle w:val="Heading1"/>
+        <w:spacing w:line="240" w:lineRule="auto"/>
+      </w:pPr>
+      <w:r>
+        <w:t>Deliverables</w:t>
       </w:r>
     </w:p>
     <w:p>
@@ -1781,20 +716,21 @@
         <w:pStyle w:val="ListParagraph"/>
         <w:numPr>
           <w:ilvl w:val="0"/>
-          <w:numId w:val="2"/>
+          <w:numId w:val="10"/>
         </w:numPr>
-        <w:ind w:left="1134" w:hanging="283"/>
-        <w:rPr>
-          <w:rFonts w:ascii="Aptos" w:hAnsi="Aptos" w:eastAsia="Aptos" w:cs="Aptos"/>
-          <w:color w:val="000000" w:themeColor="text1"/>
-        </w:rPr>
-      </w:pPr>
-      <w:r>
-        <w:rPr>
-          <w:rFonts w:ascii="Aptos" w:hAnsi="Aptos" w:eastAsia="Aptos" w:cs="Aptos"/>
-          <w:color w:val="000000" w:themeColor="text1"/>
-        </w:rPr>
-        <w:t>Extra features description</w:t>
+        <w:spacing w:after="120"/>
+        <w:ind w:left="576"/>
+        <w:rPr>
+          <w:rFonts w:ascii="Times New Roman" w:eastAsia="Times New Roman" w:hAnsi="Times New Roman" w:cs="Times New Roman"/>
+          <w:color w:val="000000" w:themeColor="text1"/>
+        </w:rPr>
+      </w:pPr>
+      <w:r>
+        <w:rPr>
+          <w:rFonts w:ascii="Times New Roman" w:eastAsia="Times New Roman" w:hAnsi="Times New Roman" w:cs="Times New Roman"/>
+          <w:color w:val="000000" w:themeColor="text1"/>
+        </w:rPr>
+        <w:t>A working Python application demonstrating real-time gesture detection and browser navigation control.</w:t>
       </w:r>
     </w:p>
     <w:p>
@@ -1802,37 +738,21 @@
         <w:pStyle w:val="ListParagraph"/>
         <w:numPr>
           <w:ilvl w:val="0"/>
-          <w:numId w:val="3"/>
+          <w:numId w:val="10"/>
         </w:numPr>
-        <w:ind w:left="567" w:hanging="283"/>
-        <w:rPr>
-          <w:rFonts w:ascii="Aptos" w:hAnsi="Aptos" w:eastAsia="Aptos" w:cs="Aptos"/>
-          <w:color w:val="000000" w:themeColor="text1"/>
-        </w:rPr>
-      </w:pPr>
-      <w:r>
-        <w:rPr>
-          <w:rFonts w:ascii="Aptos" w:hAnsi="Aptos" w:eastAsia="Aptos" w:cs="Aptos"/>
-          <w:color w:val="000000" w:themeColor="text1"/>
-        </w:rPr>
-        <w:t>Note: Please use the .env file for the secret key</w:t>
-      </w:r>
-    </w:p>
-    <w:p>
-      <w:pPr>
-        <w:pStyle w:val="Heading1"/>
-        <w:spacing w:line="240" w:lineRule="auto"/>
-      </w:pPr>
-      <w:r>
-        <w:t>Final Evaluation</w:t>
-      </w:r>
-    </w:p>
-    <w:p>
-      <w:r>
-        <w:t>Final assessment will be based on</w:t>
-      </w:r>
-      <w:r>
-        <w:t>:</w:t>
+        <w:spacing w:after="120"/>
+        <w:ind w:left="576"/>
+        <w:rPr>
+          <w:rFonts w:ascii="Times New Roman" w:eastAsia="Times New Roman" w:hAnsi="Times New Roman" w:cs="Times New Roman"/>
+          <w:color w:val="000000" w:themeColor="text1"/>
+        </w:rPr>
+      </w:pPr>
+      <w:r>
+        <w:rPr>
+          <w:rFonts w:ascii="Times New Roman" w:eastAsia="Times New Roman" w:hAnsi="Times New Roman" w:cs="Times New Roman"/>
+          <w:color w:val="000000" w:themeColor="text1"/>
+        </w:rPr>
+        <w:t>A short demo video/GIF showing each supported gesture in action, for inclusion in the GitHub repository and portfolio.</w:t>
       </w:r>
     </w:p>
     <w:p>
@@ -1840,11 +760,45 @@
         <w:pStyle w:val="ListParagraph"/>
         <w:numPr>
           <w:ilvl w:val="0"/>
-          <w:numId w:val="24"/>
+          <w:numId w:val="10"/>
         </w:numPr>
-      </w:pPr>
-      <w:r>
-        <w:t>Code quality &amp; documentation</w:t>
+        <w:spacing w:after="120"/>
+        <w:ind w:left="576"/>
+        <w:rPr>
+          <w:rFonts w:ascii="Times New Roman" w:eastAsia="Times New Roman" w:hAnsi="Times New Roman" w:cs="Times New Roman"/>
+          <w:color w:val="000000" w:themeColor="text1"/>
+        </w:rPr>
+      </w:pPr>
+      <w:r>
+        <w:rPr>
+          <w:rFonts w:ascii="Times New Roman" w:eastAsia="Times New Roman" w:hAnsi="Times New Roman" w:cs="Times New Roman"/>
+          <w:color w:val="000000" w:themeColor="text1"/>
+        </w:rPr>
+        <w:t>A screenshot or recording of the feedback overlay showing live gesture detection.</w:t>
+      </w:r>
+    </w:p>
+    <w:p>
+      <w:pPr>
+        <w:pStyle w:val="Heading1"/>
+        <w:spacing w:line="240" w:lineRule="auto"/>
+      </w:pPr>
+      <w:r>
+        <w:t>Code Repository and Documentation</w:t>
+      </w:r>
+    </w:p>
+    <w:p>
+      <w:pPr>
+        <w:rPr>
+          <w:rFonts w:ascii="Aptos" w:eastAsia="Aptos" w:hAnsi="Aptos" w:cs="Aptos"/>
+          <w:color w:val="000000" w:themeColor="text1"/>
+        </w:rPr>
+      </w:pPr>
+      <w:r>
+        <w:rPr>
+          <w:rFonts w:ascii="Aptos" w:eastAsia="Aptos" w:hAnsi="Aptos" w:cs="Aptos"/>
+          <w:color w:val="000000" w:themeColor="text1"/>
+        </w:rPr>
+        <w:t>All source code related to the project must be pushed to the club's official GitHub repository.</w:t>
       </w:r>
     </w:p>
     <w:p>
@@ -1852,11 +806,20 @@
         <w:pStyle w:val="ListParagraph"/>
         <w:numPr>
           <w:ilvl w:val="0"/>
-          <w:numId w:val="24"/>
+          <w:numId w:val="14"/>
         </w:numPr>
-      </w:pPr>
-      <w:r>
-        <w:t>Functionality of core features</w:t>
+        <w:ind w:left="567" w:hanging="283"/>
+        <w:rPr>
+          <w:rFonts w:ascii="Aptos" w:eastAsia="Aptos" w:hAnsi="Aptos" w:cs="Aptos"/>
+          <w:color w:val="000000" w:themeColor="text1"/>
+        </w:rPr>
+      </w:pPr>
+      <w:r>
+        <w:rPr>
+          <w:rFonts w:ascii="Aptos" w:eastAsia="Aptos" w:hAnsi="Aptos" w:cs="Aptos"/>
+          <w:color w:val="000000" w:themeColor="text1"/>
+        </w:rPr>
+        <w:t>Each team is responsible for maintaining a clear and organized code structure.</w:t>
       </w:r>
     </w:p>
     <w:p>
@@ -1864,33 +827,20 @@
         <w:pStyle w:val="ListParagraph"/>
         <w:numPr>
           <w:ilvl w:val="0"/>
-          <w:numId w:val="24"/>
+          <w:numId w:val="14"/>
         </w:numPr>
-      </w:pPr>
-      <w:r>
-        <w:t>Creativity and originality</w:t>
-      </w:r>
-    </w:p>
-    <w:p>
-      <w:pPr>
-        <w:pStyle w:val="Heading1"/>
-        <w:spacing w:line="240" w:lineRule="auto"/>
-      </w:pPr>
-      <w:r>
-        <w:rPr/>
-        <w:t>Project Timeline</w:t>
-      </w:r>
-      <w:r>
-        <w:rPr/>
-        <w:t>s</w:t>
-      </w:r>
-      <w:r>
-        <w:rPr/>
-        <w:t>/Deadline</w:t>
-      </w:r>
-      <w:r>
-        <w:rPr/>
-        <w:t>s</w:t>
+        <w:ind w:left="567" w:hanging="283"/>
+        <w:rPr>
+          <w:rFonts w:ascii="Aptos" w:eastAsia="Aptos" w:hAnsi="Aptos" w:cs="Aptos"/>
+          <w:color w:val="000000" w:themeColor="text1"/>
+        </w:rPr>
+      </w:pPr>
+      <w:r>
+        <w:rPr>
+          <w:rFonts w:ascii="Aptos" w:eastAsia="Aptos" w:hAnsi="Aptos" w:cs="Aptos"/>
+          <w:color w:val="000000" w:themeColor="text1"/>
+        </w:rPr>
+        <w:t>Proper file organization, meaningful commit messages, and modular code are expected.</w:t>
       </w:r>
     </w:p>
     <w:p>
@@ -1898,35 +848,20 @@
         <w:pStyle w:val="ListParagraph"/>
         <w:numPr>
           <w:ilvl w:val="0"/>
-          <w:numId w:val="24"/>
+          <w:numId w:val="14"/>
         </w:numPr>
-        <w:spacing w:line="240" w:lineRule="auto"/>
-        <w:rPr/>
-      </w:pPr>
-      <w:r>
-        <w:rPr>
-          <w:b w:val="1"/>
-          <w:bCs w:val="1"/>
-        </w:rPr>
-        <w:t>Final Demo:</w:t>
-      </w:r>
-      <w:r>
-        <w:rPr/>
-        <w:t xml:space="preserve"> </w:t>
-      </w:r>
-      <w:r>
-        <w:rPr/>
-        <w:t xml:space="preserve"> 18-19</w:t>
-      </w:r>
-      <w:r>
-        <w:rPr>
-          <w:vertAlign w:val="superscript"/>
-        </w:rPr>
-        <w:t>th</w:t>
-      </w:r>
-      <w:r>
-        <w:rPr/>
-        <w:t xml:space="preserve"> of September, 2026</w:t>
+        <w:ind w:left="567" w:hanging="283"/>
+        <w:rPr>
+          <w:rFonts w:ascii="Aptos" w:eastAsia="Aptos" w:hAnsi="Aptos" w:cs="Aptos"/>
+          <w:color w:val="000000" w:themeColor="text1"/>
+        </w:rPr>
+      </w:pPr>
+      <w:r>
+        <w:rPr>
+          <w:rFonts w:ascii="Aptos" w:eastAsia="Aptos" w:hAnsi="Aptos" w:cs="Aptos"/>
+          <w:color w:val="000000" w:themeColor="text1"/>
+        </w:rPr>
+        <w:t>Link to OneDrive weekly reports.</w:t>
       </w:r>
     </w:p>
     <w:p>
@@ -1934,25 +869,352 @@
         <w:pStyle w:val="ListParagraph"/>
         <w:numPr>
           <w:ilvl w:val="0"/>
-          <w:numId w:val="24"/>
+          <w:numId w:val="14"/>
+        </w:numPr>
+        <w:ind w:left="567" w:hanging="283"/>
+        <w:rPr>
+          <w:rFonts w:ascii="Aptos" w:eastAsia="Aptos" w:hAnsi="Aptos" w:cs="Aptos"/>
+          <w:color w:val="000000" w:themeColor="text1"/>
+        </w:rPr>
+      </w:pPr>
+      <w:r>
+        <w:rPr>
+          <w:rFonts w:ascii="Aptos" w:eastAsia="Aptos" w:hAnsi="Aptos" w:cs="Aptos"/>
+          <w:color w:val="000000" w:themeColor="text1"/>
+        </w:rPr>
+        <w:t>A demonstration video of your products</w:t>
+      </w:r>
+    </w:p>
+    <w:p>
+      <w:pPr>
+        <w:pStyle w:val="ListParagraph"/>
+        <w:numPr>
+          <w:ilvl w:val="0"/>
+          <w:numId w:val="14"/>
+        </w:numPr>
+        <w:ind w:left="567" w:hanging="283"/>
+        <w:rPr>
+          <w:rFonts w:ascii="Aptos" w:eastAsia="Aptos" w:hAnsi="Aptos" w:cs="Aptos"/>
+          <w:color w:val="000000" w:themeColor="text1"/>
+        </w:rPr>
+      </w:pPr>
+      <w:r>
+        <w:rPr>
+          <w:rFonts w:ascii="Aptos" w:eastAsia="Aptos" w:hAnsi="Aptos" w:cs="Aptos"/>
+          <w:color w:val="000000" w:themeColor="text1"/>
+        </w:rPr>
+        <w:lastRenderedPageBreak/>
+        <w:t xml:space="preserve">A </w:t>
+      </w:r>
+      <w:r>
+        <w:rPr>
+          <w:rFonts w:ascii="Aptos" w:eastAsia="Aptos" w:hAnsi="Aptos" w:cs="Aptos"/>
+          <w:b/>
+          <w:bCs/>
+          <w:color w:val="000000" w:themeColor="text1"/>
+        </w:rPr>
+        <w:t>README.md</w:t>
+      </w:r>
+      <w:r>
+        <w:rPr>
+          <w:rFonts w:ascii="Aptos" w:eastAsia="Aptos" w:hAnsi="Aptos" w:cs="Aptos"/>
+          <w:color w:val="000000" w:themeColor="text1"/>
+        </w:rPr>
+        <w:t xml:space="preserve"> file must be included in the repository, clearly explaining:</w:t>
+      </w:r>
+    </w:p>
+    <w:p>
+      <w:pPr>
+        <w:pStyle w:val="ListParagraph"/>
+        <w:numPr>
+          <w:ilvl w:val="0"/>
+          <w:numId w:val="13"/>
+        </w:numPr>
+        <w:ind w:left="1134" w:hanging="283"/>
+        <w:rPr>
+          <w:rFonts w:ascii="Aptos" w:eastAsia="Aptos" w:hAnsi="Aptos" w:cs="Aptos"/>
+          <w:color w:val="000000" w:themeColor="text1"/>
+        </w:rPr>
+      </w:pPr>
+      <w:r>
+        <w:rPr>
+          <w:rFonts w:ascii="Aptos" w:eastAsia="Aptos" w:hAnsi="Aptos" w:cs="Aptos"/>
+          <w:color w:val="000000" w:themeColor="text1"/>
+        </w:rPr>
+        <w:t>The purpose of the project</w:t>
+      </w:r>
+    </w:p>
+    <w:p>
+      <w:pPr>
+        <w:pStyle w:val="ListParagraph"/>
+        <w:numPr>
+          <w:ilvl w:val="0"/>
+          <w:numId w:val="13"/>
+        </w:numPr>
+        <w:ind w:left="1134" w:hanging="283"/>
+        <w:rPr>
+          <w:rFonts w:ascii="Aptos" w:eastAsia="Aptos" w:hAnsi="Aptos" w:cs="Aptos"/>
+          <w:color w:val="000000" w:themeColor="text1"/>
+        </w:rPr>
+      </w:pPr>
+      <w:r>
+        <w:rPr>
+          <w:rFonts w:ascii="Aptos" w:eastAsia="Aptos" w:hAnsi="Aptos" w:cs="Aptos"/>
+          <w:color w:val="000000" w:themeColor="text1"/>
+        </w:rPr>
+        <w:t>Setup instructions</w:t>
+      </w:r>
+    </w:p>
+    <w:p>
+      <w:pPr>
+        <w:pStyle w:val="ListParagraph"/>
+        <w:numPr>
+          <w:ilvl w:val="0"/>
+          <w:numId w:val="13"/>
+        </w:numPr>
+        <w:ind w:left="1134" w:hanging="283"/>
+        <w:rPr>
+          <w:rFonts w:ascii="Aptos" w:eastAsia="Aptos" w:hAnsi="Aptos" w:cs="Aptos"/>
+          <w:color w:val="000000" w:themeColor="text1"/>
+          <w:highlight w:val="yellow"/>
+        </w:rPr>
+      </w:pPr>
+      <w:r>
+        <w:rPr>
+          <w:rFonts w:ascii="Aptos" w:eastAsia="Aptos" w:hAnsi="Aptos" w:cs="Aptos"/>
+          <w:color w:val="000000" w:themeColor="text1"/>
+          <w:highlight w:val="yellow"/>
+        </w:rPr>
+        <w:t>Library dependencies</w:t>
+      </w:r>
+    </w:p>
+    <w:p>
+      <w:pPr>
+        <w:pStyle w:val="ListParagraph"/>
+        <w:numPr>
+          <w:ilvl w:val="0"/>
+          <w:numId w:val="13"/>
+        </w:numPr>
+        <w:ind w:left="1134" w:hanging="283"/>
+        <w:rPr>
+          <w:rFonts w:ascii="Aptos" w:eastAsia="Aptos" w:hAnsi="Aptos" w:cs="Aptos"/>
+          <w:color w:val="000000" w:themeColor="text1"/>
+          <w:highlight w:val="yellow"/>
+        </w:rPr>
+      </w:pPr>
+      <w:r>
+        <w:rPr>
+          <w:rFonts w:ascii="Aptos" w:eastAsia="Aptos" w:hAnsi="Aptos" w:cs="Aptos"/>
+          <w:color w:val="000000" w:themeColor="text1"/>
+          <w:highlight w:val="yellow"/>
+        </w:rPr>
+        <w:t>A demonstration video of your products</w:t>
+      </w:r>
+    </w:p>
+    <w:p>
+      <w:pPr>
+        <w:pStyle w:val="ListParagraph"/>
+        <w:numPr>
+          <w:ilvl w:val="0"/>
+          <w:numId w:val="13"/>
+        </w:numPr>
+        <w:ind w:left="1134" w:hanging="283"/>
+        <w:rPr>
+          <w:rFonts w:ascii="Aptos" w:eastAsia="Aptos" w:hAnsi="Aptos" w:cs="Aptos"/>
+          <w:color w:val="000000" w:themeColor="text1"/>
+          <w:highlight w:val="yellow"/>
+        </w:rPr>
+      </w:pPr>
+      <w:r>
+        <w:rPr>
+          <w:rFonts w:ascii="Aptos" w:eastAsia="Aptos" w:hAnsi="Aptos" w:cs="Aptos"/>
+          <w:color w:val="000000" w:themeColor="text1"/>
+          <w:highlight w:val="yellow"/>
+        </w:rPr>
+        <w:t>Team contribution table (This table must include name, GitHub account, and role in the project)</w:t>
+      </w:r>
+    </w:p>
+    <w:p>
+      <w:pPr>
+        <w:pStyle w:val="ListParagraph"/>
+        <w:numPr>
+          <w:ilvl w:val="0"/>
+          <w:numId w:val="13"/>
+        </w:numPr>
+        <w:ind w:left="1134" w:hanging="283"/>
+        <w:rPr>
+          <w:rFonts w:ascii="Aptos" w:eastAsia="Aptos" w:hAnsi="Aptos" w:cs="Aptos"/>
+          <w:color w:val="000000" w:themeColor="text1"/>
+          <w:highlight w:val="yellow"/>
+        </w:rPr>
+      </w:pPr>
+      <w:proofErr w:type="gramStart"/>
+      <w:r>
+        <w:rPr>
+          <w:rFonts w:ascii="Aptos" w:eastAsia="Aptos" w:hAnsi="Aptos" w:cs="Aptos"/>
+          <w:color w:val="000000" w:themeColor="text1"/>
+          <w:highlight w:val="yellow"/>
+        </w:rPr>
+        <w:t>.env</w:t>
+      </w:r>
+      <w:proofErr w:type="gramEnd"/>
+      <w:r>
+        <w:rPr>
+          <w:rFonts w:ascii="Aptos" w:eastAsia="Aptos" w:hAnsi="Aptos" w:cs="Aptos"/>
+          <w:color w:val="000000" w:themeColor="text1"/>
+          <w:highlight w:val="yellow"/>
+        </w:rPr>
+        <w:t xml:space="preserve"> format and what needs to be input</w:t>
+      </w:r>
+    </w:p>
+    <w:p>
+      <w:pPr>
+        <w:pStyle w:val="ListParagraph"/>
+        <w:numPr>
+          <w:ilvl w:val="0"/>
+          <w:numId w:val="13"/>
+        </w:numPr>
+        <w:ind w:left="1134" w:hanging="283"/>
+        <w:rPr>
+          <w:rFonts w:ascii="Aptos" w:eastAsia="Aptos" w:hAnsi="Aptos" w:cs="Aptos"/>
+          <w:color w:val="000000" w:themeColor="text1"/>
+          <w:highlight w:val="yellow"/>
+        </w:rPr>
+      </w:pPr>
+      <w:r>
+        <w:rPr>
+          <w:rFonts w:ascii="Aptos" w:eastAsia="Aptos" w:hAnsi="Aptos" w:cs="Aptos"/>
+          <w:color w:val="000000" w:themeColor="text1"/>
+          <w:highlight w:val="yellow"/>
+        </w:rPr>
+        <w:t>Extra features description</w:t>
+      </w:r>
+    </w:p>
+    <w:p>
+      <w:pPr>
+        <w:pStyle w:val="ListParagraph"/>
+        <w:numPr>
+          <w:ilvl w:val="0"/>
+          <w:numId w:val="14"/>
+        </w:numPr>
+        <w:ind w:left="567" w:hanging="283"/>
+        <w:rPr>
+          <w:rFonts w:ascii="Aptos" w:eastAsia="Aptos" w:hAnsi="Aptos" w:cs="Aptos"/>
+          <w:color w:val="000000" w:themeColor="text1"/>
+        </w:rPr>
+      </w:pPr>
+      <w:r>
+        <w:rPr>
+          <w:rFonts w:ascii="Aptos" w:eastAsia="Aptos" w:hAnsi="Aptos" w:cs="Aptos"/>
+          <w:color w:val="000000" w:themeColor="text1"/>
+        </w:rPr>
+        <w:t>Note: Please use the .env file for the secret key</w:t>
+      </w:r>
+    </w:p>
+    <w:p>
+      <w:pPr>
+        <w:pStyle w:val="Heading1"/>
+        <w:spacing w:line="240" w:lineRule="auto"/>
+      </w:pPr>
+      <w:r>
+        <w:t>Final Evaluation</w:t>
+      </w:r>
+    </w:p>
+    <w:p>
+      <w:r>
+        <w:t>Final assessment will be based on</w:t>
+      </w:r>
+      <w:r>
+        <w:t>:</w:t>
+      </w:r>
+    </w:p>
+    <w:p>
+      <w:pPr>
+        <w:pStyle w:val="ListParagraph"/>
+        <w:numPr>
+          <w:ilvl w:val="0"/>
+          <w:numId w:val="35"/>
+        </w:numPr>
+      </w:pPr>
+      <w:r>
+        <w:t>Code quality &amp; documentation</w:t>
+      </w:r>
+    </w:p>
+    <w:p>
+      <w:pPr>
+        <w:pStyle w:val="ListParagraph"/>
+        <w:numPr>
+          <w:ilvl w:val="0"/>
+          <w:numId w:val="35"/>
+        </w:numPr>
+      </w:pPr>
+      <w:r>
+        <w:t>Functionality of core features</w:t>
+      </w:r>
+    </w:p>
+    <w:p>
+      <w:pPr>
+        <w:pStyle w:val="ListParagraph"/>
+        <w:numPr>
+          <w:ilvl w:val="0"/>
+          <w:numId w:val="35"/>
+        </w:numPr>
+      </w:pPr>
+      <w:r>
+        <w:t>Creativity and originality</w:t>
+      </w:r>
+    </w:p>
+    <w:p>
+      <w:pPr>
+        <w:pStyle w:val="Heading1"/>
+        <w:spacing w:line="240" w:lineRule="auto"/>
+      </w:pPr>
+      <w:r>
+        <w:t>Project Timeline</w:t>
+      </w:r>
+      <w:r>
+        <w:t>s</w:t>
+      </w:r>
+      <w:r>
+        <w:t>/Deadline</w:t>
+      </w:r>
+      <w:r>
+        <w:t>s</w:t>
+      </w:r>
+    </w:p>
+    <w:p>
+      <w:pPr>
+        <w:pStyle w:val="ListParagraph"/>
+        <w:numPr>
+          <w:ilvl w:val="0"/>
+          <w:numId w:val="35"/>
         </w:numPr>
         <w:spacing w:line="240" w:lineRule="auto"/>
-        <w:rPr/>
-      </w:pPr>
-      <w:r>
-        <w:rPr>
-          <w:b w:val="1"/>
-          <w:bCs w:val="1"/>
-        </w:rPr>
-        <w:t>Final GitHub Submission:</w:t>
-      </w:r>
-      <w:r>
-        <w:rPr/>
+      </w:pPr>
+      <w:r>
+        <w:rPr>
+          <w:b/>
+          <w:bCs/>
+        </w:rPr>
+        <w:t>Final Demo</w:t>
+      </w:r>
+      <w:proofErr w:type="gramStart"/>
+      <w:r>
+        <w:rPr>
+          <w:b/>
+          <w:bCs/>
+        </w:rPr>
+        <w:t>:</w:t>
+      </w:r>
+      <w:r>
         <w:t xml:space="preserve"> </w:t>
       </w:r>
       <w:r>
-        <w:rPr/>
-        <w:t>17</w:t>
+        <w:t xml:space="preserve"> 18</w:t>
+      </w:r>
+      <w:proofErr w:type="gramEnd"/>
+      <w:r>
+        <w:t>-19</w:t>
       </w:r>
       <w:r>
         <w:rPr>
@@ -1961,25 +1223,72 @@
         <w:t>th</w:t>
       </w:r>
       <w:r>
-        <w:rPr/>
-        <w:t xml:space="preserve"> of September, 2026</w:t>
+        <w:t xml:space="preserve"> of </w:t>
+      </w:r>
+      <w:proofErr w:type="gramStart"/>
+      <w:r>
+        <w:t>September,</w:t>
+      </w:r>
+      <w:proofErr w:type="gramEnd"/>
+      <w:r>
+        <w:t xml:space="preserve"> 2026</w:t>
       </w:r>
     </w:p>
     <w:p>
       <w:pPr>
+        <w:pStyle w:val="ListParagraph"/>
+        <w:numPr>
+          <w:ilvl w:val="0"/>
+          <w:numId w:val="35"/>
+        </w:numPr>
         <w:spacing w:line="240" w:lineRule="auto"/>
       </w:pPr>
+      <w:r>
+        <w:rPr>
+          <w:b/>
+          <w:bCs/>
+        </w:rPr>
+        <w:t>Final GitHub Submission:</w:t>
+      </w:r>
+      <w:r>
+        <w:t xml:space="preserve"> </w:t>
+      </w:r>
+      <w:r>
+        <w:t>17</w:t>
+      </w:r>
+      <w:r>
+        <w:rPr>
+          <w:vertAlign w:val="superscript"/>
+        </w:rPr>
+        <w:t>th</w:t>
+      </w:r>
+      <w:r>
+        <w:t xml:space="preserve"> of </w:t>
+      </w:r>
+      <w:proofErr w:type="gramStart"/>
+      <w:r>
+        <w:t>September,</w:t>
+      </w:r>
+      <w:proofErr w:type="gramEnd"/>
+      <w:r>
+        <w:t xml:space="preserve"> 2026</w:t>
+      </w:r>
     </w:p>
     <w:p>
       <w:pPr>
         <w:spacing w:line="240" w:lineRule="auto"/>
       </w:pPr>
     </w:p>
+    <w:p>
+      <w:pPr>
+        <w:spacing w:line="240" w:lineRule="auto"/>
+      </w:pPr>
+    </w:p>
     <w:sectPr>
-      <w:headerReference w:type="default" r:id="rId10"/>
-      <w:footerReference w:type="even" r:id="rId11"/>
-      <w:footerReference w:type="default" r:id="rId12"/>
-      <w:pgSz w:w="12240" w:h="15840" w:orient="portrait"/>
+      <w:headerReference w:type="default" r:id="rId13"/>
+      <w:footerReference w:type="even" r:id="rId14"/>
+      <w:footerReference w:type="default" r:id="rId15"/>
+      <w:pgSz w:w="12240" w:h="15840"/>
       <w:pgMar w:top="1440" w:right="1440" w:bottom="1440" w:left="1440" w:header="720" w:footer="720" w:gutter="0"/>
       <w:cols w:space="720"/>
       <w:docGrid w:linePitch="360"/>
@@ -2037,7 +1346,7 @@
       <w:p>
         <w:pPr>
           <w:pStyle w:val="Footer"/>
-          <w:framePr w:wrap="none" w:hAnchor="margin" w:vAnchor="text" w:xAlign="center" w:y="1"/>
+          <w:framePr w:wrap="none" w:vAnchor="text" w:hAnchor="margin" w:xAlign="center" w:y="1"/>
           <w:rPr>
             <w:rStyle w:val="PageNumber"/>
           </w:rPr>
@@ -2062,11 +1371,6 @@
         </w:r>
       </w:p>
     </w:sdtContent>
-    <w:sdtEndPr>
-      <w:rPr>
-        <w:rStyle w:val="PageNumber"/>
-      </w:rPr>
-    </w:sdtEndPr>
   </w:sdt>
   <w:p>
     <w:pPr>
@@ -2093,7 +1397,7 @@
       <w:p>
         <w:pPr>
           <w:pStyle w:val="Footer"/>
-          <w:framePr w:wrap="none" w:hAnchor="margin" w:vAnchor="text" w:xAlign="center" w:y="1"/>
+          <w:framePr w:wrap="none" w:vAnchor="text" w:hAnchor="margin" w:xAlign="center" w:y="1"/>
           <w:rPr>
             <w:rStyle w:val="PageNumber"/>
           </w:rPr>
@@ -2131,11 +1435,6 @@
         </w:r>
       </w:p>
     </w:sdtContent>
-    <w:sdtEndPr>
-      <w:rPr>
-        <w:rStyle w:val="PageNumber"/>
-      </w:rPr>
-    </w:sdtEndPr>
   </w:sdt>
   <w:p>
     <w:pPr>
@@ -2178,7 +1477,7 @@
 </file>
 
 <file path=word/header1.xml><?xml version="1.0" encoding="utf-8"?>
-<w:hdr xmlns:wpc="http://schemas.microsoft.com/office/word/2010/wordprocessingCanvas" xmlns:cx="http://schemas.microsoft.com/office/drawing/2014/chartex" xmlns:cx1="http://schemas.microsoft.com/office/drawing/2015/9/8/chartex" xmlns:cx2="http://schemas.microsoft.com/office/drawing/2015/10/21/chartex" xmlns:cx3="http://schemas.microsoft.com/office/drawing/2016/5/9/chartex" xmlns:cx4="http://schemas.microsoft.com/office/drawing/2016/5/10/chartex" xmlns:cx5="http://schemas.microsoft.com/office/drawing/2016/5/11/chartex" xmlns:cx6="http://schemas.microsoft.com/office/drawing/2016/5/12/chartex" xmlns:cx7="http://schemas.microsoft.com/office/drawing/2016/5/13/chartex" xmlns:cx8="http://schemas.microsoft.com/office/drawing/2016/5/14/chartex" xmlns:mc="http://schemas.openxmlformats.org/markup-compatibility/2006" xmlns:aink="http://schemas.microsoft.com/office/drawing/2016/ink" xmlns:am3d="http://schemas.microsoft.com/office/drawing/2017/model3d" xmlns:o="urn:schemas-microsoft-com:office:office" xmlns:oel="http://schemas.microsoft.com/office/2019/extlst" xmlns:r="http://schemas.openxmlformats.org/officeDocument/2006/relationships" xmlns:m="http://schemas.openxmlformats.org/officeDocument/2006/math" xmlns:v="urn:schemas-microsoft-com:vml" xmlns:wp14="http://schemas.microsoft.com/office/word/2010/wordprocessingDrawing" xmlns:wp="http://schemas.openxmlformats.org/drawingml/2006/wordprocessingDrawing" xmlns:w10="urn:schemas-microsoft-com:office:word" xmlns:w="http://schemas.openxmlformats.org/wordprocessingml/2006/main" xmlns:w14="http://schemas.microsoft.com/office/word/2010/wordml" xmlns:w15="http://schemas.microsoft.com/office/word/2012/wordml" xmlns:w16cex="http://schemas.microsoft.com/office/word/2018/wordml/cex" xmlns:w16cid="http://schemas.microsoft.com/office/word/2016/wordml/cid" xmlns:w16="http://schemas.microsoft.com/office/word/2018/wordml" xmlns:w16du="http://schemas.microsoft.com/office/word/2023/wordml/word16du" xmlns:w16sdtdh="http://schemas.microsoft.com/office/word/2020/wordml/sdtdatahash" xmlns:w16sdtfl="http://schemas.microsoft.com/office/word/2024/wordml/sdtformatlock" xmlns:w16se="http://schemas.microsoft.com/office/word/2015/wordml/symex" xmlns:wpg="http://schemas.microsoft.com/office/word/2010/wordprocessingGroup" xmlns:wpi="http://schemas.microsoft.com/office/word/2010/wordprocessingInk" xmlns:wne="http://schemas.microsoft.com/office/word/2006/wordml" xmlns:wps="http://schemas.microsoft.com/office/word/2010/wordprocessingShape" xmlns:a="http://schemas.openxmlformats.org/drawingml/2006/main" xmlns:pic="http://schemas.openxmlformats.org/drawingml/2006/picture" xmlns:a14="http://schemas.microsoft.com/office/drawing/2010/main" mc:Ignorable="w14 w15 w16se w16cid w16 w16cex w16sdtdh w16sdtfl w16du wp14">
+<w:hdr xmlns:wpc="http://schemas.microsoft.com/office/word/2010/wordprocessingCanvas" xmlns:cx="http://schemas.microsoft.com/office/drawing/2014/chartex" xmlns:cx1="http://schemas.microsoft.com/office/drawing/2015/9/8/chartex" xmlns:cx2="http://schemas.microsoft.com/office/drawing/2015/10/21/chartex" xmlns:cx3="http://schemas.microsoft.com/office/drawing/2016/5/9/chartex" xmlns:cx4="http://schemas.microsoft.com/office/drawing/2016/5/10/chartex" xmlns:cx5="http://schemas.microsoft.com/office/drawing/2016/5/11/chartex" xmlns:cx6="http://schemas.microsoft.com/office/drawing/2016/5/12/chartex" xmlns:cx7="http://schemas.microsoft.com/office/drawing/2016/5/13/chartex" xmlns:cx8="http://schemas.microsoft.com/office/drawing/2016/5/14/chartex" xmlns:mc="http://schemas.openxmlformats.org/markup-compatibility/2006" xmlns:aink="http://schemas.microsoft.com/office/drawing/2016/ink" xmlns:am3d="http://schemas.microsoft.com/office/drawing/2017/model3d" xmlns:o="urn:schemas-microsoft-com:office:office" xmlns:oel="http://schemas.microsoft.com/office/2019/extlst" xmlns:r="http://schemas.openxmlformats.org/officeDocument/2006/relationships" xmlns:m="http://schemas.openxmlformats.org/officeDocument/2006/math" xmlns:v="urn:schemas-microsoft-com:vml" xmlns:wp14="http://schemas.microsoft.com/office/word/2010/wordprocessingDrawing" xmlns:wp="http://schemas.openxmlformats.org/drawingml/2006/wordprocessingDrawing" xmlns:w10="urn:schemas-microsoft-com:office:word" xmlns:w="http://schemas.openxmlformats.org/wordprocessingml/2006/main" xmlns:w14="http://schemas.microsoft.com/office/word/2010/wordml" xmlns:w15="http://schemas.microsoft.com/office/word/2012/wordml" xmlns:w16cex="http://schemas.microsoft.com/office/word/2018/wordml/cex" xmlns:w16cid="http://schemas.microsoft.com/office/word/2016/wordml/cid" xmlns:w16="http://schemas.microsoft.com/office/word/2018/wordml" xmlns:w16du="http://schemas.microsoft.com/office/word/2023/wordml/word16du" xmlns:w16sdtdh="http://schemas.microsoft.com/office/word/2020/wordml/sdtdatahash" xmlns:w16sdtfl="http://schemas.microsoft.com/office/word/2024/wordml/sdtformatlock" xmlns:w16se="http://schemas.microsoft.com/office/word/2015/wordml/symex" xmlns:wpg="http://schemas.microsoft.com/office/word/2010/wordprocessingGroup" xmlns:wpi="http://schemas.microsoft.com/office/word/2010/wordprocessingInk" xmlns:wne="http://schemas.microsoft.com/office/word/2006/wordml" xmlns:wps="http://schemas.microsoft.com/office/word/2010/wordprocessingShape" mc:Ignorable="w14 w15 w16se w16cid w16 w16cex w16sdtdh w16sdtfl w16du wp14">
   <w:p>
     <w:pPr>
       <w:pStyle w:val="Header"/>
@@ -2274,1130 +1573,6 @@
 
 <file path=word/numbering.xml><?xml version="1.0" encoding="utf-8"?>
 <w:numbering xmlns:wpc="http://schemas.microsoft.com/office/word/2010/wordprocessingCanvas" xmlns:cx="http://schemas.microsoft.com/office/drawing/2014/chartex" xmlns:cx1="http://schemas.microsoft.com/office/drawing/2015/9/8/chartex" xmlns:cx2="http://schemas.microsoft.com/office/drawing/2015/10/21/chartex" xmlns:cx3="http://schemas.microsoft.com/office/drawing/2016/5/9/chartex" xmlns:cx4="http://schemas.microsoft.com/office/drawing/2016/5/10/chartex" xmlns:cx5="http://schemas.microsoft.com/office/drawing/2016/5/11/chartex" xmlns:cx6="http://schemas.microsoft.com/office/drawing/2016/5/12/chartex" xmlns:cx7="http://schemas.microsoft.com/office/drawing/2016/5/13/chartex" xmlns:cx8="http://schemas.microsoft.com/office/drawing/2016/5/14/chartex" xmlns:mc="http://schemas.openxmlformats.org/markup-compatibility/2006" xmlns:aink="http://schemas.microsoft.com/office/drawing/2016/ink" xmlns:am3d="http://schemas.microsoft.com/office/drawing/2017/model3d" xmlns:o="urn:schemas-microsoft-com:office:office" xmlns:oel="http://schemas.microsoft.com/office/2019/extlst" xmlns:r="http://schemas.openxmlformats.org/officeDocument/2006/relationships" xmlns:m="http://schemas.openxmlformats.org/officeDocument/2006/math" xmlns:v="urn:schemas-microsoft-com:vml" xmlns:wp14="http://schemas.microsoft.com/office/word/2010/wordprocessingDrawing" xmlns:wp="http://schemas.openxmlformats.org/drawingml/2006/wordprocessingDrawing" xmlns:w10="urn:schemas-microsoft-com:office:word" xmlns:w="http://schemas.openxmlformats.org/wordprocessingml/2006/main" xmlns:w14="http://schemas.microsoft.com/office/word/2010/wordml" xmlns:w15="http://schemas.microsoft.com/office/word/2012/wordml" xmlns:w16cex="http://schemas.microsoft.com/office/word/2018/wordml/cex" xmlns:w16cid="http://schemas.microsoft.com/office/word/2016/wordml/cid" xmlns:w16="http://schemas.microsoft.com/office/word/2018/wordml" xmlns:w16du="http://schemas.microsoft.com/office/word/2023/wordml/word16du" xmlns:w16sdtdh="http://schemas.microsoft.com/office/word/2020/wordml/sdtdatahash" xmlns:w16sdtfl="http://schemas.microsoft.com/office/word/2024/wordml/sdtformatlock" xmlns:w16se="http://schemas.microsoft.com/office/word/2015/wordml/symex" xmlns:wpg="http://schemas.microsoft.com/office/word/2010/wordprocessingGroup" xmlns:wpi="http://schemas.microsoft.com/office/word/2010/wordprocessingInk" xmlns:wne="http://schemas.microsoft.com/office/word/2006/wordml" xmlns:wps="http://schemas.microsoft.com/office/word/2010/wordprocessingShape" mc:Ignorable="w14 w15 w16se w16cid w16 w16cex w16sdtdh w16sdtfl w16du wp14">
-  <w:abstractNum xmlns:w="http://schemas.openxmlformats.org/wordprocessingml/2006/main" w:abstractNumId="46">
-    <w:nsid w:val="5d0fab5c"/>
-    <w:multiLevelType xmlns:w="http://schemas.openxmlformats.org/wordprocessingml/2006/main" w:val="hybridMultilevel"/>
-    <w:lvl xmlns:w="http://schemas.openxmlformats.org/wordprocessingml/2006/main" w:ilvl="0">
-      <w:start w:val="1"/>
-      <w:numFmt w:val="bullet"/>
-      <w:lvlText w:val=""/>
-      <w:lvlJc w:val="left"/>
-      <w:pPr>
-        <w:ind w:left="1440" w:hanging="360"/>
-      </w:pPr>
-      <w:rPr>
-        <w:rFonts w:hint="default" w:ascii="Symbol" w:hAnsi="Symbol"/>
-      </w:rPr>
-    </w:lvl>
-    <w:lvl xmlns:w="http://schemas.openxmlformats.org/wordprocessingml/2006/main" w:ilvl="1">
-      <w:start w:val="1"/>
-      <w:numFmt w:val="bullet"/>
-      <w:lvlText w:val="o"/>
-      <w:lvlJc w:val="left"/>
-      <w:pPr>
-        <w:ind w:left="2160" w:hanging="360"/>
-      </w:pPr>
-      <w:rPr>
-        <w:rFonts w:hint="default" w:ascii="Courier New" w:hAnsi="Courier New"/>
-      </w:rPr>
-    </w:lvl>
-    <w:lvl xmlns:w="http://schemas.openxmlformats.org/wordprocessingml/2006/main" w:ilvl="2">
-      <w:start w:val="1"/>
-      <w:numFmt w:val="bullet"/>
-      <w:lvlText w:val=""/>
-      <w:lvlJc w:val="left"/>
-      <w:pPr>
-        <w:ind w:left="2880" w:hanging="360"/>
-      </w:pPr>
-      <w:rPr>
-        <w:rFonts w:hint="default" w:ascii="Wingdings" w:hAnsi="Wingdings"/>
-      </w:rPr>
-    </w:lvl>
-    <w:lvl xmlns:w="http://schemas.openxmlformats.org/wordprocessingml/2006/main" w:ilvl="3">
-      <w:start w:val="1"/>
-      <w:numFmt w:val="bullet"/>
-      <w:lvlText w:val=""/>
-      <w:lvlJc w:val="left"/>
-      <w:pPr>
-        <w:ind w:left="3600" w:hanging="360"/>
-      </w:pPr>
-      <w:rPr>
-        <w:rFonts w:hint="default" w:ascii="Symbol" w:hAnsi="Symbol"/>
-      </w:rPr>
-    </w:lvl>
-    <w:lvl xmlns:w="http://schemas.openxmlformats.org/wordprocessingml/2006/main" w:ilvl="4">
-      <w:start w:val="1"/>
-      <w:numFmt w:val="bullet"/>
-      <w:lvlText w:val="o"/>
-      <w:lvlJc w:val="left"/>
-      <w:pPr>
-        <w:ind w:left="4320" w:hanging="360"/>
-      </w:pPr>
-      <w:rPr>
-        <w:rFonts w:hint="default" w:ascii="Courier New" w:hAnsi="Courier New"/>
-      </w:rPr>
-    </w:lvl>
-    <w:lvl xmlns:w="http://schemas.openxmlformats.org/wordprocessingml/2006/main" w:ilvl="5">
-      <w:start w:val="1"/>
-      <w:numFmt w:val="bullet"/>
-      <w:lvlText w:val=""/>
-      <w:lvlJc w:val="left"/>
-      <w:pPr>
-        <w:ind w:left="5040" w:hanging="360"/>
-      </w:pPr>
-      <w:rPr>
-        <w:rFonts w:hint="default" w:ascii="Wingdings" w:hAnsi="Wingdings"/>
-      </w:rPr>
-    </w:lvl>
-    <w:lvl xmlns:w="http://schemas.openxmlformats.org/wordprocessingml/2006/main" w:ilvl="6">
-      <w:start w:val="1"/>
-      <w:numFmt w:val="bullet"/>
-      <w:lvlText w:val=""/>
-      <w:lvlJc w:val="left"/>
-      <w:pPr>
-        <w:ind w:left="5760" w:hanging="360"/>
-      </w:pPr>
-      <w:rPr>
-        <w:rFonts w:hint="default" w:ascii="Symbol" w:hAnsi="Symbol"/>
-      </w:rPr>
-    </w:lvl>
-    <w:lvl xmlns:w="http://schemas.openxmlformats.org/wordprocessingml/2006/main" w:ilvl="7">
-      <w:start w:val="1"/>
-      <w:numFmt w:val="bullet"/>
-      <w:lvlText w:val="o"/>
-      <w:lvlJc w:val="left"/>
-      <w:pPr>
-        <w:ind w:left="6480" w:hanging="360"/>
-      </w:pPr>
-      <w:rPr>
-        <w:rFonts w:hint="default" w:ascii="Courier New" w:hAnsi="Courier New"/>
-      </w:rPr>
-    </w:lvl>
-    <w:lvl xmlns:w="http://schemas.openxmlformats.org/wordprocessingml/2006/main" w:ilvl="8">
-      <w:start w:val="1"/>
-      <w:numFmt w:val="bullet"/>
-      <w:lvlText w:val=""/>
-      <w:lvlJc w:val="left"/>
-      <w:pPr>
-        <w:ind w:left="7200" w:hanging="360"/>
-      </w:pPr>
-      <w:rPr>
-        <w:rFonts w:hint="default" w:ascii="Wingdings" w:hAnsi="Wingdings"/>
-      </w:rPr>
-    </w:lvl>
-  </w:abstractNum>
-  <w:abstractNum xmlns:w="http://schemas.openxmlformats.org/wordprocessingml/2006/main" w:abstractNumId="45">
-    <w:nsid w:val="be742eb"/>
-    <w:multiLevelType xmlns:w="http://schemas.openxmlformats.org/wordprocessingml/2006/main" w:val="hybridMultilevel"/>
-    <w:lvl xmlns:w="http://schemas.openxmlformats.org/wordprocessingml/2006/main" w:ilvl="0">
-      <w:start w:val="4"/>
-      <w:numFmt w:val="decimal"/>
-      <w:lvlText w:val="%1."/>
-      <w:lvlJc w:val="left"/>
-      <w:pPr>
-        <w:ind w:left="1440" w:hanging="360"/>
-      </w:pPr>
-    </w:lvl>
-    <w:lvl xmlns:w="http://schemas.openxmlformats.org/wordprocessingml/2006/main" w:ilvl="1">
-      <w:start w:val="1"/>
-      <w:numFmt w:val="lowerLetter"/>
-      <w:lvlText w:val="%2."/>
-      <w:lvlJc w:val="left"/>
-      <w:pPr>
-        <w:ind w:left="2160" w:hanging="360"/>
-      </w:pPr>
-    </w:lvl>
-    <w:lvl xmlns:w="http://schemas.openxmlformats.org/wordprocessingml/2006/main" w:ilvl="2">
-      <w:start w:val="1"/>
-      <w:numFmt w:val="lowerRoman"/>
-      <w:lvlText w:val="%3."/>
-      <w:lvlJc w:val="right"/>
-      <w:pPr>
-        <w:ind w:left="2880" w:hanging="180"/>
-      </w:pPr>
-    </w:lvl>
-    <w:lvl xmlns:w="http://schemas.openxmlformats.org/wordprocessingml/2006/main" w:ilvl="3">
-      <w:start w:val="1"/>
-      <w:numFmt w:val="decimal"/>
-      <w:lvlText w:val="%4."/>
-      <w:lvlJc w:val="left"/>
-      <w:pPr>
-        <w:ind w:left="3600" w:hanging="360"/>
-      </w:pPr>
-    </w:lvl>
-    <w:lvl xmlns:w="http://schemas.openxmlformats.org/wordprocessingml/2006/main" w:ilvl="4">
-      <w:start w:val="1"/>
-      <w:numFmt w:val="lowerLetter"/>
-      <w:lvlText w:val="%5."/>
-      <w:lvlJc w:val="left"/>
-      <w:pPr>
-        <w:ind w:left="4320" w:hanging="360"/>
-      </w:pPr>
-    </w:lvl>
-    <w:lvl xmlns:w="http://schemas.openxmlformats.org/wordprocessingml/2006/main" w:ilvl="5">
-      <w:start w:val="1"/>
-      <w:numFmt w:val="lowerRoman"/>
-      <w:lvlText w:val="%6."/>
-      <w:lvlJc w:val="right"/>
-      <w:pPr>
-        <w:ind w:left="5040" w:hanging="180"/>
-      </w:pPr>
-    </w:lvl>
-    <w:lvl xmlns:w="http://schemas.openxmlformats.org/wordprocessingml/2006/main" w:ilvl="6">
-      <w:start w:val="1"/>
-      <w:numFmt w:val="decimal"/>
-      <w:lvlText w:val="%7."/>
-      <w:lvlJc w:val="left"/>
-      <w:pPr>
-        <w:ind w:left="5760" w:hanging="360"/>
-      </w:pPr>
-    </w:lvl>
-    <w:lvl xmlns:w="http://schemas.openxmlformats.org/wordprocessingml/2006/main" w:ilvl="7">
-      <w:start w:val="1"/>
-      <w:numFmt w:val="lowerLetter"/>
-      <w:lvlText w:val="%8."/>
-      <w:lvlJc w:val="left"/>
-      <w:pPr>
-        <w:ind w:left="6480" w:hanging="360"/>
-      </w:pPr>
-    </w:lvl>
-    <w:lvl xmlns:w="http://schemas.openxmlformats.org/wordprocessingml/2006/main" w:ilvl="8">
-      <w:start w:val="1"/>
-      <w:numFmt w:val="lowerRoman"/>
-      <w:lvlText w:val="%9."/>
-      <w:lvlJc w:val="right"/>
-      <w:pPr>
-        <w:ind w:left="7200" w:hanging="180"/>
-      </w:pPr>
-    </w:lvl>
-  </w:abstractNum>
-  <w:abstractNum xmlns:w="http://schemas.openxmlformats.org/wordprocessingml/2006/main" w:abstractNumId="44">
-    <w:nsid w:val="4e9c94e7"/>
-    <w:multiLevelType xmlns:w="http://schemas.openxmlformats.org/wordprocessingml/2006/main" w:val="hybridMultilevel"/>
-    <w:lvl xmlns:w="http://schemas.openxmlformats.org/wordprocessingml/2006/main" w:ilvl="0">
-      <w:start w:val="1"/>
-      <w:numFmt w:val="bullet"/>
-      <w:lvlText w:val=""/>
-      <w:lvlJc w:val="left"/>
-      <w:pPr>
-        <w:ind w:left="1440" w:hanging="360"/>
-      </w:pPr>
-      <w:rPr>
-        <w:rFonts w:hint="default" w:ascii="Symbol" w:hAnsi="Symbol"/>
-      </w:rPr>
-    </w:lvl>
-    <w:lvl xmlns:w="http://schemas.openxmlformats.org/wordprocessingml/2006/main" w:ilvl="1">
-      <w:start w:val="1"/>
-      <w:numFmt w:val="bullet"/>
-      <w:lvlText w:val="o"/>
-      <w:lvlJc w:val="left"/>
-      <w:pPr>
-        <w:ind w:left="2160" w:hanging="360"/>
-      </w:pPr>
-      <w:rPr>
-        <w:rFonts w:hint="default" w:ascii="Courier New" w:hAnsi="Courier New"/>
-      </w:rPr>
-    </w:lvl>
-    <w:lvl xmlns:w="http://schemas.openxmlformats.org/wordprocessingml/2006/main" w:ilvl="2">
-      <w:start w:val="1"/>
-      <w:numFmt w:val="bullet"/>
-      <w:lvlText w:val=""/>
-      <w:lvlJc w:val="left"/>
-      <w:pPr>
-        <w:ind w:left="2880" w:hanging="360"/>
-      </w:pPr>
-      <w:rPr>
-        <w:rFonts w:hint="default" w:ascii="Wingdings" w:hAnsi="Wingdings"/>
-      </w:rPr>
-    </w:lvl>
-    <w:lvl xmlns:w="http://schemas.openxmlformats.org/wordprocessingml/2006/main" w:ilvl="3">
-      <w:start w:val="1"/>
-      <w:numFmt w:val="bullet"/>
-      <w:lvlText w:val=""/>
-      <w:lvlJc w:val="left"/>
-      <w:pPr>
-        <w:ind w:left="3600" w:hanging="360"/>
-      </w:pPr>
-      <w:rPr>
-        <w:rFonts w:hint="default" w:ascii="Symbol" w:hAnsi="Symbol"/>
-      </w:rPr>
-    </w:lvl>
-    <w:lvl xmlns:w="http://schemas.openxmlformats.org/wordprocessingml/2006/main" w:ilvl="4">
-      <w:start w:val="1"/>
-      <w:numFmt w:val="bullet"/>
-      <w:lvlText w:val="o"/>
-      <w:lvlJc w:val="left"/>
-      <w:pPr>
-        <w:ind w:left="4320" w:hanging="360"/>
-      </w:pPr>
-      <w:rPr>
-        <w:rFonts w:hint="default" w:ascii="Courier New" w:hAnsi="Courier New"/>
-      </w:rPr>
-    </w:lvl>
-    <w:lvl xmlns:w="http://schemas.openxmlformats.org/wordprocessingml/2006/main" w:ilvl="5">
-      <w:start w:val="1"/>
-      <w:numFmt w:val="bullet"/>
-      <w:lvlText w:val=""/>
-      <w:lvlJc w:val="left"/>
-      <w:pPr>
-        <w:ind w:left="5040" w:hanging="360"/>
-      </w:pPr>
-      <w:rPr>
-        <w:rFonts w:hint="default" w:ascii="Wingdings" w:hAnsi="Wingdings"/>
-      </w:rPr>
-    </w:lvl>
-    <w:lvl xmlns:w="http://schemas.openxmlformats.org/wordprocessingml/2006/main" w:ilvl="6">
-      <w:start w:val="1"/>
-      <w:numFmt w:val="bullet"/>
-      <w:lvlText w:val=""/>
-      <w:lvlJc w:val="left"/>
-      <w:pPr>
-        <w:ind w:left="5760" w:hanging="360"/>
-      </w:pPr>
-      <w:rPr>
-        <w:rFonts w:hint="default" w:ascii="Symbol" w:hAnsi="Symbol"/>
-      </w:rPr>
-    </w:lvl>
-    <w:lvl xmlns:w="http://schemas.openxmlformats.org/wordprocessingml/2006/main" w:ilvl="7">
-      <w:start w:val="1"/>
-      <w:numFmt w:val="bullet"/>
-      <w:lvlText w:val="o"/>
-      <w:lvlJc w:val="left"/>
-      <w:pPr>
-        <w:ind w:left="6480" w:hanging="360"/>
-      </w:pPr>
-      <w:rPr>
-        <w:rFonts w:hint="default" w:ascii="Courier New" w:hAnsi="Courier New"/>
-      </w:rPr>
-    </w:lvl>
-    <w:lvl xmlns:w="http://schemas.openxmlformats.org/wordprocessingml/2006/main" w:ilvl="8">
-      <w:start w:val="1"/>
-      <w:numFmt w:val="bullet"/>
-      <w:lvlText w:val=""/>
-      <w:lvlJc w:val="left"/>
-      <w:pPr>
-        <w:ind w:left="7200" w:hanging="360"/>
-      </w:pPr>
-      <w:rPr>
-        <w:rFonts w:hint="default" w:ascii="Wingdings" w:hAnsi="Wingdings"/>
-      </w:rPr>
-    </w:lvl>
-  </w:abstractNum>
-  <w:abstractNum xmlns:w="http://schemas.openxmlformats.org/wordprocessingml/2006/main" w:abstractNumId="43">
-    <w:nsid w:val="2e2ee0b7"/>
-    <w:multiLevelType xmlns:w="http://schemas.openxmlformats.org/wordprocessingml/2006/main" w:val="hybridMultilevel"/>
-    <w:lvl xmlns:w="http://schemas.openxmlformats.org/wordprocessingml/2006/main" w:ilvl="0">
-      <w:start w:val="3"/>
-      <w:numFmt w:val="decimal"/>
-      <w:lvlText w:val="%1."/>
-      <w:lvlJc w:val="left"/>
-      <w:pPr>
-        <w:ind w:left="1440" w:hanging="360"/>
-      </w:pPr>
-    </w:lvl>
-    <w:lvl xmlns:w="http://schemas.openxmlformats.org/wordprocessingml/2006/main" w:ilvl="1">
-      <w:start w:val="1"/>
-      <w:numFmt w:val="lowerLetter"/>
-      <w:lvlText w:val="%2."/>
-      <w:lvlJc w:val="left"/>
-      <w:pPr>
-        <w:ind w:left="2160" w:hanging="360"/>
-      </w:pPr>
-    </w:lvl>
-    <w:lvl xmlns:w="http://schemas.openxmlformats.org/wordprocessingml/2006/main" w:ilvl="2">
-      <w:start w:val="1"/>
-      <w:numFmt w:val="lowerRoman"/>
-      <w:lvlText w:val="%3."/>
-      <w:lvlJc w:val="right"/>
-      <w:pPr>
-        <w:ind w:left="2880" w:hanging="180"/>
-      </w:pPr>
-    </w:lvl>
-    <w:lvl xmlns:w="http://schemas.openxmlformats.org/wordprocessingml/2006/main" w:ilvl="3">
-      <w:start w:val="1"/>
-      <w:numFmt w:val="decimal"/>
-      <w:lvlText w:val="%4."/>
-      <w:lvlJc w:val="left"/>
-      <w:pPr>
-        <w:ind w:left="3600" w:hanging="360"/>
-      </w:pPr>
-    </w:lvl>
-    <w:lvl xmlns:w="http://schemas.openxmlformats.org/wordprocessingml/2006/main" w:ilvl="4">
-      <w:start w:val="1"/>
-      <w:numFmt w:val="lowerLetter"/>
-      <w:lvlText w:val="%5."/>
-      <w:lvlJc w:val="left"/>
-      <w:pPr>
-        <w:ind w:left="4320" w:hanging="360"/>
-      </w:pPr>
-    </w:lvl>
-    <w:lvl xmlns:w="http://schemas.openxmlformats.org/wordprocessingml/2006/main" w:ilvl="5">
-      <w:start w:val="1"/>
-      <w:numFmt w:val="lowerRoman"/>
-      <w:lvlText w:val="%6."/>
-      <w:lvlJc w:val="right"/>
-      <w:pPr>
-        <w:ind w:left="5040" w:hanging="180"/>
-      </w:pPr>
-    </w:lvl>
-    <w:lvl xmlns:w="http://schemas.openxmlformats.org/wordprocessingml/2006/main" w:ilvl="6">
-      <w:start w:val="1"/>
-      <w:numFmt w:val="decimal"/>
-      <w:lvlText w:val="%7."/>
-      <w:lvlJc w:val="left"/>
-      <w:pPr>
-        <w:ind w:left="5760" w:hanging="360"/>
-      </w:pPr>
-    </w:lvl>
-    <w:lvl xmlns:w="http://schemas.openxmlformats.org/wordprocessingml/2006/main" w:ilvl="7">
-      <w:start w:val="1"/>
-      <w:numFmt w:val="lowerLetter"/>
-      <w:lvlText w:val="%8."/>
-      <w:lvlJc w:val="left"/>
-      <w:pPr>
-        <w:ind w:left="6480" w:hanging="360"/>
-      </w:pPr>
-    </w:lvl>
-    <w:lvl xmlns:w="http://schemas.openxmlformats.org/wordprocessingml/2006/main" w:ilvl="8">
-      <w:start w:val="1"/>
-      <w:numFmt w:val="lowerRoman"/>
-      <w:lvlText w:val="%9."/>
-      <w:lvlJc w:val="right"/>
-      <w:pPr>
-        <w:ind w:left="7200" w:hanging="180"/>
-      </w:pPr>
-    </w:lvl>
-  </w:abstractNum>
-  <w:abstractNum xmlns:w="http://schemas.openxmlformats.org/wordprocessingml/2006/main" w:abstractNumId="42">
-    <w:nsid w:val="314b198a"/>
-    <w:multiLevelType xmlns:w="http://schemas.openxmlformats.org/wordprocessingml/2006/main" w:val="hybridMultilevel"/>
-    <w:lvl xmlns:w="http://schemas.openxmlformats.org/wordprocessingml/2006/main" w:ilvl="0">
-      <w:start w:val="1"/>
-      <w:numFmt w:val="bullet"/>
-      <w:lvlText w:val=""/>
-      <w:lvlJc w:val="left"/>
-      <w:pPr>
-        <w:ind w:left="1440" w:hanging="360"/>
-      </w:pPr>
-      <w:rPr>
-        <w:rFonts w:hint="default" w:ascii="Symbol" w:hAnsi="Symbol"/>
-      </w:rPr>
-    </w:lvl>
-    <w:lvl xmlns:w="http://schemas.openxmlformats.org/wordprocessingml/2006/main" w:ilvl="1">
-      <w:start w:val="1"/>
-      <w:numFmt w:val="bullet"/>
-      <w:lvlText w:val="o"/>
-      <w:lvlJc w:val="left"/>
-      <w:pPr>
-        <w:ind w:left="2160" w:hanging="360"/>
-      </w:pPr>
-      <w:rPr>
-        <w:rFonts w:hint="default" w:ascii="Courier New" w:hAnsi="Courier New"/>
-      </w:rPr>
-    </w:lvl>
-    <w:lvl xmlns:w="http://schemas.openxmlformats.org/wordprocessingml/2006/main" w:ilvl="2">
-      <w:start w:val="1"/>
-      <w:numFmt w:val="bullet"/>
-      <w:lvlText w:val=""/>
-      <w:lvlJc w:val="left"/>
-      <w:pPr>
-        <w:ind w:left="2880" w:hanging="360"/>
-      </w:pPr>
-      <w:rPr>
-        <w:rFonts w:hint="default" w:ascii="Wingdings" w:hAnsi="Wingdings"/>
-      </w:rPr>
-    </w:lvl>
-    <w:lvl xmlns:w="http://schemas.openxmlformats.org/wordprocessingml/2006/main" w:ilvl="3">
-      <w:start w:val="1"/>
-      <w:numFmt w:val="bullet"/>
-      <w:lvlText w:val=""/>
-      <w:lvlJc w:val="left"/>
-      <w:pPr>
-        <w:ind w:left="3600" w:hanging="360"/>
-      </w:pPr>
-      <w:rPr>
-        <w:rFonts w:hint="default" w:ascii="Symbol" w:hAnsi="Symbol"/>
-      </w:rPr>
-    </w:lvl>
-    <w:lvl xmlns:w="http://schemas.openxmlformats.org/wordprocessingml/2006/main" w:ilvl="4">
-      <w:start w:val="1"/>
-      <w:numFmt w:val="bullet"/>
-      <w:lvlText w:val="o"/>
-      <w:lvlJc w:val="left"/>
-      <w:pPr>
-        <w:ind w:left="4320" w:hanging="360"/>
-      </w:pPr>
-      <w:rPr>
-        <w:rFonts w:hint="default" w:ascii="Courier New" w:hAnsi="Courier New"/>
-      </w:rPr>
-    </w:lvl>
-    <w:lvl xmlns:w="http://schemas.openxmlformats.org/wordprocessingml/2006/main" w:ilvl="5">
-      <w:start w:val="1"/>
-      <w:numFmt w:val="bullet"/>
-      <w:lvlText w:val=""/>
-      <w:lvlJc w:val="left"/>
-      <w:pPr>
-        <w:ind w:left="5040" w:hanging="360"/>
-      </w:pPr>
-      <w:rPr>
-        <w:rFonts w:hint="default" w:ascii="Wingdings" w:hAnsi="Wingdings"/>
-      </w:rPr>
-    </w:lvl>
-    <w:lvl xmlns:w="http://schemas.openxmlformats.org/wordprocessingml/2006/main" w:ilvl="6">
-      <w:start w:val="1"/>
-      <w:numFmt w:val="bullet"/>
-      <w:lvlText w:val=""/>
-      <w:lvlJc w:val="left"/>
-      <w:pPr>
-        <w:ind w:left="5760" w:hanging="360"/>
-      </w:pPr>
-      <w:rPr>
-        <w:rFonts w:hint="default" w:ascii="Symbol" w:hAnsi="Symbol"/>
-      </w:rPr>
-    </w:lvl>
-    <w:lvl xmlns:w="http://schemas.openxmlformats.org/wordprocessingml/2006/main" w:ilvl="7">
-      <w:start w:val="1"/>
-      <w:numFmt w:val="bullet"/>
-      <w:lvlText w:val="o"/>
-      <w:lvlJc w:val="left"/>
-      <w:pPr>
-        <w:ind w:left="6480" w:hanging="360"/>
-      </w:pPr>
-      <w:rPr>
-        <w:rFonts w:hint="default" w:ascii="Courier New" w:hAnsi="Courier New"/>
-      </w:rPr>
-    </w:lvl>
-    <w:lvl xmlns:w="http://schemas.openxmlformats.org/wordprocessingml/2006/main" w:ilvl="8">
-      <w:start w:val="1"/>
-      <w:numFmt w:val="bullet"/>
-      <w:lvlText w:val=""/>
-      <w:lvlJc w:val="left"/>
-      <w:pPr>
-        <w:ind w:left="7200" w:hanging="360"/>
-      </w:pPr>
-      <w:rPr>
-        <w:rFonts w:hint="default" w:ascii="Wingdings" w:hAnsi="Wingdings"/>
-      </w:rPr>
-    </w:lvl>
-  </w:abstractNum>
-  <w:abstractNum xmlns:w="http://schemas.openxmlformats.org/wordprocessingml/2006/main" w:abstractNumId="41">
-    <w:nsid w:val="56ec9019"/>
-    <w:multiLevelType xmlns:w="http://schemas.openxmlformats.org/wordprocessingml/2006/main" w:val="hybridMultilevel"/>
-    <w:lvl xmlns:w="http://schemas.openxmlformats.org/wordprocessingml/2006/main" w:ilvl="0">
-      <w:start w:val="2"/>
-      <w:numFmt w:val="decimal"/>
-      <w:lvlText w:val="%1."/>
-      <w:lvlJc w:val="left"/>
-      <w:pPr>
-        <w:ind w:left="1440" w:hanging="360"/>
-      </w:pPr>
-    </w:lvl>
-    <w:lvl xmlns:w="http://schemas.openxmlformats.org/wordprocessingml/2006/main" w:ilvl="1">
-      <w:start w:val="1"/>
-      <w:numFmt w:val="lowerLetter"/>
-      <w:lvlText w:val="%2."/>
-      <w:lvlJc w:val="left"/>
-      <w:pPr>
-        <w:ind w:left="2160" w:hanging="360"/>
-      </w:pPr>
-    </w:lvl>
-    <w:lvl xmlns:w="http://schemas.openxmlformats.org/wordprocessingml/2006/main" w:ilvl="2">
-      <w:start w:val="1"/>
-      <w:numFmt w:val="lowerRoman"/>
-      <w:lvlText w:val="%3."/>
-      <w:lvlJc w:val="right"/>
-      <w:pPr>
-        <w:ind w:left="2880" w:hanging="180"/>
-      </w:pPr>
-    </w:lvl>
-    <w:lvl xmlns:w="http://schemas.openxmlformats.org/wordprocessingml/2006/main" w:ilvl="3">
-      <w:start w:val="1"/>
-      <w:numFmt w:val="decimal"/>
-      <w:lvlText w:val="%4."/>
-      <w:lvlJc w:val="left"/>
-      <w:pPr>
-        <w:ind w:left="3600" w:hanging="360"/>
-      </w:pPr>
-    </w:lvl>
-    <w:lvl xmlns:w="http://schemas.openxmlformats.org/wordprocessingml/2006/main" w:ilvl="4">
-      <w:start w:val="1"/>
-      <w:numFmt w:val="lowerLetter"/>
-      <w:lvlText w:val="%5."/>
-      <w:lvlJc w:val="left"/>
-      <w:pPr>
-        <w:ind w:left="4320" w:hanging="360"/>
-      </w:pPr>
-    </w:lvl>
-    <w:lvl xmlns:w="http://schemas.openxmlformats.org/wordprocessingml/2006/main" w:ilvl="5">
-      <w:start w:val="1"/>
-      <w:numFmt w:val="lowerRoman"/>
-      <w:lvlText w:val="%6."/>
-      <w:lvlJc w:val="right"/>
-      <w:pPr>
-        <w:ind w:left="5040" w:hanging="180"/>
-      </w:pPr>
-    </w:lvl>
-    <w:lvl xmlns:w="http://schemas.openxmlformats.org/wordprocessingml/2006/main" w:ilvl="6">
-      <w:start w:val="1"/>
-      <w:numFmt w:val="decimal"/>
-      <w:lvlText w:val="%7."/>
-      <w:lvlJc w:val="left"/>
-      <w:pPr>
-        <w:ind w:left="5760" w:hanging="360"/>
-      </w:pPr>
-    </w:lvl>
-    <w:lvl xmlns:w="http://schemas.openxmlformats.org/wordprocessingml/2006/main" w:ilvl="7">
-      <w:start w:val="1"/>
-      <w:numFmt w:val="lowerLetter"/>
-      <w:lvlText w:val="%8."/>
-      <w:lvlJc w:val="left"/>
-      <w:pPr>
-        <w:ind w:left="6480" w:hanging="360"/>
-      </w:pPr>
-    </w:lvl>
-    <w:lvl xmlns:w="http://schemas.openxmlformats.org/wordprocessingml/2006/main" w:ilvl="8">
-      <w:start w:val="1"/>
-      <w:numFmt w:val="lowerRoman"/>
-      <w:lvlText w:val="%9."/>
-      <w:lvlJc w:val="right"/>
-      <w:pPr>
-        <w:ind w:left="7200" w:hanging="180"/>
-      </w:pPr>
-    </w:lvl>
-  </w:abstractNum>
-  <w:abstractNum xmlns:w="http://schemas.openxmlformats.org/wordprocessingml/2006/main" w:abstractNumId="40">
-    <w:nsid w:val="2581441b"/>
-    <w:multiLevelType xmlns:w="http://schemas.openxmlformats.org/wordprocessingml/2006/main" w:val="hybridMultilevel"/>
-    <w:lvl xmlns:w="http://schemas.openxmlformats.org/wordprocessingml/2006/main" w:ilvl="0">
-      <w:start w:val="1"/>
-      <w:numFmt w:val="bullet"/>
-      <w:lvlText w:val=""/>
-      <w:lvlJc w:val="left"/>
-      <w:pPr>
-        <w:ind w:left="1440" w:hanging="360"/>
-      </w:pPr>
-      <w:rPr>
-        <w:rFonts w:hint="default" w:ascii="Symbol" w:hAnsi="Symbol"/>
-      </w:rPr>
-    </w:lvl>
-    <w:lvl xmlns:w="http://schemas.openxmlformats.org/wordprocessingml/2006/main" w:ilvl="1">
-      <w:start w:val="1"/>
-      <w:numFmt w:val="bullet"/>
-      <w:lvlText w:val="o"/>
-      <w:lvlJc w:val="left"/>
-      <w:pPr>
-        <w:ind w:left="2160" w:hanging="360"/>
-      </w:pPr>
-      <w:rPr>
-        <w:rFonts w:hint="default" w:ascii="Courier New" w:hAnsi="Courier New"/>
-      </w:rPr>
-    </w:lvl>
-    <w:lvl xmlns:w="http://schemas.openxmlformats.org/wordprocessingml/2006/main" w:ilvl="2">
-      <w:start w:val="1"/>
-      <w:numFmt w:val="bullet"/>
-      <w:lvlText w:val=""/>
-      <w:lvlJc w:val="left"/>
-      <w:pPr>
-        <w:ind w:left="2880" w:hanging="360"/>
-      </w:pPr>
-      <w:rPr>
-        <w:rFonts w:hint="default" w:ascii="Wingdings" w:hAnsi="Wingdings"/>
-      </w:rPr>
-    </w:lvl>
-    <w:lvl xmlns:w="http://schemas.openxmlformats.org/wordprocessingml/2006/main" w:ilvl="3">
-      <w:start w:val="1"/>
-      <w:numFmt w:val="bullet"/>
-      <w:lvlText w:val=""/>
-      <w:lvlJc w:val="left"/>
-      <w:pPr>
-        <w:ind w:left="3600" w:hanging="360"/>
-      </w:pPr>
-      <w:rPr>
-        <w:rFonts w:hint="default" w:ascii="Symbol" w:hAnsi="Symbol"/>
-      </w:rPr>
-    </w:lvl>
-    <w:lvl xmlns:w="http://schemas.openxmlformats.org/wordprocessingml/2006/main" w:ilvl="4">
-      <w:start w:val="1"/>
-      <w:numFmt w:val="bullet"/>
-      <w:lvlText w:val="o"/>
-      <w:lvlJc w:val="left"/>
-      <w:pPr>
-        <w:ind w:left="4320" w:hanging="360"/>
-      </w:pPr>
-      <w:rPr>
-        <w:rFonts w:hint="default" w:ascii="Courier New" w:hAnsi="Courier New"/>
-      </w:rPr>
-    </w:lvl>
-    <w:lvl xmlns:w="http://schemas.openxmlformats.org/wordprocessingml/2006/main" w:ilvl="5">
-      <w:start w:val="1"/>
-      <w:numFmt w:val="bullet"/>
-      <w:lvlText w:val=""/>
-      <w:lvlJc w:val="left"/>
-      <w:pPr>
-        <w:ind w:left="5040" w:hanging="360"/>
-      </w:pPr>
-      <w:rPr>
-        <w:rFonts w:hint="default" w:ascii="Wingdings" w:hAnsi="Wingdings"/>
-      </w:rPr>
-    </w:lvl>
-    <w:lvl xmlns:w="http://schemas.openxmlformats.org/wordprocessingml/2006/main" w:ilvl="6">
-      <w:start w:val="1"/>
-      <w:numFmt w:val="bullet"/>
-      <w:lvlText w:val=""/>
-      <w:lvlJc w:val="left"/>
-      <w:pPr>
-        <w:ind w:left="5760" w:hanging="360"/>
-      </w:pPr>
-      <w:rPr>
-        <w:rFonts w:hint="default" w:ascii="Symbol" w:hAnsi="Symbol"/>
-      </w:rPr>
-    </w:lvl>
-    <w:lvl xmlns:w="http://schemas.openxmlformats.org/wordprocessingml/2006/main" w:ilvl="7">
-      <w:start w:val="1"/>
-      <w:numFmt w:val="bullet"/>
-      <w:lvlText w:val="o"/>
-      <w:lvlJc w:val="left"/>
-      <w:pPr>
-        <w:ind w:left="6480" w:hanging="360"/>
-      </w:pPr>
-      <w:rPr>
-        <w:rFonts w:hint="default" w:ascii="Courier New" w:hAnsi="Courier New"/>
-      </w:rPr>
-    </w:lvl>
-    <w:lvl xmlns:w="http://schemas.openxmlformats.org/wordprocessingml/2006/main" w:ilvl="8">
-      <w:start w:val="1"/>
-      <w:numFmt w:val="bullet"/>
-      <w:lvlText w:val=""/>
-      <w:lvlJc w:val="left"/>
-      <w:pPr>
-        <w:ind w:left="7200" w:hanging="360"/>
-      </w:pPr>
-      <w:rPr>
-        <w:rFonts w:hint="default" w:ascii="Wingdings" w:hAnsi="Wingdings"/>
-      </w:rPr>
-    </w:lvl>
-  </w:abstractNum>
-  <w:abstractNum xmlns:w="http://schemas.openxmlformats.org/wordprocessingml/2006/main" w:abstractNumId="39">
-    <w:nsid w:val="56e75736"/>
-    <w:multiLevelType xmlns:w="http://schemas.openxmlformats.org/wordprocessingml/2006/main" w:val="hybridMultilevel"/>
-    <w:lvl xmlns:w="http://schemas.openxmlformats.org/wordprocessingml/2006/main" w:ilvl="0">
-      <w:start w:val="1"/>
-      <w:numFmt w:val="decimal"/>
-      <w:lvlText w:val="%1."/>
-      <w:lvlJc w:val="left"/>
-      <w:pPr>
-        <w:ind w:left="1440" w:hanging="360"/>
-      </w:pPr>
-    </w:lvl>
-    <w:lvl xmlns:w="http://schemas.openxmlformats.org/wordprocessingml/2006/main" w:ilvl="1">
-      <w:start w:val="1"/>
-      <w:numFmt w:val="lowerLetter"/>
-      <w:lvlText w:val="%2."/>
-      <w:lvlJc w:val="left"/>
-      <w:pPr>
-        <w:ind w:left="2160" w:hanging="360"/>
-      </w:pPr>
-    </w:lvl>
-    <w:lvl xmlns:w="http://schemas.openxmlformats.org/wordprocessingml/2006/main" w:ilvl="2">
-      <w:start w:val="1"/>
-      <w:numFmt w:val="lowerRoman"/>
-      <w:lvlText w:val="%3."/>
-      <w:lvlJc w:val="right"/>
-      <w:pPr>
-        <w:ind w:left="2880" w:hanging="180"/>
-      </w:pPr>
-    </w:lvl>
-    <w:lvl xmlns:w="http://schemas.openxmlformats.org/wordprocessingml/2006/main" w:ilvl="3">
-      <w:start w:val="1"/>
-      <w:numFmt w:val="decimal"/>
-      <w:lvlText w:val="%4."/>
-      <w:lvlJc w:val="left"/>
-      <w:pPr>
-        <w:ind w:left="3600" w:hanging="360"/>
-      </w:pPr>
-    </w:lvl>
-    <w:lvl xmlns:w="http://schemas.openxmlformats.org/wordprocessingml/2006/main" w:ilvl="4">
-      <w:start w:val="1"/>
-      <w:numFmt w:val="lowerLetter"/>
-      <w:lvlText w:val="%5."/>
-      <w:lvlJc w:val="left"/>
-      <w:pPr>
-        <w:ind w:left="4320" w:hanging="360"/>
-      </w:pPr>
-    </w:lvl>
-    <w:lvl xmlns:w="http://schemas.openxmlformats.org/wordprocessingml/2006/main" w:ilvl="5">
-      <w:start w:val="1"/>
-      <w:numFmt w:val="lowerRoman"/>
-      <w:lvlText w:val="%6."/>
-      <w:lvlJc w:val="right"/>
-      <w:pPr>
-        <w:ind w:left="5040" w:hanging="180"/>
-      </w:pPr>
-    </w:lvl>
-    <w:lvl xmlns:w="http://schemas.openxmlformats.org/wordprocessingml/2006/main" w:ilvl="6">
-      <w:start w:val="1"/>
-      <w:numFmt w:val="decimal"/>
-      <w:lvlText w:val="%7."/>
-      <w:lvlJc w:val="left"/>
-      <w:pPr>
-        <w:ind w:left="5760" w:hanging="360"/>
-      </w:pPr>
-    </w:lvl>
-    <w:lvl xmlns:w="http://schemas.openxmlformats.org/wordprocessingml/2006/main" w:ilvl="7">
-      <w:start w:val="1"/>
-      <w:numFmt w:val="lowerLetter"/>
-      <w:lvlText w:val="%8."/>
-      <w:lvlJc w:val="left"/>
-      <w:pPr>
-        <w:ind w:left="6480" w:hanging="360"/>
-      </w:pPr>
-    </w:lvl>
-    <w:lvl xmlns:w="http://schemas.openxmlformats.org/wordprocessingml/2006/main" w:ilvl="8">
-      <w:start w:val="1"/>
-      <w:numFmt w:val="lowerRoman"/>
-      <w:lvlText w:val="%9."/>
-      <w:lvlJc w:val="right"/>
-      <w:pPr>
-        <w:ind w:left="7200" w:hanging="180"/>
-      </w:pPr>
-    </w:lvl>
-  </w:abstractNum>
-  <w:abstractNum xmlns:w="http://schemas.openxmlformats.org/wordprocessingml/2006/main" w:abstractNumId="38">
-    <w:nsid w:val="4296017d"/>
-    <w:multiLevelType xmlns:w="http://schemas.openxmlformats.org/wordprocessingml/2006/main" w:val="hybridMultilevel"/>
-    <w:lvl xmlns:w="http://schemas.openxmlformats.org/wordprocessingml/2006/main" w:ilvl="0">
-      <w:start w:val="1"/>
-      <w:numFmt w:val="bullet"/>
-      <w:lvlText w:val=""/>
-      <w:lvlJc w:val="left"/>
-      <w:pPr>
-        <w:ind w:left="1440" w:hanging="360"/>
-      </w:pPr>
-      <w:rPr>
-        <w:rFonts w:hint="default" w:ascii="Symbol" w:hAnsi="Symbol"/>
-      </w:rPr>
-    </w:lvl>
-    <w:lvl xmlns:w="http://schemas.openxmlformats.org/wordprocessingml/2006/main" w:ilvl="1">
-      <w:start w:val="1"/>
-      <w:numFmt w:val="bullet"/>
-      <w:lvlText w:val="o"/>
-      <w:lvlJc w:val="left"/>
-      <w:pPr>
-        <w:ind w:left="2160" w:hanging="360"/>
-      </w:pPr>
-      <w:rPr>
-        <w:rFonts w:hint="default" w:ascii="Courier New" w:hAnsi="Courier New"/>
-      </w:rPr>
-    </w:lvl>
-    <w:lvl xmlns:w="http://schemas.openxmlformats.org/wordprocessingml/2006/main" w:ilvl="2">
-      <w:start w:val="1"/>
-      <w:numFmt w:val="bullet"/>
-      <w:lvlText w:val=""/>
-      <w:lvlJc w:val="left"/>
-      <w:pPr>
-        <w:ind w:left="2880" w:hanging="360"/>
-      </w:pPr>
-      <w:rPr>
-        <w:rFonts w:hint="default" w:ascii="Wingdings" w:hAnsi="Wingdings"/>
-      </w:rPr>
-    </w:lvl>
-    <w:lvl xmlns:w="http://schemas.openxmlformats.org/wordprocessingml/2006/main" w:ilvl="3">
-      <w:start w:val="1"/>
-      <w:numFmt w:val="bullet"/>
-      <w:lvlText w:val=""/>
-      <w:lvlJc w:val="left"/>
-      <w:pPr>
-        <w:ind w:left="3600" w:hanging="360"/>
-      </w:pPr>
-      <w:rPr>
-        <w:rFonts w:hint="default" w:ascii="Symbol" w:hAnsi="Symbol"/>
-      </w:rPr>
-    </w:lvl>
-    <w:lvl xmlns:w="http://schemas.openxmlformats.org/wordprocessingml/2006/main" w:ilvl="4">
-      <w:start w:val="1"/>
-      <w:numFmt w:val="bullet"/>
-      <w:lvlText w:val="o"/>
-      <w:lvlJc w:val="left"/>
-      <w:pPr>
-        <w:ind w:left="4320" w:hanging="360"/>
-      </w:pPr>
-      <w:rPr>
-        <w:rFonts w:hint="default" w:ascii="Courier New" w:hAnsi="Courier New"/>
-      </w:rPr>
-    </w:lvl>
-    <w:lvl xmlns:w="http://schemas.openxmlformats.org/wordprocessingml/2006/main" w:ilvl="5">
-      <w:start w:val="1"/>
-      <w:numFmt w:val="bullet"/>
-      <w:lvlText w:val=""/>
-      <w:lvlJc w:val="left"/>
-      <w:pPr>
-        <w:ind w:left="5040" w:hanging="360"/>
-      </w:pPr>
-      <w:rPr>
-        <w:rFonts w:hint="default" w:ascii="Wingdings" w:hAnsi="Wingdings"/>
-      </w:rPr>
-    </w:lvl>
-    <w:lvl xmlns:w="http://schemas.openxmlformats.org/wordprocessingml/2006/main" w:ilvl="6">
-      <w:start w:val="1"/>
-      <w:numFmt w:val="bullet"/>
-      <w:lvlText w:val=""/>
-      <w:lvlJc w:val="left"/>
-      <w:pPr>
-        <w:ind w:left="5760" w:hanging="360"/>
-      </w:pPr>
-      <w:rPr>
-        <w:rFonts w:hint="default" w:ascii="Symbol" w:hAnsi="Symbol"/>
-      </w:rPr>
-    </w:lvl>
-    <w:lvl xmlns:w="http://schemas.openxmlformats.org/wordprocessingml/2006/main" w:ilvl="7">
-      <w:start w:val="1"/>
-      <w:numFmt w:val="bullet"/>
-      <w:lvlText w:val="o"/>
-      <w:lvlJc w:val="left"/>
-      <w:pPr>
-        <w:ind w:left="6480" w:hanging="360"/>
-      </w:pPr>
-      <w:rPr>
-        <w:rFonts w:hint="default" w:ascii="Courier New" w:hAnsi="Courier New"/>
-      </w:rPr>
-    </w:lvl>
-    <w:lvl xmlns:w="http://schemas.openxmlformats.org/wordprocessingml/2006/main" w:ilvl="8">
-      <w:start w:val="1"/>
-      <w:numFmt w:val="bullet"/>
-      <w:lvlText w:val=""/>
-      <w:lvlJc w:val="left"/>
-      <w:pPr>
-        <w:ind w:left="7200" w:hanging="360"/>
-      </w:pPr>
-      <w:rPr>
-        <w:rFonts w:hint="default" w:ascii="Wingdings" w:hAnsi="Wingdings"/>
-      </w:rPr>
-    </w:lvl>
-  </w:abstractNum>
-  <w:abstractNum xmlns:w="http://schemas.openxmlformats.org/wordprocessingml/2006/main" w:abstractNumId="37">
-    <w:nsid w:val="124927f2"/>
-    <w:multiLevelType xmlns:w="http://schemas.openxmlformats.org/wordprocessingml/2006/main" w:val="hybridMultilevel"/>
-    <w:lvl xmlns:w="http://schemas.openxmlformats.org/wordprocessingml/2006/main" w:ilvl="0">
-      <w:start w:val="1"/>
-      <w:numFmt w:val="bullet"/>
-      <w:lvlText w:val=""/>
-      <w:lvlJc w:val="left"/>
-      <w:pPr>
-        <w:ind w:left="1440" w:hanging="360"/>
-      </w:pPr>
-      <w:rPr>
-        <w:rFonts w:hint="default" w:ascii="Symbol" w:hAnsi="Symbol"/>
-      </w:rPr>
-    </w:lvl>
-    <w:lvl xmlns:w="http://schemas.openxmlformats.org/wordprocessingml/2006/main" w:ilvl="1">
-      <w:start w:val="1"/>
-      <w:numFmt w:val="bullet"/>
-      <w:lvlText w:val="o"/>
-      <w:lvlJc w:val="left"/>
-      <w:pPr>
-        <w:ind w:left="2160" w:hanging="360"/>
-      </w:pPr>
-      <w:rPr>
-        <w:rFonts w:hint="default" w:ascii="Courier New" w:hAnsi="Courier New"/>
-      </w:rPr>
-    </w:lvl>
-    <w:lvl xmlns:w="http://schemas.openxmlformats.org/wordprocessingml/2006/main" w:ilvl="2">
-      <w:start w:val="1"/>
-      <w:numFmt w:val="bullet"/>
-      <w:lvlText w:val=""/>
-      <w:lvlJc w:val="left"/>
-      <w:pPr>
-        <w:ind w:left="2880" w:hanging="360"/>
-      </w:pPr>
-      <w:rPr>
-        <w:rFonts w:hint="default" w:ascii="Wingdings" w:hAnsi="Wingdings"/>
-      </w:rPr>
-    </w:lvl>
-    <w:lvl xmlns:w="http://schemas.openxmlformats.org/wordprocessingml/2006/main" w:ilvl="3">
-      <w:start w:val="1"/>
-      <w:numFmt w:val="bullet"/>
-      <w:lvlText w:val=""/>
-      <w:lvlJc w:val="left"/>
-      <w:pPr>
-        <w:ind w:left="3600" w:hanging="360"/>
-      </w:pPr>
-      <w:rPr>
-        <w:rFonts w:hint="default" w:ascii="Symbol" w:hAnsi="Symbol"/>
-      </w:rPr>
-    </w:lvl>
-    <w:lvl xmlns:w="http://schemas.openxmlformats.org/wordprocessingml/2006/main" w:ilvl="4">
-      <w:start w:val="1"/>
-      <w:numFmt w:val="bullet"/>
-      <w:lvlText w:val="o"/>
-      <w:lvlJc w:val="left"/>
-      <w:pPr>
-        <w:ind w:left="4320" w:hanging="360"/>
-      </w:pPr>
-      <w:rPr>
-        <w:rFonts w:hint="default" w:ascii="Courier New" w:hAnsi="Courier New"/>
-      </w:rPr>
-    </w:lvl>
-    <w:lvl xmlns:w="http://schemas.openxmlformats.org/wordprocessingml/2006/main" w:ilvl="5">
-      <w:start w:val="1"/>
-      <w:numFmt w:val="bullet"/>
-      <w:lvlText w:val=""/>
-      <w:lvlJc w:val="left"/>
-      <w:pPr>
-        <w:ind w:left="5040" w:hanging="360"/>
-      </w:pPr>
-      <w:rPr>
-        <w:rFonts w:hint="default" w:ascii="Wingdings" w:hAnsi="Wingdings"/>
-      </w:rPr>
-    </w:lvl>
-    <w:lvl xmlns:w="http://schemas.openxmlformats.org/wordprocessingml/2006/main" w:ilvl="6">
-      <w:start w:val="1"/>
-      <w:numFmt w:val="bullet"/>
-      <w:lvlText w:val=""/>
-      <w:lvlJc w:val="left"/>
-      <w:pPr>
-        <w:ind w:left="5760" w:hanging="360"/>
-      </w:pPr>
-      <w:rPr>
-        <w:rFonts w:hint="default" w:ascii="Symbol" w:hAnsi="Symbol"/>
-      </w:rPr>
-    </w:lvl>
-    <w:lvl xmlns:w="http://schemas.openxmlformats.org/wordprocessingml/2006/main" w:ilvl="7">
-      <w:start w:val="1"/>
-      <w:numFmt w:val="bullet"/>
-      <w:lvlText w:val="o"/>
-      <w:lvlJc w:val="left"/>
-      <w:pPr>
-        <w:ind w:left="6480" w:hanging="360"/>
-      </w:pPr>
-      <w:rPr>
-        <w:rFonts w:hint="default" w:ascii="Courier New" w:hAnsi="Courier New"/>
-      </w:rPr>
-    </w:lvl>
-    <w:lvl xmlns:w="http://schemas.openxmlformats.org/wordprocessingml/2006/main" w:ilvl="8">
-      <w:start w:val="1"/>
-      <w:numFmt w:val="bullet"/>
-      <w:lvlText w:val=""/>
-      <w:lvlJc w:val="left"/>
-      <w:pPr>
-        <w:ind w:left="7200" w:hanging="360"/>
-      </w:pPr>
-      <w:rPr>
-        <w:rFonts w:hint="default" w:ascii="Wingdings" w:hAnsi="Wingdings"/>
-      </w:rPr>
-    </w:lvl>
-  </w:abstractNum>
-  <w:abstractNum xmlns:w="http://schemas.openxmlformats.org/wordprocessingml/2006/main" w:abstractNumId="36">
-    <w:nsid w:val="79df28d0"/>
-    <w:multiLevelType xmlns:w="http://schemas.openxmlformats.org/wordprocessingml/2006/main" w:val="hybridMultilevel"/>
-    <w:lvl xmlns:w="http://schemas.openxmlformats.org/wordprocessingml/2006/main" w:ilvl="0">
-      <w:start w:val="1"/>
-      <w:numFmt w:val="bullet"/>
-      <w:lvlText w:val=""/>
-      <w:lvlJc w:val="left"/>
-      <w:pPr>
-        <w:ind w:left="720" w:hanging="360"/>
-      </w:pPr>
-      <w:rPr>
-        <w:rFonts w:hint="default" w:ascii="Symbol" w:hAnsi="Symbol"/>
-      </w:rPr>
-    </w:lvl>
-    <w:lvl xmlns:w="http://schemas.openxmlformats.org/wordprocessingml/2006/main" w:ilvl="1">
-      <w:start w:val="1"/>
-      <w:numFmt w:val="bullet"/>
-      <w:lvlText w:val="o"/>
-      <w:lvlJc w:val="left"/>
-      <w:pPr>
-        <w:ind w:left="1440" w:hanging="360"/>
-      </w:pPr>
-      <w:rPr>
-        <w:rFonts w:hint="default" w:ascii="Courier New" w:hAnsi="Courier New"/>
-      </w:rPr>
-    </w:lvl>
-    <w:lvl xmlns:w="http://schemas.openxmlformats.org/wordprocessingml/2006/main" w:ilvl="2">
-      <w:start w:val="1"/>
-      <w:numFmt w:val="bullet"/>
-      <w:lvlText w:val=""/>
-      <w:lvlJc w:val="left"/>
-      <w:pPr>
-        <w:ind w:left="2160" w:hanging="360"/>
-      </w:pPr>
-      <w:rPr>
-        <w:rFonts w:hint="default" w:ascii="Wingdings" w:hAnsi="Wingdings"/>
-      </w:rPr>
-    </w:lvl>
-    <w:lvl xmlns:w="http://schemas.openxmlformats.org/wordprocessingml/2006/main" w:ilvl="3">
-      <w:start w:val="1"/>
-      <w:numFmt w:val="bullet"/>
-      <w:lvlText w:val=""/>
-      <w:lvlJc w:val="left"/>
-      <w:pPr>
-        <w:ind w:left="2880" w:hanging="360"/>
-      </w:pPr>
-      <w:rPr>
-        <w:rFonts w:hint="default" w:ascii="Symbol" w:hAnsi="Symbol"/>
-      </w:rPr>
-    </w:lvl>
-    <w:lvl xmlns:w="http://schemas.openxmlformats.org/wordprocessingml/2006/main" w:ilvl="4">
-      <w:start w:val="1"/>
-      <w:numFmt w:val="bullet"/>
-      <w:lvlText w:val="o"/>
-      <w:lvlJc w:val="left"/>
-      <w:pPr>
-        <w:ind w:left="3600" w:hanging="360"/>
-      </w:pPr>
-      <w:rPr>
-        <w:rFonts w:hint="default" w:ascii="Courier New" w:hAnsi="Courier New"/>
-      </w:rPr>
-    </w:lvl>
-    <w:lvl xmlns:w="http://schemas.openxmlformats.org/wordprocessingml/2006/main" w:ilvl="5">
-      <w:start w:val="1"/>
-      <w:numFmt w:val="bullet"/>
-      <w:lvlText w:val=""/>
-      <w:lvlJc w:val="left"/>
-      <w:pPr>
-        <w:ind w:left="4320" w:hanging="360"/>
-      </w:pPr>
-      <w:rPr>
-        <w:rFonts w:hint="default" w:ascii="Wingdings" w:hAnsi="Wingdings"/>
-      </w:rPr>
-    </w:lvl>
-    <w:lvl xmlns:w="http://schemas.openxmlformats.org/wordprocessingml/2006/main" w:ilvl="6">
-      <w:start w:val="1"/>
-      <w:numFmt w:val="bullet"/>
-      <w:lvlText w:val=""/>
-      <w:lvlJc w:val="left"/>
-      <w:pPr>
-        <w:ind w:left="5040" w:hanging="360"/>
-      </w:pPr>
-      <w:rPr>
-        <w:rFonts w:hint="default" w:ascii="Symbol" w:hAnsi="Symbol"/>
-      </w:rPr>
-    </w:lvl>
-    <w:lvl xmlns:w="http://schemas.openxmlformats.org/wordprocessingml/2006/main" w:ilvl="7">
-      <w:start w:val="1"/>
-      <w:numFmt w:val="bullet"/>
-      <w:lvlText w:val="o"/>
-      <w:lvlJc w:val="left"/>
-      <w:pPr>
-        <w:ind w:left="5760" w:hanging="360"/>
-      </w:pPr>
-      <w:rPr>
-        <w:rFonts w:hint="default" w:ascii="Courier New" w:hAnsi="Courier New"/>
-      </w:rPr>
-    </w:lvl>
-    <w:lvl xmlns:w="http://schemas.openxmlformats.org/wordprocessingml/2006/main" w:ilvl="8">
-      <w:start w:val="1"/>
-      <w:numFmt w:val="bullet"/>
-      <w:lvlText w:val=""/>
-      <w:lvlJc w:val="left"/>
-      <w:pPr>
-        <w:ind w:left="6480" w:hanging="360"/>
-      </w:pPr>
-      <w:rPr>
-        <w:rFonts w:hint="default" w:ascii="Wingdings" w:hAnsi="Wingdings"/>
-      </w:rPr>
-    </w:lvl>
-  </w:abstractNum>
   <w:abstractNum w:abstractNumId="0" w15:restartNumberingAfterBreak="0">
     <w:nsid w:val="01D2581A"/>
     <w:multiLevelType w:val="hybridMultilevel"/>
@@ -3411,7 +1586,7 @@
         <w:ind w:left="720" w:hanging="360"/>
       </w:pPr>
       <w:rPr>
-        <w:rFonts w:hint="default" w:ascii="Courier New" w:hAnsi="Courier New"/>
+        <w:rFonts w:ascii="Courier New" w:hAnsi="Courier New" w:hint="default"/>
       </w:rPr>
     </w:lvl>
     <w:lvl w:ilvl="1" w:tplc="E172675E">
@@ -3423,7 +1598,7 @@
         <w:ind w:left="1440" w:hanging="360"/>
       </w:pPr>
       <w:rPr>
-        <w:rFonts w:hint="default" w:ascii="Courier New" w:hAnsi="Courier New"/>
+        <w:rFonts w:ascii="Courier New" w:hAnsi="Courier New" w:hint="default"/>
       </w:rPr>
     </w:lvl>
     <w:lvl w:ilvl="2" w:tplc="17FC97FE">
@@ -3435,7 +1610,7 @@
         <w:ind w:left="2160" w:hanging="360"/>
       </w:pPr>
       <w:rPr>
-        <w:rFonts w:hint="default" w:ascii="Wingdings" w:hAnsi="Wingdings"/>
+        <w:rFonts w:ascii="Wingdings" w:hAnsi="Wingdings" w:hint="default"/>
       </w:rPr>
     </w:lvl>
     <w:lvl w:ilvl="3" w:tplc="73C23A26">
@@ -3447,7 +1622,7 @@
         <w:ind w:left="2880" w:hanging="360"/>
       </w:pPr>
       <w:rPr>
-        <w:rFonts w:hint="default" w:ascii="Symbol" w:hAnsi="Symbol"/>
+        <w:rFonts w:ascii="Symbol" w:hAnsi="Symbol" w:hint="default"/>
       </w:rPr>
     </w:lvl>
     <w:lvl w:ilvl="4" w:tplc="49465F30">
@@ -3459,7 +1634,7 @@
         <w:ind w:left="3600" w:hanging="360"/>
       </w:pPr>
       <w:rPr>
-        <w:rFonts w:hint="default" w:ascii="Courier New" w:hAnsi="Courier New"/>
+        <w:rFonts w:ascii="Courier New" w:hAnsi="Courier New" w:hint="default"/>
       </w:rPr>
     </w:lvl>
     <w:lvl w:ilvl="5" w:tplc="3F726FF4">
@@ -3471,7 +1646,7 @@
         <w:ind w:left="4320" w:hanging="360"/>
       </w:pPr>
       <w:rPr>
-        <w:rFonts w:hint="default" w:ascii="Wingdings" w:hAnsi="Wingdings"/>
+        <w:rFonts w:ascii="Wingdings" w:hAnsi="Wingdings" w:hint="default"/>
       </w:rPr>
     </w:lvl>
     <w:lvl w:ilvl="6" w:tplc="41EA28F4">
@@ -3483,7 +1658,7 @@
         <w:ind w:left="5040" w:hanging="360"/>
       </w:pPr>
       <w:rPr>
-        <w:rFonts w:hint="default" w:ascii="Symbol" w:hAnsi="Symbol"/>
+        <w:rFonts w:ascii="Symbol" w:hAnsi="Symbol" w:hint="default"/>
       </w:rPr>
     </w:lvl>
     <w:lvl w:ilvl="7" w:tplc="61A2E760">
@@ -3495,7 +1670,7 @@
         <w:ind w:left="5760" w:hanging="360"/>
       </w:pPr>
       <w:rPr>
-        <w:rFonts w:hint="default" w:ascii="Courier New" w:hAnsi="Courier New"/>
+        <w:rFonts w:ascii="Courier New" w:hAnsi="Courier New" w:hint="default"/>
       </w:rPr>
     </w:lvl>
     <w:lvl w:ilvl="8" w:tplc="DAFEDF72">
@@ -3507,7 +1682,7 @@
         <w:ind w:left="6480" w:hanging="360"/>
       </w:pPr>
       <w:rPr>
-        <w:rFonts w:hint="default" w:ascii="Wingdings" w:hAnsi="Wingdings"/>
+        <w:rFonts w:ascii="Wingdings" w:hAnsi="Wingdings" w:hint="default"/>
       </w:rPr>
     </w:lvl>
   </w:abstractNum>
@@ -3527,7 +1702,7 @@
         <w:ind w:left="720" w:hanging="360"/>
       </w:pPr>
       <w:rPr>
-        <w:rFonts w:hint="default" w:ascii="Symbol" w:hAnsi="Symbol"/>
+        <w:rFonts w:ascii="Symbol" w:hAnsi="Symbol" w:hint="default"/>
         <w:sz w:val="20"/>
       </w:rPr>
     </w:lvl>
@@ -3543,7 +1718,7 @@
         <w:ind w:left="1440" w:hanging="360"/>
       </w:pPr>
       <w:rPr>
-        <w:rFonts w:hint="default" w:ascii="Courier New" w:hAnsi="Courier New"/>
+        <w:rFonts w:ascii="Courier New" w:hAnsi="Courier New" w:hint="default"/>
         <w:sz w:val="20"/>
       </w:rPr>
     </w:lvl>
@@ -3559,7 +1734,7 @@
         <w:ind w:left="2160" w:hanging="360"/>
       </w:pPr>
       <w:rPr>
-        <w:rFonts w:hint="default" w:ascii="Wingdings" w:hAnsi="Wingdings"/>
+        <w:rFonts w:ascii="Wingdings" w:hAnsi="Wingdings" w:hint="default"/>
         <w:sz w:val="20"/>
       </w:rPr>
     </w:lvl>
@@ -3575,7 +1750,7 @@
         <w:ind w:left="2880" w:hanging="360"/>
       </w:pPr>
       <w:rPr>
-        <w:rFonts w:hint="default" w:ascii="Wingdings" w:hAnsi="Wingdings"/>
+        <w:rFonts w:ascii="Wingdings" w:hAnsi="Wingdings" w:hint="default"/>
         <w:sz w:val="20"/>
       </w:rPr>
     </w:lvl>
@@ -3591,7 +1766,7 @@
         <w:ind w:left="3600" w:hanging="360"/>
       </w:pPr>
       <w:rPr>
-        <w:rFonts w:hint="default" w:ascii="Wingdings" w:hAnsi="Wingdings"/>
+        <w:rFonts w:ascii="Wingdings" w:hAnsi="Wingdings" w:hint="default"/>
         <w:sz w:val="20"/>
       </w:rPr>
     </w:lvl>
@@ -3607,7 +1782,7 @@
         <w:ind w:left="4320" w:hanging="360"/>
       </w:pPr>
       <w:rPr>
-        <w:rFonts w:hint="default" w:ascii="Wingdings" w:hAnsi="Wingdings"/>
+        <w:rFonts w:ascii="Wingdings" w:hAnsi="Wingdings" w:hint="default"/>
         <w:sz w:val="20"/>
       </w:rPr>
     </w:lvl>
@@ -3623,7 +1798,7 @@
         <w:ind w:left="5040" w:hanging="360"/>
       </w:pPr>
       <w:rPr>
-        <w:rFonts w:hint="default" w:ascii="Wingdings" w:hAnsi="Wingdings"/>
+        <w:rFonts w:ascii="Wingdings" w:hAnsi="Wingdings" w:hint="default"/>
         <w:sz w:val="20"/>
       </w:rPr>
     </w:lvl>
@@ -3639,7 +1814,7 @@
         <w:ind w:left="5760" w:hanging="360"/>
       </w:pPr>
       <w:rPr>
-        <w:rFonts w:hint="default" w:ascii="Wingdings" w:hAnsi="Wingdings"/>
+        <w:rFonts w:ascii="Wingdings" w:hAnsi="Wingdings" w:hint="default"/>
         <w:sz w:val="20"/>
       </w:rPr>
     </w:lvl>
@@ -3655,7 +1830,7 @@
         <w:ind w:left="6480" w:hanging="360"/>
       </w:pPr>
       <w:rPr>
-        <w:rFonts w:hint="default" w:ascii="Wingdings" w:hAnsi="Wingdings"/>
+        <w:rFonts w:ascii="Wingdings" w:hAnsi="Wingdings" w:hint="default"/>
         <w:sz w:val="20"/>
       </w:rPr>
     </w:lvl>
@@ -3937,7 +2112,7 @@
         <w:ind w:left="720" w:hanging="360"/>
       </w:pPr>
       <w:rPr>
-        <w:rFonts w:hint="default" w:ascii="Symbol" w:hAnsi="Symbol"/>
+        <w:rFonts w:ascii="Symbol" w:hAnsi="Symbol" w:hint="default"/>
       </w:rPr>
     </w:lvl>
     <w:lvl w:ilvl="1" w:tplc="04090003" w:tentative="1">
@@ -3949,7 +2124,7 @@
         <w:ind w:left="1440" w:hanging="360"/>
       </w:pPr>
       <w:rPr>
-        <w:rFonts w:hint="default" w:ascii="Courier New" w:hAnsi="Courier New"/>
+        <w:rFonts w:ascii="Courier New" w:hAnsi="Courier New" w:hint="default"/>
       </w:rPr>
     </w:lvl>
     <w:lvl w:ilvl="2" w:tplc="04090005" w:tentative="1">
@@ -3961,7 +2136,7 @@
         <w:ind w:left="2160" w:hanging="360"/>
       </w:pPr>
       <w:rPr>
-        <w:rFonts w:hint="default" w:ascii="Wingdings" w:hAnsi="Wingdings"/>
+        <w:rFonts w:ascii="Wingdings" w:hAnsi="Wingdings" w:hint="default"/>
       </w:rPr>
     </w:lvl>
     <w:lvl w:ilvl="3" w:tplc="04090001" w:tentative="1">
@@ -3973,7 +2148,7 @@
         <w:ind w:left="2880" w:hanging="360"/>
       </w:pPr>
       <w:rPr>
-        <w:rFonts w:hint="default" w:ascii="Symbol" w:hAnsi="Symbol"/>
+        <w:rFonts w:ascii="Symbol" w:hAnsi="Symbol" w:hint="default"/>
       </w:rPr>
     </w:lvl>
     <w:lvl w:ilvl="4" w:tplc="04090003" w:tentative="1">
@@ -3985,7 +2160,7 @@
         <w:ind w:left="3600" w:hanging="360"/>
       </w:pPr>
       <w:rPr>
-        <w:rFonts w:hint="default" w:ascii="Courier New" w:hAnsi="Courier New"/>
+        <w:rFonts w:ascii="Courier New" w:hAnsi="Courier New" w:hint="default"/>
       </w:rPr>
     </w:lvl>
     <w:lvl w:ilvl="5" w:tplc="04090005" w:tentative="1">
@@ -3997,7 +2172,7 @@
         <w:ind w:left="4320" w:hanging="360"/>
       </w:pPr>
       <w:rPr>
-        <w:rFonts w:hint="default" w:ascii="Wingdings" w:hAnsi="Wingdings"/>
+        <w:rFonts w:ascii="Wingdings" w:hAnsi="Wingdings" w:hint="default"/>
       </w:rPr>
     </w:lvl>
     <w:lvl w:ilvl="6" w:tplc="04090001" w:tentative="1">
@@ -4009,7 +2184,7 @@
         <w:ind w:left="5040" w:hanging="360"/>
       </w:pPr>
       <w:rPr>
-        <w:rFonts w:hint="default" w:ascii="Symbol" w:hAnsi="Symbol"/>
+        <w:rFonts w:ascii="Symbol" w:hAnsi="Symbol" w:hint="default"/>
       </w:rPr>
     </w:lvl>
     <w:lvl w:ilvl="7" w:tplc="04090003" w:tentative="1">
@@ -4021,7 +2196,7 @@
         <w:ind w:left="5760" w:hanging="360"/>
       </w:pPr>
       <w:rPr>
-        <w:rFonts w:hint="default" w:ascii="Courier New" w:hAnsi="Courier New"/>
+        <w:rFonts w:ascii="Courier New" w:hAnsi="Courier New" w:hint="default"/>
       </w:rPr>
     </w:lvl>
     <w:lvl w:ilvl="8" w:tplc="04090005" w:tentative="1">
@@ -4033,11 +2208,97 @@
         <w:ind w:left="6480" w:hanging="360"/>
       </w:pPr>
       <w:rPr>
-        <w:rFonts w:hint="default" w:ascii="Wingdings" w:hAnsi="Wingdings"/>
+        <w:rFonts w:ascii="Wingdings" w:hAnsi="Wingdings" w:hint="default"/>
       </w:rPr>
     </w:lvl>
   </w:abstractNum>
   <w:abstractNum w:abstractNumId="6" w15:restartNumberingAfterBreak="0">
+    <w:nsid w:val="0BE742EB"/>
+    <w:multiLevelType w:val="hybridMultilevel"/>
+    <w:tmpl w:val="936AB62C"/>
+    <w:lvl w:ilvl="0" w:tplc="3EBE5D90">
+      <w:start w:val="4"/>
+      <w:numFmt w:val="decimal"/>
+      <w:lvlText w:val="%1."/>
+      <w:lvlJc w:val="left"/>
+      <w:pPr>
+        <w:ind w:left="1440" w:hanging="360"/>
+      </w:pPr>
+    </w:lvl>
+    <w:lvl w:ilvl="1" w:tplc="DA323E02">
+      <w:start w:val="1"/>
+      <w:numFmt w:val="lowerLetter"/>
+      <w:lvlText w:val="%2."/>
+      <w:lvlJc w:val="left"/>
+      <w:pPr>
+        <w:ind w:left="2160" w:hanging="360"/>
+      </w:pPr>
+    </w:lvl>
+    <w:lvl w:ilvl="2" w:tplc="5EDC85DC">
+      <w:start w:val="1"/>
+      <w:numFmt w:val="lowerRoman"/>
+      <w:lvlText w:val="%3."/>
+      <w:lvlJc w:val="right"/>
+      <w:pPr>
+        <w:ind w:left="2880" w:hanging="180"/>
+      </w:pPr>
+    </w:lvl>
+    <w:lvl w:ilvl="3" w:tplc="E5267DE2">
+      <w:start w:val="1"/>
+      <w:numFmt w:val="decimal"/>
+      <w:lvlText w:val="%4."/>
+      <w:lvlJc w:val="left"/>
+      <w:pPr>
+        <w:ind w:left="3600" w:hanging="360"/>
+      </w:pPr>
+    </w:lvl>
+    <w:lvl w:ilvl="4" w:tplc="E71A8286">
+      <w:start w:val="1"/>
+      <w:numFmt w:val="lowerLetter"/>
+      <w:lvlText w:val="%5."/>
+      <w:lvlJc w:val="left"/>
+      <w:pPr>
+        <w:ind w:left="4320" w:hanging="360"/>
+      </w:pPr>
+    </w:lvl>
+    <w:lvl w:ilvl="5" w:tplc="CE38F7F8">
+      <w:start w:val="1"/>
+      <w:numFmt w:val="lowerRoman"/>
+      <w:lvlText w:val="%6."/>
+      <w:lvlJc w:val="right"/>
+      <w:pPr>
+        <w:ind w:left="5040" w:hanging="180"/>
+      </w:pPr>
+    </w:lvl>
+    <w:lvl w:ilvl="6" w:tplc="9E3CE2B8">
+      <w:start w:val="1"/>
+      <w:numFmt w:val="decimal"/>
+      <w:lvlText w:val="%7."/>
+      <w:lvlJc w:val="left"/>
+      <w:pPr>
+        <w:ind w:left="5760" w:hanging="360"/>
+      </w:pPr>
+    </w:lvl>
+    <w:lvl w:ilvl="7" w:tplc="37C2664C">
+      <w:start w:val="1"/>
+      <w:numFmt w:val="lowerLetter"/>
+      <w:lvlText w:val="%8."/>
+      <w:lvlJc w:val="left"/>
+      <w:pPr>
+        <w:ind w:left="6480" w:hanging="360"/>
+      </w:pPr>
+    </w:lvl>
+    <w:lvl w:ilvl="8" w:tplc="E5349DE0">
+      <w:start w:val="1"/>
+      <w:numFmt w:val="lowerRoman"/>
+      <w:lvlText w:val="%9."/>
+      <w:lvlJc w:val="right"/>
+      <w:pPr>
+        <w:ind w:left="7200" w:hanging="180"/>
+      </w:pPr>
+    </w:lvl>
+  </w:abstractNum>
+  <w:abstractNum w:abstractNumId="7" w15:restartNumberingAfterBreak="0">
     <w:nsid w:val="0E0046AD"/>
     <w:multiLevelType w:val="multilevel"/>
     <w:tmpl w:val="57581E18"/>
@@ -4053,7 +2314,7 @@
         <w:ind w:left="720" w:hanging="360"/>
       </w:pPr>
       <w:rPr>
-        <w:rFonts w:hint="default" w:ascii="Symbol" w:hAnsi="Symbol"/>
+        <w:rFonts w:ascii="Symbol" w:hAnsi="Symbol" w:hint="default"/>
         <w:sz w:val="20"/>
       </w:rPr>
     </w:lvl>
@@ -4069,7 +2330,7 @@
         <w:ind w:left="1440" w:hanging="360"/>
       </w:pPr>
       <w:rPr>
-        <w:rFonts w:hint="default" w:ascii="Courier New" w:hAnsi="Courier New"/>
+        <w:rFonts w:ascii="Courier New" w:hAnsi="Courier New" w:hint="default"/>
         <w:sz w:val="20"/>
       </w:rPr>
     </w:lvl>
@@ -4085,7 +2346,7 @@
         <w:ind w:left="2160" w:hanging="360"/>
       </w:pPr>
       <w:rPr>
-        <w:rFonts w:hint="default" w:ascii="Wingdings" w:hAnsi="Wingdings"/>
+        <w:rFonts w:ascii="Wingdings" w:hAnsi="Wingdings" w:hint="default"/>
         <w:sz w:val="20"/>
       </w:rPr>
     </w:lvl>
@@ -4101,7 +2362,7 @@
         <w:ind w:left="2880" w:hanging="360"/>
       </w:pPr>
       <w:rPr>
-        <w:rFonts w:hint="default" w:ascii="Wingdings" w:hAnsi="Wingdings"/>
+        <w:rFonts w:ascii="Wingdings" w:hAnsi="Wingdings" w:hint="default"/>
         <w:sz w:val="20"/>
       </w:rPr>
     </w:lvl>
@@ -4117,7 +2378,7 @@
         <w:ind w:left="3600" w:hanging="360"/>
       </w:pPr>
       <w:rPr>
-        <w:rFonts w:hint="default" w:ascii="Wingdings" w:hAnsi="Wingdings"/>
+        <w:rFonts w:ascii="Wingdings" w:hAnsi="Wingdings" w:hint="default"/>
         <w:sz w:val="20"/>
       </w:rPr>
     </w:lvl>
@@ -4133,7 +2394,7 @@
         <w:ind w:left="4320" w:hanging="360"/>
       </w:pPr>
       <w:rPr>
-        <w:rFonts w:hint="default" w:ascii="Wingdings" w:hAnsi="Wingdings"/>
+        <w:rFonts w:ascii="Wingdings" w:hAnsi="Wingdings" w:hint="default"/>
         <w:sz w:val="20"/>
       </w:rPr>
     </w:lvl>
@@ -4149,7 +2410,7 @@
         <w:ind w:left="5040" w:hanging="360"/>
       </w:pPr>
       <w:rPr>
-        <w:rFonts w:hint="default" w:ascii="Wingdings" w:hAnsi="Wingdings"/>
+        <w:rFonts w:ascii="Wingdings" w:hAnsi="Wingdings" w:hint="default"/>
         <w:sz w:val="20"/>
       </w:rPr>
     </w:lvl>
@@ -4165,7 +2426,7 @@
         <w:ind w:left="5760" w:hanging="360"/>
       </w:pPr>
       <w:rPr>
-        <w:rFonts w:hint="default" w:ascii="Wingdings" w:hAnsi="Wingdings"/>
+        <w:rFonts w:ascii="Wingdings" w:hAnsi="Wingdings" w:hint="default"/>
         <w:sz w:val="20"/>
       </w:rPr>
     </w:lvl>
@@ -4181,12 +2442,12 @@
         <w:ind w:left="6480" w:hanging="360"/>
       </w:pPr>
       <w:rPr>
-        <w:rFonts w:hint="default" w:ascii="Wingdings" w:hAnsi="Wingdings"/>
+        <w:rFonts w:ascii="Wingdings" w:hAnsi="Wingdings" w:hint="default"/>
         <w:sz w:val="20"/>
       </w:rPr>
     </w:lvl>
   </w:abstractNum>
-  <w:abstractNum w:abstractNumId="7" w15:restartNumberingAfterBreak="0">
+  <w:abstractNum w:abstractNumId="8" w15:restartNumberingAfterBreak="0">
     <w:nsid w:val="0E929EDD"/>
     <w:multiLevelType w:val="hybridMultilevel"/>
     <w:tmpl w:val="FFFFFFFF"/>
@@ -4199,7 +2460,7 @@
         <w:ind w:left="720" w:hanging="360"/>
       </w:pPr>
       <w:rPr>
-        <w:rFonts w:hint="default" w:ascii="Symbol" w:hAnsi="Symbol"/>
+        <w:rFonts w:ascii="Symbol" w:hAnsi="Symbol" w:hint="default"/>
       </w:rPr>
     </w:lvl>
     <w:lvl w:ilvl="1" w:tplc="3A7CF734">
@@ -4211,7 +2472,7 @@
         <w:ind w:left="1440" w:hanging="360"/>
       </w:pPr>
       <w:rPr>
-        <w:rFonts w:hint="default" w:ascii="Courier New" w:hAnsi="Courier New"/>
+        <w:rFonts w:ascii="Courier New" w:hAnsi="Courier New" w:hint="default"/>
       </w:rPr>
     </w:lvl>
     <w:lvl w:ilvl="2" w:tplc="1CCACD24">
@@ -4223,7 +2484,7 @@
         <w:ind w:left="2160" w:hanging="360"/>
       </w:pPr>
       <w:rPr>
-        <w:rFonts w:hint="default" w:ascii="Wingdings" w:hAnsi="Wingdings"/>
+        <w:rFonts w:ascii="Wingdings" w:hAnsi="Wingdings" w:hint="default"/>
       </w:rPr>
     </w:lvl>
     <w:lvl w:ilvl="3" w:tplc="8BC2F78E">
@@ -4235,7 +2496,7 @@
         <w:ind w:left="2880" w:hanging="360"/>
       </w:pPr>
       <w:rPr>
-        <w:rFonts w:hint="default" w:ascii="Symbol" w:hAnsi="Symbol"/>
+        <w:rFonts w:ascii="Symbol" w:hAnsi="Symbol" w:hint="default"/>
       </w:rPr>
     </w:lvl>
     <w:lvl w:ilvl="4" w:tplc="8B18A7B6">
@@ -4247,7 +2508,7 @@
         <w:ind w:left="3600" w:hanging="360"/>
       </w:pPr>
       <w:rPr>
-        <w:rFonts w:hint="default" w:ascii="Courier New" w:hAnsi="Courier New"/>
+        <w:rFonts w:ascii="Courier New" w:hAnsi="Courier New" w:hint="default"/>
       </w:rPr>
     </w:lvl>
     <w:lvl w:ilvl="5" w:tplc="80C0B8F6">
@@ -4259,7 +2520,7 @@
         <w:ind w:left="4320" w:hanging="360"/>
       </w:pPr>
       <w:rPr>
-        <w:rFonts w:hint="default" w:ascii="Wingdings" w:hAnsi="Wingdings"/>
+        <w:rFonts w:ascii="Wingdings" w:hAnsi="Wingdings" w:hint="default"/>
       </w:rPr>
     </w:lvl>
     <w:lvl w:ilvl="6" w:tplc="5B3A253A">
@@ -4271,7 +2532,7 @@
         <w:ind w:left="5040" w:hanging="360"/>
       </w:pPr>
       <w:rPr>
-        <w:rFonts w:hint="default" w:ascii="Symbol" w:hAnsi="Symbol"/>
+        <w:rFonts w:ascii="Symbol" w:hAnsi="Symbol" w:hint="default"/>
       </w:rPr>
     </w:lvl>
     <w:lvl w:ilvl="7" w:tplc="A9F819D0">
@@ -4283,7 +2544,7 @@
         <w:ind w:left="5760" w:hanging="360"/>
       </w:pPr>
       <w:rPr>
-        <w:rFonts w:hint="default" w:ascii="Courier New" w:hAnsi="Courier New"/>
+        <w:rFonts w:ascii="Courier New" w:hAnsi="Courier New" w:hint="default"/>
       </w:rPr>
     </w:lvl>
     <w:lvl w:ilvl="8" w:tplc="83328A9A">
@@ -4295,11 +2556,124 @@
         <w:ind w:left="6480" w:hanging="360"/>
       </w:pPr>
       <w:rPr>
-        <w:rFonts w:hint="default" w:ascii="Wingdings" w:hAnsi="Wingdings"/>
+        <w:rFonts w:ascii="Wingdings" w:hAnsi="Wingdings" w:hint="default"/>
       </w:rPr>
     </w:lvl>
   </w:abstractNum>
-  <w:abstractNum w:abstractNumId="8" w15:restartNumberingAfterBreak="0">
+  <w:abstractNum w:abstractNumId="9" w15:restartNumberingAfterBreak="0">
+    <w:nsid w:val="124927F2"/>
+    <w:multiLevelType w:val="hybridMultilevel"/>
+    <w:tmpl w:val="0AA85496"/>
+    <w:lvl w:ilvl="0" w:tplc="75329802">
+      <w:start w:val="1"/>
+      <w:numFmt w:val="bullet"/>
+      <w:lvlText w:val=""/>
+      <w:lvlJc w:val="left"/>
+      <w:pPr>
+        <w:ind w:left="1440" w:hanging="360"/>
+      </w:pPr>
+      <w:rPr>
+        <w:rFonts w:ascii="Symbol" w:hAnsi="Symbol" w:hint="default"/>
+      </w:rPr>
+    </w:lvl>
+    <w:lvl w:ilvl="1" w:tplc="1B96BF5E">
+      <w:start w:val="1"/>
+      <w:numFmt w:val="bullet"/>
+      <w:lvlText w:val="o"/>
+      <w:lvlJc w:val="left"/>
+      <w:pPr>
+        <w:ind w:left="2160" w:hanging="360"/>
+      </w:pPr>
+      <w:rPr>
+        <w:rFonts w:ascii="Courier New" w:hAnsi="Courier New" w:hint="default"/>
+      </w:rPr>
+    </w:lvl>
+    <w:lvl w:ilvl="2" w:tplc="2A16EE44">
+      <w:start w:val="1"/>
+      <w:numFmt w:val="bullet"/>
+      <w:lvlText w:val=""/>
+      <w:lvlJc w:val="left"/>
+      <w:pPr>
+        <w:ind w:left="2880" w:hanging="360"/>
+      </w:pPr>
+      <w:rPr>
+        <w:rFonts w:ascii="Wingdings" w:hAnsi="Wingdings" w:hint="default"/>
+      </w:rPr>
+    </w:lvl>
+    <w:lvl w:ilvl="3" w:tplc="4D2C0D14">
+      <w:start w:val="1"/>
+      <w:numFmt w:val="bullet"/>
+      <w:lvlText w:val=""/>
+      <w:lvlJc w:val="left"/>
+      <w:pPr>
+        <w:ind w:left="3600" w:hanging="360"/>
+      </w:pPr>
+      <w:rPr>
+        <w:rFonts w:ascii="Symbol" w:hAnsi="Symbol" w:hint="default"/>
+      </w:rPr>
+    </w:lvl>
+    <w:lvl w:ilvl="4" w:tplc="0ECCECE0">
+      <w:start w:val="1"/>
+      <w:numFmt w:val="bullet"/>
+      <w:lvlText w:val="o"/>
+      <w:lvlJc w:val="left"/>
+      <w:pPr>
+        <w:ind w:left="4320" w:hanging="360"/>
+      </w:pPr>
+      <w:rPr>
+        <w:rFonts w:ascii="Courier New" w:hAnsi="Courier New" w:hint="default"/>
+      </w:rPr>
+    </w:lvl>
+    <w:lvl w:ilvl="5" w:tplc="0DACBA40">
+      <w:start w:val="1"/>
+      <w:numFmt w:val="bullet"/>
+      <w:lvlText w:val=""/>
+      <w:lvlJc w:val="left"/>
+      <w:pPr>
+        <w:ind w:left="5040" w:hanging="360"/>
+      </w:pPr>
+      <w:rPr>
+        <w:rFonts w:ascii="Wingdings" w:hAnsi="Wingdings" w:hint="default"/>
+      </w:rPr>
+    </w:lvl>
+    <w:lvl w:ilvl="6" w:tplc="BF604B42">
+      <w:start w:val="1"/>
+      <w:numFmt w:val="bullet"/>
+      <w:lvlText w:val=""/>
+      <w:lvlJc w:val="left"/>
+      <w:pPr>
+        <w:ind w:left="5760" w:hanging="360"/>
+      </w:pPr>
+      <w:rPr>
+        <w:rFonts w:ascii="Symbol" w:hAnsi="Symbol" w:hint="default"/>
+      </w:rPr>
+    </w:lvl>
+    <w:lvl w:ilvl="7" w:tplc="B8A87972">
+      <w:start w:val="1"/>
+      <w:numFmt w:val="bullet"/>
+      <w:lvlText w:val="o"/>
+      <w:lvlJc w:val="left"/>
+      <w:pPr>
+        <w:ind w:left="6480" w:hanging="360"/>
+      </w:pPr>
+      <w:rPr>
+        <w:rFonts w:ascii="Courier New" w:hAnsi="Courier New" w:hint="default"/>
+      </w:rPr>
+    </w:lvl>
+    <w:lvl w:ilvl="8" w:tplc="7AC44842">
+      <w:start w:val="1"/>
+      <w:numFmt w:val="bullet"/>
+      <w:lvlText w:val=""/>
+      <w:lvlJc w:val="left"/>
+      <w:pPr>
+        <w:ind w:left="7200" w:hanging="360"/>
+      </w:pPr>
+      <w:rPr>
+        <w:rFonts w:ascii="Wingdings" w:hAnsi="Wingdings" w:hint="default"/>
+      </w:rPr>
+    </w:lvl>
+  </w:abstractNum>
+  <w:abstractNum w:abstractNumId="10" w15:restartNumberingAfterBreak="0">
     <w:nsid w:val="153A14E9"/>
     <w:multiLevelType w:val="hybridMultilevel"/>
     <w:tmpl w:val="3008E876"/>
@@ -4312,7 +2686,7 @@
         <w:ind w:left="720" w:hanging="360"/>
       </w:pPr>
       <w:rPr>
-        <w:rFonts w:hint="default" w:ascii="Symbol" w:hAnsi="Symbol"/>
+        <w:rFonts w:ascii="Symbol" w:hAnsi="Symbol" w:hint="default"/>
       </w:rPr>
     </w:lvl>
     <w:lvl w:ilvl="1" w:tplc="FFFFFFFF" w:tentative="1">
@@ -4324,7 +2698,7 @@
         <w:ind w:left="1440" w:hanging="360"/>
       </w:pPr>
       <w:rPr>
-        <w:rFonts w:hint="default" w:ascii="Courier New" w:hAnsi="Courier New"/>
+        <w:rFonts w:ascii="Courier New" w:hAnsi="Courier New" w:hint="default"/>
       </w:rPr>
     </w:lvl>
     <w:lvl w:ilvl="2" w:tplc="FFFFFFFF" w:tentative="1">
@@ -4336,7 +2710,7 @@
         <w:ind w:left="2160" w:hanging="360"/>
       </w:pPr>
       <w:rPr>
-        <w:rFonts w:hint="default" w:ascii="Wingdings" w:hAnsi="Wingdings"/>
+        <w:rFonts w:ascii="Wingdings" w:hAnsi="Wingdings" w:hint="default"/>
       </w:rPr>
     </w:lvl>
     <w:lvl w:ilvl="3" w:tplc="FFFFFFFF" w:tentative="1">
@@ -4348,7 +2722,7 @@
         <w:ind w:left="2880" w:hanging="360"/>
       </w:pPr>
       <w:rPr>
-        <w:rFonts w:hint="default" w:ascii="Symbol" w:hAnsi="Symbol"/>
+        <w:rFonts w:ascii="Symbol" w:hAnsi="Symbol" w:hint="default"/>
       </w:rPr>
     </w:lvl>
     <w:lvl w:ilvl="4" w:tplc="FFFFFFFF" w:tentative="1">
@@ -4360,7 +2734,7 @@
         <w:ind w:left="3600" w:hanging="360"/>
       </w:pPr>
       <w:rPr>
-        <w:rFonts w:hint="default" w:ascii="Courier New" w:hAnsi="Courier New"/>
+        <w:rFonts w:ascii="Courier New" w:hAnsi="Courier New" w:hint="default"/>
       </w:rPr>
     </w:lvl>
     <w:lvl w:ilvl="5" w:tplc="FFFFFFFF" w:tentative="1">
@@ -4372,7 +2746,7 @@
         <w:ind w:left="4320" w:hanging="360"/>
       </w:pPr>
       <w:rPr>
-        <w:rFonts w:hint="default" w:ascii="Wingdings" w:hAnsi="Wingdings"/>
+        <w:rFonts w:ascii="Wingdings" w:hAnsi="Wingdings" w:hint="default"/>
       </w:rPr>
     </w:lvl>
     <w:lvl w:ilvl="6" w:tplc="FFFFFFFF" w:tentative="1">
@@ -4384,7 +2758,7 @@
         <w:ind w:left="5040" w:hanging="360"/>
       </w:pPr>
       <w:rPr>
-        <w:rFonts w:hint="default" w:ascii="Symbol" w:hAnsi="Symbol"/>
+        <w:rFonts w:ascii="Symbol" w:hAnsi="Symbol" w:hint="default"/>
       </w:rPr>
     </w:lvl>
     <w:lvl w:ilvl="7" w:tplc="FFFFFFFF" w:tentative="1">
@@ -4396,7 +2770,7 @@
         <w:ind w:left="5760" w:hanging="360"/>
       </w:pPr>
       <w:rPr>
-        <w:rFonts w:hint="default" w:ascii="Courier New" w:hAnsi="Courier New"/>
+        <w:rFonts w:ascii="Courier New" w:hAnsi="Courier New" w:hint="default"/>
       </w:rPr>
     </w:lvl>
     <w:lvl w:ilvl="8" w:tplc="FFFFFFFF" w:tentative="1">
@@ -4408,11 +2782,11 @@
         <w:ind w:left="6480" w:hanging="360"/>
       </w:pPr>
       <w:rPr>
-        <w:rFonts w:hint="default" w:ascii="Wingdings" w:hAnsi="Wingdings"/>
+        <w:rFonts w:ascii="Wingdings" w:hAnsi="Wingdings" w:hint="default"/>
       </w:rPr>
     </w:lvl>
   </w:abstractNum>
-  <w:abstractNum w:abstractNumId="9" w15:restartNumberingAfterBreak="0">
+  <w:abstractNum w:abstractNumId="11" w15:restartNumberingAfterBreak="0">
     <w:nsid w:val="17BD5FF2"/>
     <w:multiLevelType w:val="multilevel"/>
     <w:tmpl w:val="320C72B2"/>
@@ -4428,7 +2802,7 @@
         <w:ind w:left="720" w:hanging="360"/>
       </w:pPr>
       <w:rPr>
-        <w:rFonts w:hint="default" w:ascii="Symbol" w:hAnsi="Symbol"/>
+        <w:rFonts w:ascii="Symbol" w:hAnsi="Symbol" w:hint="default"/>
         <w:sz w:val="20"/>
       </w:rPr>
     </w:lvl>
@@ -4444,7 +2818,7 @@
         <w:ind w:left="1440" w:hanging="360"/>
       </w:pPr>
       <w:rPr>
-        <w:rFonts w:hint="default" w:ascii="Courier New" w:hAnsi="Courier New"/>
+        <w:rFonts w:ascii="Courier New" w:hAnsi="Courier New" w:hint="default"/>
         <w:sz w:val="20"/>
       </w:rPr>
     </w:lvl>
@@ -4460,7 +2834,7 @@
         <w:ind w:left="2160" w:hanging="360"/>
       </w:pPr>
       <w:rPr>
-        <w:rFonts w:hint="default" w:ascii="Wingdings" w:hAnsi="Wingdings"/>
+        <w:rFonts w:ascii="Wingdings" w:hAnsi="Wingdings" w:hint="default"/>
         <w:sz w:val="20"/>
       </w:rPr>
     </w:lvl>
@@ -4476,7 +2850,7 @@
         <w:ind w:left="2880" w:hanging="360"/>
       </w:pPr>
       <w:rPr>
-        <w:rFonts w:hint="default" w:ascii="Wingdings" w:hAnsi="Wingdings"/>
+        <w:rFonts w:ascii="Wingdings" w:hAnsi="Wingdings" w:hint="default"/>
         <w:sz w:val="20"/>
       </w:rPr>
     </w:lvl>
@@ -4492,7 +2866,7 @@
         <w:ind w:left="3600" w:hanging="360"/>
       </w:pPr>
       <w:rPr>
-        <w:rFonts w:hint="default" w:ascii="Wingdings" w:hAnsi="Wingdings"/>
+        <w:rFonts w:ascii="Wingdings" w:hAnsi="Wingdings" w:hint="default"/>
         <w:sz w:val="20"/>
       </w:rPr>
     </w:lvl>
@@ -4508,7 +2882,7 @@
         <w:ind w:left="4320" w:hanging="360"/>
       </w:pPr>
       <w:rPr>
-        <w:rFonts w:hint="default" w:ascii="Wingdings" w:hAnsi="Wingdings"/>
+        <w:rFonts w:ascii="Wingdings" w:hAnsi="Wingdings" w:hint="default"/>
         <w:sz w:val="20"/>
       </w:rPr>
     </w:lvl>
@@ -4524,7 +2898,7 @@
         <w:ind w:left="5040" w:hanging="360"/>
       </w:pPr>
       <w:rPr>
-        <w:rFonts w:hint="default" w:ascii="Wingdings" w:hAnsi="Wingdings"/>
+        <w:rFonts w:ascii="Wingdings" w:hAnsi="Wingdings" w:hint="default"/>
         <w:sz w:val="20"/>
       </w:rPr>
     </w:lvl>
@@ -4540,7 +2914,7 @@
         <w:ind w:left="5760" w:hanging="360"/>
       </w:pPr>
       <w:rPr>
-        <w:rFonts w:hint="default" w:ascii="Wingdings" w:hAnsi="Wingdings"/>
+        <w:rFonts w:ascii="Wingdings" w:hAnsi="Wingdings" w:hint="default"/>
         <w:sz w:val="20"/>
       </w:rPr>
     </w:lvl>
@@ -4556,12 +2930,12 @@
         <w:ind w:left="6480" w:hanging="360"/>
       </w:pPr>
       <w:rPr>
-        <w:rFonts w:hint="default" w:ascii="Wingdings" w:hAnsi="Wingdings"/>
+        <w:rFonts w:ascii="Wingdings" w:hAnsi="Wingdings" w:hint="default"/>
         <w:sz w:val="20"/>
       </w:rPr>
     </w:lvl>
   </w:abstractNum>
-  <w:abstractNum w:abstractNumId="10" w15:restartNumberingAfterBreak="0">
+  <w:abstractNum w:abstractNumId="12" w15:restartNumberingAfterBreak="0">
     <w:nsid w:val="19A91410"/>
     <w:multiLevelType w:val="multilevel"/>
     <w:tmpl w:val="9A0AFD04"/>
@@ -4577,7 +2951,7 @@
         <w:ind w:left="720" w:hanging="360"/>
       </w:pPr>
       <w:rPr>
-        <w:rFonts w:hint="default" w:ascii="Symbol" w:hAnsi="Symbol"/>
+        <w:rFonts w:ascii="Symbol" w:hAnsi="Symbol" w:hint="default"/>
         <w:sz w:val="20"/>
       </w:rPr>
     </w:lvl>
@@ -4593,7 +2967,7 @@
         <w:ind w:left="1440" w:hanging="360"/>
       </w:pPr>
       <w:rPr>
-        <w:rFonts w:hint="default" w:ascii="Courier New" w:hAnsi="Courier New"/>
+        <w:rFonts w:ascii="Courier New" w:hAnsi="Courier New" w:hint="default"/>
         <w:sz w:val="20"/>
       </w:rPr>
     </w:lvl>
@@ -4609,7 +2983,7 @@
         <w:ind w:left="2160" w:hanging="360"/>
       </w:pPr>
       <w:rPr>
-        <w:rFonts w:hint="default" w:ascii="Wingdings" w:hAnsi="Wingdings"/>
+        <w:rFonts w:ascii="Wingdings" w:hAnsi="Wingdings" w:hint="default"/>
         <w:sz w:val="20"/>
       </w:rPr>
     </w:lvl>
@@ -4625,7 +2999,7 @@
         <w:ind w:left="2880" w:hanging="360"/>
       </w:pPr>
       <w:rPr>
-        <w:rFonts w:hint="default" w:ascii="Wingdings" w:hAnsi="Wingdings"/>
+        <w:rFonts w:ascii="Wingdings" w:hAnsi="Wingdings" w:hint="default"/>
         <w:sz w:val="20"/>
       </w:rPr>
     </w:lvl>
@@ -4641,7 +3015,7 @@
         <w:ind w:left="3600" w:hanging="360"/>
       </w:pPr>
       <w:rPr>
-        <w:rFonts w:hint="default" w:ascii="Wingdings" w:hAnsi="Wingdings"/>
+        <w:rFonts w:ascii="Wingdings" w:hAnsi="Wingdings" w:hint="default"/>
         <w:sz w:val="20"/>
       </w:rPr>
     </w:lvl>
@@ -4657,7 +3031,7 @@
         <w:ind w:left="4320" w:hanging="360"/>
       </w:pPr>
       <w:rPr>
-        <w:rFonts w:hint="default" w:ascii="Wingdings" w:hAnsi="Wingdings"/>
+        <w:rFonts w:ascii="Wingdings" w:hAnsi="Wingdings" w:hint="default"/>
         <w:sz w:val="20"/>
       </w:rPr>
     </w:lvl>
@@ -4673,7 +3047,7 @@
         <w:ind w:left="5040" w:hanging="360"/>
       </w:pPr>
       <w:rPr>
-        <w:rFonts w:hint="default" w:ascii="Wingdings" w:hAnsi="Wingdings"/>
+        <w:rFonts w:ascii="Wingdings" w:hAnsi="Wingdings" w:hint="default"/>
         <w:sz w:val="20"/>
       </w:rPr>
     </w:lvl>
@@ -4689,7 +3063,7 @@
         <w:ind w:left="5760" w:hanging="360"/>
       </w:pPr>
       <w:rPr>
-        <w:rFonts w:hint="default" w:ascii="Wingdings" w:hAnsi="Wingdings"/>
+        <w:rFonts w:ascii="Wingdings" w:hAnsi="Wingdings" w:hint="default"/>
         <w:sz w:val="20"/>
       </w:rPr>
     </w:lvl>
@@ -4705,12 +3079,12 @@
         <w:ind w:left="6480" w:hanging="360"/>
       </w:pPr>
       <w:rPr>
-        <w:rFonts w:hint="default" w:ascii="Wingdings" w:hAnsi="Wingdings"/>
+        <w:rFonts w:ascii="Wingdings" w:hAnsi="Wingdings" w:hint="default"/>
         <w:sz w:val="20"/>
       </w:rPr>
     </w:lvl>
   </w:abstractNum>
-  <w:abstractNum w:abstractNumId="11" w15:restartNumberingAfterBreak="0">
+  <w:abstractNum w:abstractNumId="13" w15:restartNumberingAfterBreak="0">
     <w:nsid w:val="1C0E0C71"/>
     <w:multiLevelType w:val="hybridMultilevel"/>
     <w:tmpl w:val="65CCC84A"/>
@@ -4723,7 +3097,7 @@
         <w:ind w:left="720" w:hanging="360"/>
       </w:pPr>
       <w:rPr>
-        <w:rFonts w:hint="default" w:ascii="Aptos" w:hAnsi="Aptos" w:eastAsiaTheme="minorEastAsia" w:cstheme="minorBidi"/>
+        <w:rFonts w:ascii="Aptos" w:eastAsiaTheme="minorEastAsia" w:hAnsi="Aptos" w:cstheme="minorBidi" w:hint="default"/>
       </w:rPr>
     </w:lvl>
     <w:lvl w:ilvl="1" w:tplc="04090003" w:tentative="1">
@@ -4735,7 +3109,7 @@
         <w:ind w:left="1440" w:hanging="360"/>
       </w:pPr>
       <w:rPr>
-        <w:rFonts w:hint="default" w:ascii="Courier New" w:hAnsi="Courier New" w:cs="Courier New"/>
+        <w:rFonts w:ascii="Courier New" w:hAnsi="Courier New" w:cs="Courier New" w:hint="default"/>
       </w:rPr>
     </w:lvl>
     <w:lvl w:ilvl="2" w:tplc="04090005" w:tentative="1">
@@ -4747,7 +3121,7 @@
         <w:ind w:left="2160" w:hanging="360"/>
       </w:pPr>
       <w:rPr>
-        <w:rFonts w:hint="default" w:ascii="Wingdings" w:hAnsi="Wingdings"/>
+        <w:rFonts w:ascii="Wingdings" w:hAnsi="Wingdings" w:hint="default"/>
       </w:rPr>
     </w:lvl>
     <w:lvl w:ilvl="3" w:tplc="04090001" w:tentative="1">
@@ -4759,7 +3133,7 @@
         <w:ind w:left="2880" w:hanging="360"/>
       </w:pPr>
       <w:rPr>
-        <w:rFonts w:hint="default" w:ascii="Symbol" w:hAnsi="Symbol"/>
+        <w:rFonts w:ascii="Symbol" w:hAnsi="Symbol" w:hint="default"/>
       </w:rPr>
     </w:lvl>
     <w:lvl w:ilvl="4" w:tplc="04090003" w:tentative="1">
@@ -4771,7 +3145,7 @@
         <w:ind w:left="3600" w:hanging="360"/>
       </w:pPr>
       <w:rPr>
-        <w:rFonts w:hint="default" w:ascii="Courier New" w:hAnsi="Courier New" w:cs="Courier New"/>
+        <w:rFonts w:ascii="Courier New" w:hAnsi="Courier New" w:cs="Courier New" w:hint="default"/>
       </w:rPr>
     </w:lvl>
     <w:lvl w:ilvl="5" w:tplc="04090005" w:tentative="1">
@@ -4783,7 +3157,7 @@
         <w:ind w:left="4320" w:hanging="360"/>
       </w:pPr>
       <w:rPr>
-        <w:rFonts w:hint="default" w:ascii="Wingdings" w:hAnsi="Wingdings"/>
+        <w:rFonts w:ascii="Wingdings" w:hAnsi="Wingdings" w:hint="default"/>
       </w:rPr>
     </w:lvl>
     <w:lvl w:ilvl="6" w:tplc="04090001" w:tentative="1">
@@ -4795,7 +3169,7 @@
         <w:ind w:left="5040" w:hanging="360"/>
       </w:pPr>
       <w:rPr>
-        <w:rFonts w:hint="default" w:ascii="Symbol" w:hAnsi="Symbol"/>
+        <w:rFonts w:ascii="Symbol" w:hAnsi="Symbol" w:hint="default"/>
       </w:rPr>
     </w:lvl>
     <w:lvl w:ilvl="7" w:tplc="04090003" w:tentative="1">
@@ -4807,7 +3181,7 @@
         <w:ind w:left="5760" w:hanging="360"/>
       </w:pPr>
       <w:rPr>
-        <w:rFonts w:hint="default" w:ascii="Courier New" w:hAnsi="Courier New" w:cs="Courier New"/>
+        <w:rFonts w:ascii="Courier New" w:hAnsi="Courier New" w:cs="Courier New" w:hint="default"/>
       </w:rPr>
     </w:lvl>
     <w:lvl w:ilvl="8" w:tplc="04090005" w:tentative="1">
@@ -4819,11 +3193,11 @@
         <w:ind w:left="6480" w:hanging="360"/>
       </w:pPr>
       <w:rPr>
-        <w:rFonts w:hint="default" w:ascii="Wingdings" w:hAnsi="Wingdings"/>
+        <w:rFonts w:ascii="Wingdings" w:hAnsi="Wingdings" w:hint="default"/>
       </w:rPr>
     </w:lvl>
   </w:abstractNum>
-  <w:abstractNum w:abstractNumId="12" w15:restartNumberingAfterBreak="0">
+  <w:abstractNum w:abstractNumId="14" w15:restartNumberingAfterBreak="0">
     <w:nsid w:val="1C581200"/>
     <w:multiLevelType w:val="hybridMultilevel"/>
     <w:tmpl w:val="776A982E"/>
@@ -4836,7 +3210,7 @@
         <w:ind w:left="720" w:hanging="360"/>
       </w:pPr>
       <w:rPr>
-        <w:rFonts w:hint="default" w:ascii="Symbol" w:hAnsi="Symbol"/>
+        <w:rFonts w:ascii="Symbol" w:hAnsi="Symbol" w:hint="default"/>
       </w:rPr>
     </w:lvl>
     <w:lvl w:ilvl="1" w:tplc="04090003" w:tentative="1">
@@ -4848,7 +3222,7 @@
         <w:ind w:left="1440" w:hanging="360"/>
       </w:pPr>
       <w:rPr>
-        <w:rFonts w:hint="default" w:ascii="Courier New" w:hAnsi="Courier New"/>
+        <w:rFonts w:ascii="Courier New" w:hAnsi="Courier New" w:hint="default"/>
       </w:rPr>
     </w:lvl>
     <w:lvl w:ilvl="2" w:tplc="04090005" w:tentative="1">
@@ -4860,7 +3234,7 @@
         <w:ind w:left="2160" w:hanging="360"/>
       </w:pPr>
       <w:rPr>
-        <w:rFonts w:hint="default" w:ascii="Wingdings" w:hAnsi="Wingdings"/>
+        <w:rFonts w:ascii="Wingdings" w:hAnsi="Wingdings" w:hint="default"/>
       </w:rPr>
     </w:lvl>
     <w:lvl w:ilvl="3" w:tplc="04090001" w:tentative="1">
@@ -4872,7 +3246,7 @@
         <w:ind w:left="2880" w:hanging="360"/>
       </w:pPr>
       <w:rPr>
-        <w:rFonts w:hint="default" w:ascii="Symbol" w:hAnsi="Symbol"/>
+        <w:rFonts w:ascii="Symbol" w:hAnsi="Symbol" w:hint="default"/>
       </w:rPr>
     </w:lvl>
     <w:lvl w:ilvl="4" w:tplc="04090003" w:tentative="1">
@@ -4884,7 +3258,7 @@
         <w:ind w:left="3600" w:hanging="360"/>
       </w:pPr>
       <w:rPr>
-        <w:rFonts w:hint="default" w:ascii="Courier New" w:hAnsi="Courier New"/>
+        <w:rFonts w:ascii="Courier New" w:hAnsi="Courier New" w:hint="default"/>
       </w:rPr>
     </w:lvl>
     <w:lvl w:ilvl="5" w:tplc="04090005" w:tentative="1">
@@ -4896,7 +3270,7 @@
         <w:ind w:left="4320" w:hanging="360"/>
       </w:pPr>
       <w:rPr>
-        <w:rFonts w:hint="default" w:ascii="Wingdings" w:hAnsi="Wingdings"/>
+        <w:rFonts w:ascii="Wingdings" w:hAnsi="Wingdings" w:hint="default"/>
       </w:rPr>
     </w:lvl>
     <w:lvl w:ilvl="6" w:tplc="04090001" w:tentative="1">
@@ -4908,7 +3282,7 @@
         <w:ind w:left="5040" w:hanging="360"/>
       </w:pPr>
       <w:rPr>
-        <w:rFonts w:hint="default" w:ascii="Symbol" w:hAnsi="Symbol"/>
+        <w:rFonts w:ascii="Symbol" w:hAnsi="Symbol" w:hint="default"/>
       </w:rPr>
     </w:lvl>
     <w:lvl w:ilvl="7" w:tplc="04090003" w:tentative="1">
@@ -4920,7 +3294,7 @@
         <w:ind w:left="5760" w:hanging="360"/>
       </w:pPr>
       <w:rPr>
-        <w:rFonts w:hint="default" w:ascii="Courier New" w:hAnsi="Courier New"/>
+        <w:rFonts w:ascii="Courier New" w:hAnsi="Courier New" w:hint="default"/>
       </w:rPr>
     </w:lvl>
     <w:lvl w:ilvl="8" w:tplc="04090005" w:tentative="1">
@@ -4932,11 +3306,11 @@
         <w:ind w:left="6480" w:hanging="360"/>
       </w:pPr>
       <w:rPr>
-        <w:rFonts w:hint="default" w:ascii="Wingdings" w:hAnsi="Wingdings"/>
+        <w:rFonts w:ascii="Wingdings" w:hAnsi="Wingdings" w:hint="default"/>
       </w:rPr>
     </w:lvl>
   </w:abstractNum>
-  <w:abstractNum w:abstractNumId="13" w15:restartNumberingAfterBreak="0">
+  <w:abstractNum w:abstractNumId="15" w15:restartNumberingAfterBreak="0">
     <w:nsid w:val="1C83AFF1"/>
     <w:multiLevelType w:val="hybridMultilevel"/>
     <w:tmpl w:val="FFFFFFFF"/>
@@ -4949,7 +3323,7 @@
         <w:ind w:left="720" w:hanging="360"/>
       </w:pPr>
       <w:rPr>
-        <w:rFonts w:hint="default" w:ascii="Symbol" w:hAnsi="Symbol"/>
+        <w:rFonts w:ascii="Symbol" w:hAnsi="Symbol" w:hint="default"/>
       </w:rPr>
     </w:lvl>
     <w:lvl w:ilvl="1" w:tplc="CA9E8694">
@@ -4961,7 +3335,7 @@
         <w:ind w:left="1440" w:hanging="360"/>
       </w:pPr>
       <w:rPr>
-        <w:rFonts w:hint="default" w:ascii="Courier New" w:hAnsi="Courier New"/>
+        <w:rFonts w:ascii="Courier New" w:hAnsi="Courier New" w:hint="default"/>
       </w:rPr>
     </w:lvl>
     <w:lvl w:ilvl="2" w:tplc="504A7D06">
@@ -4973,7 +3347,7 @@
         <w:ind w:left="2160" w:hanging="360"/>
       </w:pPr>
       <w:rPr>
-        <w:rFonts w:hint="default" w:ascii="Wingdings" w:hAnsi="Wingdings"/>
+        <w:rFonts w:ascii="Wingdings" w:hAnsi="Wingdings" w:hint="default"/>
       </w:rPr>
     </w:lvl>
     <w:lvl w:ilvl="3" w:tplc="B096E068">
@@ -4985,7 +3359,7 @@
         <w:ind w:left="2880" w:hanging="360"/>
       </w:pPr>
       <w:rPr>
-        <w:rFonts w:hint="default" w:ascii="Symbol" w:hAnsi="Symbol"/>
+        <w:rFonts w:ascii="Symbol" w:hAnsi="Symbol" w:hint="default"/>
       </w:rPr>
     </w:lvl>
     <w:lvl w:ilvl="4" w:tplc="810E7A36">
@@ -4997,7 +3371,7 @@
         <w:ind w:left="3600" w:hanging="360"/>
       </w:pPr>
       <w:rPr>
-        <w:rFonts w:hint="default" w:ascii="Courier New" w:hAnsi="Courier New"/>
+        <w:rFonts w:ascii="Courier New" w:hAnsi="Courier New" w:hint="default"/>
       </w:rPr>
     </w:lvl>
     <w:lvl w:ilvl="5" w:tplc="E730C4D4">
@@ -5009,7 +3383,7 @@
         <w:ind w:left="4320" w:hanging="360"/>
       </w:pPr>
       <w:rPr>
-        <w:rFonts w:hint="default" w:ascii="Wingdings" w:hAnsi="Wingdings"/>
+        <w:rFonts w:ascii="Wingdings" w:hAnsi="Wingdings" w:hint="default"/>
       </w:rPr>
     </w:lvl>
     <w:lvl w:ilvl="6" w:tplc="8FE81B70">
@@ -5021,7 +3395,7 @@
         <w:ind w:left="5040" w:hanging="360"/>
       </w:pPr>
       <w:rPr>
-        <w:rFonts w:hint="default" w:ascii="Symbol" w:hAnsi="Symbol"/>
+        <w:rFonts w:ascii="Symbol" w:hAnsi="Symbol" w:hint="default"/>
       </w:rPr>
     </w:lvl>
     <w:lvl w:ilvl="7" w:tplc="F1E6CEF2">
@@ -5033,7 +3407,7 @@
         <w:ind w:left="5760" w:hanging="360"/>
       </w:pPr>
       <w:rPr>
-        <w:rFonts w:hint="default" w:ascii="Courier New" w:hAnsi="Courier New"/>
+        <w:rFonts w:ascii="Courier New" w:hAnsi="Courier New" w:hint="default"/>
       </w:rPr>
     </w:lvl>
     <w:lvl w:ilvl="8" w:tplc="D4788D48">
@@ -5045,11 +3419,11 @@
         <w:ind w:left="6480" w:hanging="360"/>
       </w:pPr>
       <w:rPr>
-        <w:rFonts w:hint="default" w:ascii="Wingdings" w:hAnsi="Wingdings"/>
+        <w:rFonts w:ascii="Wingdings" w:hAnsi="Wingdings" w:hint="default"/>
       </w:rPr>
     </w:lvl>
   </w:abstractNum>
-  <w:abstractNum w:abstractNumId="14" w15:restartNumberingAfterBreak="0">
+  <w:abstractNum w:abstractNumId="16" w15:restartNumberingAfterBreak="0">
     <w:nsid w:val="1C8E2A59"/>
     <w:multiLevelType w:val="multilevel"/>
     <w:tmpl w:val="8A1A7F4C"/>
@@ -5065,7 +3439,7 @@
         <w:ind w:left="720" w:hanging="360"/>
       </w:pPr>
       <w:rPr>
-        <w:rFonts w:hint="default" w:ascii="Symbol" w:hAnsi="Symbol"/>
+        <w:rFonts w:ascii="Symbol" w:hAnsi="Symbol" w:hint="default"/>
         <w:sz w:val="20"/>
       </w:rPr>
     </w:lvl>
@@ -5081,7 +3455,7 @@
         <w:ind w:left="1440" w:hanging="360"/>
       </w:pPr>
       <w:rPr>
-        <w:rFonts w:hint="default" w:ascii="Courier New" w:hAnsi="Courier New"/>
+        <w:rFonts w:ascii="Courier New" w:hAnsi="Courier New" w:hint="default"/>
         <w:sz w:val="20"/>
       </w:rPr>
     </w:lvl>
@@ -5097,7 +3471,7 @@
         <w:ind w:left="2160" w:hanging="360"/>
       </w:pPr>
       <w:rPr>
-        <w:rFonts w:hint="default" w:ascii="Wingdings" w:hAnsi="Wingdings"/>
+        <w:rFonts w:ascii="Wingdings" w:hAnsi="Wingdings" w:hint="default"/>
         <w:sz w:val="20"/>
       </w:rPr>
     </w:lvl>
@@ -5113,7 +3487,7 @@
         <w:ind w:left="2880" w:hanging="360"/>
       </w:pPr>
       <w:rPr>
-        <w:rFonts w:hint="default" w:ascii="Wingdings" w:hAnsi="Wingdings"/>
+        <w:rFonts w:ascii="Wingdings" w:hAnsi="Wingdings" w:hint="default"/>
         <w:sz w:val="20"/>
       </w:rPr>
     </w:lvl>
@@ -5129,7 +3503,7 @@
         <w:ind w:left="3600" w:hanging="360"/>
       </w:pPr>
       <w:rPr>
-        <w:rFonts w:hint="default" w:ascii="Wingdings" w:hAnsi="Wingdings"/>
+        <w:rFonts w:ascii="Wingdings" w:hAnsi="Wingdings" w:hint="default"/>
         <w:sz w:val="20"/>
       </w:rPr>
     </w:lvl>
@@ -5145,7 +3519,7 @@
         <w:ind w:left="4320" w:hanging="360"/>
       </w:pPr>
       <w:rPr>
-        <w:rFonts w:hint="default" w:ascii="Wingdings" w:hAnsi="Wingdings"/>
+        <w:rFonts w:ascii="Wingdings" w:hAnsi="Wingdings" w:hint="default"/>
         <w:sz w:val="20"/>
       </w:rPr>
     </w:lvl>
@@ -5161,7 +3535,7 @@
         <w:ind w:left="5040" w:hanging="360"/>
       </w:pPr>
       <w:rPr>
-        <w:rFonts w:hint="default" w:ascii="Wingdings" w:hAnsi="Wingdings"/>
+        <w:rFonts w:ascii="Wingdings" w:hAnsi="Wingdings" w:hint="default"/>
         <w:sz w:val="20"/>
       </w:rPr>
     </w:lvl>
@@ -5177,7 +3551,7 @@
         <w:ind w:left="5760" w:hanging="360"/>
       </w:pPr>
       <w:rPr>
-        <w:rFonts w:hint="default" w:ascii="Wingdings" w:hAnsi="Wingdings"/>
+        <w:rFonts w:ascii="Wingdings" w:hAnsi="Wingdings" w:hint="default"/>
         <w:sz w:val="20"/>
       </w:rPr>
     </w:lvl>
@@ -5193,12 +3567,12 @@
         <w:ind w:left="6480" w:hanging="360"/>
       </w:pPr>
       <w:rPr>
-        <w:rFonts w:hint="default" w:ascii="Wingdings" w:hAnsi="Wingdings"/>
+        <w:rFonts w:ascii="Wingdings" w:hAnsi="Wingdings" w:hint="default"/>
         <w:sz w:val="20"/>
       </w:rPr>
     </w:lvl>
   </w:abstractNum>
-  <w:abstractNum w:abstractNumId="15" w15:restartNumberingAfterBreak="0">
+  <w:abstractNum w:abstractNumId="17" w15:restartNumberingAfterBreak="0">
     <w:nsid w:val="227E6B24"/>
     <w:multiLevelType w:val="multilevel"/>
     <w:tmpl w:val="21C4C028"/>
@@ -5214,7 +3588,7 @@
         <w:ind w:left="720" w:hanging="360"/>
       </w:pPr>
       <w:rPr>
-        <w:rFonts w:hint="default" w:ascii="Symbol" w:hAnsi="Symbol"/>
+        <w:rFonts w:ascii="Symbol" w:hAnsi="Symbol" w:hint="default"/>
         <w:sz w:val="20"/>
       </w:rPr>
     </w:lvl>
@@ -5230,7 +3604,7 @@
         <w:ind w:left="1440" w:hanging="360"/>
       </w:pPr>
       <w:rPr>
-        <w:rFonts w:hint="default" w:ascii="Courier New" w:hAnsi="Courier New"/>
+        <w:rFonts w:ascii="Courier New" w:hAnsi="Courier New" w:hint="default"/>
         <w:sz w:val="20"/>
       </w:rPr>
     </w:lvl>
@@ -5246,7 +3620,7 @@
         <w:ind w:left="2160" w:hanging="360"/>
       </w:pPr>
       <w:rPr>
-        <w:rFonts w:hint="default" w:ascii="Wingdings" w:hAnsi="Wingdings"/>
+        <w:rFonts w:ascii="Wingdings" w:hAnsi="Wingdings" w:hint="default"/>
         <w:sz w:val="20"/>
       </w:rPr>
     </w:lvl>
@@ -5262,7 +3636,7 @@
         <w:ind w:left="2880" w:hanging="360"/>
       </w:pPr>
       <w:rPr>
-        <w:rFonts w:hint="default" w:ascii="Wingdings" w:hAnsi="Wingdings"/>
+        <w:rFonts w:ascii="Wingdings" w:hAnsi="Wingdings" w:hint="default"/>
         <w:sz w:val="20"/>
       </w:rPr>
     </w:lvl>
@@ -5278,7 +3652,7 @@
         <w:ind w:left="3600" w:hanging="360"/>
       </w:pPr>
       <w:rPr>
-        <w:rFonts w:hint="default" w:ascii="Wingdings" w:hAnsi="Wingdings"/>
+        <w:rFonts w:ascii="Wingdings" w:hAnsi="Wingdings" w:hint="default"/>
         <w:sz w:val="20"/>
       </w:rPr>
     </w:lvl>
@@ -5294,7 +3668,7 @@
         <w:ind w:left="4320" w:hanging="360"/>
       </w:pPr>
       <w:rPr>
-        <w:rFonts w:hint="default" w:ascii="Wingdings" w:hAnsi="Wingdings"/>
+        <w:rFonts w:ascii="Wingdings" w:hAnsi="Wingdings" w:hint="default"/>
         <w:sz w:val="20"/>
       </w:rPr>
     </w:lvl>
@@ -5310,7 +3684,7 @@
         <w:ind w:left="5040" w:hanging="360"/>
       </w:pPr>
       <w:rPr>
-        <w:rFonts w:hint="default" w:ascii="Wingdings" w:hAnsi="Wingdings"/>
+        <w:rFonts w:ascii="Wingdings" w:hAnsi="Wingdings" w:hint="default"/>
         <w:sz w:val="20"/>
       </w:rPr>
     </w:lvl>
@@ -5326,7 +3700,7 @@
         <w:ind w:left="5760" w:hanging="360"/>
       </w:pPr>
       <w:rPr>
-        <w:rFonts w:hint="default" w:ascii="Wingdings" w:hAnsi="Wingdings"/>
+        <w:rFonts w:ascii="Wingdings" w:hAnsi="Wingdings" w:hint="default"/>
         <w:sz w:val="20"/>
       </w:rPr>
     </w:lvl>
@@ -5342,12 +3716,12 @@
         <w:ind w:left="6480" w:hanging="360"/>
       </w:pPr>
       <w:rPr>
-        <w:rFonts w:hint="default" w:ascii="Wingdings" w:hAnsi="Wingdings"/>
+        <w:rFonts w:ascii="Wingdings" w:hAnsi="Wingdings" w:hint="default"/>
         <w:sz w:val="20"/>
       </w:rPr>
     </w:lvl>
   </w:abstractNum>
-  <w:abstractNum w:abstractNumId="16" w15:restartNumberingAfterBreak="0">
+  <w:abstractNum w:abstractNumId="18" w15:restartNumberingAfterBreak="0">
     <w:nsid w:val="24A809CC"/>
     <w:multiLevelType w:val="hybridMultilevel"/>
     <w:tmpl w:val="128C07A8"/>
@@ -5360,7 +3734,7 @@
         <w:ind w:left="720" w:hanging="360"/>
       </w:pPr>
       <w:rPr>
-        <w:rFonts w:hint="default" w:ascii="Symbol" w:hAnsi="Symbol"/>
+        <w:rFonts w:ascii="Symbol" w:hAnsi="Symbol" w:hint="default"/>
       </w:rPr>
     </w:lvl>
     <w:lvl w:ilvl="1" w:tplc="04090003" w:tentative="1">
@@ -5372,7 +3746,7 @@
         <w:ind w:left="1440" w:hanging="360"/>
       </w:pPr>
       <w:rPr>
-        <w:rFonts w:hint="default" w:ascii="Courier New" w:hAnsi="Courier New" w:cs="Courier New"/>
+        <w:rFonts w:ascii="Courier New" w:hAnsi="Courier New" w:cs="Courier New" w:hint="default"/>
       </w:rPr>
     </w:lvl>
     <w:lvl w:ilvl="2" w:tplc="04090005" w:tentative="1">
@@ -5384,7 +3758,7 @@
         <w:ind w:left="2160" w:hanging="360"/>
       </w:pPr>
       <w:rPr>
-        <w:rFonts w:hint="default" w:ascii="Wingdings" w:hAnsi="Wingdings"/>
+        <w:rFonts w:ascii="Wingdings" w:hAnsi="Wingdings" w:hint="default"/>
       </w:rPr>
     </w:lvl>
     <w:lvl w:ilvl="3" w:tplc="04090001" w:tentative="1">
@@ -5396,7 +3770,7 @@
         <w:ind w:left="2880" w:hanging="360"/>
       </w:pPr>
       <w:rPr>
-        <w:rFonts w:hint="default" w:ascii="Symbol" w:hAnsi="Symbol"/>
+        <w:rFonts w:ascii="Symbol" w:hAnsi="Symbol" w:hint="default"/>
       </w:rPr>
     </w:lvl>
     <w:lvl w:ilvl="4" w:tplc="04090003" w:tentative="1">
@@ -5408,7 +3782,7 @@
         <w:ind w:left="3600" w:hanging="360"/>
       </w:pPr>
       <w:rPr>
-        <w:rFonts w:hint="default" w:ascii="Courier New" w:hAnsi="Courier New" w:cs="Courier New"/>
+        <w:rFonts w:ascii="Courier New" w:hAnsi="Courier New" w:cs="Courier New" w:hint="default"/>
       </w:rPr>
     </w:lvl>
     <w:lvl w:ilvl="5" w:tplc="04090005" w:tentative="1">
@@ -5420,7 +3794,7 @@
         <w:ind w:left="4320" w:hanging="360"/>
       </w:pPr>
       <w:rPr>
-        <w:rFonts w:hint="default" w:ascii="Wingdings" w:hAnsi="Wingdings"/>
+        <w:rFonts w:ascii="Wingdings" w:hAnsi="Wingdings" w:hint="default"/>
       </w:rPr>
     </w:lvl>
     <w:lvl w:ilvl="6" w:tplc="04090001" w:tentative="1">
@@ -5432,7 +3806,7 @@
         <w:ind w:left="5040" w:hanging="360"/>
       </w:pPr>
       <w:rPr>
-        <w:rFonts w:hint="default" w:ascii="Symbol" w:hAnsi="Symbol"/>
+        <w:rFonts w:ascii="Symbol" w:hAnsi="Symbol" w:hint="default"/>
       </w:rPr>
     </w:lvl>
     <w:lvl w:ilvl="7" w:tplc="04090003" w:tentative="1">
@@ -5444,7 +3818,7 @@
         <w:ind w:left="5760" w:hanging="360"/>
       </w:pPr>
       <w:rPr>
-        <w:rFonts w:hint="default" w:ascii="Courier New" w:hAnsi="Courier New" w:cs="Courier New"/>
+        <w:rFonts w:ascii="Courier New" w:hAnsi="Courier New" w:cs="Courier New" w:hint="default"/>
       </w:rPr>
     </w:lvl>
     <w:lvl w:ilvl="8" w:tplc="04090005" w:tentative="1">
@@ -5456,11 +3830,124 @@
         <w:ind w:left="6480" w:hanging="360"/>
       </w:pPr>
       <w:rPr>
-        <w:rFonts w:hint="default" w:ascii="Wingdings" w:hAnsi="Wingdings"/>
+        <w:rFonts w:ascii="Wingdings" w:hAnsi="Wingdings" w:hint="default"/>
       </w:rPr>
     </w:lvl>
   </w:abstractNum>
-  <w:abstractNum w:abstractNumId="17" w15:restartNumberingAfterBreak="0">
+  <w:abstractNum w:abstractNumId="19" w15:restartNumberingAfterBreak="0">
+    <w:nsid w:val="2581441B"/>
+    <w:multiLevelType w:val="hybridMultilevel"/>
+    <w:tmpl w:val="6AC22C86"/>
+    <w:lvl w:ilvl="0" w:tplc="7CB23950">
+      <w:start w:val="1"/>
+      <w:numFmt w:val="bullet"/>
+      <w:lvlText w:val=""/>
+      <w:lvlJc w:val="left"/>
+      <w:pPr>
+        <w:ind w:left="1440" w:hanging="360"/>
+      </w:pPr>
+      <w:rPr>
+        <w:rFonts w:ascii="Symbol" w:hAnsi="Symbol" w:hint="default"/>
+      </w:rPr>
+    </w:lvl>
+    <w:lvl w:ilvl="1" w:tplc="026A0850">
+      <w:start w:val="1"/>
+      <w:numFmt w:val="bullet"/>
+      <w:lvlText w:val="o"/>
+      <w:lvlJc w:val="left"/>
+      <w:pPr>
+        <w:ind w:left="2160" w:hanging="360"/>
+      </w:pPr>
+      <w:rPr>
+        <w:rFonts w:ascii="Courier New" w:hAnsi="Courier New" w:hint="default"/>
+      </w:rPr>
+    </w:lvl>
+    <w:lvl w:ilvl="2" w:tplc="32FC46F4">
+      <w:start w:val="1"/>
+      <w:numFmt w:val="bullet"/>
+      <w:lvlText w:val=""/>
+      <w:lvlJc w:val="left"/>
+      <w:pPr>
+        <w:ind w:left="2880" w:hanging="360"/>
+      </w:pPr>
+      <w:rPr>
+        <w:rFonts w:ascii="Wingdings" w:hAnsi="Wingdings" w:hint="default"/>
+      </w:rPr>
+    </w:lvl>
+    <w:lvl w:ilvl="3" w:tplc="4C0CF0D0">
+      <w:start w:val="1"/>
+      <w:numFmt w:val="bullet"/>
+      <w:lvlText w:val=""/>
+      <w:lvlJc w:val="left"/>
+      <w:pPr>
+        <w:ind w:left="3600" w:hanging="360"/>
+      </w:pPr>
+      <w:rPr>
+        <w:rFonts w:ascii="Symbol" w:hAnsi="Symbol" w:hint="default"/>
+      </w:rPr>
+    </w:lvl>
+    <w:lvl w:ilvl="4" w:tplc="FCDE9EFE">
+      <w:start w:val="1"/>
+      <w:numFmt w:val="bullet"/>
+      <w:lvlText w:val="o"/>
+      <w:lvlJc w:val="left"/>
+      <w:pPr>
+        <w:ind w:left="4320" w:hanging="360"/>
+      </w:pPr>
+      <w:rPr>
+        <w:rFonts w:ascii="Courier New" w:hAnsi="Courier New" w:hint="default"/>
+      </w:rPr>
+    </w:lvl>
+    <w:lvl w:ilvl="5" w:tplc="08E44DA0">
+      <w:start w:val="1"/>
+      <w:numFmt w:val="bullet"/>
+      <w:lvlText w:val=""/>
+      <w:lvlJc w:val="left"/>
+      <w:pPr>
+        <w:ind w:left="5040" w:hanging="360"/>
+      </w:pPr>
+      <w:rPr>
+        <w:rFonts w:ascii="Wingdings" w:hAnsi="Wingdings" w:hint="default"/>
+      </w:rPr>
+    </w:lvl>
+    <w:lvl w:ilvl="6" w:tplc="64580D4A">
+      <w:start w:val="1"/>
+      <w:numFmt w:val="bullet"/>
+      <w:lvlText w:val=""/>
+      <w:lvlJc w:val="left"/>
+      <w:pPr>
+        <w:ind w:left="5760" w:hanging="360"/>
+      </w:pPr>
+      <w:rPr>
+        <w:rFonts w:ascii="Symbol" w:hAnsi="Symbol" w:hint="default"/>
+      </w:rPr>
+    </w:lvl>
+    <w:lvl w:ilvl="7" w:tplc="2376C40E">
+      <w:start w:val="1"/>
+      <w:numFmt w:val="bullet"/>
+      <w:lvlText w:val="o"/>
+      <w:lvlJc w:val="left"/>
+      <w:pPr>
+        <w:ind w:left="6480" w:hanging="360"/>
+      </w:pPr>
+      <w:rPr>
+        <w:rFonts w:ascii="Courier New" w:hAnsi="Courier New" w:hint="default"/>
+      </w:rPr>
+    </w:lvl>
+    <w:lvl w:ilvl="8" w:tplc="F89C22F2">
+      <w:start w:val="1"/>
+      <w:numFmt w:val="bullet"/>
+      <w:lvlText w:val=""/>
+      <w:lvlJc w:val="left"/>
+      <w:pPr>
+        <w:ind w:left="7200" w:hanging="360"/>
+      </w:pPr>
+      <w:rPr>
+        <w:rFonts w:ascii="Wingdings" w:hAnsi="Wingdings" w:hint="default"/>
+      </w:rPr>
+    </w:lvl>
+  </w:abstractNum>
+  <w:abstractNum w:abstractNumId="20" w15:restartNumberingAfterBreak="0">
     <w:nsid w:val="2A69348A"/>
     <w:multiLevelType w:val="hybridMultilevel"/>
     <w:tmpl w:val="6156B36C"/>
@@ -5549,7 +4036,7 @@
       </w:pPr>
     </w:lvl>
   </w:abstractNum>
-  <w:abstractNum w:abstractNumId="18" w15:restartNumberingAfterBreak="0">
+  <w:abstractNum w:abstractNumId="21" w15:restartNumberingAfterBreak="0">
     <w:nsid w:val="2D5265AF"/>
     <w:multiLevelType w:val="hybridMultilevel"/>
     <w:tmpl w:val="905E0322"/>
@@ -5635,7 +4122,206 @@
       </w:pPr>
     </w:lvl>
   </w:abstractNum>
-  <w:abstractNum w:abstractNumId="19" w15:restartNumberingAfterBreak="0">
+  <w:abstractNum w:abstractNumId="22" w15:restartNumberingAfterBreak="0">
+    <w:nsid w:val="2E2EE0B7"/>
+    <w:multiLevelType w:val="hybridMultilevel"/>
+    <w:tmpl w:val="FCF29818"/>
+    <w:lvl w:ilvl="0" w:tplc="47AE43CC">
+      <w:start w:val="3"/>
+      <w:numFmt w:val="decimal"/>
+      <w:lvlText w:val="%1."/>
+      <w:lvlJc w:val="left"/>
+      <w:pPr>
+        <w:ind w:left="1440" w:hanging="360"/>
+      </w:pPr>
+    </w:lvl>
+    <w:lvl w:ilvl="1" w:tplc="38A47378">
+      <w:start w:val="1"/>
+      <w:numFmt w:val="lowerLetter"/>
+      <w:lvlText w:val="%2."/>
+      <w:lvlJc w:val="left"/>
+      <w:pPr>
+        <w:ind w:left="2160" w:hanging="360"/>
+      </w:pPr>
+    </w:lvl>
+    <w:lvl w:ilvl="2" w:tplc="64B87250">
+      <w:start w:val="1"/>
+      <w:numFmt w:val="lowerRoman"/>
+      <w:lvlText w:val="%3."/>
+      <w:lvlJc w:val="right"/>
+      <w:pPr>
+        <w:ind w:left="2880" w:hanging="180"/>
+      </w:pPr>
+    </w:lvl>
+    <w:lvl w:ilvl="3" w:tplc="DEC49FE4">
+      <w:start w:val="1"/>
+      <w:numFmt w:val="decimal"/>
+      <w:lvlText w:val="%4."/>
+      <w:lvlJc w:val="left"/>
+      <w:pPr>
+        <w:ind w:left="3600" w:hanging="360"/>
+      </w:pPr>
+    </w:lvl>
+    <w:lvl w:ilvl="4" w:tplc="90AA413A">
+      <w:start w:val="1"/>
+      <w:numFmt w:val="lowerLetter"/>
+      <w:lvlText w:val="%5."/>
+      <w:lvlJc w:val="left"/>
+      <w:pPr>
+        <w:ind w:left="4320" w:hanging="360"/>
+      </w:pPr>
+    </w:lvl>
+    <w:lvl w:ilvl="5" w:tplc="BCE6713E">
+      <w:start w:val="1"/>
+      <w:numFmt w:val="lowerRoman"/>
+      <w:lvlText w:val="%6."/>
+      <w:lvlJc w:val="right"/>
+      <w:pPr>
+        <w:ind w:left="5040" w:hanging="180"/>
+      </w:pPr>
+    </w:lvl>
+    <w:lvl w:ilvl="6" w:tplc="EB4417F8">
+      <w:start w:val="1"/>
+      <w:numFmt w:val="decimal"/>
+      <w:lvlText w:val="%7."/>
+      <w:lvlJc w:val="left"/>
+      <w:pPr>
+        <w:ind w:left="5760" w:hanging="360"/>
+      </w:pPr>
+    </w:lvl>
+    <w:lvl w:ilvl="7" w:tplc="E05E27B8">
+      <w:start w:val="1"/>
+      <w:numFmt w:val="lowerLetter"/>
+      <w:lvlText w:val="%8."/>
+      <w:lvlJc w:val="left"/>
+      <w:pPr>
+        <w:ind w:left="6480" w:hanging="360"/>
+      </w:pPr>
+    </w:lvl>
+    <w:lvl w:ilvl="8" w:tplc="1E1C80E6">
+      <w:start w:val="1"/>
+      <w:numFmt w:val="lowerRoman"/>
+      <w:lvlText w:val="%9."/>
+      <w:lvlJc w:val="right"/>
+      <w:pPr>
+        <w:ind w:left="7200" w:hanging="180"/>
+      </w:pPr>
+    </w:lvl>
+  </w:abstractNum>
+  <w:abstractNum w:abstractNumId="23" w15:restartNumberingAfterBreak="0">
+    <w:nsid w:val="314B198A"/>
+    <w:multiLevelType w:val="hybridMultilevel"/>
+    <w:tmpl w:val="67D6D45C"/>
+    <w:lvl w:ilvl="0" w:tplc="7AF21B24">
+      <w:start w:val="1"/>
+      <w:numFmt w:val="bullet"/>
+      <w:lvlText w:val=""/>
+      <w:lvlJc w:val="left"/>
+      <w:pPr>
+        <w:ind w:left="1440" w:hanging="360"/>
+      </w:pPr>
+      <w:rPr>
+        <w:rFonts w:ascii="Symbol" w:hAnsi="Symbol" w:hint="default"/>
+      </w:rPr>
+    </w:lvl>
+    <w:lvl w:ilvl="1" w:tplc="B84E25FC">
+      <w:start w:val="1"/>
+      <w:numFmt w:val="bullet"/>
+      <w:lvlText w:val="o"/>
+      <w:lvlJc w:val="left"/>
+      <w:pPr>
+        <w:ind w:left="2160" w:hanging="360"/>
+      </w:pPr>
+      <w:rPr>
+        <w:rFonts w:ascii="Courier New" w:hAnsi="Courier New" w:hint="default"/>
+      </w:rPr>
+    </w:lvl>
+    <w:lvl w:ilvl="2" w:tplc="AA5871F2">
+      <w:start w:val="1"/>
+      <w:numFmt w:val="bullet"/>
+      <w:lvlText w:val=""/>
+      <w:lvlJc w:val="left"/>
+      <w:pPr>
+        <w:ind w:left="2880" w:hanging="360"/>
+      </w:pPr>
+      <w:rPr>
+        <w:rFonts w:ascii="Wingdings" w:hAnsi="Wingdings" w:hint="default"/>
+      </w:rPr>
+    </w:lvl>
+    <w:lvl w:ilvl="3" w:tplc="E016530C">
+      <w:start w:val="1"/>
+      <w:numFmt w:val="bullet"/>
+      <w:lvlText w:val=""/>
+      <w:lvlJc w:val="left"/>
+      <w:pPr>
+        <w:ind w:left="3600" w:hanging="360"/>
+      </w:pPr>
+      <w:rPr>
+        <w:rFonts w:ascii="Symbol" w:hAnsi="Symbol" w:hint="default"/>
+      </w:rPr>
+    </w:lvl>
+    <w:lvl w:ilvl="4" w:tplc="761EE55C">
+      <w:start w:val="1"/>
+      <w:numFmt w:val="bullet"/>
+      <w:lvlText w:val="o"/>
+      <w:lvlJc w:val="left"/>
+      <w:pPr>
+        <w:ind w:left="4320" w:hanging="360"/>
+      </w:pPr>
+      <w:rPr>
+        <w:rFonts w:ascii="Courier New" w:hAnsi="Courier New" w:hint="default"/>
+      </w:rPr>
+    </w:lvl>
+    <w:lvl w:ilvl="5" w:tplc="BA26D5E6">
+      <w:start w:val="1"/>
+      <w:numFmt w:val="bullet"/>
+      <w:lvlText w:val=""/>
+      <w:lvlJc w:val="left"/>
+      <w:pPr>
+        <w:ind w:left="5040" w:hanging="360"/>
+      </w:pPr>
+      <w:rPr>
+        <w:rFonts w:ascii="Wingdings" w:hAnsi="Wingdings" w:hint="default"/>
+      </w:rPr>
+    </w:lvl>
+    <w:lvl w:ilvl="6" w:tplc="8E04AAD2">
+      <w:start w:val="1"/>
+      <w:numFmt w:val="bullet"/>
+      <w:lvlText w:val=""/>
+      <w:lvlJc w:val="left"/>
+      <w:pPr>
+        <w:ind w:left="5760" w:hanging="360"/>
+      </w:pPr>
+      <w:rPr>
+        <w:rFonts w:ascii="Symbol" w:hAnsi="Symbol" w:hint="default"/>
+      </w:rPr>
+    </w:lvl>
+    <w:lvl w:ilvl="7" w:tplc="D096A25A">
+      <w:start w:val="1"/>
+      <w:numFmt w:val="bullet"/>
+      <w:lvlText w:val="o"/>
+      <w:lvlJc w:val="left"/>
+      <w:pPr>
+        <w:ind w:left="6480" w:hanging="360"/>
+      </w:pPr>
+      <w:rPr>
+        <w:rFonts w:ascii="Courier New" w:hAnsi="Courier New" w:hint="default"/>
+      </w:rPr>
+    </w:lvl>
+    <w:lvl w:ilvl="8" w:tplc="F5008E80">
+      <w:start w:val="1"/>
+      <w:numFmt w:val="bullet"/>
+      <w:lvlText w:val=""/>
+      <w:lvlJc w:val="left"/>
+      <w:pPr>
+        <w:ind w:left="7200" w:hanging="360"/>
+      </w:pPr>
+      <w:rPr>
+        <w:rFonts w:ascii="Wingdings" w:hAnsi="Wingdings" w:hint="default"/>
+      </w:rPr>
+    </w:lvl>
+  </w:abstractNum>
+  <w:abstractNum w:abstractNumId="24" w15:restartNumberingAfterBreak="0">
     <w:nsid w:val="392B681B"/>
     <w:multiLevelType w:val="hybridMultilevel"/>
     <w:tmpl w:val="64F8E452"/>
@@ -5648,7 +4334,7 @@
         <w:ind w:left="720" w:hanging="360"/>
       </w:pPr>
       <w:rPr>
-        <w:rFonts w:hint="default" w:ascii="Courier New" w:hAnsi="Courier New" w:cs="Courier New"/>
+        <w:rFonts w:ascii="Courier New" w:hAnsi="Courier New" w:cs="Courier New" w:hint="default"/>
       </w:rPr>
     </w:lvl>
     <w:lvl w:ilvl="1" w:tplc="04090003" w:tentative="1">
@@ -5660,7 +4346,7 @@
         <w:ind w:left="1440" w:hanging="360"/>
       </w:pPr>
       <w:rPr>
-        <w:rFonts w:hint="default" w:ascii="Courier New" w:hAnsi="Courier New"/>
+        <w:rFonts w:ascii="Courier New" w:hAnsi="Courier New" w:hint="default"/>
       </w:rPr>
     </w:lvl>
     <w:lvl w:ilvl="2" w:tplc="04090005" w:tentative="1">
@@ -5672,7 +4358,7 @@
         <w:ind w:left="2160" w:hanging="360"/>
       </w:pPr>
       <w:rPr>
-        <w:rFonts w:hint="default" w:ascii="Wingdings" w:hAnsi="Wingdings"/>
+        <w:rFonts w:ascii="Wingdings" w:hAnsi="Wingdings" w:hint="default"/>
       </w:rPr>
     </w:lvl>
     <w:lvl w:ilvl="3" w:tplc="04090001" w:tentative="1">
@@ -5684,7 +4370,7 @@
         <w:ind w:left="2880" w:hanging="360"/>
       </w:pPr>
       <w:rPr>
-        <w:rFonts w:hint="default" w:ascii="Symbol" w:hAnsi="Symbol"/>
+        <w:rFonts w:ascii="Symbol" w:hAnsi="Symbol" w:hint="default"/>
       </w:rPr>
     </w:lvl>
     <w:lvl w:ilvl="4" w:tplc="04090003" w:tentative="1">
@@ -5696,7 +4382,7 @@
         <w:ind w:left="3600" w:hanging="360"/>
       </w:pPr>
       <w:rPr>
-        <w:rFonts w:hint="default" w:ascii="Courier New" w:hAnsi="Courier New"/>
+        <w:rFonts w:ascii="Courier New" w:hAnsi="Courier New" w:hint="default"/>
       </w:rPr>
     </w:lvl>
     <w:lvl w:ilvl="5" w:tplc="04090005" w:tentative="1">
@@ -5708,7 +4394,7 @@
         <w:ind w:left="4320" w:hanging="360"/>
       </w:pPr>
       <w:rPr>
-        <w:rFonts w:hint="default" w:ascii="Wingdings" w:hAnsi="Wingdings"/>
+        <w:rFonts w:ascii="Wingdings" w:hAnsi="Wingdings" w:hint="default"/>
       </w:rPr>
     </w:lvl>
     <w:lvl w:ilvl="6" w:tplc="04090001" w:tentative="1">
@@ -5720,7 +4406,7 @@
         <w:ind w:left="5040" w:hanging="360"/>
       </w:pPr>
       <w:rPr>
-        <w:rFonts w:hint="default" w:ascii="Symbol" w:hAnsi="Symbol"/>
+        <w:rFonts w:ascii="Symbol" w:hAnsi="Symbol" w:hint="default"/>
       </w:rPr>
     </w:lvl>
     <w:lvl w:ilvl="7" w:tplc="04090003" w:tentative="1">
@@ -5732,7 +4418,7 @@
         <w:ind w:left="5760" w:hanging="360"/>
       </w:pPr>
       <w:rPr>
-        <w:rFonts w:hint="default" w:ascii="Courier New" w:hAnsi="Courier New"/>
+        <w:rFonts w:ascii="Courier New" w:hAnsi="Courier New" w:hint="default"/>
       </w:rPr>
     </w:lvl>
     <w:lvl w:ilvl="8" w:tplc="04090005" w:tentative="1">
@@ -5744,11 +4430,11 @@
         <w:ind w:left="6480" w:hanging="360"/>
       </w:pPr>
       <w:rPr>
-        <w:rFonts w:hint="default" w:ascii="Wingdings" w:hAnsi="Wingdings"/>
+        <w:rFonts w:ascii="Wingdings" w:hAnsi="Wingdings" w:hint="default"/>
       </w:rPr>
     </w:lvl>
   </w:abstractNum>
-  <w:abstractNum w:abstractNumId="20" w15:restartNumberingAfterBreak="0">
+  <w:abstractNum w:abstractNumId="25" w15:restartNumberingAfterBreak="0">
     <w:nsid w:val="3EE04BA5"/>
     <w:multiLevelType w:val="hybridMultilevel"/>
     <w:tmpl w:val="517A0F18"/>
@@ -5760,7 +4446,7 @@
         <w:ind w:left="720" w:hanging="360"/>
       </w:pPr>
       <w:rPr>
-        <w:rFonts w:hint="default" w:ascii="Aptos" w:hAnsi="Aptos" w:eastAsiaTheme="minorEastAsia" w:cstheme="minorBidi"/>
+        <w:rFonts w:ascii="Aptos" w:eastAsiaTheme="minorEastAsia" w:hAnsi="Aptos" w:cstheme="minorBidi" w:hint="default"/>
       </w:rPr>
     </w:lvl>
     <w:lvl w:ilvl="1" w:tplc="04090003" w:tentative="1">
@@ -5772,7 +4458,7 @@
         <w:ind w:left="1440" w:hanging="360"/>
       </w:pPr>
       <w:rPr>
-        <w:rFonts w:hint="default" w:ascii="Courier New" w:hAnsi="Courier New"/>
+        <w:rFonts w:ascii="Courier New" w:hAnsi="Courier New" w:hint="default"/>
       </w:rPr>
     </w:lvl>
     <w:lvl w:ilvl="2" w:tplc="04090005" w:tentative="1">
@@ -5784,7 +4470,7 @@
         <w:ind w:left="2160" w:hanging="360"/>
       </w:pPr>
       <w:rPr>
-        <w:rFonts w:hint="default" w:ascii="Wingdings" w:hAnsi="Wingdings"/>
+        <w:rFonts w:ascii="Wingdings" w:hAnsi="Wingdings" w:hint="default"/>
       </w:rPr>
     </w:lvl>
     <w:lvl w:ilvl="3" w:tplc="04090001" w:tentative="1">
@@ -5796,7 +4482,7 @@
         <w:ind w:left="2880" w:hanging="360"/>
       </w:pPr>
       <w:rPr>
-        <w:rFonts w:hint="default" w:ascii="Symbol" w:hAnsi="Symbol"/>
+        <w:rFonts w:ascii="Symbol" w:hAnsi="Symbol" w:hint="default"/>
       </w:rPr>
     </w:lvl>
     <w:lvl w:ilvl="4" w:tplc="04090003" w:tentative="1">
@@ -5808,7 +4494,7 @@
         <w:ind w:left="3600" w:hanging="360"/>
       </w:pPr>
       <w:rPr>
-        <w:rFonts w:hint="default" w:ascii="Courier New" w:hAnsi="Courier New"/>
+        <w:rFonts w:ascii="Courier New" w:hAnsi="Courier New" w:hint="default"/>
       </w:rPr>
     </w:lvl>
     <w:lvl w:ilvl="5" w:tplc="04090005" w:tentative="1">
@@ -5820,7 +4506,7 @@
         <w:ind w:left="4320" w:hanging="360"/>
       </w:pPr>
       <w:rPr>
-        <w:rFonts w:hint="default" w:ascii="Wingdings" w:hAnsi="Wingdings"/>
+        <w:rFonts w:ascii="Wingdings" w:hAnsi="Wingdings" w:hint="default"/>
       </w:rPr>
     </w:lvl>
     <w:lvl w:ilvl="6" w:tplc="04090001" w:tentative="1">
@@ -5832,7 +4518,7 @@
         <w:ind w:left="5040" w:hanging="360"/>
       </w:pPr>
       <w:rPr>
-        <w:rFonts w:hint="default" w:ascii="Symbol" w:hAnsi="Symbol"/>
+        <w:rFonts w:ascii="Symbol" w:hAnsi="Symbol" w:hint="default"/>
       </w:rPr>
     </w:lvl>
     <w:lvl w:ilvl="7" w:tplc="04090003" w:tentative="1">
@@ -5844,7 +4530,7 @@
         <w:ind w:left="5760" w:hanging="360"/>
       </w:pPr>
       <w:rPr>
-        <w:rFonts w:hint="default" w:ascii="Courier New" w:hAnsi="Courier New"/>
+        <w:rFonts w:ascii="Courier New" w:hAnsi="Courier New" w:hint="default"/>
       </w:rPr>
     </w:lvl>
     <w:lvl w:ilvl="8" w:tplc="04090005" w:tentative="1">
@@ -5856,11 +4542,124 @@
         <w:ind w:left="6480" w:hanging="360"/>
       </w:pPr>
       <w:rPr>
-        <w:rFonts w:hint="default" w:ascii="Wingdings" w:hAnsi="Wingdings"/>
+        <w:rFonts w:ascii="Wingdings" w:hAnsi="Wingdings" w:hint="default"/>
       </w:rPr>
     </w:lvl>
   </w:abstractNum>
-  <w:abstractNum w:abstractNumId="21" w15:restartNumberingAfterBreak="0">
+  <w:abstractNum w:abstractNumId="26" w15:restartNumberingAfterBreak="0">
+    <w:nsid w:val="4296017D"/>
+    <w:multiLevelType w:val="hybridMultilevel"/>
+    <w:tmpl w:val="B29E0E4C"/>
+    <w:lvl w:ilvl="0" w:tplc="D5D25BDA">
+      <w:start w:val="1"/>
+      <w:numFmt w:val="bullet"/>
+      <w:lvlText w:val=""/>
+      <w:lvlJc w:val="left"/>
+      <w:pPr>
+        <w:ind w:left="1440" w:hanging="360"/>
+      </w:pPr>
+      <w:rPr>
+        <w:rFonts w:ascii="Symbol" w:hAnsi="Symbol" w:hint="default"/>
+      </w:rPr>
+    </w:lvl>
+    <w:lvl w:ilvl="1" w:tplc="45A67DDA">
+      <w:start w:val="1"/>
+      <w:numFmt w:val="bullet"/>
+      <w:lvlText w:val="o"/>
+      <w:lvlJc w:val="left"/>
+      <w:pPr>
+        <w:ind w:left="2160" w:hanging="360"/>
+      </w:pPr>
+      <w:rPr>
+        <w:rFonts w:ascii="Courier New" w:hAnsi="Courier New" w:hint="default"/>
+      </w:rPr>
+    </w:lvl>
+    <w:lvl w:ilvl="2" w:tplc="B72EDAE0">
+      <w:start w:val="1"/>
+      <w:numFmt w:val="bullet"/>
+      <w:lvlText w:val=""/>
+      <w:lvlJc w:val="left"/>
+      <w:pPr>
+        <w:ind w:left="2880" w:hanging="360"/>
+      </w:pPr>
+      <w:rPr>
+        <w:rFonts w:ascii="Wingdings" w:hAnsi="Wingdings" w:hint="default"/>
+      </w:rPr>
+    </w:lvl>
+    <w:lvl w:ilvl="3" w:tplc="3BA4819E">
+      <w:start w:val="1"/>
+      <w:numFmt w:val="bullet"/>
+      <w:lvlText w:val=""/>
+      <w:lvlJc w:val="left"/>
+      <w:pPr>
+        <w:ind w:left="3600" w:hanging="360"/>
+      </w:pPr>
+      <w:rPr>
+        <w:rFonts w:ascii="Symbol" w:hAnsi="Symbol" w:hint="default"/>
+      </w:rPr>
+    </w:lvl>
+    <w:lvl w:ilvl="4" w:tplc="21C61B0C">
+      <w:start w:val="1"/>
+      <w:numFmt w:val="bullet"/>
+      <w:lvlText w:val="o"/>
+      <w:lvlJc w:val="left"/>
+      <w:pPr>
+        <w:ind w:left="4320" w:hanging="360"/>
+      </w:pPr>
+      <w:rPr>
+        <w:rFonts w:ascii="Courier New" w:hAnsi="Courier New" w:hint="default"/>
+      </w:rPr>
+    </w:lvl>
+    <w:lvl w:ilvl="5" w:tplc="0C8A4EA4">
+      <w:start w:val="1"/>
+      <w:numFmt w:val="bullet"/>
+      <w:lvlText w:val=""/>
+      <w:lvlJc w:val="left"/>
+      <w:pPr>
+        <w:ind w:left="5040" w:hanging="360"/>
+      </w:pPr>
+      <w:rPr>
+        <w:rFonts w:ascii="Wingdings" w:hAnsi="Wingdings" w:hint="default"/>
+      </w:rPr>
+    </w:lvl>
+    <w:lvl w:ilvl="6" w:tplc="6792CFA2">
+      <w:start w:val="1"/>
+      <w:numFmt w:val="bullet"/>
+      <w:lvlText w:val=""/>
+      <w:lvlJc w:val="left"/>
+      <w:pPr>
+        <w:ind w:left="5760" w:hanging="360"/>
+      </w:pPr>
+      <w:rPr>
+        <w:rFonts w:ascii="Symbol" w:hAnsi="Symbol" w:hint="default"/>
+      </w:rPr>
+    </w:lvl>
+    <w:lvl w:ilvl="7" w:tplc="2D6E62B8">
+      <w:start w:val="1"/>
+      <w:numFmt w:val="bullet"/>
+      <w:lvlText w:val="o"/>
+      <w:lvlJc w:val="left"/>
+      <w:pPr>
+        <w:ind w:left="6480" w:hanging="360"/>
+      </w:pPr>
+      <w:rPr>
+        <w:rFonts w:ascii="Courier New" w:hAnsi="Courier New" w:hint="default"/>
+      </w:rPr>
+    </w:lvl>
+    <w:lvl w:ilvl="8" w:tplc="8D882F6E">
+      <w:start w:val="1"/>
+      <w:numFmt w:val="bullet"/>
+      <w:lvlText w:val=""/>
+      <w:lvlJc w:val="left"/>
+      <w:pPr>
+        <w:ind w:left="7200" w:hanging="360"/>
+      </w:pPr>
+      <w:rPr>
+        <w:rFonts w:ascii="Wingdings" w:hAnsi="Wingdings" w:hint="default"/>
+      </w:rPr>
+    </w:lvl>
+  </w:abstractNum>
+  <w:abstractNum w:abstractNumId="27" w15:restartNumberingAfterBreak="0">
     <w:nsid w:val="495E668F"/>
     <w:multiLevelType w:val="hybridMultilevel"/>
     <w:tmpl w:val="929CDC6A"/>
@@ -5873,7 +4672,7 @@
         <w:ind w:left="720" w:hanging="360"/>
       </w:pPr>
       <w:rPr>
-        <w:rFonts w:hint="default" w:ascii="Courier New" w:hAnsi="Courier New" w:cs="Courier New"/>
+        <w:rFonts w:ascii="Courier New" w:hAnsi="Courier New" w:cs="Courier New" w:hint="default"/>
       </w:rPr>
     </w:lvl>
     <w:lvl w:ilvl="1" w:tplc="04090003" w:tentative="1">
@@ -5885,7 +4684,7 @@
         <w:ind w:left="1440" w:hanging="360"/>
       </w:pPr>
       <w:rPr>
-        <w:rFonts w:hint="default" w:ascii="Courier New" w:hAnsi="Courier New"/>
+        <w:rFonts w:ascii="Courier New" w:hAnsi="Courier New" w:hint="default"/>
       </w:rPr>
     </w:lvl>
     <w:lvl w:ilvl="2" w:tplc="04090005" w:tentative="1">
@@ -5897,7 +4696,7 @@
         <w:ind w:left="2160" w:hanging="360"/>
       </w:pPr>
       <w:rPr>
-        <w:rFonts w:hint="default" w:ascii="Wingdings" w:hAnsi="Wingdings"/>
+        <w:rFonts w:ascii="Wingdings" w:hAnsi="Wingdings" w:hint="default"/>
       </w:rPr>
     </w:lvl>
     <w:lvl w:ilvl="3" w:tplc="04090001" w:tentative="1">
@@ -5909,7 +4708,7 @@
         <w:ind w:left="2880" w:hanging="360"/>
       </w:pPr>
       <w:rPr>
-        <w:rFonts w:hint="default" w:ascii="Symbol" w:hAnsi="Symbol"/>
+        <w:rFonts w:ascii="Symbol" w:hAnsi="Symbol" w:hint="default"/>
       </w:rPr>
     </w:lvl>
     <w:lvl w:ilvl="4" w:tplc="04090003" w:tentative="1">
@@ -5921,7 +4720,7 @@
         <w:ind w:left="3600" w:hanging="360"/>
       </w:pPr>
       <w:rPr>
-        <w:rFonts w:hint="default" w:ascii="Courier New" w:hAnsi="Courier New"/>
+        <w:rFonts w:ascii="Courier New" w:hAnsi="Courier New" w:hint="default"/>
       </w:rPr>
     </w:lvl>
     <w:lvl w:ilvl="5" w:tplc="04090005" w:tentative="1">
@@ -5933,7 +4732,7 @@
         <w:ind w:left="4320" w:hanging="360"/>
       </w:pPr>
       <w:rPr>
-        <w:rFonts w:hint="default" w:ascii="Wingdings" w:hAnsi="Wingdings"/>
+        <w:rFonts w:ascii="Wingdings" w:hAnsi="Wingdings" w:hint="default"/>
       </w:rPr>
     </w:lvl>
     <w:lvl w:ilvl="6" w:tplc="04090001" w:tentative="1">
@@ -5945,7 +4744,7 @@
         <w:ind w:left="5040" w:hanging="360"/>
       </w:pPr>
       <w:rPr>
-        <w:rFonts w:hint="default" w:ascii="Symbol" w:hAnsi="Symbol"/>
+        <w:rFonts w:ascii="Symbol" w:hAnsi="Symbol" w:hint="default"/>
       </w:rPr>
     </w:lvl>
     <w:lvl w:ilvl="7" w:tplc="04090003" w:tentative="1">
@@ -5957,7 +4756,7 @@
         <w:ind w:left="5760" w:hanging="360"/>
       </w:pPr>
       <w:rPr>
-        <w:rFonts w:hint="default" w:ascii="Courier New" w:hAnsi="Courier New"/>
+        <w:rFonts w:ascii="Courier New" w:hAnsi="Courier New" w:hint="default"/>
       </w:rPr>
     </w:lvl>
     <w:lvl w:ilvl="8" w:tplc="04090005" w:tentative="1">
@@ -5969,11 +4768,11 @@
         <w:ind w:left="6480" w:hanging="360"/>
       </w:pPr>
       <w:rPr>
-        <w:rFonts w:hint="default" w:ascii="Wingdings" w:hAnsi="Wingdings"/>
+        <w:rFonts w:ascii="Wingdings" w:hAnsi="Wingdings" w:hint="default"/>
       </w:rPr>
     </w:lvl>
   </w:abstractNum>
-  <w:abstractNum w:abstractNumId="22" w15:restartNumberingAfterBreak="0">
+  <w:abstractNum w:abstractNumId="28" w15:restartNumberingAfterBreak="0">
     <w:nsid w:val="4E5D7E0E"/>
     <w:multiLevelType w:val="hybridMultilevel"/>
     <w:tmpl w:val="45A420D8"/>
@@ -5986,7 +4785,7 @@
         <w:ind w:left="720" w:hanging="360"/>
       </w:pPr>
       <w:rPr>
-        <w:rFonts w:hint="default" w:ascii="Courier New" w:hAnsi="Courier New" w:cs="Courier New"/>
+        <w:rFonts w:ascii="Courier New" w:hAnsi="Courier New" w:cs="Courier New" w:hint="default"/>
       </w:rPr>
     </w:lvl>
     <w:lvl w:ilvl="1" w:tplc="FFFFFFFF" w:tentative="1">
@@ -5998,7 +4797,7 @@
         <w:ind w:left="1440" w:hanging="360"/>
       </w:pPr>
       <w:rPr>
-        <w:rFonts w:hint="default" w:ascii="Courier New" w:hAnsi="Courier New"/>
+        <w:rFonts w:ascii="Courier New" w:hAnsi="Courier New" w:hint="default"/>
       </w:rPr>
     </w:lvl>
     <w:lvl w:ilvl="2" w:tplc="FFFFFFFF" w:tentative="1">
@@ -6010,7 +4809,7 @@
         <w:ind w:left="2160" w:hanging="360"/>
       </w:pPr>
       <w:rPr>
-        <w:rFonts w:hint="default" w:ascii="Wingdings" w:hAnsi="Wingdings"/>
+        <w:rFonts w:ascii="Wingdings" w:hAnsi="Wingdings" w:hint="default"/>
       </w:rPr>
     </w:lvl>
     <w:lvl w:ilvl="3" w:tplc="FFFFFFFF" w:tentative="1">
@@ -6022,7 +4821,7 @@
         <w:ind w:left="2880" w:hanging="360"/>
       </w:pPr>
       <w:rPr>
-        <w:rFonts w:hint="default" w:ascii="Symbol" w:hAnsi="Symbol"/>
+        <w:rFonts w:ascii="Symbol" w:hAnsi="Symbol" w:hint="default"/>
       </w:rPr>
     </w:lvl>
     <w:lvl w:ilvl="4" w:tplc="FFFFFFFF" w:tentative="1">
@@ -6034,7 +4833,7 @@
         <w:ind w:left="3600" w:hanging="360"/>
       </w:pPr>
       <w:rPr>
-        <w:rFonts w:hint="default" w:ascii="Courier New" w:hAnsi="Courier New"/>
+        <w:rFonts w:ascii="Courier New" w:hAnsi="Courier New" w:hint="default"/>
       </w:rPr>
     </w:lvl>
     <w:lvl w:ilvl="5" w:tplc="FFFFFFFF" w:tentative="1">
@@ -6046,7 +4845,7 @@
         <w:ind w:left="4320" w:hanging="360"/>
       </w:pPr>
       <w:rPr>
-        <w:rFonts w:hint="default" w:ascii="Wingdings" w:hAnsi="Wingdings"/>
+        <w:rFonts w:ascii="Wingdings" w:hAnsi="Wingdings" w:hint="default"/>
       </w:rPr>
     </w:lvl>
     <w:lvl w:ilvl="6" w:tplc="FFFFFFFF" w:tentative="1">
@@ -6058,7 +4857,7 @@
         <w:ind w:left="5040" w:hanging="360"/>
       </w:pPr>
       <w:rPr>
-        <w:rFonts w:hint="default" w:ascii="Symbol" w:hAnsi="Symbol"/>
+        <w:rFonts w:ascii="Symbol" w:hAnsi="Symbol" w:hint="default"/>
       </w:rPr>
     </w:lvl>
     <w:lvl w:ilvl="7" w:tplc="FFFFFFFF" w:tentative="1">
@@ -6070,7 +4869,7 @@
         <w:ind w:left="5760" w:hanging="360"/>
       </w:pPr>
       <w:rPr>
-        <w:rFonts w:hint="default" w:ascii="Courier New" w:hAnsi="Courier New"/>
+        <w:rFonts w:ascii="Courier New" w:hAnsi="Courier New" w:hint="default"/>
       </w:rPr>
     </w:lvl>
     <w:lvl w:ilvl="8" w:tplc="FFFFFFFF" w:tentative="1">
@@ -6082,11 +4881,124 @@
         <w:ind w:left="6480" w:hanging="360"/>
       </w:pPr>
       <w:rPr>
-        <w:rFonts w:hint="default" w:ascii="Wingdings" w:hAnsi="Wingdings"/>
+        <w:rFonts w:ascii="Wingdings" w:hAnsi="Wingdings" w:hint="default"/>
       </w:rPr>
     </w:lvl>
   </w:abstractNum>
-  <w:abstractNum w:abstractNumId="23" w15:restartNumberingAfterBreak="0">
+  <w:abstractNum w:abstractNumId="29" w15:restartNumberingAfterBreak="0">
+    <w:nsid w:val="4E9C94E7"/>
+    <w:multiLevelType w:val="hybridMultilevel"/>
+    <w:tmpl w:val="9B6AB01C"/>
+    <w:lvl w:ilvl="0" w:tplc="AE7692D4">
+      <w:start w:val="1"/>
+      <w:numFmt w:val="bullet"/>
+      <w:lvlText w:val=""/>
+      <w:lvlJc w:val="left"/>
+      <w:pPr>
+        <w:ind w:left="1440" w:hanging="360"/>
+      </w:pPr>
+      <w:rPr>
+        <w:rFonts w:ascii="Symbol" w:hAnsi="Symbol" w:hint="default"/>
+      </w:rPr>
+    </w:lvl>
+    <w:lvl w:ilvl="1" w:tplc="50C61D6E">
+      <w:start w:val="1"/>
+      <w:numFmt w:val="bullet"/>
+      <w:lvlText w:val="o"/>
+      <w:lvlJc w:val="left"/>
+      <w:pPr>
+        <w:ind w:left="2160" w:hanging="360"/>
+      </w:pPr>
+      <w:rPr>
+        <w:rFonts w:ascii="Courier New" w:hAnsi="Courier New" w:hint="default"/>
+      </w:rPr>
+    </w:lvl>
+    <w:lvl w:ilvl="2" w:tplc="8F4861AC">
+      <w:start w:val="1"/>
+      <w:numFmt w:val="bullet"/>
+      <w:lvlText w:val=""/>
+      <w:lvlJc w:val="left"/>
+      <w:pPr>
+        <w:ind w:left="2880" w:hanging="360"/>
+      </w:pPr>
+      <w:rPr>
+        <w:rFonts w:ascii="Wingdings" w:hAnsi="Wingdings" w:hint="default"/>
+      </w:rPr>
+    </w:lvl>
+    <w:lvl w:ilvl="3" w:tplc="6B681462">
+      <w:start w:val="1"/>
+      <w:numFmt w:val="bullet"/>
+      <w:lvlText w:val=""/>
+      <w:lvlJc w:val="left"/>
+      <w:pPr>
+        <w:ind w:left="3600" w:hanging="360"/>
+      </w:pPr>
+      <w:rPr>
+        <w:rFonts w:ascii="Symbol" w:hAnsi="Symbol" w:hint="default"/>
+      </w:rPr>
+    </w:lvl>
+    <w:lvl w:ilvl="4" w:tplc="7B96B088">
+      <w:start w:val="1"/>
+      <w:numFmt w:val="bullet"/>
+      <w:lvlText w:val="o"/>
+      <w:lvlJc w:val="left"/>
+      <w:pPr>
+        <w:ind w:left="4320" w:hanging="360"/>
+      </w:pPr>
+      <w:rPr>
+        <w:rFonts w:ascii="Courier New" w:hAnsi="Courier New" w:hint="default"/>
+      </w:rPr>
+    </w:lvl>
+    <w:lvl w:ilvl="5" w:tplc="CB680962">
+      <w:start w:val="1"/>
+      <w:numFmt w:val="bullet"/>
+      <w:lvlText w:val=""/>
+      <w:lvlJc w:val="left"/>
+      <w:pPr>
+        <w:ind w:left="5040" w:hanging="360"/>
+      </w:pPr>
+      <w:rPr>
+        <w:rFonts w:ascii="Wingdings" w:hAnsi="Wingdings" w:hint="default"/>
+      </w:rPr>
+    </w:lvl>
+    <w:lvl w:ilvl="6" w:tplc="35962584">
+      <w:start w:val="1"/>
+      <w:numFmt w:val="bullet"/>
+      <w:lvlText w:val=""/>
+      <w:lvlJc w:val="left"/>
+      <w:pPr>
+        <w:ind w:left="5760" w:hanging="360"/>
+      </w:pPr>
+      <w:rPr>
+        <w:rFonts w:ascii="Symbol" w:hAnsi="Symbol" w:hint="default"/>
+      </w:rPr>
+    </w:lvl>
+    <w:lvl w:ilvl="7" w:tplc="B2D07EA2">
+      <w:start w:val="1"/>
+      <w:numFmt w:val="bullet"/>
+      <w:lvlText w:val="o"/>
+      <w:lvlJc w:val="left"/>
+      <w:pPr>
+        <w:ind w:left="6480" w:hanging="360"/>
+      </w:pPr>
+      <w:rPr>
+        <w:rFonts w:ascii="Courier New" w:hAnsi="Courier New" w:hint="default"/>
+      </w:rPr>
+    </w:lvl>
+    <w:lvl w:ilvl="8" w:tplc="8D4C37D8">
+      <w:start w:val="1"/>
+      <w:numFmt w:val="bullet"/>
+      <w:lvlText w:val=""/>
+      <w:lvlJc w:val="left"/>
+      <w:pPr>
+        <w:ind w:left="7200" w:hanging="360"/>
+      </w:pPr>
+      <w:rPr>
+        <w:rFonts w:ascii="Wingdings" w:hAnsi="Wingdings" w:hint="default"/>
+      </w:rPr>
+    </w:lvl>
+  </w:abstractNum>
+  <w:abstractNum w:abstractNumId="30" w15:restartNumberingAfterBreak="0">
     <w:nsid w:val="4FBE75BC"/>
     <w:multiLevelType w:val="hybridMultilevel"/>
     <w:tmpl w:val="F4A64858"/>
@@ -6099,7 +5011,7 @@
         <w:ind w:left="720" w:hanging="360"/>
       </w:pPr>
       <w:rPr>
-        <w:rFonts w:hint="default" w:ascii="Symbol" w:hAnsi="Symbol"/>
+        <w:rFonts w:ascii="Symbol" w:hAnsi="Symbol" w:hint="default"/>
       </w:rPr>
     </w:lvl>
     <w:lvl w:ilvl="1" w:tplc="04090003" w:tentative="1">
@@ -6111,7 +5023,7 @@
         <w:ind w:left="1440" w:hanging="360"/>
       </w:pPr>
       <w:rPr>
-        <w:rFonts w:hint="default" w:ascii="Courier New" w:hAnsi="Courier New"/>
+        <w:rFonts w:ascii="Courier New" w:hAnsi="Courier New" w:hint="default"/>
       </w:rPr>
     </w:lvl>
     <w:lvl w:ilvl="2" w:tplc="04090005" w:tentative="1">
@@ -6123,7 +5035,7 @@
         <w:ind w:left="2160" w:hanging="360"/>
       </w:pPr>
       <w:rPr>
-        <w:rFonts w:hint="default" w:ascii="Wingdings" w:hAnsi="Wingdings"/>
+        <w:rFonts w:ascii="Wingdings" w:hAnsi="Wingdings" w:hint="default"/>
       </w:rPr>
     </w:lvl>
     <w:lvl w:ilvl="3" w:tplc="04090001" w:tentative="1">
@@ -6135,7 +5047,7 @@
         <w:ind w:left="2880" w:hanging="360"/>
       </w:pPr>
       <w:rPr>
-        <w:rFonts w:hint="default" w:ascii="Symbol" w:hAnsi="Symbol"/>
+        <w:rFonts w:ascii="Symbol" w:hAnsi="Symbol" w:hint="default"/>
       </w:rPr>
     </w:lvl>
     <w:lvl w:ilvl="4" w:tplc="04090003" w:tentative="1">
@@ -6147,7 +5059,7 @@
         <w:ind w:left="3600" w:hanging="360"/>
       </w:pPr>
       <w:rPr>
-        <w:rFonts w:hint="default" w:ascii="Courier New" w:hAnsi="Courier New"/>
+        <w:rFonts w:ascii="Courier New" w:hAnsi="Courier New" w:hint="default"/>
       </w:rPr>
     </w:lvl>
     <w:lvl w:ilvl="5" w:tplc="04090005" w:tentative="1">
@@ -6159,7 +5071,7 @@
         <w:ind w:left="4320" w:hanging="360"/>
       </w:pPr>
       <w:rPr>
-        <w:rFonts w:hint="default" w:ascii="Wingdings" w:hAnsi="Wingdings"/>
+        <w:rFonts w:ascii="Wingdings" w:hAnsi="Wingdings" w:hint="default"/>
       </w:rPr>
     </w:lvl>
     <w:lvl w:ilvl="6" w:tplc="04090001" w:tentative="1">
@@ -6171,7 +5083,7 @@
         <w:ind w:left="5040" w:hanging="360"/>
       </w:pPr>
       <w:rPr>
-        <w:rFonts w:hint="default" w:ascii="Symbol" w:hAnsi="Symbol"/>
+        <w:rFonts w:ascii="Symbol" w:hAnsi="Symbol" w:hint="default"/>
       </w:rPr>
     </w:lvl>
     <w:lvl w:ilvl="7" w:tplc="04090003" w:tentative="1">
@@ -6183,7 +5095,7 @@
         <w:ind w:left="5760" w:hanging="360"/>
       </w:pPr>
       <w:rPr>
-        <w:rFonts w:hint="default" w:ascii="Courier New" w:hAnsi="Courier New"/>
+        <w:rFonts w:ascii="Courier New" w:hAnsi="Courier New" w:hint="default"/>
       </w:rPr>
     </w:lvl>
     <w:lvl w:ilvl="8" w:tplc="04090005" w:tentative="1">
@@ -6195,11 +5107,11 @@
         <w:ind w:left="6480" w:hanging="360"/>
       </w:pPr>
       <w:rPr>
-        <w:rFonts w:hint="default" w:ascii="Wingdings" w:hAnsi="Wingdings"/>
+        <w:rFonts w:ascii="Wingdings" w:hAnsi="Wingdings" w:hint="default"/>
       </w:rPr>
     </w:lvl>
   </w:abstractNum>
-  <w:abstractNum w:abstractNumId="24" w15:restartNumberingAfterBreak="0">
+  <w:abstractNum w:abstractNumId="31" w15:restartNumberingAfterBreak="0">
     <w:nsid w:val="51FF69E5"/>
     <w:multiLevelType w:val="hybridMultilevel"/>
     <w:tmpl w:val="839C6C94"/>
@@ -6212,7 +5124,7 @@
         <w:ind w:left="720" w:hanging="360"/>
       </w:pPr>
       <w:rPr>
-        <w:rFonts w:hint="default" w:ascii="Courier New" w:hAnsi="Courier New" w:cs="Courier New"/>
+        <w:rFonts w:ascii="Courier New" w:hAnsi="Courier New" w:cs="Courier New" w:hint="default"/>
       </w:rPr>
     </w:lvl>
     <w:lvl w:ilvl="1" w:tplc="04090003" w:tentative="1">
@@ -6224,7 +5136,7 @@
         <w:ind w:left="1440" w:hanging="360"/>
       </w:pPr>
       <w:rPr>
-        <w:rFonts w:hint="default" w:ascii="Courier New" w:hAnsi="Courier New"/>
+        <w:rFonts w:ascii="Courier New" w:hAnsi="Courier New" w:hint="default"/>
       </w:rPr>
     </w:lvl>
     <w:lvl w:ilvl="2" w:tplc="04090005" w:tentative="1">
@@ -6236,7 +5148,7 @@
         <w:ind w:left="2160" w:hanging="360"/>
       </w:pPr>
       <w:rPr>
-        <w:rFonts w:hint="default" w:ascii="Wingdings" w:hAnsi="Wingdings"/>
+        <w:rFonts w:ascii="Wingdings" w:hAnsi="Wingdings" w:hint="default"/>
       </w:rPr>
     </w:lvl>
     <w:lvl w:ilvl="3" w:tplc="04090001" w:tentative="1">
@@ -6248,7 +5160,7 @@
         <w:ind w:left="2880" w:hanging="360"/>
       </w:pPr>
       <w:rPr>
-        <w:rFonts w:hint="default" w:ascii="Symbol" w:hAnsi="Symbol"/>
+        <w:rFonts w:ascii="Symbol" w:hAnsi="Symbol" w:hint="default"/>
       </w:rPr>
     </w:lvl>
     <w:lvl w:ilvl="4" w:tplc="04090003" w:tentative="1">
@@ -6260,7 +5172,7 @@
         <w:ind w:left="3600" w:hanging="360"/>
       </w:pPr>
       <w:rPr>
-        <w:rFonts w:hint="default" w:ascii="Courier New" w:hAnsi="Courier New"/>
+        <w:rFonts w:ascii="Courier New" w:hAnsi="Courier New" w:hint="default"/>
       </w:rPr>
     </w:lvl>
     <w:lvl w:ilvl="5" w:tplc="04090005" w:tentative="1">
@@ -6272,7 +5184,7 @@
         <w:ind w:left="4320" w:hanging="360"/>
       </w:pPr>
       <w:rPr>
-        <w:rFonts w:hint="default" w:ascii="Wingdings" w:hAnsi="Wingdings"/>
+        <w:rFonts w:ascii="Wingdings" w:hAnsi="Wingdings" w:hint="default"/>
       </w:rPr>
     </w:lvl>
     <w:lvl w:ilvl="6" w:tplc="04090001" w:tentative="1">
@@ -6284,7 +5196,7 @@
         <w:ind w:left="5040" w:hanging="360"/>
       </w:pPr>
       <w:rPr>
-        <w:rFonts w:hint="default" w:ascii="Symbol" w:hAnsi="Symbol"/>
+        <w:rFonts w:ascii="Symbol" w:hAnsi="Symbol" w:hint="default"/>
       </w:rPr>
     </w:lvl>
     <w:lvl w:ilvl="7" w:tplc="04090003" w:tentative="1">
@@ -6296,7 +5208,7 @@
         <w:ind w:left="5760" w:hanging="360"/>
       </w:pPr>
       <w:rPr>
-        <w:rFonts w:hint="default" w:ascii="Courier New" w:hAnsi="Courier New"/>
+        <w:rFonts w:ascii="Courier New" w:hAnsi="Courier New" w:hint="default"/>
       </w:rPr>
     </w:lvl>
     <w:lvl w:ilvl="8" w:tplc="04090005" w:tentative="1">
@@ -6308,11 +5220,11 @@
         <w:ind w:left="6480" w:hanging="360"/>
       </w:pPr>
       <w:rPr>
-        <w:rFonts w:hint="default" w:ascii="Wingdings" w:hAnsi="Wingdings"/>
+        <w:rFonts w:ascii="Wingdings" w:hAnsi="Wingdings" w:hint="default"/>
       </w:rPr>
     </w:lvl>
   </w:abstractNum>
-  <w:abstractNum w:abstractNumId="25" w15:restartNumberingAfterBreak="0">
+  <w:abstractNum w:abstractNumId="32" w15:restartNumberingAfterBreak="0">
     <w:nsid w:val="568D2377"/>
     <w:multiLevelType w:val="hybridMultilevel"/>
     <w:tmpl w:val="798A14B8"/>
@@ -6325,7 +5237,7 @@
         <w:ind w:left="720" w:hanging="360"/>
       </w:pPr>
       <w:rPr>
-        <w:rFonts w:hint="default" w:ascii="Courier New" w:hAnsi="Courier New" w:cs="Courier New"/>
+        <w:rFonts w:ascii="Courier New" w:hAnsi="Courier New" w:cs="Courier New" w:hint="default"/>
       </w:rPr>
     </w:lvl>
     <w:lvl w:ilvl="1" w:tplc="04090003" w:tentative="1">
@@ -6337,7 +5249,7 @@
         <w:ind w:left="1440" w:hanging="360"/>
       </w:pPr>
       <w:rPr>
-        <w:rFonts w:hint="default" w:ascii="Courier New" w:hAnsi="Courier New"/>
+        <w:rFonts w:ascii="Courier New" w:hAnsi="Courier New" w:hint="default"/>
       </w:rPr>
     </w:lvl>
     <w:lvl w:ilvl="2" w:tplc="04090005" w:tentative="1">
@@ -6349,7 +5261,7 @@
         <w:ind w:left="2160" w:hanging="360"/>
       </w:pPr>
       <w:rPr>
-        <w:rFonts w:hint="default" w:ascii="Wingdings" w:hAnsi="Wingdings"/>
+        <w:rFonts w:ascii="Wingdings" w:hAnsi="Wingdings" w:hint="default"/>
       </w:rPr>
     </w:lvl>
     <w:lvl w:ilvl="3" w:tplc="04090001" w:tentative="1">
@@ -6361,7 +5273,7 @@
         <w:ind w:left="2880" w:hanging="360"/>
       </w:pPr>
       <w:rPr>
-        <w:rFonts w:hint="default" w:ascii="Symbol" w:hAnsi="Symbol"/>
+        <w:rFonts w:ascii="Symbol" w:hAnsi="Symbol" w:hint="default"/>
       </w:rPr>
     </w:lvl>
     <w:lvl w:ilvl="4" w:tplc="04090003" w:tentative="1">
@@ -6373,7 +5285,7 @@
         <w:ind w:left="3600" w:hanging="360"/>
       </w:pPr>
       <w:rPr>
-        <w:rFonts w:hint="default" w:ascii="Courier New" w:hAnsi="Courier New"/>
+        <w:rFonts w:ascii="Courier New" w:hAnsi="Courier New" w:hint="default"/>
       </w:rPr>
     </w:lvl>
     <w:lvl w:ilvl="5" w:tplc="04090005" w:tentative="1">
@@ -6385,7 +5297,7 @@
         <w:ind w:left="4320" w:hanging="360"/>
       </w:pPr>
       <w:rPr>
-        <w:rFonts w:hint="default" w:ascii="Wingdings" w:hAnsi="Wingdings"/>
+        <w:rFonts w:ascii="Wingdings" w:hAnsi="Wingdings" w:hint="default"/>
       </w:rPr>
     </w:lvl>
     <w:lvl w:ilvl="6" w:tplc="04090001" w:tentative="1">
@@ -6397,7 +5309,7 @@
         <w:ind w:left="5040" w:hanging="360"/>
       </w:pPr>
       <w:rPr>
-        <w:rFonts w:hint="default" w:ascii="Symbol" w:hAnsi="Symbol"/>
+        <w:rFonts w:ascii="Symbol" w:hAnsi="Symbol" w:hint="default"/>
       </w:rPr>
     </w:lvl>
     <w:lvl w:ilvl="7" w:tplc="04090003" w:tentative="1">
@@ -6409,7 +5321,7 @@
         <w:ind w:left="5760" w:hanging="360"/>
       </w:pPr>
       <w:rPr>
-        <w:rFonts w:hint="default" w:ascii="Courier New" w:hAnsi="Courier New"/>
+        <w:rFonts w:ascii="Courier New" w:hAnsi="Courier New" w:hint="default"/>
       </w:rPr>
     </w:lvl>
     <w:lvl w:ilvl="8" w:tplc="04090005" w:tentative="1">
@@ -6421,11 +5333,296 @@
         <w:ind w:left="6480" w:hanging="360"/>
       </w:pPr>
       <w:rPr>
-        <w:rFonts w:hint="default" w:ascii="Wingdings" w:hAnsi="Wingdings"/>
+        <w:rFonts w:ascii="Wingdings" w:hAnsi="Wingdings" w:hint="default"/>
       </w:rPr>
     </w:lvl>
   </w:abstractNum>
-  <w:abstractNum w:abstractNumId="26" w15:restartNumberingAfterBreak="0">
+  <w:abstractNum w:abstractNumId="33" w15:restartNumberingAfterBreak="0">
+    <w:nsid w:val="56E75736"/>
+    <w:multiLevelType w:val="hybridMultilevel"/>
+    <w:tmpl w:val="4E4E8BF2"/>
+    <w:lvl w:ilvl="0" w:tplc="32183252">
+      <w:start w:val="1"/>
+      <w:numFmt w:val="decimal"/>
+      <w:lvlText w:val="%1."/>
+      <w:lvlJc w:val="left"/>
+      <w:pPr>
+        <w:ind w:left="1440" w:hanging="360"/>
+      </w:pPr>
+    </w:lvl>
+    <w:lvl w:ilvl="1" w:tplc="B90A634A">
+      <w:start w:val="1"/>
+      <w:numFmt w:val="lowerLetter"/>
+      <w:lvlText w:val="%2."/>
+      <w:lvlJc w:val="left"/>
+      <w:pPr>
+        <w:ind w:left="2160" w:hanging="360"/>
+      </w:pPr>
+    </w:lvl>
+    <w:lvl w:ilvl="2" w:tplc="8C8C81B2">
+      <w:start w:val="1"/>
+      <w:numFmt w:val="lowerRoman"/>
+      <w:lvlText w:val="%3."/>
+      <w:lvlJc w:val="right"/>
+      <w:pPr>
+        <w:ind w:left="2880" w:hanging="180"/>
+      </w:pPr>
+    </w:lvl>
+    <w:lvl w:ilvl="3" w:tplc="2E6AEF56">
+      <w:start w:val="1"/>
+      <w:numFmt w:val="decimal"/>
+      <w:lvlText w:val="%4."/>
+      <w:lvlJc w:val="left"/>
+      <w:pPr>
+        <w:ind w:left="3600" w:hanging="360"/>
+      </w:pPr>
+    </w:lvl>
+    <w:lvl w:ilvl="4" w:tplc="7AA46F7C">
+      <w:start w:val="1"/>
+      <w:numFmt w:val="lowerLetter"/>
+      <w:lvlText w:val="%5."/>
+      <w:lvlJc w:val="left"/>
+      <w:pPr>
+        <w:ind w:left="4320" w:hanging="360"/>
+      </w:pPr>
+    </w:lvl>
+    <w:lvl w:ilvl="5" w:tplc="409C03B8">
+      <w:start w:val="1"/>
+      <w:numFmt w:val="lowerRoman"/>
+      <w:lvlText w:val="%6."/>
+      <w:lvlJc w:val="right"/>
+      <w:pPr>
+        <w:ind w:left="5040" w:hanging="180"/>
+      </w:pPr>
+    </w:lvl>
+    <w:lvl w:ilvl="6" w:tplc="FBAA58B2">
+      <w:start w:val="1"/>
+      <w:numFmt w:val="decimal"/>
+      <w:lvlText w:val="%7."/>
+      <w:lvlJc w:val="left"/>
+      <w:pPr>
+        <w:ind w:left="5760" w:hanging="360"/>
+      </w:pPr>
+    </w:lvl>
+    <w:lvl w:ilvl="7" w:tplc="2104DDD8">
+      <w:start w:val="1"/>
+      <w:numFmt w:val="lowerLetter"/>
+      <w:lvlText w:val="%8."/>
+      <w:lvlJc w:val="left"/>
+      <w:pPr>
+        <w:ind w:left="6480" w:hanging="360"/>
+      </w:pPr>
+    </w:lvl>
+    <w:lvl w:ilvl="8" w:tplc="43241E50">
+      <w:start w:val="1"/>
+      <w:numFmt w:val="lowerRoman"/>
+      <w:lvlText w:val="%9."/>
+      <w:lvlJc w:val="right"/>
+      <w:pPr>
+        <w:ind w:left="7200" w:hanging="180"/>
+      </w:pPr>
+    </w:lvl>
+  </w:abstractNum>
+  <w:abstractNum w:abstractNumId="34" w15:restartNumberingAfterBreak="0">
+    <w:nsid w:val="56EC9019"/>
+    <w:multiLevelType w:val="hybridMultilevel"/>
+    <w:tmpl w:val="E86C27E2"/>
+    <w:lvl w:ilvl="0" w:tplc="4E86FB58">
+      <w:start w:val="2"/>
+      <w:numFmt w:val="decimal"/>
+      <w:lvlText w:val="%1."/>
+      <w:lvlJc w:val="left"/>
+      <w:pPr>
+        <w:ind w:left="1440" w:hanging="360"/>
+      </w:pPr>
+    </w:lvl>
+    <w:lvl w:ilvl="1" w:tplc="26BC4188">
+      <w:start w:val="1"/>
+      <w:numFmt w:val="lowerLetter"/>
+      <w:lvlText w:val="%2."/>
+      <w:lvlJc w:val="left"/>
+      <w:pPr>
+        <w:ind w:left="2160" w:hanging="360"/>
+      </w:pPr>
+    </w:lvl>
+    <w:lvl w:ilvl="2" w:tplc="717E8EFC">
+      <w:start w:val="1"/>
+      <w:numFmt w:val="lowerRoman"/>
+      <w:lvlText w:val="%3."/>
+      <w:lvlJc w:val="right"/>
+      <w:pPr>
+        <w:ind w:left="2880" w:hanging="180"/>
+      </w:pPr>
+    </w:lvl>
+    <w:lvl w:ilvl="3" w:tplc="DAEE81DE">
+      <w:start w:val="1"/>
+      <w:numFmt w:val="decimal"/>
+      <w:lvlText w:val="%4."/>
+      <w:lvlJc w:val="left"/>
+      <w:pPr>
+        <w:ind w:left="3600" w:hanging="360"/>
+      </w:pPr>
+    </w:lvl>
+    <w:lvl w:ilvl="4" w:tplc="A7C4A4A2">
+      <w:start w:val="1"/>
+      <w:numFmt w:val="lowerLetter"/>
+      <w:lvlText w:val="%5."/>
+      <w:lvlJc w:val="left"/>
+      <w:pPr>
+        <w:ind w:left="4320" w:hanging="360"/>
+      </w:pPr>
+    </w:lvl>
+    <w:lvl w:ilvl="5" w:tplc="5ABE8EDA">
+      <w:start w:val="1"/>
+      <w:numFmt w:val="lowerRoman"/>
+      <w:lvlText w:val="%6."/>
+      <w:lvlJc w:val="right"/>
+      <w:pPr>
+        <w:ind w:left="5040" w:hanging="180"/>
+      </w:pPr>
+    </w:lvl>
+    <w:lvl w:ilvl="6" w:tplc="A22276FA">
+      <w:start w:val="1"/>
+      <w:numFmt w:val="decimal"/>
+      <w:lvlText w:val="%7."/>
+      <w:lvlJc w:val="left"/>
+      <w:pPr>
+        <w:ind w:left="5760" w:hanging="360"/>
+      </w:pPr>
+    </w:lvl>
+    <w:lvl w:ilvl="7" w:tplc="D4E032AE">
+      <w:start w:val="1"/>
+      <w:numFmt w:val="lowerLetter"/>
+      <w:lvlText w:val="%8."/>
+      <w:lvlJc w:val="left"/>
+      <w:pPr>
+        <w:ind w:left="6480" w:hanging="360"/>
+      </w:pPr>
+    </w:lvl>
+    <w:lvl w:ilvl="8" w:tplc="9B2A3F12">
+      <w:start w:val="1"/>
+      <w:numFmt w:val="lowerRoman"/>
+      <w:lvlText w:val="%9."/>
+      <w:lvlJc w:val="right"/>
+      <w:pPr>
+        <w:ind w:left="7200" w:hanging="180"/>
+      </w:pPr>
+    </w:lvl>
+  </w:abstractNum>
+  <w:abstractNum w:abstractNumId="35" w15:restartNumberingAfterBreak="0">
+    <w:nsid w:val="5D0FAB5C"/>
+    <w:multiLevelType w:val="hybridMultilevel"/>
+    <w:tmpl w:val="3014CE5C"/>
+    <w:lvl w:ilvl="0" w:tplc="1E842AE4">
+      <w:start w:val="1"/>
+      <w:numFmt w:val="bullet"/>
+      <w:lvlText w:val=""/>
+      <w:lvlJc w:val="left"/>
+      <w:pPr>
+        <w:ind w:left="1440" w:hanging="360"/>
+      </w:pPr>
+      <w:rPr>
+        <w:rFonts w:ascii="Symbol" w:hAnsi="Symbol" w:hint="default"/>
+      </w:rPr>
+    </w:lvl>
+    <w:lvl w:ilvl="1" w:tplc="E982C3B0">
+      <w:start w:val="1"/>
+      <w:numFmt w:val="bullet"/>
+      <w:lvlText w:val="o"/>
+      <w:lvlJc w:val="left"/>
+      <w:pPr>
+        <w:ind w:left="2160" w:hanging="360"/>
+      </w:pPr>
+      <w:rPr>
+        <w:rFonts w:ascii="Courier New" w:hAnsi="Courier New" w:hint="default"/>
+      </w:rPr>
+    </w:lvl>
+    <w:lvl w:ilvl="2" w:tplc="C430E220">
+      <w:start w:val="1"/>
+      <w:numFmt w:val="bullet"/>
+      <w:lvlText w:val=""/>
+      <w:lvlJc w:val="left"/>
+      <w:pPr>
+        <w:ind w:left="2880" w:hanging="360"/>
+      </w:pPr>
+      <w:rPr>
+        <w:rFonts w:ascii="Wingdings" w:hAnsi="Wingdings" w:hint="default"/>
+      </w:rPr>
+    </w:lvl>
+    <w:lvl w:ilvl="3" w:tplc="A5983C78">
+      <w:start w:val="1"/>
+      <w:numFmt w:val="bullet"/>
+      <w:lvlText w:val=""/>
+      <w:lvlJc w:val="left"/>
+      <w:pPr>
+        <w:ind w:left="3600" w:hanging="360"/>
+      </w:pPr>
+      <w:rPr>
+        <w:rFonts w:ascii="Symbol" w:hAnsi="Symbol" w:hint="default"/>
+      </w:rPr>
+    </w:lvl>
+    <w:lvl w:ilvl="4" w:tplc="5AF60942">
+      <w:start w:val="1"/>
+      <w:numFmt w:val="bullet"/>
+      <w:lvlText w:val="o"/>
+      <w:lvlJc w:val="left"/>
+      <w:pPr>
+        <w:ind w:left="4320" w:hanging="360"/>
+      </w:pPr>
+      <w:rPr>
+        <w:rFonts w:ascii="Courier New" w:hAnsi="Courier New" w:hint="default"/>
+      </w:rPr>
+    </w:lvl>
+    <w:lvl w:ilvl="5" w:tplc="749E4DD8">
+      <w:start w:val="1"/>
+      <w:numFmt w:val="bullet"/>
+      <w:lvlText w:val=""/>
+      <w:lvlJc w:val="left"/>
+      <w:pPr>
+        <w:ind w:left="5040" w:hanging="360"/>
+      </w:pPr>
+      <w:rPr>
+        <w:rFonts w:ascii="Wingdings" w:hAnsi="Wingdings" w:hint="default"/>
+      </w:rPr>
+    </w:lvl>
+    <w:lvl w:ilvl="6" w:tplc="A75E510E">
+      <w:start w:val="1"/>
+      <w:numFmt w:val="bullet"/>
+      <w:lvlText w:val=""/>
+      <w:lvlJc w:val="left"/>
+      <w:pPr>
+        <w:ind w:left="5760" w:hanging="360"/>
+      </w:pPr>
+      <w:rPr>
+        <w:rFonts w:ascii="Symbol" w:hAnsi="Symbol" w:hint="default"/>
+      </w:rPr>
+    </w:lvl>
+    <w:lvl w:ilvl="7" w:tplc="07743E5C">
+      <w:start w:val="1"/>
+      <w:numFmt w:val="bullet"/>
+      <w:lvlText w:val="o"/>
+      <w:lvlJc w:val="left"/>
+      <w:pPr>
+        <w:ind w:left="6480" w:hanging="360"/>
+      </w:pPr>
+      <w:rPr>
+        <w:rFonts w:ascii="Courier New" w:hAnsi="Courier New" w:hint="default"/>
+      </w:rPr>
+    </w:lvl>
+    <w:lvl w:ilvl="8" w:tplc="DCE4AA58">
+      <w:start w:val="1"/>
+      <w:numFmt w:val="bullet"/>
+      <w:lvlText w:val=""/>
+      <w:lvlJc w:val="left"/>
+      <w:pPr>
+        <w:ind w:left="7200" w:hanging="360"/>
+      </w:pPr>
+      <w:rPr>
+        <w:rFonts w:ascii="Wingdings" w:hAnsi="Wingdings" w:hint="default"/>
+      </w:rPr>
+    </w:lvl>
+  </w:abstractNum>
+  <w:abstractNum w:abstractNumId="36" w15:restartNumberingAfterBreak="0">
     <w:nsid w:val="5D1404F6"/>
     <w:multiLevelType w:val="hybridMultilevel"/>
     <w:tmpl w:val="A5008438"/>
@@ -6438,7 +5635,7 @@
         <w:ind w:left="720" w:hanging="360"/>
       </w:pPr>
       <w:rPr>
-        <w:rFonts w:hint="default" w:ascii="Symbol" w:hAnsi="Symbol"/>
+        <w:rFonts w:ascii="Symbol" w:hAnsi="Symbol" w:hint="default"/>
       </w:rPr>
     </w:lvl>
     <w:lvl w:ilvl="1" w:tplc="FFFFFFFF" w:tentative="1">
@@ -6450,7 +5647,7 @@
         <w:ind w:left="1440" w:hanging="360"/>
       </w:pPr>
       <w:rPr>
-        <w:rFonts w:hint="default" w:ascii="Courier New" w:hAnsi="Courier New"/>
+        <w:rFonts w:ascii="Courier New" w:hAnsi="Courier New" w:hint="default"/>
       </w:rPr>
     </w:lvl>
     <w:lvl w:ilvl="2" w:tplc="FFFFFFFF" w:tentative="1">
@@ -6462,7 +5659,7 @@
         <w:ind w:left="2160" w:hanging="360"/>
       </w:pPr>
       <w:rPr>
-        <w:rFonts w:hint="default" w:ascii="Wingdings" w:hAnsi="Wingdings"/>
+        <w:rFonts w:ascii="Wingdings" w:hAnsi="Wingdings" w:hint="default"/>
       </w:rPr>
     </w:lvl>
     <w:lvl w:ilvl="3" w:tplc="FFFFFFFF" w:tentative="1">
@@ -6474,7 +5671,7 @@
         <w:ind w:left="2880" w:hanging="360"/>
       </w:pPr>
       <w:rPr>
-        <w:rFonts w:hint="default" w:ascii="Symbol" w:hAnsi="Symbol"/>
+        <w:rFonts w:ascii="Symbol" w:hAnsi="Symbol" w:hint="default"/>
       </w:rPr>
     </w:lvl>
     <w:lvl w:ilvl="4" w:tplc="FFFFFFFF" w:tentative="1">
@@ -6486,7 +5683,7 @@
         <w:ind w:left="3600" w:hanging="360"/>
       </w:pPr>
       <w:rPr>
-        <w:rFonts w:hint="default" w:ascii="Courier New" w:hAnsi="Courier New"/>
+        <w:rFonts w:ascii="Courier New" w:hAnsi="Courier New" w:hint="default"/>
       </w:rPr>
     </w:lvl>
     <w:lvl w:ilvl="5" w:tplc="FFFFFFFF" w:tentative="1">
@@ -6498,7 +5695,7 @@
         <w:ind w:left="4320" w:hanging="360"/>
       </w:pPr>
       <w:rPr>
-        <w:rFonts w:hint="default" w:ascii="Wingdings" w:hAnsi="Wingdings"/>
+        <w:rFonts w:ascii="Wingdings" w:hAnsi="Wingdings" w:hint="default"/>
       </w:rPr>
     </w:lvl>
     <w:lvl w:ilvl="6" w:tplc="FFFFFFFF" w:tentative="1">
@@ -6510,7 +5707,7 @@
         <w:ind w:left="5040" w:hanging="360"/>
       </w:pPr>
       <w:rPr>
-        <w:rFonts w:hint="default" w:ascii="Symbol" w:hAnsi="Symbol"/>
+        <w:rFonts w:ascii="Symbol" w:hAnsi="Symbol" w:hint="default"/>
       </w:rPr>
     </w:lvl>
     <w:lvl w:ilvl="7" w:tplc="FFFFFFFF" w:tentative="1">
@@ -6522,7 +5719,7 @@
         <w:ind w:left="5760" w:hanging="360"/>
       </w:pPr>
       <w:rPr>
-        <w:rFonts w:hint="default" w:ascii="Courier New" w:hAnsi="Courier New"/>
+        <w:rFonts w:ascii="Courier New" w:hAnsi="Courier New" w:hint="default"/>
       </w:rPr>
     </w:lvl>
     <w:lvl w:ilvl="8" w:tplc="FFFFFFFF" w:tentative="1">
@@ -6534,11 +5731,11 @@
         <w:ind w:left="6480" w:hanging="360"/>
       </w:pPr>
       <w:rPr>
-        <w:rFonts w:hint="default" w:ascii="Wingdings" w:hAnsi="Wingdings"/>
+        <w:rFonts w:ascii="Wingdings" w:hAnsi="Wingdings" w:hint="default"/>
       </w:rPr>
     </w:lvl>
   </w:abstractNum>
-  <w:abstractNum w:abstractNumId="27" w15:restartNumberingAfterBreak="0">
+  <w:abstractNum w:abstractNumId="37" w15:restartNumberingAfterBreak="0">
     <w:nsid w:val="5DB66677"/>
     <w:multiLevelType w:val="multilevel"/>
     <w:tmpl w:val="5FB2B5DC"/>
@@ -6554,7 +5751,7 @@
         <w:ind w:left="720" w:hanging="360"/>
       </w:pPr>
       <w:rPr>
-        <w:rFonts w:hint="default" w:ascii="Symbol" w:hAnsi="Symbol"/>
+        <w:rFonts w:ascii="Symbol" w:hAnsi="Symbol" w:hint="default"/>
         <w:sz w:val="20"/>
       </w:rPr>
     </w:lvl>
@@ -6570,7 +5767,7 @@
         <w:ind w:left="1440" w:hanging="360"/>
       </w:pPr>
       <w:rPr>
-        <w:rFonts w:hint="default" w:ascii="Courier New" w:hAnsi="Courier New"/>
+        <w:rFonts w:ascii="Courier New" w:hAnsi="Courier New" w:hint="default"/>
         <w:sz w:val="20"/>
       </w:rPr>
     </w:lvl>
@@ -6586,7 +5783,7 @@
         <w:ind w:left="2160" w:hanging="360"/>
       </w:pPr>
       <w:rPr>
-        <w:rFonts w:hint="default" w:ascii="Wingdings" w:hAnsi="Wingdings"/>
+        <w:rFonts w:ascii="Wingdings" w:hAnsi="Wingdings" w:hint="default"/>
         <w:sz w:val="20"/>
       </w:rPr>
     </w:lvl>
@@ -6602,7 +5799,7 @@
         <w:ind w:left="2880" w:hanging="360"/>
       </w:pPr>
       <w:rPr>
-        <w:rFonts w:hint="default" w:ascii="Wingdings" w:hAnsi="Wingdings"/>
+        <w:rFonts w:ascii="Wingdings" w:hAnsi="Wingdings" w:hint="default"/>
         <w:sz w:val="20"/>
       </w:rPr>
     </w:lvl>
@@ -6618,7 +5815,7 @@
         <w:ind w:left="3600" w:hanging="360"/>
       </w:pPr>
       <w:rPr>
-        <w:rFonts w:hint="default" w:ascii="Wingdings" w:hAnsi="Wingdings"/>
+        <w:rFonts w:ascii="Wingdings" w:hAnsi="Wingdings" w:hint="default"/>
         <w:sz w:val="20"/>
       </w:rPr>
     </w:lvl>
@@ -6634,7 +5831,7 @@
         <w:ind w:left="4320" w:hanging="360"/>
       </w:pPr>
       <w:rPr>
-        <w:rFonts w:hint="default" w:ascii="Wingdings" w:hAnsi="Wingdings"/>
+        <w:rFonts w:ascii="Wingdings" w:hAnsi="Wingdings" w:hint="default"/>
         <w:sz w:val="20"/>
       </w:rPr>
     </w:lvl>
@@ -6650,7 +5847,7 @@
         <w:ind w:left="5040" w:hanging="360"/>
       </w:pPr>
       <w:rPr>
-        <w:rFonts w:hint="default" w:ascii="Wingdings" w:hAnsi="Wingdings"/>
+        <w:rFonts w:ascii="Wingdings" w:hAnsi="Wingdings" w:hint="default"/>
         <w:sz w:val="20"/>
       </w:rPr>
     </w:lvl>
@@ -6666,7 +5863,7 @@
         <w:ind w:left="5760" w:hanging="360"/>
       </w:pPr>
       <w:rPr>
-        <w:rFonts w:hint="default" w:ascii="Wingdings" w:hAnsi="Wingdings"/>
+        <w:rFonts w:ascii="Wingdings" w:hAnsi="Wingdings" w:hint="default"/>
         <w:sz w:val="20"/>
       </w:rPr>
     </w:lvl>
@@ -6682,12 +5879,12 @@
         <w:ind w:left="6480" w:hanging="360"/>
       </w:pPr>
       <w:rPr>
-        <w:rFonts w:hint="default" w:ascii="Wingdings" w:hAnsi="Wingdings"/>
+        <w:rFonts w:ascii="Wingdings" w:hAnsi="Wingdings" w:hint="default"/>
         <w:sz w:val="20"/>
       </w:rPr>
     </w:lvl>
   </w:abstractNum>
-  <w:abstractNum w:abstractNumId="28" w15:restartNumberingAfterBreak="0">
+  <w:abstractNum w:abstractNumId="38" w15:restartNumberingAfterBreak="0">
     <w:nsid w:val="5E5B1377"/>
     <w:multiLevelType w:val="multilevel"/>
     <w:tmpl w:val="FE78DD44"/>
@@ -6703,7 +5900,7 @@
         <w:ind w:left="720" w:hanging="360"/>
       </w:pPr>
       <w:rPr>
-        <w:rFonts w:hint="default" w:ascii="Symbol" w:hAnsi="Symbol"/>
+        <w:rFonts w:ascii="Symbol" w:hAnsi="Symbol" w:hint="default"/>
         <w:sz w:val="20"/>
       </w:rPr>
     </w:lvl>
@@ -6719,7 +5916,7 @@
         <w:ind w:left="1440" w:hanging="360"/>
       </w:pPr>
       <w:rPr>
-        <w:rFonts w:hint="default" w:ascii="Courier New" w:hAnsi="Courier New"/>
+        <w:rFonts w:ascii="Courier New" w:hAnsi="Courier New" w:hint="default"/>
         <w:sz w:val="20"/>
       </w:rPr>
     </w:lvl>
@@ -6735,7 +5932,7 @@
         <w:ind w:left="2160" w:hanging="360"/>
       </w:pPr>
       <w:rPr>
-        <w:rFonts w:hint="default" w:ascii="Wingdings" w:hAnsi="Wingdings"/>
+        <w:rFonts w:ascii="Wingdings" w:hAnsi="Wingdings" w:hint="default"/>
         <w:sz w:val="20"/>
       </w:rPr>
     </w:lvl>
@@ -6751,7 +5948,7 @@
         <w:ind w:left="2880" w:hanging="360"/>
       </w:pPr>
       <w:rPr>
-        <w:rFonts w:hint="default" w:ascii="Wingdings" w:hAnsi="Wingdings"/>
+        <w:rFonts w:ascii="Wingdings" w:hAnsi="Wingdings" w:hint="default"/>
         <w:sz w:val="20"/>
       </w:rPr>
     </w:lvl>
@@ -6767,7 +5964,7 @@
         <w:ind w:left="3600" w:hanging="360"/>
       </w:pPr>
       <w:rPr>
-        <w:rFonts w:hint="default" w:ascii="Wingdings" w:hAnsi="Wingdings"/>
+        <w:rFonts w:ascii="Wingdings" w:hAnsi="Wingdings" w:hint="default"/>
         <w:sz w:val="20"/>
       </w:rPr>
     </w:lvl>
@@ -6783,7 +5980,7 @@
         <w:ind w:left="4320" w:hanging="360"/>
       </w:pPr>
       <w:rPr>
-        <w:rFonts w:hint="default" w:ascii="Wingdings" w:hAnsi="Wingdings"/>
+        <w:rFonts w:ascii="Wingdings" w:hAnsi="Wingdings" w:hint="default"/>
         <w:sz w:val="20"/>
       </w:rPr>
     </w:lvl>
@@ -6799,7 +5996,7 @@
         <w:ind w:left="5040" w:hanging="360"/>
       </w:pPr>
       <w:rPr>
-        <w:rFonts w:hint="default" w:ascii="Wingdings" w:hAnsi="Wingdings"/>
+        <w:rFonts w:ascii="Wingdings" w:hAnsi="Wingdings" w:hint="default"/>
         <w:sz w:val="20"/>
       </w:rPr>
     </w:lvl>
@@ -6815,7 +6012,7 @@
         <w:ind w:left="5760" w:hanging="360"/>
       </w:pPr>
       <w:rPr>
-        <w:rFonts w:hint="default" w:ascii="Wingdings" w:hAnsi="Wingdings"/>
+        <w:rFonts w:ascii="Wingdings" w:hAnsi="Wingdings" w:hint="default"/>
         <w:sz w:val="20"/>
       </w:rPr>
     </w:lvl>
@@ -6831,12 +6028,12 @@
         <w:ind w:left="6480" w:hanging="360"/>
       </w:pPr>
       <w:rPr>
-        <w:rFonts w:hint="default" w:ascii="Wingdings" w:hAnsi="Wingdings"/>
+        <w:rFonts w:ascii="Wingdings" w:hAnsi="Wingdings" w:hint="default"/>
         <w:sz w:val="20"/>
       </w:rPr>
     </w:lvl>
   </w:abstractNum>
-  <w:abstractNum w:abstractNumId="29" w15:restartNumberingAfterBreak="0">
+  <w:abstractNum w:abstractNumId="39" w15:restartNumberingAfterBreak="0">
     <w:nsid w:val="60B25068"/>
     <w:multiLevelType w:val="hybridMultilevel"/>
     <w:tmpl w:val="D4682112"/>
@@ -6849,7 +6046,7 @@
         <w:ind w:left="720" w:hanging="360"/>
       </w:pPr>
       <w:rPr>
-        <w:rFonts w:hint="default" w:ascii="Courier New" w:hAnsi="Courier New" w:cs="Courier New"/>
+        <w:rFonts w:ascii="Courier New" w:hAnsi="Courier New" w:cs="Courier New" w:hint="default"/>
       </w:rPr>
     </w:lvl>
     <w:lvl w:ilvl="1" w:tplc="04090003" w:tentative="1">
@@ -6861,7 +6058,7 @@
         <w:ind w:left="1440" w:hanging="360"/>
       </w:pPr>
       <w:rPr>
-        <w:rFonts w:hint="default" w:ascii="Courier New" w:hAnsi="Courier New"/>
+        <w:rFonts w:ascii="Courier New" w:hAnsi="Courier New" w:hint="default"/>
       </w:rPr>
     </w:lvl>
     <w:lvl w:ilvl="2" w:tplc="04090005" w:tentative="1">
@@ -6873,7 +6070,7 @@
         <w:ind w:left="2160" w:hanging="360"/>
       </w:pPr>
       <w:rPr>
-        <w:rFonts w:hint="default" w:ascii="Wingdings" w:hAnsi="Wingdings"/>
+        <w:rFonts w:ascii="Wingdings" w:hAnsi="Wingdings" w:hint="default"/>
       </w:rPr>
     </w:lvl>
     <w:lvl w:ilvl="3" w:tplc="04090001" w:tentative="1">
@@ -6885,7 +6082,7 @@
         <w:ind w:left="2880" w:hanging="360"/>
       </w:pPr>
       <w:rPr>
-        <w:rFonts w:hint="default" w:ascii="Symbol" w:hAnsi="Symbol"/>
+        <w:rFonts w:ascii="Symbol" w:hAnsi="Symbol" w:hint="default"/>
       </w:rPr>
     </w:lvl>
     <w:lvl w:ilvl="4" w:tplc="04090003" w:tentative="1">
@@ -6897,7 +6094,7 @@
         <w:ind w:left="3600" w:hanging="360"/>
       </w:pPr>
       <w:rPr>
-        <w:rFonts w:hint="default" w:ascii="Courier New" w:hAnsi="Courier New"/>
+        <w:rFonts w:ascii="Courier New" w:hAnsi="Courier New" w:hint="default"/>
       </w:rPr>
     </w:lvl>
     <w:lvl w:ilvl="5" w:tplc="04090005" w:tentative="1">
@@ -6909,7 +6106,7 @@
         <w:ind w:left="4320" w:hanging="360"/>
       </w:pPr>
       <w:rPr>
-        <w:rFonts w:hint="default" w:ascii="Wingdings" w:hAnsi="Wingdings"/>
+        <w:rFonts w:ascii="Wingdings" w:hAnsi="Wingdings" w:hint="default"/>
       </w:rPr>
     </w:lvl>
     <w:lvl w:ilvl="6" w:tplc="04090001" w:tentative="1">
@@ -6921,7 +6118,7 @@
         <w:ind w:left="5040" w:hanging="360"/>
       </w:pPr>
       <w:rPr>
-        <w:rFonts w:hint="default" w:ascii="Symbol" w:hAnsi="Symbol"/>
+        <w:rFonts w:ascii="Symbol" w:hAnsi="Symbol" w:hint="default"/>
       </w:rPr>
     </w:lvl>
     <w:lvl w:ilvl="7" w:tplc="04090003" w:tentative="1">
@@ -6933,7 +6130,7 @@
         <w:ind w:left="5760" w:hanging="360"/>
       </w:pPr>
       <w:rPr>
-        <w:rFonts w:hint="default" w:ascii="Courier New" w:hAnsi="Courier New"/>
+        <w:rFonts w:ascii="Courier New" w:hAnsi="Courier New" w:hint="default"/>
       </w:rPr>
     </w:lvl>
     <w:lvl w:ilvl="8" w:tplc="04090005" w:tentative="1">
@@ -6945,11 +6142,11 @@
         <w:ind w:left="6480" w:hanging="360"/>
       </w:pPr>
       <w:rPr>
-        <w:rFonts w:hint="default" w:ascii="Wingdings" w:hAnsi="Wingdings"/>
+        <w:rFonts w:ascii="Wingdings" w:hAnsi="Wingdings" w:hint="default"/>
       </w:rPr>
     </w:lvl>
   </w:abstractNum>
-  <w:abstractNum w:abstractNumId="30" w15:restartNumberingAfterBreak="0">
+  <w:abstractNum w:abstractNumId="40" w15:restartNumberingAfterBreak="0">
     <w:nsid w:val="64D33E2D"/>
     <w:multiLevelType w:val="multilevel"/>
     <w:tmpl w:val="03CE3A18"/>
@@ -6965,7 +6162,7 @@
         <w:ind w:left="720" w:hanging="360"/>
       </w:pPr>
       <w:rPr>
-        <w:rFonts w:hint="default" w:ascii="Symbol" w:hAnsi="Symbol"/>
+        <w:rFonts w:ascii="Symbol" w:hAnsi="Symbol" w:hint="default"/>
         <w:sz w:val="20"/>
       </w:rPr>
     </w:lvl>
@@ -6981,7 +6178,7 @@
         <w:ind w:left="1440" w:hanging="360"/>
       </w:pPr>
       <w:rPr>
-        <w:rFonts w:hint="default" w:ascii="Courier New" w:hAnsi="Courier New"/>
+        <w:rFonts w:ascii="Courier New" w:hAnsi="Courier New" w:hint="default"/>
         <w:sz w:val="20"/>
       </w:rPr>
     </w:lvl>
@@ -6997,7 +6194,7 @@
         <w:ind w:left="2160" w:hanging="360"/>
       </w:pPr>
       <w:rPr>
-        <w:rFonts w:hint="default" w:ascii="Wingdings" w:hAnsi="Wingdings"/>
+        <w:rFonts w:ascii="Wingdings" w:hAnsi="Wingdings" w:hint="default"/>
         <w:sz w:val="20"/>
       </w:rPr>
     </w:lvl>
@@ -7013,7 +6210,7 @@
         <w:ind w:left="2880" w:hanging="360"/>
       </w:pPr>
       <w:rPr>
-        <w:rFonts w:hint="default" w:ascii="Wingdings" w:hAnsi="Wingdings"/>
+        <w:rFonts w:ascii="Wingdings" w:hAnsi="Wingdings" w:hint="default"/>
         <w:sz w:val="20"/>
       </w:rPr>
     </w:lvl>
@@ -7029,7 +6226,7 @@
         <w:ind w:left="3600" w:hanging="360"/>
       </w:pPr>
       <w:rPr>
-        <w:rFonts w:hint="default" w:ascii="Wingdings" w:hAnsi="Wingdings"/>
+        <w:rFonts w:ascii="Wingdings" w:hAnsi="Wingdings" w:hint="default"/>
         <w:sz w:val="20"/>
       </w:rPr>
     </w:lvl>
@@ -7045,7 +6242,7 @@
         <w:ind w:left="4320" w:hanging="360"/>
       </w:pPr>
       <w:rPr>
-        <w:rFonts w:hint="default" w:ascii="Wingdings" w:hAnsi="Wingdings"/>
+        <w:rFonts w:ascii="Wingdings" w:hAnsi="Wingdings" w:hint="default"/>
         <w:sz w:val="20"/>
       </w:rPr>
     </w:lvl>
@@ -7061,7 +6258,7 @@
         <w:ind w:left="5040" w:hanging="360"/>
       </w:pPr>
       <w:rPr>
-        <w:rFonts w:hint="default" w:ascii="Wingdings" w:hAnsi="Wingdings"/>
+        <w:rFonts w:ascii="Wingdings" w:hAnsi="Wingdings" w:hint="default"/>
         <w:sz w:val="20"/>
       </w:rPr>
     </w:lvl>
@@ -7077,7 +6274,7 @@
         <w:ind w:left="5760" w:hanging="360"/>
       </w:pPr>
       <w:rPr>
-        <w:rFonts w:hint="default" w:ascii="Wingdings" w:hAnsi="Wingdings"/>
+        <w:rFonts w:ascii="Wingdings" w:hAnsi="Wingdings" w:hint="default"/>
         <w:sz w:val="20"/>
       </w:rPr>
     </w:lvl>
@@ -7093,12 +6290,12 @@
         <w:ind w:left="6480" w:hanging="360"/>
       </w:pPr>
       <w:rPr>
-        <w:rFonts w:hint="default" w:ascii="Wingdings" w:hAnsi="Wingdings"/>
+        <w:rFonts w:ascii="Wingdings" w:hAnsi="Wingdings" w:hint="default"/>
         <w:sz w:val="20"/>
       </w:rPr>
     </w:lvl>
   </w:abstractNum>
-  <w:abstractNum w:abstractNumId="31" w15:restartNumberingAfterBreak="0">
+  <w:abstractNum w:abstractNumId="41" w15:restartNumberingAfterBreak="0">
     <w:nsid w:val="66936F4B"/>
     <w:multiLevelType w:val="hybridMultilevel"/>
     <w:tmpl w:val="07C8DFEC"/>
@@ -7110,7 +6307,7 @@
         <w:ind w:left="720" w:hanging="360"/>
       </w:pPr>
       <w:rPr>
-        <w:rFonts w:hint="default" w:ascii="Aptos" w:hAnsi="Aptos" w:eastAsiaTheme="minorEastAsia" w:cstheme="minorBidi"/>
+        <w:rFonts w:ascii="Aptos" w:eastAsiaTheme="minorEastAsia" w:hAnsi="Aptos" w:cstheme="minorBidi" w:hint="default"/>
       </w:rPr>
     </w:lvl>
     <w:lvl w:ilvl="1" w:tplc="04090003" w:tentative="1">
@@ -7122,7 +6319,7 @@
         <w:ind w:left="1440" w:hanging="360"/>
       </w:pPr>
       <w:rPr>
-        <w:rFonts w:hint="default" w:ascii="Courier New" w:hAnsi="Courier New" w:cs="Courier New"/>
+        <w:rFonts w:ascii="Courier New" w:hAnsi="Courier New" w:cs="Courier New" w:hint="default"/>
       </w:rPr>
     </w:lvl>
     <w:lvl w:ilvl="2" w:tplc="04090005" w:tentative="1">
@@ -7134,7 +6331,7 @@
         <w:ind w:left="2160" w:hanging="360"/>
       </w:pPr>
       <w:rPr>
-        <w:rFonts w:hint="default" w:ascii="Wingdings" w:hAnsi="Wingdings"/>
+        <w:rFonts w:ascii="Wingdings" w:hAnsi="Wingdings" w:hint="default"/>
       </w:rPr>
     </w:lvl>
     <w:lvl w:ilvl="3" w:tplc="04090001" w:tentative="1">
@@ -7146,7 +6343,7 @@
         <w:ind w:left="2880" w:hanging="360"/>
       </w:pPr>
       <w:rPr>
-        <w:rFonts w:hint="default" w:ascii="Symbol" w:hAnsi="Symbol"/>
+        <w:rFonts w:ascii="Symbol" w:hAnsi="Symbol" w:hint="default"/>
       </w:rPr>
     </w:lvl>
     <w:lvl w:ilvl="4" w:tplc="04090003" w:tentative="1">
@@ -7158,7 +6355,7 @@
         <w:ind w:left="3600" w:hanging="360"/>
       </w:pPr>
       <w:rPr>
-        <w:rFonts w:hint="default" w:ascii="Courier New" w:hAnsi="Courier New" w:cs="Courier New"/>
+        <w:rFonts w:ascii="Courier New" w:hAnsi="Courier New" w:cs="Courier New" w:hint="default"/>
       </w:rPr>
     </w:lvl>
     <w:lvl w:ilvl="5" w:tplc="04090005" w:tentative="1">
@@ -7170,7 +6367,7 @@
         <w:ind w:left="4320" w:hanging="360"/>
       </w:pPr>
       <w:rPr>
-        <w:rFonts w:hint="default" w:ascii="Wingdings" w:hAnsi="Wingdings"/>
+        <w:rFonts w:ascii="Wingdings" w:hAnsi="Wingdings" w:hint="default"/>
       </w:rPr>
     </w:lvl>
     <w:lvl w:ilvl="6" w:tplc="04090001" w:tentative="1">
@@ -7182,7 +6379,7 @@
         <w:ind w:left="5040" w:hanging="360"/>
       </w:pPr>
       <w:rPr>
-        <w:rFonts w:hint="default" w:ascii="Symbol" w:hAnsi="Symbol"/>
+        <w:rFonts w:ascii="Symbol" w:hAnsi="Symbol" w:hint="default"/>
       </w:rPr>
     </w:lvl>
     <w:lvl w:ilvl="7" w:tplc="04090003" w:tentative="1">
@@ -7194,7 +6391,7 @@
         <w:ind w:left="5760" w:hanging="360"/>
       </w:pPr>
       <w:rPr>
-        <w:rFonts w:hint="default" w:ascii="Courier New" w:hAnsi="Courier New" w:cs="Courier New"/>
+        <w:rFonts w:ascii="Courier New" w:hAnsi="Courier New" w:cs="Courier New" w:hint="default"/>
       </w:rPr>
     </w:lvl>
     <w:lvl w:ilvl="8" w:tplc="04090005" w:tentative="1">
@@ -7206,11 +6403,11 @@
         <w:ind w:left="6480" w:hanging="360"/>
       </w:pPr>
       <w:rPr>
-        <w:rFonts w:hint="default" w:ascii="Wingdings" w:hAnsi="Wingdings"/>
+        <w:rFonts w:ascii="Wingdings" w:hAnsi="Wingdings" w:hint="default"/>
       </w:rPr>
     </w:lvl>
   </w:abstractNum>
-  <w:abstractNum w:abstractNumId="32" w15:restartNumberingAfterBreak="0">
+  <w:abstractNum w:abstractNumId="42" w15:restartNumberingAfterBreak="0">
     <w:nsid w:val="782C0B2E"/>
     <w:multiLevelType w:val="multilevel"/>
     <w:tmpl w:val="1812D618"/>
@@ -7226,7 +6423,7 @@
         <w:ind w:left="720" w:hanging="360"/>
       </w:pPr>
       <w:rPr>
-        <w:rFonts w:hint="default" w:ascii="Symbol" w:hAnsi="Symbol"/>
+        <w:rFonts w:ascii="Symbol" w:hAnsi="Symbol" w:hint="default"/>
         <w:sz w:val="20"/>
       </w:rPr>
     </w:lvl>
@@ -7242,7 +6439,7 @@
         <w:ind w:left="1440" w:hanging="360"/>
       </w:pPr>
       <w:rPr>
-        <w:rFonts w:hint="default" w:ascii="Courier New" w:hAnsi="Courier New"/>
+        <w:rFonts w:ascii="Courier New" w:hAnsi="Courier New" w:hint="default"/>
         <w:sz w:val="20"/>
       </w:rPr>
     </w:lvl>
@@ -7258,7 +6455,7 @@
         <w:ind w:left="2160" w:hanging="360"/>
       </w:pPr>
       <w:rPr>
-        <w:rFonts w:hint="default" w:ascii="Wingdings" w:hAnsi="Wingdings"/>
+        <w:rFonts w:ascii="Wingdings" w:hAnsi="Wingdings" w:hint="default"/>
         <w:sz w:val="20"/>
       </w:rPr>
     </w:lvl>
@@ -7274,7 +6471,7 @@
         <w:ind w:left="2880" w:hanging="360"/>
       </w:pPr>
       <w:rPr>
-        <w:rFonts w:hint="default" w:ascii="Wingdings" w:hAnsi="Wingdings"/>
+        <w:rFonts w:ascii="Wingdings" w:hAnsi="Wingdings" w:hint="default"/>
         <w:sz w:val="20"/>
       </w:rPr>
     </w:lvl>
@@ -7290,7 +6487,7 @@
         <w:ind w:left="3600" w:hanging="360"/>
       </w:pPr>
       <w:rPr>
-        <w:rFonts w:hint="default" w:ascii="Wingdings" w:hAnsi="Wingdings"/>
+        <w:rFonts w:ascii="Wingdings" w:hAnsi="Wingdings" w:hint="default"/>
         <w:sz w:val="20"/>
       </w:rPr>
     </w:lvl>
@@ -7306,7 +6503,7 @@
         <w:ind w:left="4320" w:hanging="360"/>
       </w:pPr>
       <w:rPr>
-        <w:rFonts w:hint="default" w:ascii="Wingdings" w:hAnsi="Wingdings"/>
+        <w:rFonts w:ascii="Wingdings" w:hAnsi="Wingdings" w:hint="default"/>
         <w:sz w:val="20"/>
       </w:rPr>
     </w:lvl>
@@ -7322,7 +6519,7 @@
         <w:ind w:left="5040" w:hanging="360"/>
       </w:pPr>
       <w:rPr>
-        <w:rFonts w:hint="default" w:ascii="Wingdings" w:hAnsi="Wingdings"/>
+        <w:rFonts w:ascii="Wingdings" w:hAnsi="Wingdings" w:hint="default"/>
         <w:sz w:val="20"/>
       </w:rPr>
     </w:lvl>
@@ -7338,7 +6535,7 @@
         <w:ind w:left="5760" w:hanging="360"/>
       </w:pPr>
       <w:rPr>
-        <w:rFonts w:hint="default" w:ascii="Wingdings" w:hAnsi="Wingdings"/>
+        <w:rFonts w:ascii="Wingdings" w:hAnsi="Wingdings" w:hint="default"/>
         <w:sz w:val="20"/>
       </w:rPr>
     </w:lvl>
@@ -7354,12 +6551,125 @@
         <w:ind w:left="6480" w:hanging="360"/>
       </w:pPr>
       <w:rPr>
-        <w:rFonts w:hint="default" w:ascii="Wingdings" w:hAnsi="Wingdings"/>
+        <w:rFonts w:ascii="Wingdings" w:hAnsi="Wingdings" w:hint="default"/>
         <w:sz w:val="20"/>
       </w:rPr>
     </w:lvl>
   </w:abstractNum>
-  <w:abstractNum w:abstractNumId="33" w15:restartNumberingAfterBreak="0">
+  <w:abstractNum w:abstractNumId="43" w15:restartNumberingAfterBreak="0">
+    <w:nsid w:val="79DF28D0"/>
+    <w:multiLevelType w:val="hybridMultilevel"/>
+    <w:tmpl w:val="ECB47BC8"/>
+    <w:lvl w:ilvl="0" w:tplc="0A98E7F6">
+      <w:start w:val="1"/>
+      <w:numFmt w:val="bullet"/>
+      <w:lvlText w:val=""/>
+      <w:lvlJc w:val="left"/>
+      <w:pPr>
+        <w:ind w:left="720" w:hanging="360"/>
+      </w:pPr>
+      <w:rPr>
+        <w:rFonts w:ascii="Symbol" w:hAnsi="Symbol" w:hint="default"/>
+      </w:rPr>
+    </w:lvl>
+    <w:lvl w:ilvl="1" w:tplc="84123702">
+      <w:start w:val="1"/>
+      <w:numFmt w:val="bullet"/>
+      <w:lvlText w:val="o"/>
+      <w:lvlJc w:val="left"/>
+      <w:pPr>
+        <w:ind w:left="1440" w:hanging="360"/>
+      </w:pPr>
+      <w:rPr>
+        <w:rFonts w:ascii="Courier New" w:hAnsi="Courier New" w:hint="default"/>
+      </w:rPr>
+    </w:lvl>
+    <w:lvl w:ilvl="2" w:tplc="977AA226">
+      <w:start w:val="1"/>
+      <w:numFmt w:val="bullet"/>
+      <w:lvlText w:val=""/>
+      <w:lvlJc w:val="left"/>
+      <w:pPr>
+        <w:ind w:left="2160" w:hanging="360"/>
+      </w:pPr>
+      <w:rPr>
+        <w:rFonts w:ascii="Wingdings" w:hAnsi="Wingdings" w:hint="default"/>
+      </w:rPr>
+    </w:lvl>
+    <w:lvl w:ilvl="3" w:tplc="F47843C8">
+      <w:start w:val="1"/>
+      <w:numFmt w:val="bullet"/>
+      <w:lvlText w:val=""/>
+      <w:lvlJc w:val="left"/>
+      <w:pPr>
+        <w:ind w:left="2880" w:hanging="360"/>
+      </w:pPr>
+      <w:rPr>
+        <w:rFonts w:ascii="Symbol" w:hAnsi="Symbol" w:hint="default"/>
+      </w:rPr>
+    </w:lvl>
+    <w:lvl w:ilvl="4" w:tplc="A21ED9CE">
+      <w:start w:val="1"/>
+      <w:numFmt w:val="bullet"/>
+      <w:lvlText w:val="o"/>
+      <w:lvlJc w:val="left"/>
+      <w:pPr>
+        <w:ind w:left="3600" w:hanging="360"/>
+      </w:pPr>
+      <w:rPr>
+        <w:rFonts w:ascii="Courier New" w:hAnsi="Courier New" w:hint="default"/>
+      </w:rPr>
+    </w:lvl>
+    <w:lvl w:ilvl="5" w:tplc="3BCC5CE4">
+      <w:start w:val="1"/>
+      <w:numFmt w:val="bullet"/>
+      <w:lvlText w:val=""/>
+      <w:lvlJc w:val="left"/>
+      <w:pPr>
+        <w:ind w:left="4320" w:hanging="360"/>
+      </w:pPr>
+      <w:rPr>
+        <w:rFonts w:ascii="Wingdings" w:hAnsi="Wingdings" w:hint="default"/>
+      </w:rPr>
+    </w:lvl>
+    <w:lvl w:ilvl="6" w:tplc="1C72CBCC">
+      <w:start w:val="1"/>
+      <w:numFmt w:val="bullet"/>
+      <w:lvlText w:val=""/>
+      <w:lvlJc w:val="left"/>
+      <w:pPr>
+        <w:ind w:left="5040" w:hanging="360"/>
+      </w:pPr>
+      <w:rPr>
+        <w:rFonts w:ascii="Symbol" w:hAnsi="Symbol" w:hint="default"/>
+      </w:rPr>
+    </w:lvl>
+    <w:lvl w:ilvl="7" w:tplc="CD223AB6">
+      <w:start w:val="1"/>
+      <w:numFmt w:val="bullet"/>
+      <w:lvlText w:val="o"/>
+      <w:lvlJc w:val="left"/>
+      <w:pPr>
+        <w:ind w:left="5760" w:hanging="360"/>
+      </w:pPr>
+      <w:rPr>
+        <w:rFonts w:ascii="Courier New" w:hAnsi="Courier New" w:hint="default"/>
+      </w:rPr>
+    </w:lvl>
+    <w:lvl w:ilvl="8" w:tplc="B3928A96">
+      <w:start w:val="1"/>
+      <w:numFmt w:val="bullet"/>
+      <w:lvlText w:val=""/>
+      <w:lvlJc w:val="left"/>
+      <w:pPr>
+        <w:ind w:left="6480" w:hanging="360"/>
+      </w:pPr>
+      <w:rPr>
+        <w:rFonts w:ascii="Wingdings" w:hAnsi="Wingdings" w:hint="default"/>
+      </w:rPr>
+    </w:lvl>
+  </w:abstractNum>
+  <w:abstractNum w:abstractNumId="44" w15:restartNumberingAfterBreak="0">
     <w:nsid w:val="7B9D7659"/>
     <w:multiLevelType w:val="multilevel"/>
     <w:tmpl w:val="E92E0660"/>
@@ -7375,7 +6685,7 @@
         <w:ind w:left="720" w:hanging="360"/>
       </w:pPr>
       <w:rPr>
-        <w:rFonts w:hint="default" w:ascii="Symbol" w:hAnsi="Symbol"/>
+        <w:rFonts w:ascii="Symbol" w:hAnsi="Symbol" w:hint="default"/>
         <w:sz w:val="20"/>
       </w:rPr>
     </w:lvl>
@@ -7391,7 +6701,7 @@
         <w:ind w:left="1440" w:hanging="360"/>
       </w:pPr>
       <w:rPr>
-        <w:rFonts w:hint="default" w:ascii="Courier New" w:hAnsi="Courier New"/>
+        <w:rFonts w:ascii="Courier New" w:hAnsi="Courier New" w:hint="default"/>
         <w:sz w:val="20"/>
       </w:rPr>
     </w:lvl>
@@ -7407,7 +6717,7 @@
         <w:ind w:left="2160" w:hanging="360"/>
       </w:pPr>
       <w:rPr>
-        <w:rFonts w:hint="default" w:ascii="Wingdings" w:hAnsi="Wingdings"/>
+        <w:rFonts w:ascii="Wingdings" w:hAnsi="Wingdings" w:hint="default"/>
         <w:sz w:val="20"/>
       </w:rPr>
     </w:lvl>
@@ -7423,7 +6733,7 @@
         <w:ind w:left="2880" w:hanging="360"/>
       </w:pPr>
       <w:rPr>
-        <w:rFonts w:hint="default" w:ascii="Wingdings" w:hAnsi="Wingdings"/>
+        <w:rFonts w:ascii="Wingdings" w:hAnsi="Wingdings" w:hint="default"/>
         <w:sz w:val="20"/>
       </w:rPr>
     </w:lvl>
@@ -7439,7 +6749,7 @@
         <w:ind w:left="3600" w:hanging="360"/>
       </w:pPr>
       <w:rPr>
-        <w:rFonts w:hint="default" w:ascii="Wingdings" w:hAnsi="Wingdings"/>
+        <w:rFonts w:ascii="Wingdings" w:hAnsi="Wingdings" w:hint="default"/>
         <w:sz w:val="20"/>
       </w:rPr>
     </w:lvl>
@@ -7455,7 +6765,7 @@
         <w:ind w:left="4320" w:hanging="360"/>
       </w:pPr>
       <w:rPr>
-        <w:rFonts w:hint="default" w:ascii="Wingdings" w:hAnsi="Wingdings"/>
+        <w:rFonts w:ascii="Wingdings" w:hAnsi="Wingdings" w:hint="default"/>
         <w:sz w:val="20"/>
       </w:rPr>
     </w:lvl>
@@ -7471,7 +6781,7 @@
         <w:ind w:left="5040" w:hanging="360"/>
       </w:pPr>
       <w:rPr>
-        <w:rFonts w:hint="default" w:ascii="Wingdings" w:hAnsi="Wingdings"/>
+        <w:rFonts w:ascii="Wingdings" w:hAnsi="Wingdings" w:hint="default"/>
         <w:sz w:val="20"/>
       </w:rPr>
     </w:lvl>
@@ -7487,7 +6797,7 @@
         <w:ind w:left="5760" w:hanging="360"/>
       </w:pPr>
       <w:rPr>
-        <w:rFonts w:hint="default" w:ascii="Wingdings" w:hAnsi="Wingdings"/>
+        <w:rFonts w:ascii="Wingdings" w:hAnsi="Wingdings" w:hint="default"/>
         <w:sz w:val="20"/>
       </w:rPr>
     </w:lvl>
@@ -7503,12 +6813,12 @@
         <w:ind w:left="6480" w:hanging="360"/>
       </w:pPr>
       <w:rPr>
-        <w:rFonts w:hint="default" w:ascii="Wingdings" w:hAnsi="Wingdings"/>
+        <w:rFonts w:ascii="Wingdings" w:hAnsi="Wingdings" w:hint="default"/>
         <w:sz w:val="20"/>
       </w:rPr>
     </w:lvl>
   </w:abstractNum>
-  <w:abstractNum w:abstractNumId="34" w15:restartNumberingAfterBreak="0">
+  <w:abstractNum w:abstractNumId="45" w15:restartNumberingAfterBreak="0">
     <w:nsid w:val="7BC50EF6"/>
     <w:multiLevelType w:val="hybridMultilevel"/>
     <w:tmpl w:val="3A426C40"/>
@@ -7520,7 +6830,7 @@
         <w:ind w:left="720" w:hanging="360"/>
       </w:pPr>
       <w:rPr>
-        <w:rFonts w:hint="default" w:ascii="Aptos" w:hAnsi="Aptos" w:eastAsiaTheme="minorEastAsia" w:cstheme="minorBidi"/>
+        <w:rFonts w:ascii="Aptos" w:eastAsiaTheme="minorEastAsia" w:hAnsi="Aptos" w:cstheme="minorBidi" w:hint="default"/>
       </w:rPr>
     </w:lvl>
     <w:lvl w:ilvl="1" w:tplc="04090003" w:tentative="1">
@@ -7532,7 +6842,7 @@
         <w:ind w:left="1440" w:hanging="360"/>
       </w:pPr>
       <w:rPr>
-        <w:rFonts w:hint="default" w:ascii="Courier New" w:hAnsi="Courier New"/>
+        <w:rFonts w:ascii="Courier New" w:hAnsi="Courier New" w:hint="default"/>
       </w:rPr>
     </w:lvl>
     <w:lvl w:ilvl="2" w:tplc="04090005" w:tentative="1">
@@ -7544,7 +6854,7 @@
         <w:ind w:left="2160" w:hanging="360"/>
       </w:pPr>
       <w:rPr>
-        <w:rFonts w:hint="default" w:ascii="Wingdings" w:hAnsi="Wingdings"/>
+        <w:rFonts w:ascii="Wingdings" w:hAnsi="Wingdings" w:hint="default"/>
       </w:rPr>
     </w:lvl>
     <w:lvl w:ilvl="3" w:tplc="04090001" w:tentative="1">
@@ -7556,7 +6866,7 @@
         <w:ind w:left="2880" w:hanging="360"/>
       </w:pPr>
       <w:rPr>
-        <w:rFonts w:hint="default" w:ascii="Symbol" w:hAnsi="Symbol"/>
+        <w:rFonts w:ascii="Symbol" w:hAnsi="Symbol" w:hint="default"/>
       </w:rPr>
     </w:lvl>
     <w:lvl w:ilvl="4" w:tplc="04090003" w:tentative="1">
@@ -7568,7 +6878,7 @@
         <w:ind w:left="3600" w:hanging="360"/>
       </w:pPr>
       <w:rPr>
-        <w:rFonts w:hint="default" w:ascii="Courier New" w:hAnsi="Courier New"/>
+        <w:rFonts w:ascii="Courier New" w:hAnsi="Courier New" w:hint="default"/>
       </w:rPr>
     </w:lvl>
     <w:lvl w:ilvl="5" w:tplc="04090005" w:tentative="1">
@@ -7580,7 +6890,7 @@
         <w:ind w:left="4320" w:hanging="360"/>
       </w:pPr>
       <w:rPr>
-        <w:rFonts w:hint="default" w:ascii="Wingdings" w:hAnsi="Wingdings"/>
+        <w:rFonts w:ascii="Wingdings" w:hAnsi="Wingdings" w:hint="default"/>
       </w:rPr>
     </w:lvl>
     <w:lvl w:ilvl="6" w:tplc="04090001" w:tentative="1">
@@ -7592,7 +6902,7 @@
         <w:ind w:left="5040" w:hanging="360"/>
       </w:pPr>
       <w:rPr>
-        <w:rFonts w:hint="default" w:ascii="Symbol" w:hAnsi="Symbol"/>
+        <w:rFonts w:ascii="Symbol" w:hAnsi="Symbol" w:hint="default"/>
       </w:rPr>
     </w:lvl>
     <w:lvl w:ilvl="7" w:tplc="04090003" w:tentative="1">
@@ -7604,7 +6914,7 @@
         <w:ind w:left="5760" w:hanging="360"/>
       </w:pPr>
       <w:rPr>
-        <w:rFonts w:hint="default" w:ascii="Courier New" w:hAnsi="Courier New"/>
+        <w:rFonts w:ascii="Courier New" w:hAnsi="Courier New" w:hint="default"/>
       </w:rPr>
     </w:lvl>
     <w:lvl w:ilvl="8" w:tplc="04090005" w:tentative="1">
@@ -7616,11 +6926,11 @@
         <w:ind w:left="6480" w:hanging="360"/>
       </w:pPr>
       <w:rPr>
-        <w:rFonts w:hint="default" w:ascii="Wingdings" w:hAnsi="Wingdings"/>
+        <w:rFonts w:ascii="Wingdings" w:hAnsi="Wingdings" w:hint="default"/>
       </w:rPr>
     </w:lvl>
   </w:abstractNum>
-  <w:abstractNum w:abstractNumId="35" w15:restartNumberingAfterBreak="0">
+  <w:abstractNum w:abstractNumId="46" w15:restartNumberingAfterBreak="0">
     <w:nsid w:val="7F0072A8"/>
     <w:multiLevelType w:val="hybridMultilevel"/>
     <w:tmpl w:val="D77C43D6"/>
@@ -7633,7 +6943,7 @@
         <w:ind w:left="720" w:hanging="360"/>
       </w:pPr>
       <w:rPr>
-        <w:rFonts w:hint="default" w:ascii="Aptos" w:hAnsi="Aptos" w:eastAsiaTheme="minorEastAsia" w:cstheme="minorBidi"/>
+        <w:rFonts w:ascii="Aptos" w:eastAsiaTheme="minorEastAsia" w:hAnsi="Aptos" w:cstheme="minorBidi" w:hint="default"/>
       </w:rPr>
     </w:lvl>
     <w:lvl w:ilvl="1" w:tplc="04090003" w:tentative="1">
@@ -7645,7 +6955,7 @@
         <w:ind w:left="1440" w:hanging="360"/>
       </w:pPr>
       <w:rPr>
-        <w:rFonts w:hint="default" w:ascii="Courier New" w:hAnsi="Courier New" w:cs="Courier New"/>
+        <w:rFonts w:ascii="Courier New" w:hAnsi="Courier New" w:cs="Courier New" w:hint="default"/>
       </w:rPr>
     </w:lvl>
     <w:lvl w:ilvl="2" w:tplc="04090005" w:tentative="1">
@@ -7657,7 +6967,7 @@
         <w:ind w:left="2160" w:hanging="360"/>
       </w:pPr>
       <w:rPr>
-        <w:rFonts w:hint="default" w:ascii="Wingdings" w:hAnsi="Wingdings"/>
+        <w:rFonts w:ascii="Wingdings" w:hAnsi="Wingdings" w:hint="default"/>
       </w:rPr>
     </w:lvl>
     <w:lvl w:ilvl="3" w:tplc="04090001" w:tentative="1">
@@ -7669,7 +6979,7 @@
         <w:ind w:left="2880" w:hanging="360"/>
       </w:pPr>
       <w:rPr>
-        <w:rFonts w:hint="default" w:ascii="Symbol" w:hAnsi="Symbol"/>
+        <w:rFonts w:ascii="Symbol" w:hAnsi="Symbol" w:hint="default"/>
       </w:rPr>
     </w:lvl>
     <w:lvl w:ilvl="4" w:tplc="04090003" w:tentative="1">
@@ -7681,7 +6991,7 @@
         <w:ind w:left="3600" w:hanging="360"/>
       </w:pPr>
       <w:rPr>
-        <w:rFonts w:hint="default" w:ascii="Courier New" w:hAnsi="Courier New" w:cs="Courier New"/>
+        <w:rFonts w:ascii="Courier New" w:hAnsi="Courier New" w:cs="Courier New" w:hint="default"/>
       </w:rPr>
     </w:lvl>
     <w:lvl w:ilvl="5" w:tplc="04090005" w:tentative="1">
@@ -7693,7 +7003,7 @@
         <w:ind w:left="4320" w:hanging="360"/>
       </w:pPr>
       <w:rPr>
-        <w:rFonts w:hint="default" w:ascii="Wingdings" w:hAnsi="Wingdings"/>
+        <w:rFonts w:ascii="Wingdings" w:hAnsi="Wingdings" w:hint="default"/>
       </w:rPr>
     </w:lvl>
     <w:lvl w:ilvl="6" w:tplc="04090001" w:tentative="1">
@@ -7705,7 +7015,7 @@
         <w:ind w:left="5040" w:hanging="360"/>
       </w:pPr>
       <w:rPr>
-        <w:rFonts w:hint="default" w:ascii="Symbol" w:hAnsi="Symbol"/>
+        <w:rFonts w:ascii="Symbol" w:hAnsi="Symbol" w:hint="default"/>
       </w:rPr>
     </w:lvl>
     <w:lvl w:ilvl="7" w:tplc="04090003" w:tentative="1">
@@ -7717,7 +7027,7 @@
         <w:ind w:left="5760" w:hanging="360"/>
       </w:pPr>
       <w:rPr>
-        <w:rFonts w:hint="default" w:ascii="Courier New" w:hAnsi="Courier New" w:cs="Courier New"/>
+        <w:rFonts w:ascii="Courier New" w:hAnsi="Courier New" w:cs="Courier New" w:hint="default"/>
       </w:rPr>
     </w:lvl>
     <w:lvl w:ilvl="8" w:tplc="04090005" w:tentative="1">
@@ -7729,150 +7039,150 @@
         <w:ind w:left="6480" w:hanging="360"/>
       </w:pPr>
       <w:rPr>
-        <w:rFonts w:hint="default" w:ascii="Wingdings" w:hAnsi="Wingdings"/>
+        <w:rFonts w:ascii="Wingdings" w:hAnsi="Wingdings" w:hint="default"/>
       </w:rPr>
     </w:lvl>
   </w:abstractNum>
-  <w:num w:numId="47">
+  <w:num w:numId="1" w16cid:durableId="97799284">
+    <w:abstractNumId w:val="35"/>
+  </w:num>
+  <w:num w:numId="2" w16cid:durableId="558202483">
+    <w:abstractNumId w:val="6"/>
+  </w:num>
+  <w:num w:numId="3" w16cid:durableId="1070620657">
+    <w:abstractNumId w:val="29"/>
+  </w:num>
+  <w:num w:numId="4" w16cid:durableId="1669595178">
+    <w:abstractNumId w:val="22"/>
+  </w:num>
+  <w:num w:numId="5" w16cid:durableId="211114171">
+    <w:abstractNumId w:val="23"/>
+  </w:num>
+  <w:num w:numId="6" w16cid:durableId="1835366637">
+    <w:abstractNumId w:val="34"/>
+  </w:num>
+  <w:num w:numId="7" w16cid:durableId="1065689940">
+    <w:abstractNumId w:val="19"/>
+  </w:num>
+  <w:num w:numId="8" w16cid:durableId="618998340">
+    <w:abstractNumId w:val="33"/>
+  </w:num>
+  <w:num w:numId="9" w16cid:durableId="507061211">
+    <w:abstractNumId w:val="26"/>
+  </w:num>
+  <w:num w:numId="10" w16cid:durableId="1139151681">
+    <w:abstractNumId w:val="9"/>
+  </w:num>
+  <w:num w:numId="11" w16cid:durableId="35784855">
+    <w:abstractNumId w:val="43"/>
+  </w:num>
+  <w:num w:numId="12" w16cid:durableId="214203793">
+    <w:abstractNumId w:val="8"/>
+  </w:num>
+  <w:num w:numId="13" w16cid:durableId="771821572">
+    <w:abstractNumId w:val="0"/>
+  </w:num>
+  <w:num w:numId="14" w16cid:durableId="1411076253">
+    <w:abstractNumId w:val="15"/>
+  </w:num>
+  <w:num w:numId="15" w16cid:durableId="1594514518">
+    <w:abstractNumId w:val="5"/>
+  </w:num>
+  <w:num w:numId="16" w16cid:durableId="1280529972">
+    <w:abstractNumId w:val="30"/>
+  </w:num>
+  <w:num w:numId="17" w16cid:durableId="1731079101">
+    <w:abstractNumId w:val="14"/>
+  </w:num>
+  <w:num w:numId="18" w16cid:durableId="1121537907">
+    <w:abstractNumId w:val="28"/>
+  </w:num>
+  <w:num w:numId="19" w16cid:durableId="1775321737">
+    <w:abstractNumId w:val="27"/>
+  </w:num>
+  <w:num w:numId="20" w16cid:durableId="196358208">
+    <w:abstractNumId w:val="31"/>
+  </w:num>
+  <w:num w:numId="21" w16cid:durableId="370570435">
+    <w:abstractNumId w:val="25"/>
+  </w:num>
+  <w:num w:numId="22" w16cid:durableId="1138302013">
+    <w:abstractNumId w:val="3"/>
+  </w:num>
+  <w:num w:numId="23" w16cid:durableId="1338848471">
+    <w:abstractNumId w:val="32"/>
+  </w:num>
+  <w:num w:numId="24" w16cid:durableId="1715156814">
+    <w:abstractNumId w:val="39"/>
+  </w:num>
+  <w:num w:numId="25" w16cid:durableId="1892114984">
+    <w:abstractNumId w:val="36"/>
+  </w:num>
+  <w:num w:numId="26" w16cid:durableId="666053719">
+    <w:abstractNumId w:val="24"/>
+  </w:num>
+  <w:num w:numId="27" w16cid:durableId="1347948838">
+    <w:abstractNumId w:val="20"/>
+  </w:num>
+  <w:num w:numId="28" w16cid:durableId="1839730089">
+    <w:abstractNumId w:val="2"/>
+  </w:num>
+  <w:num w:numId="29" w16cid:durableId="1748188366">
+    <w:abstractNumId w:val="45"/>
+  </w:num>
+  <w:num w:numId="30" w16cid:durableId="1869758198">
+    <w:abstractNumId w:val="10"/>
+  </w:num>
+  <w:num w:numId="31" w16cid:durableId="599145750">
+    <w:abstractNumId w:val="21"/>
+  </w:num>
+  <w:num w:numId="32" w16cid:durableId="1732116866">
+    <w:abstractNumId w:val="4"/>
+  </w:num>
+  <w:num w:numId="33" w16cid:durableId="579170144">
+    <w:abstractNumId w:val="41"/>
+  </w:num>
+  <w:num w:numId="34" w16cid:durableId="430853501">
+    <w:abstractNumId w:val="13"/>
+  </w:num>
+  <w:num w:numId="35" w16cid:durableId="1829250532">
     <w:abstractNumId w:val="46"/>
   </w:num>
-  <w:num w:numId="46">
-    <w:abstractNumId w:val="45"/>
+  <w:num w:numId="36" w16cid:durableId="2118720380">
+    <w:abstractNumId w:val="1"/>
   </w:num>
-  <w:num w:numId="45">
+  <w:num w:numId="37" w16cid:durableId="488983417">
+    <w:abstractNumId w:val="12"/>
+  </w:num>
+  <w:num w:numId="38" w16cid:durableId="1093934109">
+    <w:abstractNumId w:val="42"/>
+  </w:num>
+  <w:num w:numId="39" w16cid:durableId="928855292">
+    <w:abstractNumId w:val="17"/>
+  </w:num>
+  <w:num w:numId="40" w16cid:durableId="1749956100">
+    <w:abstractNumId w:val="7"/>
+  </w:num>
+  <w:num w:numId="41" w16cid:durableId="135729743">
+    <w:abstractNumId w:val="37"/>
+  </w:num>
+  <w:num w:numId="42" w16cid:durableId="79108861">
     <w:abstractNumId w:val="44"/>
   </w:num>
-  <w:num w:numId="44">
-    <w:abstractNumId w:val="43"/>
+  <w:num w:numId="43" w16cid:durableId="1710447041">
+    <w:abstractNumId w:val="11"/>
   </w:num>
-  <w:num w:numId="43">
-    <w:abstractNumId w:val="42"/>
+  <w:num w:numId="44" w16cid:durableId="2063482251">
+    <w:abstractNumId w:val="16"/>
   </w:num>
-  <w:num w:numId="42">
-    <w:abstractNumId w:val="41"/>
+  <w:num w:numId="45" w16cid:durableId="436101764">
+    <w:abstractNumId w:val="18"/>
   </w:num>
-  <w:num w:numId="41">
+  <w:num w:numId="46" w16cid:durableId="1067532421">
     <w:abstractNumId w:val="40"/>
   </w:num>
-  <w:num w:numId="40">
-    <w:abstractNumId w:val="39"/>
-  </w:num>
-  <w:num w:numId="39">
+  <w:num w:numId="47" w16cid:durableId="2138327858">
     <w:abstractNumId w:val="38"/>
-  </w:num>
-  <w:num w:numId="38">
-    <w:abstractNumId w:val="37"/>
-  </w:num>
-  <w:num w:numId="37">
-    <w:abstractNumId w:val="36"/>
-  </w:num>
-  <w:num w:numId="1" w16cid:durableId="214203793">
-    <w:abstractNumId w:val="7"/>
-  </w:num>
-  <w:num w:numId="2" w16cid:durableId="771821572">
-    <w:abstractNumId w:val="0"/>
-  </w:num>
-  <w:num w:numId="3" w16cid:durableId="1411076253">
-    <w:abstractNumId w:val="13"/>
-  </w:num>
-  <w:num w:numId="4" w16cid:durableId="1594514518">
-    <w:abstractNumId w:val="5"/>
-  </w:num>
-  <w:num w:numId="5" w16cid:durableId="1280529972">
-    <w:abstractNumId w:val="23"/>
-  </w:num>
-  <w:num w:numId="6" w16cid:durableId="1731079101">
-    <w:abstractNumId w:val="12"/>
-  </w:num>
-  <w:num w:numId="7" w16cid:durableId="1121537907">
-    <w:abstractNumId w:val="22"/>
-  </w:num>
-  <w:num w:numId="8" w16cid:durableId="1775321737">
-    <w:abstractNumId w:val="21"/>
-  </w:num>
-  <w:num w:numId="9" w16cid:durableId="196358208">
-    <w:abstractNumId w:val="24"/>
-  </w:num>
-  <w:num w:numId="10" w16cid:durableId="370570435">
-    <w:abstractNumId w:val="20"/>
-  </w:num>
-  <w:num w:numId="11" w16cid:durableId="1138302013">
-    <w:abstractNumId w:val="3"/>
-  </w:num>
-  <w:num w:numId="12" w16cid:durableId="1338848471">
-    <w:abstractNumId w:val="25"/>
-  </w:num>
-  <w:num w:numId="13" w16cid:durableId="1715156814">
-    <w:abstractNumId w:val="29"/>
-  </w:num>
-  <w:num w:numId="14" w16cid:durableId="1892114984">
-    <w:abstractNumId w:val="26"/>
-  </w:num>
-  <w:num w:numId="15" w16cid:durableId="666053719">
-    <w:abstractNumId w:val="19"/>
-  </w:num>
-  <w:num w:numId="16" w16cid:durableId="1347948838">
-    <w:abstractNumId w:val="17"/>
-  </w:num>
-  <w:num w:numId="17" w16cid:durableId="1839730089">
-    <w:abstractNumId w:val="2"/>
-  </w:num>
-  <w:num w:numId="18" w16cid:durableId="1748188366">
-    <w:abstractNumId w:val="34"/>
-  </w:num>
-  <w:num w:numId="19" w16cid:durableId="1869758198">
-    <w:abstractNumId w:val="8"/>
-  </w:num>
-  <w:num w:numId="20" w16cid:durableId="599145750">
-    <w:abstractNumId w:val="18"/>
-  </w:num>
-  <w:num w:numId="21" w16cid:durableId="1732116866">
-    <w:abstractNumId w:val="4"/>
-  </w:num>
-  <w:num w:numId="22" w16cid:durableId="579170144">
-    <w:abstractNumId w:val="31"/>
-  </w:num>
-  <w:num w:numId="23" w16cid:durableId="430853501">
-    <w:abstractNumId w:val="11"/>
-  </w:num>
-  <w:num w:numId="24" w16cid:durableId="1829250532">
-    <w:abstractNumId w:val="35"/>
-  </w:num>
-  <w:num w:numId="25" w16cid:durableId="2118720380">
-    <w:abstractNumId w:val="1"/>
-  </w:num>
-  <w:num w:numId="26" w16cid:durableId="488983417">
-    <w:abstractNumId w:val="10"/>
-  </w:num>
-  <w:num w:numId="27" w16cid:durableId="1093934109">
-    <w:abstractNumId w:val="32"/>
-  </w:num>
-  <w:num w:numId="28" w16cid:durableId="928855292">
-    <w:abstractNumId w:val="15"/>
-  </w:num>
-  <w:num w:numId="29" w16cid:durableId="1749956100">
-    <w:abstractNumId w:val="6"/>
-  </w:num>
-  <w:num w:numId="30" w16cid:durableId="135729743">
-    <w:abstractNumId w:val="27"/>
-  </w:num>
-  <w:num w:numId="31" w16cid:durableId="79108861">
-    <w:abstractNumId w:val="33"/>
-  </w:num>
-  <w:num w:numId="32" w16cid:durableId="1710447041">
-    <w:abstractNumId w:val="9"/>
-  </w:num>
-  <w:num w:numId="33" w16cid:durableId="2063482251">
-    <w:abstractNumId w:val="14"/>
-  </w:num>
-  <w:num w:numId="34" w16cid:durableId="436101764">
-    <w:abstractNumId w:val="16"/>
-  </w:num>
-  <w:num w:numId="35" w16cid:durableId="1067532421">
-    <w:abstractNumId w:val="30"/>
-  </w:num>
-  <w:num w:numId="36" w16cid:durableId="2138327858">
-    <w:abstractNumId w:val="28"/>
   </w:num>
 </w:numbering>
 </file>
@@ -7882,7 +7192,7 @@
   <w:docDefaults>
     <w:rPrDefault>
       <w:rPr>
-        <w:rFonts w:asciiTheme="minorHAnsi" w:hAnsiTheme="minorHAnsi" w:eastAsiaTheme="minorEastAsia" w:cstheme="minorBidi"/>
+        <w:rFonts w:asciiTheme="minorHAnsi" w:eastAsiaTheme="minorEastAsia" w:hAnsiTheme="minorHAnsi" w:cstheme="minorBidi"/>
         <w:sz w:val="24"/>
         <w:szCs w:val="24"/>
         <w:lang w:val="en-US" w:eastAsia="ja-JP" w:bidi="ar-SA"/>
@@ -7897,14 +7207,14 @@
   <w:latentStyles w:defLockedState="0" w:defUIPriority="99" w:defSemiHidden="0" w:defUnhideWhenUsed="0" w:defQFormat="0" w:count="376">
     <w:lsdException w:name="Normal" w:uiPriority="0" w:qFormat="1"/>
     <w:lsdException w:name="heading 1" w:uiPriority="9" w:qFormat="1"/>
-    <w:lsdException w:name="heading 2" w:uiPriority="9" w:semiHidden="1" w:unhideWhenUsed="1" w:qFormat="1"/>
-    <w:lsdException w:name="heading 3" w:uiPriority="9" w:semiHidden="1" w:unhideWhenUsed="1" w:qFormat="1"/>
-    <w:lsdException w:name="heading 4" w:uiPriority="9" w:semiHidden="1" w:unhideWhenUsed="1" w:qFormat="1"/>
-    <w:lsdException w:name="heading 5" w:uiPriority="9" w:semiHidden="1" w:unhideWhenUsed="1" w:qFormat="1"/>
-    <w:lsdException w:name="heading 6" w:uiPriority="9" w:semiHidden="1" w:unhideWhenUsed="1" w:qFormat="1"/>
-    <w:lsdException w:name="heading 7" w:uiPriority="9" w:semiHidden="1" w:unhideWhenUsed="1" w:qFormat="1"/>
-    <w:lsdException w:name="heading 8" w:uiPriority="9" w:semiHidden="1" w:unhideWhenUsed="1" w:qFormat="1"/>
-    <w:lsdException w:name="heading 9" w:uiPriority="9" w:semiHidden="1" w:unhideWhenUsed="1" w:qFormat="1"/>
+    <w:lsdException w:name="heading 2" w:semiHidden="1" w:uiPriority="9" w:unhideWhenUsed="1" w:qFormat="1"/>
+    <w:lsdException w:name="heading 3" w:semiHidden="1" w:uiPriority="9" w:unhideWhenUsed="1" w:qFormat="1"/>
+    <w:lsdException w:name="heading 4" w:semiHidden="1" w:uiPriority="9" w:unhideWhenUsed="1" w:qFormat="1"/>
+    <w:lsdException w:name="heading 5" w:semiHidden="1" w:uiPriority="9" w:unhideWhenUsed="1" w:qFormat="1"/>
+    <w:lsdException w:name="heading 6" w:semiHidden="1" w:uiPriority="9" w:unhideWhenUsed="1" w:qFormat="1"/>
+    <w:lsdException w:name="heading 7" w:semiHidden="1" w:uiPriority="9" w:unhideWhenUsed="1" w:qFormat="1"/>
+    <w:lsdException w:name="heading 8" w:semiHidden="1" w:uiPriority="9" w:unhideWhenUsed="1" w:qFormat="1"/>
+    <w:lsdException w:name="heading 9" w:semiHidden="1" w:uiPriority="9" w:unhideWhenUsed="1" w:qFormat="1"/>
     <w:lsdException w:name="index 1" w:semiHidden="1" w:unhideWhenUsed="1"/>
     <w:lsdException w:name="index 2" w:semiHidden="1" w:unhideWhenUsed="1"/>
     <w:lsdException w:name="index 3" w:semiHidden="1" w:unhideWhenUsed="1"/>
@@ -7914,22 +7224,22 @@
     <w:lsdException w:name="index 7" w:semiHidden="1" w:unhideWhenUsed="1"/>
     <w:lsdException w:name="index 8" w:semiHidden="1" w:unhideWhenUsed="1"/>
     <w:lsdException w:name="index 9" w:semiHidden="1" w:unhideWhenUsed="1"/>
-    <w:lsdException w:name="toc 1" w:uiPriority="39" w:semiHidden="1" w:unhideWhenUsed="1"/>
-    <w:lsdException w:name="toc 2" w:uiPriority="39" w:semiHidden="1" w:unhideWhenUsed="1"/>
-    <w:lsdException w:name="toc 3" w:uiPriority="39" w:semiHidden="1" w:unhideWhenUsed="1"/>
-    <w:lsdException w:name="toc 4" w:uiPriority="39" w:semiHidden="1" w:unhideWhenUsed="1"/>
-    <w:lsdException w:name="toc 5" w:uiPriority="39" w:semiHidden="1" w:unhideWhenUsed="1"/>
-    <w:lsdException w:name="toc 6" w:uiPriority="39" w:semiHidden="1" w:unhideWhenUsed="1"/>
-    <w:lsdException w:name="toc 7" w:uiPriority="39" w:semiHidden="1" w:unhideWhenUsed="1"/>
-    <w:lsdException w:name="toc 8" w:uiPriority="39" w:semiHidden="1" w:unhideWhenUsed="1"/>
-    <w:lsdException w:name="toc 9" w:uiPriority="39" w:semiHidden="1" w:unhideWhenUsed="1"/>
+    <w:lsdException w:name="toc 1" w:semiHidden="1" w:uiPriority="39" w:unhideWhenUsed="1"/>
+    <w:lsdException w:name="toc 2" w:semiHidden="1" w:uiPriority="39" w:unhideWhenUsed="1"/>
+    <w:lsdException w:name="toc 3" w:semiHidden="1" w:uiPriority="39" w:unhideWhenUsed="1"/>
+    <w:lsdException w:name="toc 4" w:semiHidden="1" w:uiPriority="39" w:unhideWhenUsed="1"/>
+    <w:lsdException w:name="toc 5" w:semiHidden="1" w:uiPriority="39" w:unhideWhenUsed="1"/>
+    <w:lsdException w:name="toc 6" w:semiHidden="1" w:uiPriority="39" w:unhideWhenUsed="1"/>
+    <w:lsdException w:name="toc 7" w:semiHidden="1" w:uiPriority="39" w:unhideWhenUsed="1"/>
+    <w:lsdException w:name="toc 8" w:semiHidden="1" w:uiPriority="39" w:unhideWhenUsed="1"/>
+    <w:lsdException w:name="toc 9" w:semiHidden="1" w:uiPriority="39" w:unhideWhenUsed="1"/>
     <w:lsdException w:name="Normal Indent" w:semiHidden="1" w:unhideWhenUsed="1"/>
     <w:lsdException w:name="footnote text" w:semiHidden="1" w:unhideWhenUsed="1"/>
     <w:lsdException w:name="annotation text" w:semiHidden="1" w:unhideWhenUsed="1"/>
     <w:lsdException w:name="header" w:semiHidden="1" w:unhideWhenUsed="1"/>
     <w:lsdException w:name="footer" w:semiHidden="1" w:unhideWhenUsed="1"/>
     <w:lsdException w:name="index heading" w:semiHidden="1" w:unhideWhenUsed="1"/>
-    <w:lsdException w:name="caption" w:uiPriority="35" w:semiHidden="1" w:unhideWhenUsed="1" w:qFormat="1"/>
+    <w:lsdException w:name="caption" w:semiHidden="1" w:uiPriority="35" w:unhideWhenUsed="1" w:qFormat="1"/>
     <w:lsdException w:name="table of figures" w:semiHidden="1" w:unhideWhenUsed="1"/>
     <w:lsdException w:name="envelope address" w:semiHidden="1" w:unhideWhenUsed="1"/>
     <w:lsdException w:name="envelope return" w:semiHidden="1" w:unhideWhenUsed="1"/>
@@ -7960,7 +7270,7 @@
     <w:lsdException w:name="Title" w:uiPriority="10" w:qFormat="1"/>
     <w:lsdException w:name="Closing" w:semiHidden="1" w:unhideWhenUsed="1"/>
     <w:lsdException w:name="Signature" w:semiHidden="1" w:unhideWhenUsed="1"/>
-    <w:lsdException w:name="Default Paragraph Font" w:uiPriority="1" w:semiHidden="1" w:unhideWhenUsed="1"/>
+    <w:lsdException w:name="Default Paragraph Font" w:semiHidden="1" w:uiPriority="1" w:unhideWhenUsed="1"/>
     <w:lsdException w:name="Body Text" w:semiHidden="1" w:unhideWhenUsed="1"/>
     <w:lsdException w:name="Body Text Indent" w:semiHidden="1" w:unhideWhenUsed="1"/>
     <w:lsdException w:name="List Continue" w:semiHidden="1" w:unhideWhenUsed="1"/>
@@ -8160,8 +7470,8 @@
     <w:lsdException w:name="Subtle Reference" w:uiPriority="31" w:qFormat="1"/>
     <w:lsdException w:name="Intense Reference" w:uiPriority="32" w:qFormat="1"/>
     <w:lsdException w:name="Book Title" w:uiPriority="33" w:qFormat="1"/>
-    <w:lsdException w:name="Bibliography" w:uiPriority="37" w:semiHidden="1" w:unhideWhenUsed="1"/>
-    <w:lsdException w:name="TOC Heading" w:uiPriority="39" w:semiHidden="1" w:unhideWhenUsed="1" w:qFormat="1"/>
+    <w:lsdException w:name="Bibliography" w:semiHidden="1" w:uiPriority="37" w:unhideWhenUsed="1"/>
+    <w:lsdException w:name="TOC Heading" w:semiHidden="1" w:uiPriority="39" w:unhideWhenUsed="1" w:qFormat="1"/>
     <w:lsdException w:name="Plain Table 1" w:uiPriority="41"/>
     <w:lsdException w:name="Plain Table 2" w:uiPriority="42"/>
     <w:lsdException w:name="Plain Table 3" w:uiPriority="43"/>
@@ -8272,7 +7582,7 @@
     <w:lsdException w:name="Unresolved Mention" w:semiHidden="1" w:unhideWhenUsed="1"/>
     <w:lsdException w:name="Smart Link" w:semiHidden="1" w:unhideWhenUsed="1"/>
   </w:latentStyles>
-  <w:style w:type="paragraph" w:styleId="Normal" w:default="1">
+  <w:style w:type="paragraph" w:default="1" w:styleId="Normal">
     <w:name w:val="Normal"/>
     <w:qFormat/>
     <w:rsid w:val="00A22797"/>
@@ -8292,7 +7602,7 @@
       <w:outlineLvl w:val="0"/>
     </w:pPr>
     <w:rPr>
-      <w:rFonts w:asciiTheme="majorHAnsi" w:hAnsiTheme="majorHAnsi" w:eastAsiaTheme="majorEastAsia" w:cstheme="majorBidi"/>
+      <w:rFonts w:asciiTheme="majorHAnsi" w:eastAsiaTheme="majorEastAsia" w:hAnsiTheme="majorHAnsi" w:cstheme="majorBidi"/>
       <w:color w:val="0F4761" w:themeColor="accent1" w:themeShade="BF"/>
       <w:sz w:val="36"/>
       <w:szCs w:val="40"/>
@@ -8314,7 +7624,7 @@
       <w:outlineLvl w:val="1"/>
     </w:pPr>
     <w:rPr>
-      <w:rFonts w:asciiTheme="majorHAnsi" w:hAnsiTheme="majorHAnsi" w:eastAsiaTheme="majorEastAsia" w:cstheme="majorBidi"/>
+      <w:rFonts w:asciiTheme="majorHAnsi" w:eastAsiaTheme="majorEastAsia" w:hAnsiTheme="majorHAnsi" w:cstheme="majorBidi"/>
       <w:color w:val="0F4761" w:themeColor="accent1" w:themeShade="BF"/>
       <w:sz w:val="32"/>
       <w:szCs w:val="32"/>
@@ -8461,13 +7771,13 @@
       <w:color w:val="272727" w:themeColor="text1" w:themeTint="D8"/>
     </w:rPr>
   </w:style>
-  <w:style w:type="character" w:styleId="DefaultParagraphFont" w:default="1">
+  <w:style w:type="character" w:default="1" w:styleId="DefaultParagraphFont">
     <w:name w:val="Default Paragraph Font"/>
     <w:uiPriority w:val="1"/>
     <w:semiHidden/>
     <w:unhideWhenUsed/>
   </w:style>
-  <w:style w:type="table" w:styleId="TableNormal" w:default="1">
+  <w:style w:type="table" w:default="1" w:styleId="TableNormal">
     <w:name w:val="Normal Table"/>
     <w:uiPriority w:val="99"/>
     <w:semiHidden/>
@@ -8482,39 +7792,39 @@
       </w:tblCellMar>
     </w:tblPr>
   </w:style>
-  <w:style w:type="numbering" w:styleId="NoList" w:default="1">
+  <w:style w:type="numbering" w:default="1" w:styleId="NoList">
     <w:name w:val="No List"/>
     <w:uiPriority w:val="99"/>
     <w:semiHidden/>
     <w:unhideWhenUsed/>
   </w:style>
-  <w:style w:type="character" w:styleId="Heading1Char" w:customStyle="1">
+  <w:style w:type="character" w:customStyle="1" w:styleId="Heading1Char">
     <w:name w:val="Heading 1 Char"/>
     <w:basedOn w:val="DefaultParagraphFont"/>
     <w:link w:val="Heading1"/>
     <w:uiPriority w:val="9"/>
     <w:rsid w:val="00654561"/>
     <w:rPr>
-      <w:rFonts w:asciiTheme="majorHAnsi" w:hAnsiTheme="majorHAnsi" w:eastAsiaTheme="majorEastAsia" w:cstheme="majorBidi"/>
+      <w:rFonts w:asciiTheme="majorHAnsi" w:eastAsiaTheme="majorEastAsia" w:hAnsiTheme="majorHAnsi" w:cstheme="majorBidi"/>
       <w:color w:val="0F4761" w:themeColor="accent1" w:themeShade="BF"/>
       <w:sz w:val="36"/>
       <w:szCs w:val="40"/>
     </w:rPr>
   </w:style>
-  <w:style w:type="character" w:styleId="Heading2Char" w:customStyle="1">
+  <w:style w:type="character" w:customStyle="1" w:styleId="Heading2Char">
     <w:name w:val="Heading 2 Char"/>
     <w:basedOn w:val="DefaultParagraphFont"/>
     <w:link w:val="Heading2"/>
     <w:uiPriority w:val="9"/>
     <w:rsid w:val="00654561"/>
     <w:rPr>
-      <w:rFonts w:asciiTheme="majorHAnsi" w:hAnsiTheme="majorHAnsi" w:eastAsiaTheme="majorEastAsia" w:cstheme="majorBidi"/>
+      <w:rFonts w:asciiTheme="majorHAnsi" w:eastAsiaTheme="majorEastAsia" w:hAnsiTheme="majorHAnsi" w:cstheme="majorBidi"/>
       <w:color w:val="0F4761" w:themeColor="accent1" w:themeShade="BF"/>
       <w:sz w:val="32"/>
       <w:szCs w:val="32"/>
     </w:rPr>
   </w:style>
-  <w:style w:type="character" w:styleId="Heading3Char" w:customStyle="1">
+  <w:style w:type="character" w:customStyle="1" w:styleId="Heading3Char">
     <w:name w:val="Heading 3 Char"/>
     <w:basedOn w:val="DefaultParagraphFont"/>
     <w:link w:val="Heading3"/>
@@ -8526,7 +7836,7 @@
       <w:szCs w:val="28"/>
     </w:rPr>
   </w:style>
-  <w:style w:type="character" w:styleId="Heading4Char" w:customStyle="1">
+  <w:style w:type="character" w:customStyle="1" w:styleId="Heading4Char">
     <w:name w:val="Heading 4 Char"/>
     <w:basedOn w:val="DefaultParagraphFont"/>
     <w:link w:val="Heading4"/>
@@ -8538,7 +7848,7 @@
       <w:color w:val="0F4761" w:themeColor="accent1" w:themeShade="BF"/>
     </w:rPr>
   </w:style>
-  <w:style w:type="character" w:styleId="Heading5Char" w:customStyle="1">
+  <w:style w:type="character" w:customStyle="1" w:styleId="Heading5Char">
     <w:name w:val="Heading 5 Char"/>
     <w:basedOn w:val="DefaultParagraphFont"/>
     <w:link w:val="Heading5"/>
@@ -8548,7 +7858,7 @@
       <w:color w:val="0F4761" w:themeColor="accent1" w:themeShade="BF"/>
     </w:rPr>
   </w:style>
-  <w:style w:type="character" w:styleId="Heading6Char" w:customStyle="1">
+  <w:style w:type="character" w:customStyle="1" w:styleId="Heading6Char">
     <w:name w:val="Heading 6 Char"/>
     <w:basedOn w:val="DefaultParagraphFont"/>
     <w:link w:val="Heading6"/>
@@ -8560,7 +7870,7 @@
       <w:color w:val="595959" w:themeColor="text1" w:themeTint="A6"/>
     </w:rPr>
   </w:style>
-  <w:style w:type="character" w:styleId="Heading7Char" w:customStyle="1">
+  <w:style w:type="character" w:customStyle="1" w:styleId="Heading7Char">
     <w:name w:val="Heading 7 Char"/>
     <w:basedOn w:val="DefaultParagraphFont"/>
     <w:link w:val="Heading7"/>
@@ -8570,7 +7880,7 @@
       <w:color w:val="595959" w:themeColor="text1" w:themeTint="A6"/>
     </w:rPr>
   </w:style>
-  <w:style w:type="character" w:styleId="Heading8Char" w:customStyle="1">
+  <w:style w:type="character" w:customStyle="1" w:styleId="Heading8Char">
     <w:name w:val="Heading 8 Char"/>
     <w:basedOn w:val="DefaultParagraphFont"/>
     <w:link w:val="Heading8"/>
@@ -8582,7 +7892,7 @@
       <w:color w:val="272727" w:themeColor="text1" w:themeTint="D8"/>
     </w:rPr>
   </w:style>
-  <w:style w:type="character" w:styleId="Heading9Char" w:customStyle="1">
+  <w:style w:type="character" w:customStyle="1" w:styleId="Heading9Char">
     <w:name w:val="Heading 9 Char"/>
     <w:basedOn w:val="DefaultParagraphFont"/>
     <w:link w:val="Heading9"/>
@@ -8592,13 +7902,13 @@
       <w:color w:val="272727" w:themeColor="text1" w:themeTint="D8"/>
     </w:rPr>
   </w:style>
-  <w:style w:type="character" w:styleId="TitleChar" w:customStyle="1">
+  <w:style w:type="character" w:customStyle="1" w:styleId="TitleChar">
     <w:name w:val="Title Char"/>
     <w:basedOn w:val="DefaultParagraphFont"/>
     <w:link w:val="Title"/>
     <w:uiPriority w:val="10"/>
     <w:rPr>
-      <w:rFonts w:asciiTheme="majorHAnsi" w:hAnsiTheme="majorHAnsi" w:eastAsiaTheme="majorEastAsia" w:cstheme="majorBidi"/>
+      <w:rFonts w:asciiTheme="majorHAnsi" w:eastAsiaTheme="majorEastAsia" w:hAnsiTheme="majorHAnsi" w:cstheme="majorBidi"/>
       <w:spacing w:val="-10"/>
       <w:kern w:val="28"/>
       <w:sz w:val="56"/>
@@ -8617,14 +7927,14 @@
       <w:contextualSpacing/>
     </w:pPr>
     <w:rPr>
-      <w:rFonts w:asciiTheme="majorHAnsi" w:hAnsiTheme="majorHAnsi" w:eastAsiaTheme="majorEastAsia" w:cstheme="majorBidi"/>
+      <w:rFonts w:asciiTheme="majorHAnsi" w:eastAsiaTheme="majorEastAsia" w:hAnsiTheme="majorHAnsi" w:cstheme="majorBidi"/>
       <w:spacing w:val="-10"/>
       <w:kern w:val="28"/>
       <w:sz w:val="56"/>
       <w:szCs w:val="56"/>
     </w:rPr>
   </w:style>
-  <w:style w:type="character" w:styleId="SubtitleChar" w:customStyle="1">
+  <w:style w:type="character" w:customStyle="1" w:styleId="SubtitleChar">
     <w:name w:val="Subtitle Char"/>
     <w:basedOn w:val="DefaultParagraphFont"/>
     <w:link w:val="Subtitle"/>
@@ -8668,7 +7978,7 @@
       <w:color w:val="0F4761" w:themeColor="accent1" w:themeShade="BF"/>
     </w:rPr>
   </w:style>
-  <w:style w:type="character" w:styleId="QuoteChar" w:customStyle="1">
+  <w:style w:type="character" w:customStyle="1" w:styleId="QuoteChar">
     <w:name w:val="Quote Char"/>
     <w:basedOn w:val="DefaultParagraphFont"/>
     <w:link w:val="Quote"/>
@@ -8696,7 +8006,7 @@
       <w:color w:val="404040" w:themeColor="text1" w:themeTint="BF"/>
     </w:rPr>
   </w:style>
-  <w:style w:type="character" w:styleId="IntenseQuoteChar" w:customStyle="1">
+  <w:style w:type="character" w:customStyle="1" w:styleId="IntenseQuoteChar">
     <w:name w:val="Intense Quote Char"/>
     <w:basedOn w:val="DefaultParagraphFont"/>
     <w:link w:val="IntenseQuote"/>
@@ -8716,8 +8026,8 @@
     <w:qFormat/>
     <w:pPr>
       <w:pBdr>
-        <w:top w:val="single" w:color="0F4761" w:themeColor="accent1" w:themeShade="BF" w:sz="4" w:space="10"/>
-        <w:bottom w:val="single" w:color="0F4761" w:themeColor="accent1" w:themeShade="BF" w:sz="4" w:space="10"/>
+        <w:top w:val="single" w:sz="4" w:space="10" w:color="0F4761" w:themeColor="accent1" w:themeShade="BF"/>
+        <w:bottom w:val="single" w:sz="4" w:space="10" w:color="0F4761" w:themeColor="accent1" w:themeShade="BF"/>
       </w:pBdr>
       <w:spacing w:before="360" w:after="360"/>
       <w:ind w:left="864" w:right="864"/>
@@ -8803,7 +8113,7 @@
       <w:spacing w:after="0" w:line="240" w:lineRule="auto"/>
     </w:pPr>
   </w:style>
-  <w:style w:type="character" w:styleId="HeaderChar" w:customStyle="1">
+  <w:style w:type="character" w:customStyle="1" w:styleId="HeaderChar">
     <w:name w:val="Header Char"/>
     <w:basedOn w:val="DefaultParagraphFont"/>
     <w:link w:val="Header"/>
@@ -8825,7 +8135,7 @@
       <w:spacing w:after="0" w:line="240" w:lineRule="auto"/>
     </w:pPr>
   </w:style>
-  <w:style w:type="character" w:styleId="FooterChar" w:customStyle="1">
+  <w:style w:type="character" w:customStyle="1" w:styleId="FooterChar">
     <w:name w:val="Footer Char"/>
     <w:basedOn w:val="DefaultParagraphFont"/>
     <w:link w:val="Footer"/>
@@ -8850,7 +8160,7 @@
       <w:spacing w:before="100" w:beforeAutospacing="1" w:after="100" w:afterAutospacing="1" w:line="240" w:lineRule="auto"/>
     </w:pPr>
     <w:rPr>
-      <w:rFonts w:ascii="Times New Roman" w:hAnsi="Times New Roman" w:eastAsia="Times New Roman" w:cs="Times New Roman"/>
+      <w:rFonts w:ascii="Times New Roman" w:eastAsia="Times New Roman" w:hAnsi="Times New Roman" w:cs="Times New Roman"/>
     </w:rPr>
   </w:style>
   <w:style w:type="character" w:styleId="Strong">
@@ -8879,7 +8189,7 @@
 </file>
 
 <file path=word/theme/theme1.xml><?xml version="1.0" encoding="utf-8"?>
-<a:theme xmlns:a="http://schemas.openxmlformats.org/drawingml/2006/main" xmlns:thm15="http://schemas.microsoft.com/office/thememl/2012/main" name="Office Theme">
+<a:theme xmlns:a="http://schemas.openxmlformats.org/drawingml/2006/main" name="Office Theme">
   <a:themeElements>
     <a:clrScheme name="Office">
       <a:dk1>
@@ -9140,57 +8450,30 @@
 </file>
 
 <file path=customXml/item1.xml><?xml version="1.0" encoding="utf-8"?>
-<p:properties xmlns:p="http://schemas.microsoft.com/office/2006/metadata/properties" xmlns:xsi="http://www.w3.org/2001/XMLSchema-instance" xmlns:pc="http://schemas.microsoft.com/office/infopath/2007/PartnerControls">
-  <documentManagement>
-    <TaxCatchAll xmlns="bd8f5c91-62e9-4a11-a52b-9ff4e4ae343d" xsi:nil="true"/>
-    <lcf76f155ced4ddcb4097134ff3c332f xmlns="15f21a37-e9fd-4e56-87e2-fcf2e1f295d6">
-      <Terms xmlns="http://schemas.microsoft.com/office/infopath/2007/PartnerControls"/>
-    </lcf76f155ced4ddcb4097134ff3c332f>
-    <_Flow_SignoffStatus xmlns="15f21a37-e9fd-4e56-87e2-fcf2e1f295d6" xsi:nil="true"/>
-    <Description xmlns="15f21a37-e9fd-4e56-87e2-fcf2e1f295d6" xsi:nil="true"/>
-  </documentManagement>
-</p:properties>
-</file>
-
-<file path=customXml/item2.xml><?xml version="1.0" encoding="utf-8"?>
-<?mso-contentType ?>
-<FormTemplates xmlns="http://schemas.microsoft.com/sharepoint/v3/contenttype/forms">
-  <Display>DocumentLibraryForm</Display>
-  <Edit>DocumentLibraryForm</Edit>
-  <New>DocumentLibraryForm</New>
-</FormTemplates>
-</file>
-
-<file path=customXml/item3.xml><?xml version="1.0" encoding="utf-8"?>
-<ct:contentTypeSchema xmlns:ct="http://schemas.microsoft.com/office/2006/metadata/contentType" xmlns:ma="http://schemas.microsoft.com/office/2006/metadata/properties/metaAttributes" ct:_="" ma:_="" ma:contentTypeName="Document" ma:contentTypeID="0x010100A18A00A5117DCC4199D92142FADF73E8" ma:contentTypeVersion="20" ma:contentTypeDescription="Create a new document." ma:contentTypeScope="" ma:versionID="5465f07bd79f1fb1221c29e5ad9d1ceb">
-  <xsd:schema xmlns:xsd="http://www.w3.org/2001/XMLSchema" xmlns:xs="http://www.w3.org/2001/XMLSchema" xmlns:p="http://schemas.microsoft.com/office/2006/metadata/properties" xmlns:ns2="15f21a37-e9fd-4e56-87e2-fcf2e1f295d6" xmlns:ns3="bd8f5c91-62e9-4a11-a52b-9ff4e4ae343d" targetNamespace="http://schemas.microsoft.com/office/2006/metadata/properties" ma:root="true" ma:fieldsID="467b3200c6162acf7a80a1885278a9a3" ns2:_="" ns3:_="">
-    <xsd:import namespace="15f21a37-e9fd-4e56-87e2-fcf2e1f295d6"/>
-    <xsd:import namespace="bd8f5c91-62e9-4a11-a52b-9ff4e4ae343d"/>
+<ct:contentTypeSchema xmlns:ct="http://schemas.microsoft.com/office/2006/metadata/contentType" xmlns:ma="http://schemas.microsoft.com/office/2006/metadata/properties/metaAttributes" ct:_="" ma:_="" ma:contentTypeName="Document" ma:contentTypeID="0x010100E7D9D40D3AD9714C8B2C24C494DE18FD" ma:contentTypeVersion="14" ma:contentTypeDescription="Create a new document." ma:contentTypeScope="" ma:versionID="b69222abc521910527f05c7693f6e125">
+  <xsd:schema xmlns:xsd="http://www.w3.org/2001/XMLSchema" xmlns:xs="http://www.w3.org/2001/XMLSchema" xmlns:p="http://schemas.microsoft.com/office/2006/metadata/properties" xmlns:ns3="f4889f0f-50bc-47d7-b0c2-7df07c498abe" xmlns:ns4="e8fc7976-58a5-4ed8-b6be-b1d5442264e0" targetNamespace="http://schemas.microsoft.com/office/2006/metadata/properties" ma:root="true" ma:fieldsID="c6839ff9658afc5dc4b2d91eaf643ce5" ns3:_="" ns4:_="">
+    <xsd:import namespace="f4889f0f-50bc-47d7-b0c2-7df07c498abe"/>
+    <xsd:import namespace="e8fc7976-58a5-4ed8-b6be-b1d5442264e0"/>
     <xsd:element name="properties">
       <xsd:complexType>
         <xsd:sequence>
           <xsd:element name="documentManagement">
             <xsd:complexType>
               <xsd:all>
-                <xsd:element ref="ns2:MediaServiceMetadata" minOccurs="0"/>
-                <xsd:element ref="ns2:MediaServiceFastMetadata" minOccurs="0"/>
-                <xsd:element ref="ns2:MediaServiceAutoTags" minOccurs="0"/>
-                <xsd:element ref="ns2:MediaServiceOCR" minOccurs="0"/>
-                <xsd:element ref="ns2:MediaServiceGenerationTime" minOccurs="0"/>
-                <xsd:element ref="ns2:MediaServiceEventHashCode" minOccurs="0"/>
-                <xsd:element ref="ns2:MediaServiceDateTaken" minOccurs="0"/>
-                <xsd:element ref="ns2:MediaServiceAutoKeyPoints" minOccurs="0"/>
-                <xsd:element ref="ns2:MediaServiceKeyPoints" minOccurs="0"/>
-                <xsd:element ref="ns2:MediaServiceLocation" minOccurs="0"/>
-                <xsd:element ref="ns3:SharedWithUsers" minOccurs="0"/>
-                <xsd:element ref="ns3:SharedWithDetails" minOccurs="0"/>
-                <xsd:element ref="ns2:MediaLengthInSeconds" minOccurs="0"/>
-                <xsd:element ref="ns2:_Flow_SignoffStatus" minOccurs="0"/>
-                <xsd:element ref="ns2:lcf76f155ced4ddcb4097134ff3c332f" minOccurs="0"/>
-                <xsd:element ref="ns3:TaxCatchAll" minOccurs="0"/>
-                <xsd:element ref="ns2:Description" minOccurs="0"/>
-                <xsd:element ref="ns2:MediaServiceObjectDetectorVersions" minOccurs="0"/>
-                <xsd:element ref="ns2:MediaServiceSearchProperties" minOccurs="0"/>
+                <xsd:element ref="ns3:MediaServiceMetadata" minOccurs="0"/>
+                <xsd:element ref="ns3:MediaServiceFastMetadata" minOccurs="0"/>
+                <xsd:element ref="ns3:MediaServiceObjectDetectorVersions" minOccurs="0"/>
+                <xsd:element ref="ns3:_activity" minOccurs="0"/>
+                <xsd:element ref="ns4:SharedWithUsers" minOccurs="0"/>
+                <xsd:element ref="ns4:SharedWithDetails" minOccurs="0"/>
+                <xsd:element ref="ns4:SharingHintHash" minOccurs="0"/>
+                <xsd:element ref="ns3:MediaServiceDateTaken" minOccurs="0"/>
+                <xsd:element ref="ns3:MediaServiceSystemTags" minOccurs="0"/>
+                <xsd:element ref="ns3:MediaServiceGenerationTime" minOccurs="0"/>
+                <xsd:element ref="ns3:MediaServiceEventHashCode" minOccurs="0"/>
+                <xsd:element ref="ns3:MediaLengthInSeconds" minOccurs="0"/>
+                <xsd:element ref="ns3:MediaServiceSearchProperties" minOccurs="0"/>
+                <xsd:element ref="ns3:MediaServiceOCR" minOccurs="0"/>
               </xsd:all>
             </xsd:complexType>
           </xsd:element>
@@ -9198,7 +8481,7 @@
       </xsd:complexType>
     </xsd:element>
   </xsd:schema>
-  <xsd:schema xmlns:xsd="http://www.w3.org/2001/XMLSchema" xmlns:xs="http://www.w3.org/2001/XMLSchema" xmlns:dms="http://schemas.microsoft.com/office/2006/documentManagement/types" xmlns:pc="http://schemas.microsoft.com/office/infopath/2007/PartnerControls" targetNamespace="15f21a37-e9fd-4e56-87e2-fcf2e1f295d6" elementFormDefault="qualified">
+  <xsd:schema xmlns:xsd="http://www.w3.org/2001/XMLSchema" xmlns:xs="http://www.w3.org/2001/XMLSchema" xmlns:dms="http://schemas.microsoft.com/office/2006/documentManagement/types" xmlns:pc="http://schemas.microsoft.com/office/infopath/2007/PartnerControls" targetNamespace="f4889f0f-50bc-47d7-b0c2-7df07c498abe" elementFormDefault="qualified">
     <xsd:import namespace="http://schemas.microsoft.com/office/2006/documentManagement/types"/>
     <xsd:import namespace="http://schemas.microsoft.com/office/infopath/2007/PartnerControls"/>
     <xsd:element name="MediaServiceMetadata" ma:index="8" nillable="true" ma:displayName="MediaServiceMetadata" ma:hidden="true" ma:internalName="MediaServiceMetadata" ma:readOnly="true">
@@ -9211,89 +8494,58 @@
         <xsd:restriction base="dms:Note"/>
       </xsd:simpleType>
     </xsd:element>
-    <xsd:element name="MediaServiceAutoTags" ma:index="10" nillable="true" ma:displayName="Tags" ma:internalName="MediaServiceAutoTags" ma:readOnly="true">
+    <xsd:element name="MediaServiceObjectDetectorVersions" ma:index="10" nillable="true" ma:displayName="MediaServiceObjectDetectorVersions" ma:hidden="true" ma:indexed="true" ma:internalName="MediaServiceObjectDetectorVersions" ma:readOnly="true">
       <xsd:simpleType>
         <xsd:restriction base="dms:Text"/>
       </xsd:simpleType>
     </xsd:element>
-    <xsd:element name="MediaServiceOCR" ma:index="11" nillable="true" ma:displayName="Extracted Text" ma:internalName="MediaServiceOCR" ma:readOnly="true">
+    <xsd:element name="_activity" ma:index="11" nillable="true" ma:displayName="_activity" ma:hidden="true" ma:internalName="_activity">
+      <xsd:simpleType>
+        <xsd:restriction base="dms:Note"/>
+      </xsd:simpleType>
+    </xsd:element>
+    <xsd:element name="MediaServiceDateTaken" ma:index="15" nillable="true" ma:displayName="MediaServiceDateTaken" ma:hidden="true" ma:indexed="true" ma:internalName="MediaServiceDateTaken" ma:readOnly="true">
+      <xsd:simpleType>
+        <xsd:restriction base="dms:Text"/>
+      </xsd:simpleType>
+    </xsd:element>
+    <xsd:element name="MediaServiceSystemTags" ma:index="16" nillable="true" ma:displayName="MediaServiceSystemTags" ma:hidden="true" ma:internalName="MediaServiceSystemTags" ma:readOnly="true">
+      <xsd:simpleType>
+        <xsd:restriction base="dms:Note"/>
+      </xsd:simpleType>
+    </xsd:element>
+    <xsd:element name="MediaServiceGenerationTime" ma:index="17" nillable="true" ma:displayName="MediaServiceGenerationTime" ma:hidden="true" ma:internalName="MediaServiceGenerationTime" ma:readOnly="true">
+      <xsd:simpleType>
+        <xsd:restriction base="dms:Text"/>
+      </xsd:simpleType>
+    </xsd:element>
+    <xsd:element name="MediaServiceEventHashCode" ma:index="18" nillable="true" ma:displayName="MediaServiceEventHashCode" ma:hidden="true" ma:internalName="MediaServiceEventHashCode" ma:readOnly="true">
+      <xsd:simpleType>
+        <xsd:restriction base="dms:Text"/>
+      </xsd:simpleType>
+    </xsd:element>
+    <xsd:element name="MediaLengthInSeconds" ma:index="19" nillable="true" ma:displayName="MediaLengthInSeconds" ma:hidden="true" ma:internalName="MediaLengthInSeconds" ma:readOnly="true">
+      <xsd:simpleType>
+        <xsd:restriction base="dms:Unknown"/>
+      </xsd:simpleType>
+    </xsd:element>
+    <xsd:element name="MediaServiceSearchProperties" ma:index="20" nillable="true" ma:displayName="MediaServiceSearchProperties" ma:hidden="true" ma:internalName="MediaServiceSearchProperties" ma:readOnly="true">
+      <xsd:simpleType>
+        <xsd:restriction base="dms:Note"/>
+      </xsd:simpleType>
+    </xsd:element>
+    <xsd:element name="MediaServiceOCR" ma:index="21" nillable="true" ma:displayName="Extracted Text" ma:internalName="MediaServiceOCR" ma:readOnly="true">
       <xsd:simpleType>
         <xsd:restriction base="dms:Note">
           <xsd:maxLength value="255"/>
         </xsd:restriction>
       </xsd:simpleType>
     </xsd:element>
-    <xsd:element name="MediaServiceGenerationTime" ma:index="12" nillable="true" ma:displayName="MediaServiceGenerationTime" ma:hidden="true" ma:internalName="MediaServiceGenerationTime" ma:readOnly="true">
-      <xsd:simpleType>
-        <xsd:restriction base="dms:Text"/>
-      </xsd:simpleType>
-    </xsd:element>
-    <xsd:element name="MediaServiceEventHashCode" ma:index="13" nillable="true" ma:displayName="MediaServiceEventHashCode" ma:hidden="true" ma:internalName="MediaServiceEventHashCode" ma:readOnly="true">
-      <xsd:simpleType>
-        <xsd:restriction base="dms:Text"/>
-      </xsd:simpleType>
-    </xsd:element>
-    <xsd:element name="MediaServiceDateTaken" ma:index="14" nillable="true" ma:displayName="MediaServiceDateTaken" ma:hidden="true" ma:internalName="MediaServiceDateTaken" ma:readOnly="true">
-      <xsd:simpleType>
-        <xsd:restriction base="dms:Text"/>
-      </xsd:simpleType>
-    </xsd:element>
-    <xsd:element name="MediaServiceAutoKeyPoints" ma:index="15" nillable="true" ma:displayName="MediaServiceAutoKeyPoints" ma:hidden="true" ma:internalName="MediaServiceAutoKeyPoints" ma:readOnly="true">
-      <xsd:simpleType>
-        <xsd:restriction base="dms:Note"/>
-      </xsd:simpleType>
-    </xsd:element>
-    <xsd:element name="MediaServiceKeyPoints" ma:index="16" nillable="true" ma:displayName="KeyPoints" ma:internalName="MediaServiceKeyPoints" ma:readOnly="true">
-      <xsd:simpleType>
-        <xsd:restriction base="dms:Note">
-          <xsd:maxLength value="255"/>
-        </xsd:restriction>
-      </xsd:simpleType>
-    </xsd:element>
-    <xsd:element name="MediaServiceLocation" ma:index="17" nillable="true" ma:displayName="Location" ma:internalName="MediaServiceLocation" ma:readOnly="true">
-      <xsd:simpleType>
-        <xsd:restriction base="dms:Text"/>
-      </xsd:simpleType>
-    </xsd:element>
-    <xsd:element name="MediaLengthInSeconds" ma:index="20" nillable="true" ma:displayName="Length (seconds)" ma:internalName="MediaLengthInSeconds" ma:readOnly="true">
-      <xsd:simpleType>
-        <xsd:restriction base="dms:Unknown"/>
-      </xsd:simpleType>
-    </xsd:element>
-    <xsd:element name="_Flow_SignoffStatus" ma:index="21" nillable="true" ma:displayName="Sign-off status" ma:internalName="Sign_x002d_off_x0020_status">
-      <xsd:simpleType>
-        <xsd:restriction base="dms:Text"/>
-      </xsd:simpleType>
-    </xsd:element>
-    <xsd:element name="lcf76f155ced4ddcb4097134ff3c332f" ma:index="23" nillable="true" ma:taxonomy="true" ma:internalName="lcf76f155ced4ddcb4097134ff3c332f" ma:taxonomyFieldName="MediaServiceImageTags" ma:displayName="Image Tags" ma:readOnly="false" ma:fieldId="{5cf76f15-5ced-4ddc-b409-7134ff3c332f}" ma:taxonomyMulti="true" ma:sspId="c921d02d-b337-4ce5-bd1c-22d9132a6b17" ma:termSetId="09814cd3-568e-fe90-9814-8d621ff8fb84" ma:anchorId="fba54fb3-c3e1-fe81-a776-ca4b69148c4d" ma:open="true" ma:isKeyword="false">
-      <xsd:complexType>
-        <xsd:sequence>
-          <xsd:element ref="pc:Terms" minOccurs="0" maxOccurs="1"/>
-        </xsd:sequence>
-      </xsd:complexType>
-    </xsd:element>
-    <xsd:element name="Description" ma:index="25" nillable="true" ma:displayName="Description" ma:format="Dropdown" ma:internalName="Description">
-      <xsd:simpleType>
-        <xsd:restriction base="dms:Text">
-          <xsd:maxLength value="255"/>
-        </xsd:restriction>
-      </xsd:simpleType>
-    </xsd:element>
-    <xsd:element name="MediaServiceObjectDetectorVersions" ma:index="26" nillable="true" ma:displayName="MediaServiceObjectDetectorVersions" ma:hidden="true" ma:indexed="true" ma:internalName="MediaServiceObjectDetectorVersions" ma:readOnly="true">
-      <xsd:simpleType>
-        <xsd:restriction base="dms:Text"/>
-      </xsd:simpleType>
-    </xsd:element>
-    <xsd:element name="MediaServiceSearchProperties" ma:index="27" nillable="true" ma:displayName="MediaServiceSearchProperties" ma:hidden="true" ma:internalName="MediaServiceSearchProperties" ma:readOnly="true">
-      <xsd:simpleType>
-        <xsd:restriction base="dms:Note"/>
-      </xsd:simpleType>
-    </xsd:element>
   </xsd:schema>
-  <xsd:schema xmlns:xsd="http://www.w3.org/2001/XMLSchema" xmlns:xs="http://www.w3.org/2001/XMLSchema" xmlns:dms="http://schemas.microsoft.com/office/2006/documentManagement/types" xmlns:pc="http://schemas.microsoft.com/office/infopath/2007/PartnerControls" targetNamespace="bd8f5c91-62e9-4a11-a52b-9ff4e4ae343d" elementFormDefault="qualified">
+  <xsd:schema xmlns:xsd="http://www.w3.org/2001/XMLSchema" xmlns:xs="http://www.w3.org/2001/XMLSchema" xmlns:dms="http://schemas.microsoft.com/office/2006/documentManagement/types" xmlns:pc="http://schemas.microsoft.com/office/infopath/2007/PartnerControls" targetNamespace="e8fc7976-58a5-4ed8-b6be-b1d5442264e0" elementFormDefault="qualified">
     <xsd:import namespace="http://schemas.microsoft.com/office/2006/documentManagement/types"/>
     <xsd:import namespace="http://schemas.microsoft.com/office/infopath/2007/PartnerControls"/>
-    <xsd:element name="SharedWithUsers" ma:index="18" nillable="true" ma:displayName="Shared With" ma:internalName="SharedWithUsers" ma:readOnly="true">
+    <xsd:element name="SharedWithUsers" ma:index="12" nillable="true" ma:displayName="Shared With" ma:internalName="SharedWithUsers" ma:readOnly="true">
       <xsd:complexType>
         <xsd:complexContent>
           <xsd:extension base="dms:UserMulti">
@@ -9312,23 +8564,17 @@
         </xsd:complexContent>
       </xsd:complexType>
     </xsd:element>
-    <xsd:element name="SharedWithDetails" ma:index="19" nillable="true" ma:displayName="Shared With Details" ma:internalName="SharedWithDetails" ma:readOnly="true">
+    <xsd:element name="SharedWithDetails" ma:index="13" nillable="true" ma:displayName="Shared With Details" ma:internalName="SharedWithDetails" ma:readOnly="true">
       <xsd:simpleType>
         <xsd:restriction base="dms:Note">
           <xsd:maxLength value="255"/>
         </xsd:restriction>
       </xsd:simpleType>
     </xsd:element>
-    <xsd:element name="TaxCatchAll" ma:index="24" nillable="true" ma:displayName="Taxonomy Catch All Column" ma:hidden="true" ma:list="{263acd72-72fe-44cc-8f5d-56181de2b264}" ma:internalName="TaxCatchAll" ma:showField="CatchAllData" ma:web="bd8f5c91-62e9-4a11-a52b-9ff4e4ae343d">
-      <xsd:complexType>
-        <xsd:complexContent>
-          <xsd:extension base="dms:MultiChoiceLookup">
-            <xsd:sequence>
-              <xsd:element name="Value" type="dms:Lookup" maxOccurs="unbounded" minOccurs="0" nillable="true"/>
-            </xsd:sequence>
-          </xsd:extension>
-        </xsd:complexContent>
-      </xsd:complexType>
+    <xsd:element name="SharingHintHash" ma:index="14" nillable="true" ma:displayName="Sharing Hint Hash" ma:hidden="true" ma:internalName="SharingHintHash" ma:readOnly="true">
+      <xsd:simpleType>
+        <xsd:restriction base="dms:Text"/>
+      </xsd:simpleType>
     </xsd:element>
   </xsd:schema>
   <xsd:schema xmlns="http://schemas.openxmlformats.org/package/2006/metadata/core-properties" xmlns:xsd="http://www.w3.org/2001/XMLSchema" xmlns:xsi="http://www.w3.org/2001/XMLSchema-instance" xmlns:dc="http://purl.org/dc/elements/1.1/" xmlns:dcterms="http://purl.org/dc/terms/" xmlns:odoc="http://schemas.microsoft.com/internal/obd" targetNamespace="http://schemas.openxmlformats.org/package/2006/metadata/core-properties" elementFormDefault="qualified" attributeFormDefault="unqualified" blockDefault="#all">
@@ -9430,25 +8676,56 @@
 </ct:contentTypeSchema>
 </file>
 
+<file path=customXml/item2.xml><?xml version="1.0" encoding="utf-8"?>
+<p:properties xmlns:p="http://schemas.microsoft.com/office/2006/metadata/properties" xmlns:xsi="http://www.w3.org/2001/XMLSchema-instance" xmlns:pc="http://schemas.microsoft.com/office/infopath/2007/PartnerControls">
+  <documentManagement>
+    <_activity xmlns="f4889f0f-50bc-47d7-b0c2-7df07c498abe" xsi:nil="true"/>
+  </documentManagement>
+</p:properties>
+</file>
+
+<file path=customXml/item3.xml><?xml version="1.0" encoding="utf-8"?>
+<?mso-contentType ?>
+<FormTemplates xmlns="http://schemas.microsoft.com/sharepoint/v3/contenttype/forms">
+  <Display>DocumentLibraryForm</Display>
+  <Edit>DocumentLibraryForm</Edit>
+  <New>DocumentLibraryForm</New>
+</FormTemplates>
+</file>
+
 <file path=customXml/itemProps1.xml><?xml version="1.0" encoding="utf-8"?>
-<ds:datastoreItem xmlns:ds="http://schemas.openxmlformats.org/officeDocument/2006/customXml" ds:itemID="{118FD610-6BE5-4364-9321-BBEC8BBD0A9D}">
+<ds:datastoreItem xmlns:ds="http://schemas.openxmlformats.org/officeDocument/2006/customXml" ds:itemID="{8D6930C1-A370-4904-A29D-4E83886827F9}">
   <ds:schemaRefs>
+    <ds:schemaRef ds:uri="http://schemas.microsoft.com/office/2006/metadata/contentType"/>
+    <ds:schemaRef ds:uri="http://schemas.microsoft.com/office/2006/metadata/properties/metaAttributes"/>
+    <ds:schemaRef ds:uri="http://www.w3.org/2001/XMLSchema"/>
     <ds:schemaRef ds:uri="http://schemas.microsoft.com/office/2006/metadata/properties"/>
+    <ds:schemaRef ds:uri="f4889f0f-50bc-47d7-b0c2-7df07c498abe"/>
+    <ds:schemaRef ds:uri="e8fc7976-58a5-4ed8-b6be-b1d5442264e0"/>
+    <ds:schemaRef ds:uri="http://schemas.microsoft.com/office/2006/documentManagement/types"/>
     <ds:schemaRef ds:uri="http://schemas.microsoft.com/office/infopath/2007/PartnerControls"/>
-    <ds:schemaRef ds:uri="bd8f5c91-62e9-4a11-a52b-9ff4e4ae343d"/>
-    <ds:schemaRef ds:uri="15f21a37-e9fd-4e56-87e2-fcf2e1f295d6"/>
+    <ds:schemaRef ds:uri="http://schemas.openxmlformats.org/package/2006/metadata/core-properties"/>
+    <ds:schemaRef ds:uri="http://purl.org/dc/elements/1.1/"/>
+    <ds:schemaRef ds:uri="http://purl.org/dc/terms/"/>
+    <ds:schemaRef ds:uri="http://schemas.microsoft.com/internal/obd"/>
   </ds:schemaRefs>
 </ds:datastoreItem>
 </file>
 
 <file path=customXml/itemProps2.xml><?xml version="1.0" encoding="utf-8"?>
+<ds:datastoreItem xmlns:ds="http://schemas.openxmlformats.org/officeDocument/2006/customXml" ds:itemID="{118FD610-6BE5-4364-9321-BBEC8BBD0A9D}">
+  <ds:schemaRefs>
+    <ds:schemaRef ds:uri="http://schemas.microsoft.com/office/2006/metadata/properties"/>
+    <ds:schemaRef ds:uri="http://schemas.microsoft.com/office/infopath/2007/PartnerControls"/>
+    <ds:schemaRef ds:uri="f4889f0f-50bc-47d7-b0c2-7df07c498abe"/>
+  </ds:schemaRefs>
+</ds:datastoreItem>
+</file>
+
+<file path=customXml/itemProps3.xml><?xml version="1.0" encoding="utf-8"?>
 <ds:datastoreItem xmlns:ds="http://schemas.openxmlformats.org/officeDocument/2006/customXml" ds:itemID="{0111363D-E00A-4E60-9806-43BA50956364}">
   <ds:schemaRefs>
     <ds:schemaRef ds:uri="http://schemas.microsoft.com/sharepoint/v3/contenttype/forms"/>
   </ds:schemaRefs>
 </ds:datastoreItem>
-</file>
-
-<file path=customXml/itemProps3.xml><?xml version="1.0" encoding="utf-8"?>
-<ds:datastoreItem xmlns:ds="http://schemas.openxmlformats.org/officeDocument/2006/customXml" ds:itemID="{5CE00E78-19D7-4957-8746-EC837456809A}"/>
 </file>
--- a/docs/NCT-NEO-HandNav.docx
+++ b/docs/NCT-NEO-HandNav.docx
@@ -976,14 +976,12 @@
         <w:rPr>
           <w:rFonts w:ascii="Aptos" w:eastAsia="Aptos" w:hAnsi="Aptos" w:cs="Aptos"/>
           <w:color w:val="000000" w:themeColor="text1"/>
-          <w:highlight w:val="yellow"/>
         </w:rPr>
       </w:pPr>
       <w:r>
         <w:rPr>
           <w:rFonts w:ascii="Aptos" w:eastAsia="Aptos" w:hAnsi="Aptos" w:cs="Aptos"/>
           <w:color w:val="000000" w:themeColor="text1"/>
-          <w:highlight w:val="yellow"/>
         </w:rPr>
         <w:t>Library dependencies</w:t>
       </w:r>
@@ -999,14 +997,12 @@
         <w:rPr>
           <w:rFonts w:ascii="Aptos" w:eastAsia="Aptos" w:hAnsi="Aptos" w:cs="Aptos"/>
           <w:color w:val="000000" w:themeColor="text1"/>
-          <w:highlight w:val="yellow"/>
         </w:rPr>
       </w:pPr>
       <w:r>
         <w:rPr>
           <w:rFonts w:ascii="Aptos" w:eastAsia="Aptos" w:hAnsi="Aptos" w:cs="Aptos"/>
           <w:color w:val="000000" w:themeColor="text1"/>
-          <w:highlight w:val="yellow"/>
         </w:rPr>
         <w:t>A demonstration video of your products</w:t>
       </w:r>
@@ -1022,14 +1018,12 @@
         <w:rPr>
           <w:rFonts w:ascii="Aptos" w:eastAsia="Aptos" w:hAnsi="Aptos" w:cs="Aptos"/>
           <w:color w:val="000000" w:themeColor="text1"/>
-          <w:highlight w:val="yellow"/>
         </w:rPr>
       </w:pPr>
       <w:r>
         <w:rPr>
           <w:rFonts w:ascii="Aptos" w:eastAsia="Aptos" w:hAnsi="Aptos" w:cs="Aptos"/>
           <w:color w:val="000000" w:themeColor="text1"/>
-          <w:highlight w:val="yellow"/>
         </w:rPr>
         <w:t>Team contribution table (This table must include name, GitHub account, and role in the project)</w:t>
       </w:r>
@@ -1045,7 +1039,6 @@
         <w:rPr>
           <w:rFonts w:ascii="Aptos" w:eastAsia="Aptos" w:hAnsi="Aptos" w:cs="Aptos"/>
           <w:color w:val="000000" w:themeColor="text1"/>
-          <w:highlight w:val="yellow"/>
         </w:rPr>
       </w:pPr>
       <w:proofErr w:type="gramStart"/>
@@ -1053,7 +1046,6 @@
         <w:rPr>
           <w:rFonts w:ascii="Aptos" w:eastAsia="Aptos" w:hAnsi="Aptos" w:cs="Aptos"/>
           <w:color w:val="000000" w:themeColor="text1"/>
-          <w:highlight w:val="yellow"/>
         </w:rPr>
         <w:t>.env</w:t>
       </w:r>
@@ -1062,7 +1054,6 @@
         <w:rPr>
           <w:rFonts w:ascii="Aptos" w:eastAsia="Aptos" w:hAnsi="Aptos" w:cs="Aptos"/>
           <w:color w:val="000000" w:themeColor="text1"/>
-          <w:highlight w:val="yellow"/>
         </w:rPr>
         <w:t xml:space="preserve"> format and what needs to be input</w:t>
       </w:r>
@@ -1078,14 +1069,12 @@
         <w:rPr>
           <w:rFonts w:ascii="Aptos" w:eastAsia="Aptos" w:hAnsi="Aptos" w:cs="Aptos"/>
           <w:color w:val="000000" w:themeColor="text1"/>
-          <w:highlight w:val="yellow"/>
         </w:rPr>
       </w:pPr>
       <w:r>
         <w:rPr>
           <w:rFonts w:ascii="Aptos" w:eastAsia="Aptos" w:hAnsi="Aptos" w:cs="Aptos"/>
           <w:color w:val="000000" w:themeColor="text1"/>
-          <w:highlight w:val="yellow"/>
         </w:rPr>
         <w:t>Extra features description</w:t>
       </w:r>
